--- a/PATCH_NOTES_v0.4.8.5.docx
+++ b/PATCH_NOTES_v0.4.8.5.docx
@@ -3556,6 +3556,1609 @@
     </w:p>
     <w:p>
       <w:pPr>
+        <w:pStyle w:val="Heading1"/>
+        <w:spacing w:after="120" w:before="280"/>
+      </w:pPr>
+      <w:r>
+        <w:rPr>
+          <w:rFonts w:ascii="Calibri" w:cs="Calibri" w:eastAsia="Calibri" w:hAnsi="Calibri"/>
+          <w:b/>
+          <w:bCs/>
+          <w:color w:val="C8102E"/>
+          <w:sz w:val="32"/>
+          <w:szCs w:val="32"/>
+        </w:rPr>
+        <w:t xml:space="preserve">Quick patch (Oct 13): And The Beat Goes On</w:t>
+      </w:r>
+    </w:p>
+    <w:p>
+      <w:pPr>
+        <w:spacing w:after="140" w:line="288"/>
+      </w:pPr>
+      <w:r>
+        <w:rPr>
+          <w:rFonts w:ascii="Calibri" w:cs="Calibri" w:eastAsia="Calibri" w:hAnsi="Calibri"/>
+          <w:color w:val="1F2328"/>
+        </w:rPr>
+        <w:t xml:space="preserve">The next park event, </w:t>
+      </w:r>
+      <w:r>
+        <w:rPr>
+          <w:rFonts w:ascii="Calibri" w:cs="Calibri" w:eastAsia="Calibri" w:hAnsi="Calibri"/>
+          <w:b/>
+          <w:bCs/>
+          <w:color w:val="1F2328"/>
+        </w:rPr>
+        <w:t xml:space="preserve">And The Beat Goes On</w:t>
+      </w:r>
+      <w:r>
+        <w:rPr>
+          <w:rFonts w:ascii="Calibri" w:cs="Calibri" w:eastAsia="Calibri" w:hAnsi="Calibri"/>
+          <w:color w:val="1F2328"/>
+        </w:rPr>
+        <w:t xml:space="preserve">, takes over from The Jungle Ballers the moment the Jungle's leaderboard closes: </w:t>
+      </w:r>
+      <w:r>
+        <w:rPr>
+          <w:rFonts w:ascii="Calibri" w:cs="Calibri" w:eastAsia="Calibri" w:hAnsi="Calibri"/>
+          <w:b/>
+          <w:bCs/>
+          <w:color w:val="1F2328"/>
+        </w:rPr>
+        <w:t xml:space="preserve">October 14 at 00:00 UTC</w:t>
+      </w:r>
+      <w:r>
+        <w:rPr>
+          <w:rFonts w:ascii="Calibri" w:cs="Calibri" w:eastAsia="Calibri" w:hAnsi="Calibri"/>
+          <w:color w:val="1F2328"/>
+        </w:rPr>
+        <w:t xml:space="preserve"> (8 pm Eastern, 5 pm Pacific on October 13). Until then the Jungle runs as normal and pays its prizes as normal. After that its park closes, just as the King Tut Cup's did. Nothing of it is deleted, so it can come back for a future event.</w:t>
+      </w:r>
+    </w:p>
+    <w:p>
+      <w:pPr>
+        <w:pStyle w:val="Heading2"/>
+        <w:spacing w:after="80" w:before="200"/>
+      </w:pPr>
+      <w:r>
+        <w:rPr>
+          <w:rFonts w:ascii="Calibri" w:cs="Calibri" w:eastAsia="Calibri" w:hAnsi="Calibri"/>
+          <w:b/>
+          <w:bCs/>
+          <w:color w:val="1F2328"/>
+          <w:sz w:val="26"/>
+          <w:szCs w:val="26"/>
+        </w:rPr>
+        <w:t xml:space="preserve">The park: an 80s city at sundown</w:t>
+      </w:r>
+    </w:p>
+    <w:p>
+      <w:pPr>
+        <w:pStyle w:val="ListParagraph"/>
+        <w:numPr>
+          <w:ilvl w:val="0"/>
+          <w:numId w:val="2"/>
+        </w:numPr>
+        <w:spacing w:after="80" w:line="276"/>
+      </w:pPr>
+      <w:r>
+        <w:rPr>
+          <w:rFonts w:ascii="Calibri" w:cs="Calibri" w:eastAsia="Calibri" w:hAnsi="Calibri"/>
+          <w:b/>
+          <w:bCs/>
+          <w:color w:val="1F2328"/>
+        </w:rPr>
+        <w:t xml:space="preserve">The sun sits right on the horizon</w:t>
+      </w:r>
+      <w:r>
+        <w:rPr>
+          <w:rFonts w:ascii="Calibri" w:cs="Calibri" w:eastAsia="Calibri" w:hAnsi="Calibri"/>
+          <w:color w:val="1F2328"/>
+        </w:rPr>
+        <w:t xml:space="preserve"> and the whole city glows orange. The sky runs from deep indigo overhead through magenta and hot pink to orange at the horizon. A big striped synthwave sun sits low in the west-north-west, with pink clouds across it. The buildings in that direction are low, so you can see the sun above the roofs and down the boulevard between the palms. The shadows are long, but the courts stay bright and the players stay easy to read.</w:t>
+      </w:r>
+    </w:p>
+    <w:p>
+      <w:pPr>
+        <w:pStyle w:val="ListParagraph"/>
+        <w:numPr>
+          <w:ilvl w:val="0"/>
+          <w:numId w:val="2"/>
+        </w:numPr>
+        <w:spacing w:after="80" w:line="276"/>
+      </w:pPr>
+      <w:r>
+        <w:rPr>
+          <w:rFonts w:ascii="Calibri" w:cs="Calibri" w:eastAsia="Calibri" w:hAnsi="Calibri"/>
+          <w:b/>
+          <w:bCs/>
+          <w:color w:val="1F2328"/>
+        </w:rPr>
+        <w:t xml:space="preserve">Retro courts:</w:t>
+      </w:r>
+      <w:r>
+        <w:rPr>
+          <w:rFonts w:ascii="Calibri" w:cs="Calibri" w:eastAsia="Calibri" w:hAnsi="Calibri"/>
+          <w:color w:val="1F2328"/>
+        </w:rPr>
+        <w:t xml:space="preserve"> violet floors, hot-pink aprons, teal keys and cream lines, framed with sunset stripes. Memphis-style squiggles, triangles, dots and zigzags cover the aprons. At center court there's a sunset logo (a striped sun over a neon grid between palms, with BEAT in chrome), and "AND THE BEAT GOES ON" runs along the baselines. The hoops have pink rims and purple poles, and the benches are pink and teal.</w:t>
+      </w:r>
+    </w:p>
+    <w:p>
+      <w:pPr>
+        <w:pStyle w:val="ListParagraph"/>
+        <w:numPr>
+          <w:ilvl w:val="0"/>
+          <w:numId w:val="2"/>
+        </w:numPr>
+        <w:spacing w:after="80" w:line="276"/>
+      </w:pPr>
+      <w:r>
+        <w:rPr>
+          <w:rFonts w:ascii="Calibri" w:cs="Calibri" w:eastAsia="Calibri" w:hAnsi="Calibri"/>
+          <w:b/>
+          <w:bCs/>
+          <w:color w:val="1F2328"/>
+        </w:rPr>
+        <w:t xml:space="preserve">The city:</w:t>
+      </w:r>
+    </w:p>
+    <w:p>
+      <w:pPr>
+        <w:pStyle w:val="ListParagraph"/>
+        <w:numPr>
+          <w:ilvl w:val="1"/>
+          <w:numId w:val="2"/>
+        </w:numPr>
+        <w:spacing w:after="80" w:line="276"/>
+      </w:pPr>
+      <w:r>
+        <w:rPr>
+          <w:rFonts w:ascii="Calibri" w:cs="Calibri" w:eastAsia="Calibri" w:hAnsi="Calibri"/>
+          <w:b/>
+          <w:bCs/>
+          <w:color w:val="1F2328"/>
+        </w:rPr>
+        <w:t xml:space="preserve">Streets and buildings:</w:t>
+      </w:r>
+      <w:r>
+        <w:rPr>
+          <w:rFonts w:ascii="Calibri" w:cs="Calibri" w:eastAsia="Calibri" w:hAnsi="Calibri"/>
+          <w:color w:val="1F2328"/>
+        </w:rPr>
+        <w:t xml:space="preserve"> a palm-lined boulevard (the Strip) runs north of the park, with avenues on both sides. Pastel art-deco blocks have neon trim and racing stripes, and mirror-glass towers have neon crowns.</w:t>
+      </w:r>
+    </w:p>
+    <w:p>
+      <w:pPr>
+        <w:pStyle w:val="ListParagraph"/>
+        <w:numPr>
+          <w:ilvl w:val="1"/>
+          <w:numId w:val="2"/>
+        </w:numPr>
+        <w:spacing w:after="80" w:line="276"/>
+      </w:pPr>
+      <w:r>
+        <w:rPr>
+          <w:rFonts w:ascii="Calibri" w:cs="Calibri" w:eastAsia="Calibri" w:hAnsi="Calibri"/>
+          <w:b/>
+          <w:bCs/>
+          <w:color w:val="1F2328"/>
+        </w:rPr>
+        <w:t xml:space="preserve">Places:</w:t>
+      </w:r>
+      <w:r>
+        <w:rPr>
+          <w:rFonts w:ascii="Calibri" w:cs="Calibri" w:eastAsia="Calibri" w:hAnsi="Calibri"/>
+          <w:color w:val="1F2328"/>
+        </w:rPr>
+        <w:t xml:space="preserve"> a strip of shops faces the plaza (a diner, a cocktail bar, a record store, a pizza place and a live-music club). There's also an arcade, a barrel-roofed roller rink, a motel with a chasing-arrow sign, and a hotel with an AND THE BEAT GOES ON billboard on the roof. The park's mural is now a boombox-and-cassette mural.</w:t>
+      </w:r>
+    </w:p>
+    <w:p>
+      <w:pPr>
+        <w:pStyle w:val="ListParagraph"/>
+        <w:numPr>
+          <w:ilvl w:val="1"/>
+          <w:numId w:val="2"/>
+        </w:numPr>
+        <w:spacing w:after="80" w:line="276"/>
+      </w:pPr>
+      <w:r>
+        <w:rPr>
+          <w:rFonts w:ascii="Calibri" w:cs="Calibri" w:eastAsia="Calibri" w:hAnsi="Calibri"/>
+          <w:b/>
+          <w:bCs/>
+          <w:color w:val="1F2328"/>
+        </w:rPr>
+        <w:t xml:space="preserve">Neon everywhere:</w:t>
+      </w:r>
+      <w:r>
+        <w:rPr>
+          <w:rFonts w:ascii="Calibri" w:cs="Calibri" w:eastAsia="Calibri" w:hAnsi="Calibri"/>
+          <w:color w:val="1F2328"/>
+        </w:rPr>
+        <w:t xml:space="preserve"> some signs hold steady, some flicker, some change colour and some chase their bulbs.</w:t>
+      </w:r>
+    </w:p>
+    <w:p>
+      <w:pPr>
+        <w:pStyle w:val="ListParagraph"/>
+        <w:numPr>
+          <w:ilvl w:val="0"/>
+          <w:numId w:val="2"/>
+        </w:numPr>
+        <w:spacing w:after="80" w:line="276"/>
+      </w:pPr>
+      <w:r>
+        <w:rPr>
+          <w:rFonts w:ascii="Calibri" w:cs="Calibri" w:eastAsia="Calibri" w:hAnsi="Calibri"/>
+          <w:b/>
+          <w:bCs/>
+          <w:color w:val="1F2328"/>
+        </w:rPr>
+        <w:t xml:space="preserve">The disco bar:</w:t>
+      </w:r>
+      <w:r>
+        <w:rPr>
+          <w:rFonts w:ascii="Calibri" w:cs="Calibri" w:eastAsia="Calibri" w:hAnsi="Calibri"/>
+          <w:color w:val="1F2328"/>
+        </w:rPr>
+        <w:t xml:space="preserve"> a black-and-chrome front with DISCO in pink neon, framed by chasing bulbs. A big mirror ball turns over the door, throwing coloured beams down the sidewalk. Through the windows you see a light-up dance floor stepping on the beat, a second mirror ball and the DJ booth. Two searchlights sweep the sky. Dancers spill out of the door, and a line waits behind the velvet rope with a bouncer.</w:t>
+      </w:r>
+    </w:p>
+    <w:p>
+      <w:pPr>
+        <w:pStyle w:val="ListParagraph"/>
+        <w:numPr>
+          <w:ilvl w:val="0"/>
+          <w:numId w:val="2"/>
+        </w:numPr>
+        <w:spacing w:after="80" w:line="276"/>
+      </w:pPr>
+      <w:r>
+        <w:rPr>
+          <w:rFonts w:ascii="Calibri" w:cs="Calibri" w:eastAsia="Calibri" w:hAnsi="Calibri"/>
+          <w:b/>
+          <w:bCs/>
+          <w:color w:val="1F2328"/>
+        </w:rPr>
+        <w:t xml:space="preserve">Lowriders:</w:t>
+      </w:r>
+      <w:r>
+        <w:rPr>
+          <w:rFonts w:ascii="Calibri" w:cs="Calibri" w:eastAsia="Calibri" w:hAnsi="Calibri"/>
+          <w:color w:val="1F2328"/>
+        </w:rPr>
+        <w:t xml:space="preserve"> eleven candy-painted lowriders cruise the Strip and the avenues, and every now and then one pumps its front end or goes up on three wheels. In the lot by the disco, one hops in place (sparks when it lands) and another holds a three-wheel pose. A third bounces its hood at the kerb.</w:t>
+      </w:r>
+    </w:p>
+    <w:p>
+      <w:pPr>
+        <w:pStyle w:val="ListParagraph"/>
+        <w:numPr>
+          <w:ilvl w:val="0"/>
+          <w:numId w:val="2"/>
+        </w:numPr>
+        <w:spacing w:after="80" w:line="276"/>
+      </w:pPr>
+      <w:r>
+        <w:rPr>
+          <w:rFonts w:ascii="Calibri" w:cs="Calibri" w:eastAsia="Calibri" w:hAnsi="Calibri"/>
+          <w:b/>
+          <w:bCs/>
+          <w:color w:val="1F2328"/>
+        </w:rPr>
+        <w:t xml:space="preserve">Dancers:</w:t>
+      </w:r>
+      <w:r>
+        <w:rPr>
+          <w:rFonts w:ascii="Calibri" w:cs="Calibri" w:eastAsia="Calibri" w:hAnsi="Calibri"/>
+          <w:color w:val="1F2328"/>
+        </w:rPr>
+        <w:t xml:space="preserve"> four b-boys take turns on a square of cardboard by the plaza (toprock, six-steps, headspins, windmills and freezes) while people clap. There's also a boombox crew of poppers and a locker, a crowd dancing at the disco door, and roller skaters circling the block.</w:t>
+      </w:r>
+    </w:p>
+    <w:p>
+      <w:pPr>
+        <w:pStyle w:val="ListParagraph"/>
+        <w:numPr>
+          <w:ilvl w:val="0"/>
+          <w:numId w:val="2"/>
+        </w:numPr>
+        <w:spacing w:after="80" w:line="276"/>
+      </w:pPr>
+      <w:r>
+        <w:rPr>
+          <w:rFonts w:ascii="Calibri" w:cs="Calibri" w:eastAsia="Calibri" w:hAnsi="Calibri"/>
+          <w:b/>
+          <w:bCs/>
+          <w:color w:val="1F2328"/>
+        </w:rPr>
+        <w:t xml:space="preserve">Random events</w:t>
+      </w:r>
+      <w:r>
+        <w:rPr>
+          <w:rFonts w:ascii="Calibri" w:cs="Calibri" w:eastAsia="Calibri" w:hAnsi="Calibri"/>
+          <w:color w:val="1F2328"/>
+        </w:rPr>
+        <w:t xml:space="preserve"> (one every half minute or so):</w:t>
+      </w:r>
+    </w:p>
+    <w:p>
+      <w:pPr>
+        <w:pStyle w:val="ListParagraph"/>
+        <w:numPr>
+          <w:ilvl w:val="1"/>
+          <w:numId w:val="2"/>
+        </w:numPr>
+        <w:spacing w:after="80" w:line="276"/>
+      </w:pPr>
+      <w:r>
+        <w:rPr>
+          <w:rFonts w:ascii="Calibri" w:cs="Calibri" w:eastAsia="Calibri" w:hAnsi="Calibri"/>
+          <w:color w:val="1F2328"/>
+        </w:rPr>
+        <w:t xml:space="preserve">a lowrider hop-off on the Strip, with a crowd;</w:t>
+      </w:r>
+    </w:p>
+    <w:p>
+      <w:pPr>
+        <w:pStyle w:val="ListParagraph"/>
+        <w:numPr>
+          <w:ilvl w:val="1"/>
+          <w:numId w:val="2"/>
+        </w:numPr>
+        <w:spacing w:after="80" w:line="276"/>
+      </w:pPr>
+      <w:r>
+        <w:rPr>
+          <w:rFonts w:ascii="Calibri" w:cs="Calibri" w:eastAsia="Calibri" w:hAnsi="Calibri"/>
+          <w:color w:val="1F2328"/>
+        </w:rPr>
+        <w:t xml:space="preserve">a breakdance battle;</w:t>
+      </w:r>
+    </w:p>
+    <w:p>
+      <w:pPr>
+        <w:pStyle w:val="ListParagraph"/>
+        <w:numPr>
+          <w:ilvl w:val="1"/>
+          <w:numId w:val="2"/>
+        </w:numPr>
+        <w:spacing w:after="80" w:line="276"/>
+      </w:pPr>
+      <w:r>
+        <w:rPr>
+          <w:rFonts w:ascii="Calibri" w:cs="Calibri" w:eastAsia="Calibri" w:hAnsi="Calibri"/>
+          <w:color w:val="1F2328"/>
+        </w:rPr>
+        <w:t xml:space="preserve">a roller-skate train;</w:t>
+      </w:r>
+    </w:p>
+    <w:p>
+      <w:pPr>
+        <w:pStyle w:val="ListParagraph"/>
+        <w:numPr>
+          <w:ilvl w:val="1"/>
+          <w:numId w:val="2"/>
+        </w:numPr>
+        <w:spacing w:after="80" w:line="276"/>
+      </w:pPr>
+      <w:r>
+        <w:rPr>
+          <w:rFonts w:ascii="Calibri" w:cs="Calibri" w:eastAsia="Calibri" w:hAnsi="Calibri"/>
+          <w:color w:val="1F2328"/>
+        </w:rPr>
+        <w:t xml:space="preserve">a neon blackout that flickers back on;</w:t>
+      </w:r>
+    </w:p>
+    <w:p>
+      <w:pPr>
+        <w:pStyle w:val="ListParagraph"/>
+        <w:numPr>
+          <w:ilvl w:val="1"/>
+          <w:numId w:val="2"/>
+        </w:numPr>
+        <w:spacing w:after="80" w:line="276"/>
+      </w:pPr>
+      <w:r>
+        <w:rPr>
+          <w:rFonts w:ascii="Calibri" w:cs="Calibri" w:eastAsia="Calibri" w:hAnsi="Calibri"/>
+          <w:color w:val="1F2328"/>
+        </w:rPr>
+        <w:t xml:space="preserve">a plane towing an AND THE BEAT GOES ON banner;</w:t>
+      </w:r>
+    </w:p>
+    <w:p>
+      <w:pPr>
+        <w:pStyle w:val="ListParagraph"/>
+        <w:numPr>
+          <w:ilvl w:val="1"/>
+          <w:numId w:val="2"/>
+        </w:numPr>
+        <w:spacing w:after="80" w:line="276"/>
+      </w:pPr>
+      <w:r>
+        <w:rPr>
+          <w:rFonts w:ascii="Calibri" w:cs="Calibri" w:eastAsia="Calibri" w:hAnsi="Calibri"/>
+          <w:color w:val="1F2328"/>
+        </w:rPr>
+        <w:t xml:space="preserve">a blimp with a scrolling sign;</w:t>
+      </w:r>
+    </w:p>
+    <w:p>
+      <w:pPr>
+        <w:pStyle w:val="ListParagraph"/>
+        <w:numPr>
+          <w:ilvl w:val="1"/>
+          <w:numId w:val="2"/>
+        </w:numPr>
+        <w:spacing w:after="80" w:line="276"/>
+      </w:pPr>
+      <w:r>
+        <w:rPr>
+          <w:rFonts w:ascii="Calibri" w:cs="Calibri" w:eastAsia="Calibri" w:hAnsi="Calibri"/>
+          <w:color w:val="1F2328"/>
+        </w:rPr>
+        <w:t xml:space="preserve">a disco light show with searchlights and lasers in the sky;</w:t>
+      </w:r>
+    </w:p>
+    <w:p>
+      <w:pPr>
+        <w:pStyle w:val="ListParagraph"/>
+        <w:numPr>
+          <w:ilvl w:val="1"/>
+          <w:numId w:val="2"/>
+        </w:numPr>
+        <w:spacing w:after="80" w:line="276"/>
+      </w:pPr>
+      <w:r>
+        <w:rPr>
+          <w:rFonts w:ascii="Calibri" w:cs="Calibri" w:eastAsia="Calibri" w:hAnsi="Calibri"/>
+          <w:color w:val="1F2328"/>
+        </w:rPr>
+        <w:t xml:space="preserve">fireworks over the Strip;</w:t>
+      </w:r>
+    </w:p>
+    <w:p>
+      <w:pPr>
+        <w:pStyle w:val="ListParagraph"/>
+        <w:numPr>
+          <w:ilvl w:val="1"/>
+          <w:numId w:val="2"/>
+        </w:numPr>
+        <w:spacing w:after="80" w:line="276"/>
+      </w:pPr>
+      <w:r>
+        <w:rPr>
+          <w:rFonts w:ascii="Calibri" w:cs="Calibri" w:eastAsia="Calibri" w:hAnsi="Calibri"/>
+          <w:color w:val="1F2328"/>
+        </w:rPr>
+        <w:t xml:space="preserve">a lowrider parade.</w:t>
+      </w:r>
+    </w:p>
+    <w:p>
+      <w:pPr>
+        <w:pStyle w:val="ListParagraph"/>
+        <w:numPr>
+          <w:ilvl w:val="0"/>
+          <w:numId w:val="2"/>
+        </w:numPr>
+        <w:spacing w:after="80" w:line="276"/>
+      </w:pPr>
+      <w:r>
+        <w:rPr>
+          <w:rFonts w:ascii="Calibri" w:cs="Calibri" w:eastAsia="Calibri" w:hAnsi="Calibri"/>
+          <w:b/>
+          <w:bCs/>
+          <w:color w:val="1F2328"/>
+        </w:rPr>
+        <w:t xml:space="preserve">On a win streak the court turns into a disco:</w:t>
+      </w:r>
+    </w:p>
+    <w:p>
+      <w:pPr>
+        <w:pStyle w:val="ListParagraph"/>
+        <w:numPr>
+          <w:ilvl w:val="1"/>
+          <w:numId w:val="2"/>
+        </w:numPr>
+        <w:spacing w:after="80" w:line="276"/>
+      </w:pPr>
+      <w:r>
+        <w:rPr>
+          <w:rFonts w:ascii="Calibri" w:cs="Calibri" w:eastAsia="Calibri" w:hAnsi="Calibri"/>
+          <w:b/>
+          <w:bCs/>
+          <w:color w:val="1F2328"/>
+        </w:rPr>
+        <w:t xml:space="preserve">3 wins:</w:t>
+      </w:r>
+      <w:r>
+        <w:rPr>
+          <w:rFonts w:ascii="Calibri" w:cs="Calibri" w:eastAsia="Calibri" w:hAnsi="Calibri"/>
+          <w:color w:val="1F2328"/>
+        </w:rPr>
+        <w:t xml:space="preserve"> a mirror ball lowers over the court and two spotlights sweep the floor.</w:t>
+      </w:r>
+    </w:p>
+    <w:p>
+      <w:pPr>
+        <w:pStyle w:val="ListParagraph"/>
+        <w:numPr>
+          <w:ilvl w:val="1"/>
+          <w:numId w:val="2"/>
+        </w:numPr>
+        <w:spacing w:after="80" w:line="276"/>
+      </w:pPr>
+      <w:r>
+        <w:rPr>
+          <w:rFonts w:ascii="Calibri" w:cs="Calibri" w:eastAsia="Calibri" w:hAnsi="Calibri"/>
+          <w:b/>
+          <w:bCs/>
+          <w:color w:val="1F2328"/>
+        </w:rPr>
+        <w:t xml:space="preserve">6 wins:</w:t>
+      </w:r>
+      <w:r>
+        <w:rPr>
+          <w:rFonts w:ascii="Calibri" w:cs="Calibri" w:eastAsia="Calibri" w:hAnsi="Calibri"/>
+          <w:color w:val="1F2328"/>
+        </w:rPr>
+        <w:t xml:space="preserve"> more spots, and coloured light on the players.</w:t>
+      </w:r>
+    </w:p>
+    <w:p>
+      <w:pPr>
+        <w:pStyle w:val="ListParagraph"/>
+        <w:numPr>
+          <w:ilvl w:val="1"/>
+          <w:numId w:val="2"/>
+        </w:numPr>
+        <w:spacing w:after="80" w:line="276"/>
+      </w:pPr>
+      <w:r>
+        <w:rPr>
+          <w:rFonts w:ascii="Calibri" w:cs="Calibri" w:eastAsia="Calibri" w:hAnsi="Calibri"/>
+          <w:b/>
+          <w:bCs/>
+          <w:color w:val="1F2328"/>
+        </w:rPr>
+        <w:t xml:space="preserve">9 wins:</w:t>
+      </w:r>
+      <w:r>
+        <w:rPr>
+          <w:rFonts w:ascii="Calibri" w:cs="Calibri" w:eastAsia="Calibri" w:hAnsi="Calibri"/>
+          <w:color w:val="1F2328"/>
+        </w:rPr>
+        <w:t xml:space="preserve"> mirror-ball specks wheel round the court.</w:t>
+      </w:r>
+    </w:p>
+    <w:p>
+      <w:pPr>
+        <w:pStyle w:val="ListParagraph"/>
+        <w:numPr>
+          <w:ilvl w:val="1"/>
+          <w:numId w:val="2"/>
+        </w:numPr>
+        <w:spacing w:after="80" w:line="276"/>
+      </w:pPr>
+      <w:r>
+        <w:rPr>
+          <w:rFonts w:ascii="Calibri" w:cs="Calibri" w:eastAsia="Calibri" w:hAnsi="Calibri"/>
+          <w:b/>
+          <w:bCs/>
+          <w:color w:val="1F2328"/>
+        </w:rPr>
+        <w:t xml:space="preserve">12 wins:</w:t>
+      </w:r>
+      <w:r>
+        <w:rPr>
+          <w:rFonts w:ascii="Calibri" w:cs="Calibri" w:eastAsia="Calibri" w:hAnsi="Calibri"/>
+          <w:color w:val="1F2328"/>
+        </w:rPr>
+        <w:t xml:space="preserve"> the full show, with every spot going, pools of light flashing on the beat, and beams into the sky.</w:t>
+      </w:r>
+    </w:p>
+    <w:p>
+      <w:pPr>
+        <w:pStyle w:val="ListParagraph"/>
+        <w:numPr>
+          <w:ilvl w:val="0"/>
+          <w:numId w:val="2"/>
+        </w:numPr>
+        <w:spacing w:after="80" w:line="276"/>
+      </w:pPr>
+      <w:r>
+        <w:rPr>
+          <w:rFonts w:ascii="Calibri" w:cs="Calibri" w:eastAsia="Calibri" w:hAnsi="Calibri"/>
+          <w:color w:val="1F2328"/>
+        </w:rPr>
+        <w:t xml:space="preserve">The event's leaderboard stands in the park on a neon billboard.</w:t>
+      </w:r>
+    </w:p>
+    <w:p>
+      <w:pPr>
+        <w:pStyle w:val="Heading2"/>
+        <w:spacing w:after="80" w:before="200"/>
+      </w:pPr>
+      <w:r>
+        <w:rPr>
+          <w:rFonts w:ascii="Calibri" w:cs="Calibri" w:eastAsia="Calibri" w:hAnsi="Calibri"/>
+          <w:b/>
+          <w:bCs/>
+          <w:color w:val="1F2328"/>
+          <w:sz w:val="26"/>
+          <w:szCs w:val="26"/>
+        </w:rPr>
+        <w:t xml:space="preserve">Its own soundtrack (a first)</w:t>
+      </w:r>
+    </w:p>
+    <w:p>
+      <w:pPr>
+        <w:pStyle w:val="ListParagraph"/>
+        <w:numPr>
+          <w:ilvl w:val="0"/>
+          <w:numId w:val="2"/>
+        </w:numPr>
+        <w:spacing w:after="80" w:line="276"/>
+      </w:pPr>
+      <w:r>
+        <w:rPr>
+          <w:rFonts w:ascii="Calibri" w:cs="Calibri" w:eastAsia="Calibri" w:hAnsi="Calibri"/>
+          <w:b/>
+          <w:bCs/>
+          <w:color w:val="1F2328"/>
+        </w:rPr>
+        <w:t xml:space="preserve">The park has a soundtrack of its own:</w:t>
+      </w:r>
+      <w:r>
+        <w:rPr>
+          <w:rFonts w:ascii="Calibri" w:cs="Calibri" w:eastAsia="Calibri" w:hAnsi="Calibri"/>
+          <w:color w:val="1F2328"/>
+        </w:rPr>
+        <w:t xml:space="preserve"> 74 minutes of 80s R&amp;B (the mix you sent: New Edition, Janet Jackson, Keith Sweat, Zapp &amp; Roger and more), split into </w:t>
+      </w:r>
+      <w:r>
+        <w:rPr>
+          <w:rFonts w:ascii="Calibri" w:cs="Calibri" w:eastAsia="Calibri" w:hAnsi="Calibri"/>
+          <w:b/>
+          <w:bCs/>
+          <w:color w:val="1F2328"/>
+        </w:rPr>
+        <w:t xml:space="preserve">28 tracks</w:t>
+      </w:r>
+      <w:r>
+        <w:rPr>
+          <w:rFonts w:ascii="Calibri" w:cs="Calibri" w:eastAsia="Calibri" w:hAnsi="Calibri"/>
+          <w:color w:val="1F2328"/>
+        </w:rPr>
+        <w:t xml:space="preserve">.</w:t>
+      </w:r>
+    </w:p>
+    <w:p>
+      <w:pPr>
+        <w:pStyle w:val="ListParagraph"/>
+        <w:numPr>
+          <w:ilvl w:val="0"/>
+          <w:numId w:val="2"/>
+        </w:numPr>
+        <w:spacing w:after="80" w:line="276"/>
+      </w:pPr>
+      <w:r>
+        <w:rPr>
+          <w:rFonts w:ascii="Calibri" w:cs="Calibri" w:eastAsia="Calibri" w:hAnsi="Calibri"/>
+          <w:b/>
+          <w:bCs/>
+          <w:color w:val="1F2328"/>
+        </w:rPr>
+        <w:t xml:space="preserve">They play at the event park and nowhere else.</w:t>
+      </w:r>
+      <w:r>
+        <w:rPr>
+          <w:rFonts w:ascii="Calibri" w:cs="Calibri" w:eastAsia="Calibri" w:hAnsi="Calibri"/>
+          <w:color w:val="1F2328"/>
+        </w:rPr>
+        <w:t xml:space="preserve"> That includes the park games there. The menus, the other parks, the Crew HQ, Pro-Am and the Pro Run never play them. The event park plays nothing from the main soundtrack either.</w:t>
+      </w:r>
+    </w:p>
+    <w:p>
+      <w:pPr>
+        <w:pStyle w:val="ListParagraph"/>
+        <w:numPr>
+          <w:ilvl w:val="0"/>
+          <w:numId w:val="2"/>
+        </w:numPr>
+        <w:spacing w:after="80" w:line="276"/>
+      </w:pPr>
+      <w:r>
+        <w:rPr>
+          <w:rFonts w:ascii="Calibri" w:cs="Calibri" w:eastAsia="Calibri" w:hAnsi="Calibri"/>
+          <w:b/>
+          <w:bCs/>
+          <w:color w:val="1F2328"/>
+        </w:rPr>
+        <w:t xml:space="preserve">A new shuffle every time you arrive at the park.</w:t>
+      </w:r>
+      <w:r>
+        <w:rPr>
+          <w:rFonts w:ascii="Calibri" w:cs="Calibri" w:eastAsia="Calibri" w:hAnsi="Calibri"/>
+          <w:color w:val="1F2328"/>
+        </w:rPr>
+        <w:t xml:space="preserve"> The tracks you heard most recently go to the back of the order. When you leave, the main soundtrack picks up the song it was playing, from where it was.</w:t>
+      </w:r>
+    </w:p>
+    <w:p>
+      <w:pPr>
+        <w:pStyle w:val="ListParagraph"/>
+        <w:numPr>
+          <w:ilvl w:val="0"/>
+          <w:numId w:val="2"/>
+        </w:numPr>
+        <w:spacing w:after="80" w:line="276"/>
+      </w:pPr>
+      <w:r>
+        <w:rPr>
+          <w:rFonts w:ascii="Calibri" w:cs="Calibri" w:eastAsia="Calibri" w:hAnsi="Calibri"/>
+          <w:b/>
+          <w:bCs/>
+          <w:color w:val="1F2328"/>
+        </w:rPr>
+        <w:t xml:space="preserve">How the split was made:</w:t>
+      </w:r>
+      <w:r>
+        <w:rPr>
+          <w:rFonts w:ascii="Calibri" w:cs="Calibri" w:eastAsia="Calibri" w:hAnsi="Calibri"/>
+          <w:color w:val="1F2328"/>
+        </w:rPr>
+        <w:t xml:space="preserve"> the mix is one continuous DJ mix with no gaps between songs, so there were no silences to split at. The cuts are where the music changes most clearly: the key, the sound and the tempo all shift at once. Each cut is at the quietest moment within 4 seconds of the change, with a short fade in and out. That makes tracks of 1½ to 4½ minutes. A few cuts may fall in the middle of a DJ blend rather than exactly between two songs. The Now Playing ticker shows them as "80s R&amp;B Jamz · Cut 1 of 28" and so on (the mix doesn't name its songs). To put song names on them, edit </w:t>
+      </w:r>
+      <w:r>
+        <w:rPr>
+          <w:rFonts w:ascii="Consolas" w:cs="Consolas" w:eastAsia="Consolas" w:hAnsi="Consolas"/>
+          <w:color w:val="0B5394"/>
+          <w:sz w:val="19"/>
+          <w:szCs w:val="19"/>
+        </w:rPr>
+        <w:t xml:space="preserve">client/audio/beat/tracks.json</w:t>
+      </w:r>
+      <w:r>
+        <w:rPr>
+          <w:rFonts w:ascii="Calibri" w:cs="Calibri" w:eastAsia="Calibri" w:hAnsi="Calibri"/>
+          <w:color w:val="1F2328"/>
+        </w:rPr>
+        <w:t xml:space="preserve">.</w:t>
+      </w:r>
+    </w:p>
+    <w:p>
+      <w:pPr>
+        <w:pStyle w:val="ListParagraph"/>
+        <w:numPr>
+          <w:ilvl w:val="0"/>
+          <w:numId w:val="2"/>
+        </w:numPr>
+        <w:spacing w:after="80" w:line="276"/>
+      </w:pPr>
+      <w:r>
+        <w:rPr>
+          <w:rFonts w:ascii="Calibri" w:cs="Calibri" w:eastAsia="Calibri" w:hAnsi="Calibri"/>
+          <w:color w:val="1F2328"/>
+        </w:rPr>
+        <w:t xml:space="preserve">The tracks are in their own folder, </w:t>
+      </w:r>
+      <w:r>
+        <w:rPr>
+          <w:rFonts w:ascii="Consolas" w:cs="Consolas" w:eastAsia="Consolas" w:hAnsi="Consolas"/>
+          <w:color w:val="0B5394"/>
+          <w:sz w:val="19"/>
+          <w:szCs w:val="19"/>
+        </w:rPr>
+        <w:t xml:space="preserve">client/audio/beat</w:t>
+      </w:r>
+      <w:r>
+        <w:rPr>
+          <w:rFonts w:ascii="Calibri" w:cs="Calibri" w:eastAsia="Calibri" w:hAnsi="Calibri"/>
+          <w:color w:val="1F2328"/>
+        </w:rPr>
+        <w:t xml:space="preserve">. Without that folder the event park is simply quiet, as the rest of the game is without its music.</w:t>
+      </w:r>
+    </w:p>
+    <w:p>
+      <w:pPr>
+        <w:pStyle w:val="Heading2"/>
+        <w:spacing w:after="80" w:before="200"/>
+      </w:pPr>
+      <w:r>
+        <w:rPr>
+          <w:rFonts w:ascii="Calibri" w:cs="Calibri" w:eastAsia="Calibri" w:hAnsi="Calibri"/>
+          <w:b/>
+          <w:bCs/>
+          <w:color w:val="1F2328"/>
+          <w:sz w:val="26"/>
+          <w:szCs w:val="26"/>
+        </w:rPr>
+        <w:t xml:space="preserve">Rewards</w:t>
+      </w:r>
+    </w:p>
+    <w:p>
+      <w:pPr>
+        <w:spacing w:after="140" w:line="288"/>
+      </w:pPr>
+      <w:r>
+        <w:rPr>
+          <w:rFonts w:ascii="Calibri" w:cs="Calibri" w:eastAsia="Calibri" w:hAnsi="Calibri"/>
+          <w:color w:val="1F2328"/>
+        </w:rPr>
+        <w:t xml:space="preserve">The same tiers and prizes per place as the King Tut Cup and the Jungle Ballers, with all-new items. None of them can be bought.</w:t>
+      </w:r>
+    </w:p>
+    <w:tbl>
+      <w:tblPr>
+        <w:tblW w:type="dxa" w:w="9360"/>
+        <w:tblBorders>
+          <w:top w:val="single" w:color="auto" w:sz="4"/>
+          <w:left w:val="single" w:color="auto" w:sz="4"/>
+          <w:bottom w:val="single" w:color="auto" w:sz="4"/>
+          <w:right w:val="single" w:color="auto" w:sz="4"/>
+          <w:insideH w:val="single" w:color="auto" w:sz="4"/>
+          <w:insideV w:val="single" w:color="auto" w:sz="4"/>
+        </w:tblBorders>
+      </w:tblPr>
+      <w:tblGrid>
+        <w:gridCol w:w="1446"/>
+        <w:gridCol w:w="1106"/>
+        <w:gridCol w:w="6808"/>
+      </w:tblGrid>
+      <w:tr>
+        <w:trPr>
+          <w:cantSplit/>
+          <w:tblHeader/>
+        </w:trPr>
+        <w:tc>
+          <w:tcPr>
+            <w:tcW w:type="dxa" w:w="1446"/>
+            <w:tcBorders>
+              <w:top w:val="single" w:color="D0D7DE" w:sz="4"/>
+              <w:left w:val="single" w:color="D0D7DE" w:sz="4"/>
+              <w:bottom w:val="single" w:color="D0D7DE" w:sz="4"/>
+              <w:right w:val="single" w:color="D0D7DE" w:sz="4"/>
+            </w:tcBorders>
+            <w:shd w:fill="F3E3E6" w:color="auto" w:val="clear"/>
+            <w:tcMar>
+              <w:top w:type="dxa" w:w="60"/>
+              <w:left w:type="dxa" w:w="100"/>
+              <w:bottom w:type="dxa" w:w="60"/>
+              <w:right w:type="dxa" w:w="100"/>
+            </w:tcMar>
+          </w:tcPr>
+          <w:p>
+            <w:pPr>
+              <w:jc w:val="left"/>
+            </w:pPr>
+            <w:r>
+              <w:rPr>
+                <w:rFonts w:ascii="Calibri" w:cs="Calibri" w:eastAsia="Calibri" w:hAnsi="Calibri"/>
+                <w:b/>
+                <w:bCs/>
+                <w:color w:val="1F2328"/>
+              </w:rPr>
+              <w:t xml:space="preserve">Place</w:t>
+            </w:r>
+          </w:p>
+        </w:tc>
+        <w:tc>
+          <w:tcPr>
+            <w:tcW w:type="dxa" w:w="1106"/>
+            <w:tcBorders>
+              <w:top w:val="single" w:color="D0D7DE" w:sz="4"/>
+              <w:left w:val="single" w:color="D0D7DE" w:sz="4"/>
+              <w:bottom w:val="single" w:color="D0D7DE" w:sz="4"/>
+              <w:right w:val="single" w:color="D0D7DE" w:sz="4"/>
+            </w:tcBorders>
+            <w:shd w:fill="F3E3E6" w:color="auto" w:val="clear"/>
+            <w:tcMar>
+              <w:top w:type="dxa" w:w="60"/>
+              <w:left w:type="dxa" w:w="100"/>
+              <w:bottom w:type="dxa" w:w="60"/>
+              <w:right w:type="dxa" w:w="100"/>
+            </w:tcMar>
+          </w:tcPr>
+          <w:p>
+            <w:pPr>
+              <w:jc w:val="center"/>
+            </w:pPr>
+            <w:r>
+              <w:rPr>
+                <w:rFonts w:ascii="Calibri" w:cs="Calibri" w:eastAsia="Calibri" w:hAnsi="Calibri"/>
+                <w:b/>
+                <w:bCs/>
+                <w:color w:val="1F2328"/>
+              </w:rPr>
+              <w:t xml:space="preserve">VC</w:t>
+            </w:r>
+          </w:p>
+        </w:tc>
+        <w:tc>
+          <w:tcPr>
+            <w:tcW w:type="dxa" w:w="6808"/>
+            <w:tcBorders>
+              <w:top w:val="single" w:color="D0D7DE" w:sz="4"/>
+              <w:left w:val="single" w:color="D0D7DE" w:sz="4"/>
+              <w:bottom w:val="single" w:color="D0D7DE" w:sz="4"/>
+              <w:right w:val="single" w:color="D0D7DE" w:sz="4"/>
+            </w:tcBorders>
+            <w:shd w:fill="F3E3E6" w:color="auto" w:val="clear"/>
+            <w:tcMar>
+              <w:top w:type="dxa" w:w="60"/>
+              <w:left w:type="dxa" w:w="100"/>
+              <w:bottom w:type="dxa" w:w="60"/>
+              <w:right w:type="dxa" w:w="100"/>
+            </w:tcMar>
+          </w:tcPr>
+          <w:p>
+            <w:pPr>
+              <w:jc w:val="left"/>
+            </w:pPr>
+            <w:r>
+              <w:rPr>
+                <w:rFonts w:ascii="Calibri" w:cs="Calibri" w:eastAsia="Calibri" w:hAnsi="Calibri"/>
+                <w:b/>
+                <w:bCs/>
+                <w:color w:val="1F2328"/>
+              </w:rPr>
+              <w:t xml:space="preserve">Items</w:t>
+            </w:r>
+          </w:p>
+        </w:tc>
+      </w:tr>
+      <w:tr>
+        <w:trPr>
+          <w:cantSplit/>
+          <w:tblHeader w:val="false"/>
+        </w:trPr>
+        <w:tc>
+          <w:tcPr>
+            <w:tcW w:type="dxa" w:w="1446"/>
+            <w:tcBorders>
+              <w:top w:val="single" w:color="D0D7DE" w:sz="4"/>
+              <w:left w:val="single" w:color="D0D7DE" w:sz="4"/>
+              <w:bottom w:val="single" w:color="D0D7DE" w:sz="4"/>
+              <w:right w:val="single" w:color="D0D7DE" w:sz="4"/>
+            </w:tcBorders>
+            <w:tcMar>
+              <w:top w:type="dxa" w:w="60"/>
+              <w:left w:type="dxa" w:w="100"/>
+              <w:bottom w:type="dxa" w:w="60"/>
+              <w:right w:type="dxa" w:w="100"/>
+            </w:tcMar>
+          </w:tcPr>
+          <w:p>
+            <w:pPr>
+              <w:jc w:val="left"/>
+            </w:pPr>
+            <w:r>
+              <w:rPr>
+                <w:rFonts w:ascii="Calibri" w:cs="Calibri" w:eastAsia="Calibri" w:hAnsi="Calibri"/>
+                <w:color w:val="1F2328"/>
+              </w:rPr>
+              <w:t xml:space="preserve">1st</w:t>
+            </w:r>
+          </w:p>
+        </w:tc>
+        <w:tc>
+          <w:tcPr>
+            <w:tcW w:type="dxa" w:w="1106"/>
+            <w:tcBorders>
+              <w:top w:val="single" w:color="D0D7DE" w:sz="4"/>
+              <w:left w:val="single" w:color="D0D7DE" w:sz="4"/>
+              <w:bottom w:val="single" w:color="D0D7DE" w:sz="4"/>
+              <w:right w:val="single" w:color="D0D7DE" w:sz="4"/>
+            </w:tcBorders>
+            <w:tcMar>
+              <w:top w:type="dxa" w:w="60"/>
+              <w:left w:type="dxa" w:w="100"/>
+              <w:bottom w:type="dxa" w:w="60"/>
+              <w:right w:type="dxa" w:w="100"/>
+            </w:tcMar>
+          </w:tcPr>
+          <w:p>
+            <w:pPr>
+              <w:jc w:val="center"/>
+            </w:pPr>
+            <w:r>
+              <w:rPr>
+                <w:rFonts w:ascii="Calibri" w:cs="Calibri" w:eastAsia="Calibri" w:hAnsi="Calibri"/>
+                <w:color w:val="1F2328"/>
+              </w:rPr>
+              <w:t xml:space="preserve">150,000</w:t>
+            </w:r>
+          </w:p>
+        </w:tc>
+        <w:tc>
+          <w:tcPr>
+            <w:tcW w:type="dxa" w:w="6808"/>
+            <w:tcBorders>
+              <w:top w:val="single" w:color="D0D7DE" w:sz="4"/>
+              <w:left w:val="single" w:color="D0D7DE" w:sz="4"/>
+              <w:bottom w:val="single" w:color="D0D7DE" w:sz="4"/>
+              <w:right w:val="single" w:color="D0D7DE" w:sz="4"/>
+            </w:tcBorders>
+            <w:tcMar>
+              <w:top w:type="dxa" w:w="60"/>
+              <w:left w:type="dxa" w:w="100"/>
+              <w:bottom w:type="dxa" w:w="60"/>
+              <w:right w:type="dxa" w:w="100"/>
+            </w:tcMar>
+          </w:tcPr>
+          <w:p>
+            <w:pPr>
+              <w:jc w:val="left"/>
+            </w:pPr>
+            <w:r>
+              <w:rPr>
+                <w:rFonts w:ascii="Calibri" w:cs="Calibri" w:eastAsia="Calibri" w:hAnsi="Calibri"/>
+                <w:color w:val="1F2328"/>
+              </w:rPr>
+              <w:t xml:space="preserve">the Beat Goes On tracksuit (windbreaker and track pants), Boombox Hi / Neon, Running Man, Neon Terry Headband, Disco Ball, Eight-O-Eight</w:t>
+            </w:r>
+          </w:p>
+        </w:tc>
+      </w:tr>
+      <w:tr>
+        <w:trPr>
+          <w:cantSplit/>
+          <w:tblHeader w:val="false"/>
+        </w:trPr>
+        <w:tc>
+          <w:tcPr>
+            <w:tcW w:type="dxa" w:w="1446"/>
+            <w:tcBorders>
+              <w:top w:val="single" w:color="D0D7DE" w:sz="4"/>
+              <w:left w:val="single" w:color="D0D7DE" w:sz="4"/>
+              <w:bottom w:val="single" w:color="D0D7DE" w:sz="4"/>
+              <w:right w:val="single" w:color="D0D7DE" w:sz="4"/>
+            </w:tcBorders>
+            <w:tcMar>
+              <w:top w:type="dxa" w:w="60"/>
+              <w:left w:type="dxa" w:w="100"/>
+              <w:bottom w:type="dxa" w:w="60"/>
+              <w:right w:type="dxa" w:w="100"/>
+            </w:tcMar>
+          </w:tcPr>
+          <w:p>
+            <w:pPr>
+              <w:jc w:val="left"/>
+            </w:pPr>
+            <w:r>
+              <w:rPr>
+                <w:rFonts w:ascii="Calibri" w:cs="Calibri" w:eastAsia="Calibri" w:hAnsi="Calibri"/>
+                <w:color w:val="1F2328"/>
+              </w:rPr>
+              <w:t xml:space="preserve">Top 3</w:t>
+            </w:r>
+          </w:p>
+        </w:tc>
+        <w:tc>
+          <w:tcPr>
+            <w:tcW w:type="dxa" w:w="1106"/>
+            <w:tcBorders>
+              <w:top w:val="single" w:color="D0D7DE" w:sz="4"/>
+              <w:left w:val="single" w:color="D0D7DE" w:sz="4"/>
+              <w:bottom w:val="single" w:color="D0D7DE" w:sz="4"/>
+              <w:right w:val="single" w:color="D0D7DE" w:sz="4"/>
+            </w:tcBorders>
+            <w:tcMar>
+              <w:top w:type="dxa" w:w="60"/>
+              <w:left w:type="dxa" w:w="100"/>
+              <w:bottom w:type="dxa" w:w="60"/>
+              <w:right w:type="dxa" w:w="100"/>
+            </w:tcMar>
+          </w:tcPr>
+          <w:p>
+            <w:pPr>
+              <w:jc w:val="center"/>
+            </w:pPr>
+            <w:r>
+              <w:rPr>
+                <w:rFonts w:ascii="Calibri" w:cs="Calibri" w:eastAsia="Calibri" w:hAnsi="Calibri"/>
+                <w:color w:val="1F2328"/>
+              </w:rPr>
+              <w:t xml:space="preserve">60,000</w:t>
+            </w:r>
+          </w:p>
+        </w:tc>
+        <w:tc>
+          <w:tcPr>
+            <w:tcW w:type="dxa" w:w="6808"/>
+            <w:tcBorders>
+              <w:top w:val="single" w:color="D0D7DE" w:sz="4"/>
+              <w:left w:val="single" w:color="D0D7DE" w:sz="4"/>
+              <w:bottom w:val="single" w:color="D0D7DE" w:sz="4"/>
+              <w:right w:val="single" w:color="D0D7DE" w:sz="4"/>
+            </w:tcBorders>
+            <w:tcMar>
+              <w:top w:type="dxa" w:w="60"/>
+              <w:left w:type="dxa" w:w="100"/>
+              <w:bottom w:type="dxa" w:w="60"/>
+              <w:right w:type="dxa" w:w="100"/>
+            </w:tcMar>
+          </w:tcPr>
+          <w:p>
+            <w:pPr>
+              <w:jc w:val="left"/>
+            </w:pPr>
+            <w:r>
+              <w:rPr>
+                <w:rFonts w:ascii="Calibri" w:cs="Calibri" w:eastAsia="Calibri" w:hAnsi="Calibri"/>
+                <w:color w:val="1F2328"/>
+              </w:rPr>
+              <w:t xml:space="preserve">Boombox Hi / Neon, Running Man, Neon Terry Headband, Disco Ball, Eight-O-Eight</w:t>
+            </w:r>
+          </w:p>
+        </w:tc>
+      </w:tr>
+      <w:tr>
+        <w:trPr>
+          <w:cantSplit/>
+          <w:tblHeader w:val="false"/>
+        </w:trPr>
+        <w:tc>
+          <w:tcPr>
+            <w:tcW w:type="dxa" w:w="1446"/>
+            <w:tcBorders>
+              <w:top w:val="single" w:color="D0D7DE" w:sz="4"/>
+              <w:left w:val="single" w:color="D0D7DE" w:sz="4"/>
+              <w:bottom w:val="single" w:color="D0D7DE" w:sz="4"/>
+              <w:right w:val="single" w:color="D0D7DE" w:sz="4"/>
+            </w:tcBorders>
+            <w:tcMar>
+              <w:top w:type="dxa" w:w="60"/>
+              <w:left w:type="dxa" w:w="100"/>
+              <w:bottom w:type="dxa" w:w="60"/>
+              <w:right w:type="dxa" w:w="100"/>
+            </w:tcMar>
+          </w:tcPr>
+          <w:p>
+            <w:pPr>
+              <w:jc w:val="left"/>
+            </w:pPr>
+            <w:r>
+              <w:rPr>
+                <w:rFonts w:ascii="Calibri" w:cs="Calibri" w:eastAsia="Calibri" w:hAnsi="Calibri"/>
+                <w:color w:val="1F2328"/>
+              </w:rPr>
+              <w:t xml:space="preserve">Top 10</w:t>
+            </w:r>
+          </w:p>
+        </w:tc>
+        <w:tc>
+          <w:tcPr>
+            <w:tcW w:type="dxa" w:w="1106"/>
+            <w:tcBorders>
+              <w:top w:val="single" w:color="D0D7DE" w:sz="4"/>
+              <w:left w:val="single" w:color="D0D7DE" w:sz="4"/>
+              <w:bottom w:val="single" w:color="D0D7DE" w:sz="4"/>
+              <w:right w:val="single" w:color="D0D7DE" w:sz="4"/>
+            </w:tcBorders>
+            <w:tcMar>
+              <w:top w:type="dxa" w:w="60"/>
+              <w:left w:type="dxa" w:w="100"/>
+              <w:bottom w:type="dxa" w:w="60"/>
+              <w:right w:type="dxa" w:w="100"/>
+            </w:tcMar>
+          </w:tcPr>
+          <w:p>
+            <w:pPr>
+              <w:jc w:val="center"/>
+            </w:pPr>
+            <w:r>
+              <w:rPr>
+                <w:rFonts w:ascii="Calibri" w:cs="Calibri" w:eastAsia="Calibri" w:hAnsi="Calibri"/>
+                <w:color w:val="1F2328"/>
+              </w:rPr>
+              <w:t xml:space="preserve">25,000</w:t>
+            </w:r>
+          </w:p>
+        </w:tc>
+        <w:tc>
+          <w:tcPr>
+            <w:tcW w:type="dxa" w:w="6808"/>
+            <w:tcBorders>
+              <w:top w:val="single" w:color="D0D7DE" w:sz="4"/>
+              <w:left w:val="single" w:color="D0D7DE" w:sz="4"/>
+              <w:bottom w:val="single" w:color="D0D7DE" w:sz="4"/>
+              <w:right w:val="single" w:color="D0D7DE" w:sz="4"/>
+            </w:tcBorders>
+            <w:tcMar>
+              <w:top w:type="dxa" w:w="60"/>
+              <w:left w:type="dxa" w:w="100"/>
+              <w:bottom w:type="dxa" w:w="60"/>
+              <w:right w:type="dxa" w:w="100"/>
+            </w:tcMar>
+          </w:tcPr>
+          <w:p>
+            <w:pPr>
+              <w:jc w:val="left"/>
+            </w:pPr>
+            <w:r>
+              <w:rPr>
+                <w:rFonts w:ascii="Calibri" w:cs="Calibri" w:eastAsia="Calibri" w:hAnsi="Calibri"/>
+                <w:color w:val="1F2328"/>
+              </w:rPr>
+              <w:t xml:space="preserve">Running Man, Neon Terry Headband, Eight-O-Eight</w:t>
+            </w:r>
+          </w:p>
+        </w:tc>
+      </w:tr>
+      <w:tr>
+        <w:trPr>
+          <w:cantSplit/>
+          <w:tblHeader w:val="false"/>
+        </w:trPr>
+        <w:tc>
+          <w:tcPr>
+            <w:tcW w:type="dxa" w:w="1446"/>
+            <w:tcBorders>
+              <w:top w:val="single" w:color="D0D7DE" w:sz="4"/>
+              <w:left w:val="single" w:color="D0D7DE" w:sz="4"/>
+              <w:bottom w:val="single" w:color="D0D7DE" w:sz="4"/>
+              <w:right w:val="single" w:color="D0D7DE" w:sz="4"/>
+            </w:tcBorders>
+            <w:tcMar>
+              <w:top w:type="dxa" w:w="60"/>
+              <w:left w:type="dxa" w:w="100"/>
+              <w:bottom w:type="dxa" w:w="60"/>
+              <w:right w:type="dxa" w:w="100"/>
+            </w:tcMar>
+          </w:tcPr>
+          <w:p>
+            <w:pPr>
+              <w:jc w:val="left"/>
+            </w:pPr>
+            <w:r>
+              <w:rPr>
+                <w:rFonts w:ascii="Calibri" w:cs="Calibri" w:eastAsia="Calibri" w:hAnsi="Calibri"/>
+                <w:color w:val="1F2328"/>
+              </w:rPr>
+              <w:t xml:space="preserve">Top 25</w:t>
+            </w:r>
+          </w:p>
+        </w:tc>
+        <w:tc>
+          <w:tcPr>
+            <w:tcW w:type="dxa" w:w="1106"/>
+            <w:tcBorders>
+              <w:top w:val="single" w:color="D0D7DE" w:sz="4"/>
+              <w:left w:val="single" w:color="D0D7DE" w:sz="4"/>
+              <w:bottom w:val="single" w:color="D0D7DE" w:sz="4"/>
+              <w:right w:val="single" w:color="D0D7DE" w:sz="4"/>
+            </w:tcBorders>
+            <w:tcMar>
+              <w:top w:type="dxa" w:w="60"/>
+              <w:left w:type="dxa" w:w="100"/>
+              <w:bottom w:type="dxa" w:w="60"/>
+              <w:right w:type="dxa" w:w="100"/>
+            </w:tcMar>
+          </w:tcPr>
+          <w:p>
+            <w:pPr>
+              <w:jc w:val="center"/>
+            </w:pPr>
+            <w:r>
+              <w:rPr>
+                <w:rFonts w:ascii="Calibri" w:cs="Calibri" w:eastAsia="Calibri" w:hAnsi="Calibri"/>
+                <w:color w:val="1F2328"/>
+              </w:rPr>
+              <w:t xml:space="preserve">10,000</w:t>
+            </w:r>
+          </w:p>
+        </w:tc>
+        <w:tc>
+          <w:tcPr>
+            <w:tcW w:type="dxa" w:w="6808"/>
+            <w:tcBorders>
+              <w:top w:val="single" w:color="D0D7DE" w:sz="4"/>
+              <w:left w:val="single" w:color="D0D7DE" w:sz="4"/>
+              <w:bottom w:val="single" w:color="D0D7DE" w:sz="4"/>
+              <w:right w:val="single" w:color="D0D7DE" w:sz="4"/>
+            </w:tcBorders>
+            <w:tcMar>
+              <w:top w:type="dxa" w:w="60"/>
+              <w:left w:type="dxa" w:w="100"/>
+              <w:bottom w:type="dxa" w:w="60"/>
+              <w:right w:type="dxa" w:w="100"/>
+            </w:tcMar>
+          </w:tcPr>
+          <w:p>
+            <w:pPr>
+              <w:jc w:val="left"/>
+            </w:pPr>
+            <w:r>
+              <w:rPr>
+                <w:rFonts w:ascii="Calibri" w:cs="Calibri" w:eastAsia="Calibri" w:hAnsi="Calibri"/>
+                <w:color w:val="1F2328"/>
+              </w:rPr>
+              <w:t xml:space="preserve">Neon Terry Headband</w:t>
+            </w:r>
+          </w:p>
+        </w:tc>
+      </w:tr>
+      <w:tr>
+        <w:trPr>
+          <w:cantSplit/>
+          <w:tblHeader w:val="false"/>
+        </w:trPr>
+        <w:tc>
+          <w:tcPr>
+            <w:tcW w:type="dxa" w:w="1446"/>
+            <w:tcBorders>
+              <w:top w:val="single" w:color="D0D7DE" w:sz="4"/>
+              <w:left w:val="single" w:color="D0D7DE" w:sz="4"/>
+              <w:bottom w:val="single" w:color="D0D7DE" w:sz="4"/>
+              <w:right w:val="single" w:color="D0D7DE" w:sz="4"/>
+            </w:tcBorders>
+            <w:tcMar>
+              <w:top w:type="dxa" w:w="60"/>
+              <w:left w:type="dxa" w:w="100"/>
+              <w:bottom w:type="dxa" w:w="60"/>
+              <w:right w:type="dxa" w:w="100"/>
+            </w:tcMar>
+          </w:tcPr>
+          <w:p>
+            <w:pPr>
+              <w:jc w:val="left"/>
+            </w:pPr>
+            <w:r>
+              <w:rPr>
+                <w:rFonts w:ascii="Calibri" w:cs="Calibri" w:eastAsia="Calibri" w:hAnsi="Calibri"/>
+                <w:color w:val="1F2328"/>
+              </w:rPr>
+              <w:t xml:space="preserve">Top half / played</w:t>
+            </w:r>
+          </w:p>
+        </w:tc>
+        <w:tc>
+          <w:tcPr>
+            <w:tcW w:type="dxa" w:w="1106"/>
+            <w:tcBorders>
+              <w:top w:val="single" w:color="D0D7DE" w:sz="4"/>
+              <w:left w:val="single" w:color="D0D7DE" w:sz="4"/>
+              <w:bottom w:val="single" w:color="D0D7DE" w:sz="4"/>
+              <w:right w:val="single" w:color="D0D7DE" w:sz="4"/>
+            </w:tcBorders>
+            <w:tcMar>
+              <w:top w:type="dxa" w:w="60"/>
+              <w:left w:type="dxa" w:w="100"/>
+              <w:bottom w:type="dxa" w:w="60"/>
+              <w:right w:type="dxa" w:w="100"/>
+            </w:tcMar>
+          </w:tcPr>
+          <w:p>
+            <w:pPr>
+              <w:jc w:val="center"/>
+            </w:pPr>
+            <w:r>
+              <w:rPr>
+                <w:rFonts w:ascii="Calibri" w:cs="Calibri" w:eastAsia="Calibri" w:hAnsi="Calibri"/>
+                <w:color w:val="1F2328"/>
+              </w:rPr>
+              <w:t xml:space="preserve">3,000 / 1,000</w:t>
+            </w:r>
+          </w:p>
+        </w:tc>
+        <w:tc>
+          <w:tcPr>
+            <w:tcW w:type="dxa" w:w="6808"/>
+            <w:tcBorders>
+              <w:top w:val="single" w:color="D0D7DE" w:sz="4"/>
+              <w:left w:val="single" w:color="D0D7DE" w:sz="4"/>
+              <w:bottom w:val="single" w:color="D0D7DE" w:sz="4"/>
+              <w:right w:val="single" w:color="D0D7DE" w:sz="4"/>
+            </w:tcBorders>
+            <w:tcMar>
+              <w:top w:type="dxa" w:w="60"/>
+              <w:left w:type="dxa" w:w="100"/>
+              <w:bottom w:type="dxa" w:w="60"/>
+              <w:right w:type="dxa" w:w="100"/>
+            </w:tcMar>
+          </w:tcPr>
+          <w:p>
+            <w:pPr>
+              <w:jc w:val="left"/>
+            </w:pPr>
+          </w:p>
+        </w:tc>
+      </w:tr>
+    </w:tbl>
+    <w:p>
+      <w:pPr>
+        <w:spacing w:after="80"/>
+      </w:pPr>
+    </w:p>
+    <w:p>
+      <w:pPr>
+        <w:pStyle w:val="ListParagraph"/>
+        <w:numPr>
+          <w:ilvl w:val="0"/>
+          <w:numId w:val="2"/>
+        </w:numPr>
+        <w:spacing w:after="80" w:line="276"/>
+      </w:pPr>
+      <w:r>
+        <w:rPr>
+          <w:rFonts w:ascii="Calibri" w:cs="Calibri" w:eastAsia="Calibri" w:hAnsi="Calibri"/>
+          <w:b/>
+          <w:bCs/>
+          <w:color w:val="1F2328"/>
+        </w:rPr>
+        <w:t xml:space="preserve">The Beat Goes On tracksuit</w:t>
+      </w:r>
+      <w:r>
+        <w:rPr>
+          <w:rFonts w:ascii="Calibri" w:cs="Calibri" w:eastAsia="Calibri" w:hAnsi="Calibri"/>
+          <w:color w:val="1F2328"/>
+        </w:rPr>
+        <w:t xml:space="preserve"> (grand prize, unique to this event): a shiny nylon shell-suit windbreaker in purple, cyan, hot pink and yellow. It has a cyan zig-zag yoke, a hot-pink slash across the front, neon triangles, a rib-knit stand-up collar and cuffs, and a zip. The sleeves balloon into gathered cuffs. The matching track pants have colour-blocked side panels, a yellow pinstripe and elastic ankle cuffs. Both are a new garment shape with their own shiny nylon finish.</w:t>
+      </w:r>
+    </w:p>
+    <w:p>
+      <w:pPr>
+        <w:pStyle w:val="ListParagraph"/>
+        <w:numPr>
+          <w:ilvl w:val="0"/>
+          <w:numId w:val="2"/>
+        </w:numPr>
+        <w:spacing w:after="80" w:line="276"/>
+      </w:pPr>
+      <w:r>
+        <w:rPr>
+          <w:rFonts w:ascii="Calibri" w:cs="Calibri" w:eastAsia="Calibri" w:hAnsi="Calibri"/>
+          <w:b/>
+          <w:bCs/>
+          <w:color w:val="1F2328"/>
+        </w:rPr>
+        <w:t xml:space="preserve">Boombox Hi / Neon</w:t>
+      </w:r>
+      <w:r>
+        <w:rPr>
+          <w:rFonts w:ascii="Calibri" w:cs="Calibri" w:eastAsia="Calibri" w:hAnsi="Calibri"/>
+          <w:color w:val="1F2328"/>
+        </w:rPr>
+        <w:t xml:space="preserve"> (top 3): an 80s white leather high-top with a hot-pink velcro ankle strap, a pink zig-zag bolt down the side, a cyan collar and heel, and a perforated toe.</w:t>
+      </w:r>
+    </w:p>
+    <w:p>
+      <w:pPr>
+        <w:pStyle w:val="ListParagraph"/>
+        <w:numPr>
+          <w:ilvl w:val="0"/>
+          <w:numId w:val="2"/>
+        </w:numPr>
+        <w:spacing w:after="80" w:line="276"/>
+      </w:pPr>
+      <w:r>
+        <w:rPr>
+          <w:rFonts w:ascii="Calibri" w:cs="Calibri" w:eastAsia="Calibri" w:hAnsi="Calibri"/>
+          <w:b/>
+          <w:bCs/>
+          <w:color w:val="1F2328"/>
+        </w:rPr>
+        <w:t xml:space="preserve">Neon Terry Headband</w:t>
+      </w:r>
+      <w:r>
+        <w:rPr>
+          <w:rFonts w:ascii="Calibri" w:cs="Calibri" w:eastAsia="Calibri" w:hAnsi="Calibri"/>
+          <w:color w:val="1F2328"/>
+        </w:rPr>
+        <w:t xml:space="preserve"> (top 25): a plush terry-cloth sweatband in hot pink, yellow and cyan stripes.</w:t>
+      </w:r>
+    </w:p>
+    <w:p>
+      <w:pPr>
+        <w:pStyle w:val="ListParagraph"/>
+        <w:numPr>
+          <w:ilvl w:val="0"/>
+          <w:numId w:val="2"/>
+        </w:numPr>
+        <w:spacing w:after="80" w:line="276"/>
+      </w:pPr>
+      <w:r>
+        <w:rPr>
+          <w:rFonts w:ascii="Calibri" w:cs="Calibri" w:eastAsia="Calibri" w:hAnsi="Calibri"/>
+          <w:b/>
+          <w:bCs/>
+          <w:color w:val="1F2328"/>
+        </w:rPr>
+        <w:t xml:space="preserve">Celebration: Running Man</w:t>
+      </w:r>
+      <w:r>
+        <w:rPr>
+          <w:rFonts w:ascii="Calibri" w:cs="Calibri" w:eastAsia="Calibri" w:hAnsi="Calibri"/>
+          <w:color w:val="1F2328"/>
+        </w:rPr>
+        <w:t xml:space="preserve"> (top 10): the classic dance. You hop back on one foot as the other knee comes up, side to side, with your arms pumping and your shoulders bouncing.</w:t>
+      </w:r>
+    </w:p>
+    <w:p>
+      <w:pPr>
+        <w:pStyle w:val="ListParagraph"/>
+        <w:numPr>
+          <w:ilvl w:val="0"/>
+          <w:numId w:val="2"/>
+        </w:numPr>
+        <w:spacing w:after="80" w:line="276"/>
+      </w:pPr>
+      <w:r>
+        <w:rPr>
+          <w:rFonts w:ascii="Calibri" w:cs="Calibri" w:eastAsia="Calibri" w:hAnsi="Calibri"/>
+          <w:b/>
+          <w:bCs/>
+          <w:color w:val="1F2328"/>
+        </w:rPr>
+        <w:t xml:space="preserve">Disco Ball</w:t>
+      </w:r>
+      <w:r>
+        <w:rPr>
+          <w:rFonts w:ascii="Calibri" w:cs="Calibri" w:eastAsia="Calibri" w:hAnsi="Calibri"/>
+          <w:color w:val="1F2328"/>
+        </w:rPr>
+        <w:t xml:space="preserve"> (green FX, top 3): a mirror ball drops on a line over your head on the release. It spins, throwing pink, cyan, purple and yellow light around you and across the floor. It bursts into a shower of coloured light the moment the shot drops.</w:t>
+      </w:r>
+    </w:p>
+    <w:p>
+      <w:pPr>
+        <w:pStyle w:val="ListParagraph"/>
+        <w:numPr>
+          <w:ilvl w:val="0"/>
+          <w:numId w:val="2"/>
+        </w:numPr>
+        <w:spacing w:after="80" w:line="276"/>
+      </w:pPr>
+      <w:r>
+        <w:rPr>
+          <w:rFonts w:ascii="Calibri" w:cs="Calibri" w:eastAsia="Calibri" w:hAnsi="Calibri"/>
+          <w:b/>
+          <w:bCs/>
+          <w:color w:val="1F2328"/>
+        </w:rPr>
+        <w:t xml:space="preserve">Eight-O-Eight</w:t>
+      </w:r>
+      <w:r>
+        <w:rPr>
+          <w:rFonts w:ascii="Calibri" w:cs="Calibri" w:eastAsia="Calibri" w:hAnsi="Calibri"/>
+          <w:color w:val="1F2328"/>
+        </w:rPr>
+        <w:t xml:space="preserve"> (green sound, top 10): a drum machine from 1984. You hear a synth-brass stab over an 808 kick and cowbell, then a big gated-reverb snare, then a synth arpeggio climbing out of it.</w:t>
+      </w:r>
+    </w:p>
+    <w:p>
+      <w:pPr>
+        <w:pStyle w:val="ListParagraph"/>
+        <w:numPr>
+          <w:ilvl w:val="0"/>
+          <w:numId w:val="2"/>
+        </w:numPr>
+        <w:spacing w:after="80" w:line="276"/>
+      </w:pPr>
+      <w:r>
+        <w:rPr>
+          <w:rFonts w:ascii="Calibri" w:cs="Calibri" w:eastAsia="Calibri" w:hAnsi="Calibri"/>
+          <w:color w:val="1F2328"/>
+        </w:rPr>
+        <w:t xml:space="preserve">The store lists them with ★ BEAT GOES ON, like the other event items.</w:t>
+      </w:r>
+    </w:p>
+    <w:p>
+      <w:pPr>
+        <w:pBdr>
+          <w:bottom w:val="single" w:color="D0D7DE" w:sz="4" w:space="1"/>
+        </w:pBdr>
+        <w:spacing w:after="160" w:before="80"/>
+      </w:pPr>
+    </w:p>
+    <w:p>
+      <w:pPr>
         <w:spacing w:after="140" w:line="288"/>
       </w:pPr>
       <w:r>
@@ -3567,7 +5170,7 @@
           <w:sz w:val="19"/>
           <w:szCs w:val="19"/>
         </w:rPr>
-        <w:t xml:space="preserve">(Tests: 106 Python and 272 node tests, plus browser checks of every park, the Pro-Am rank card and results, the Park screen's locks, the Inventory's locks, the Sharp Eye hop and pop-up, an off-ball screen in a Pro-Am game and the results countdown.)</w:t>
+        <w:t xml:space="preserve">(Tests: 110 Python and 294 node tests, plus browser checks of every park, the Pro-Am rank card and results, the Park screen's locks, the Inventory's locks, the Sharp Eye hop and pop-up, an off-ball screen in a Pro-Am game and the results countdown. For the quick patch: the event park in every direction, its events and streak effect; the rewards on a player and in a game, with the green sound measured against the other green sounds; and the schedule handover, the event soundtrack and the store labels.)</w:t>
       </w:r>
     </w:p>
     <w:sectPr>

--- a/PATCH_NOTES_v0.4.8.5.docx
+++ b/PATCH_NOTES_v0.4.8.5.docx
@@ -5159,6 +5159,1517 @@
     </w:p>
     <w:p>
       <w:pPr>
+        <w:pStyle w:val="Heading1"/>
+        <w:spacing w:after="120" w:before="280"/>
+      </w:pPr>
+      <w:r>
+        <w:rPr>
+          <w:rFonts w:ascii="Calibri" w:cs="Calibri" w:eastAsia="Calibri" w:hAnsi="Calibri"/>
+          <w:b/>
+          <w:bCs/>
+          <w:color w:val="C8102E"/>
+          <w:sz w:val="32"/>
+          <w:szCs w:val="32"/>
+        </w:rPr>
+        <w:t xml:space="preserve">Quick patch 2 (Oct 13): The Monster Mash</w:t>
+      </w:r>
+    </w:p>
+    <w:p>
+      <w:pPr>
+        <w:spacing w:after="140" w:line="288"/>
+      </w:pPr>
+      <w:r>
+        <w:rPr>
+          <w:rFonts w:ascii="Calibri" w:cs="Calibri" w:eastAsia="Calibri" w:hAnsi="Calibri"/>
+          <w:color w:val="1F2328"/>
+        </w:rPr>
+        <w:t xml:space="preserve">The park event after the Beat, </w:t>
+      </w:r>
+      <w:r>
+        <w:rPr>
+          <w:rFonts w:ascii="Calibri" w:cs="Calibri" w:eastAsia="Calibri" w:hAnsi="Calibri"/>
+          <w:b/>
+          <w:bCs/>
+          <w:color w:val="1F2328"/>
+        </w:rPr>
+        <w:t xml:space="preserve">The Monster Mash</w:t>
+      </w:r>
+      <w:r>
+        <w:rPr>
+          <w:rFonts w:ascii="Calibri" w:cs="Calibri" w:eastAsia="Calibri" w:hAnsi="Calibri"/>
+          <w:color w:val="1F2328"/>
+        </w:rPr>
+        <w:t xml:space="preserve">, takes over from And The Beat Goes On the moment the Beat's leaderboard closes: </w:t>
+      </w:r>
+      <w:r>
+        <w:rPr>
+          <w:rFonts w:ascii="Calibri" w:cs="Calibri" w:eastAsia="Calibri" w:hAnsi="Calibri"/>
+          <w:b/>
+          <w:bCs/>
+          <w:color w:val="1F2328"/>
+        </w:rPr>
+        <w:t xml:space="preserve">October 16 at 00:00 UTC</w:t>
+      </w:r>
+      <w:r>
+        <w:rPr>
+          <w:rFonts w:ascii="Calibri" w:cs="Calibri" w:eastAsia="Calibri" w:hAnsi="Calibri"/>
+          <w:color w:val="1F2328"/>
+        </w:rPr>
+        <w:t xml:space="preserve"> (8 pm Eastern, 5 pm Pacific on October 15). Until then the Beat runs its full 48 hours and pays its prizes as normal. After that its park closes, just as the Jungle's and the King Tut Cup's did. Nothing of it is deleted (the park, its rewards and its soundtrack are all kept), so it can come back for a future event.</w:t>
+      </w:r>
+    </w:p>
+    <w:p>
+      <w:pPr>
+        <w:pStyle w:val="Heading2"/>
+        <w:spacing w:after="80" w:before="200"/>
+      </w:pPr>
+      <w:r>
+        <w:rPr>
+          <w:rFonts w:ascii="Calibri" w:cs="Calibri" w:eastAsia="Calibri" w:hAnsi="Calibri"/>
+          <w:b/>
+          <w:bCs/>
+          <w:color w:val="1F2328"/>
+          <w:sz w:val="26"/>
+          <w:szCs w:val="26"/>
+        </w:rPr>
+        <w:t xml:space="preserve">The park: a haunted town on Halloween night</w:t>
+      </w:r>
+    </w:p>
+    <w:p>
+      <w:pPr>
+        <w:pStyle w:val="ListParagraph"/>
+        <w:numPr>
+          <w:ilvl w:val="0"/>
+          <w:numId w:val="2"/>
+        </w:numPr>
+        <w:spacing w:after="80" w:line="276"/>
+      </w:pPr>
+      <w:r>
+        <w:rPr>
+          <w:rFonts w:ascii="Calibri" w:cs="Calibri" w:eastAsia="Calibri" w:hAnsi="Calibri"/>
+          <w:b/>
+          <w:bCs/>
+          <w:color w:val="1F2328"/>
+        </w:rPr>
+        <w:t xml:space="preserve">Night under a full moon.</w:t>
+      </w:r>
+      <w:r>
+        <w:rPr>
+          <w:rFonts w:ascii="Calibri" w:cs="Calibri" w:eastAsia="Calibri" w:hAnsi="Calibri"/>
+          <w:color w:val="1F2328"/>
+        </w:rPr>
+        <w:t xml:space="preserve"> A huge moon with a halo hangs low in the north, right behind a haunted mansion on a hill. The sky is full of stars, thin clouds drift across it, and every so often lightning lights up the whole town. Ground fog lies over the town and the swamp, and only thinly over the courts. Each court has its own high spotlight, so the players and the ball stay easy to read.</w:t>
+      </w:r>
+    </w:p>
+    <w:p>
+      <w:pPr>
+        <w:pStyle w:val="ListParagraph"/>
+        <w:numPr>
+          <w:ilvl w:val="0"/>
+          <w:numId w:val="2"/>
+        </w:numPr>
+        <w:spacing w:after="80" w:line="276"/>
+      </w:pPr>
+      <w:r>
+        <w:rPr>
+          <w:rFonts w:ascii="Calibri" w:cs="Calibri" w:eastAsia="Calibri" w:hAnsi="Calibri"/>
+          <w:b/>
+          <w:bCs/>
+          <w:color w:val="1F2328"/>
+        </w:rPr>
+        <w:t xml:space="preserve">Graveyard courts:</w:t>
+      </w:r>
+      <w:r>
+        <w:rPr>
+          <w:rFonts w:ascii="Calibri" w:cs="Calibri" w:eastAsia="Calibri" w:hAnsi="Calibri"/>
+          <w:color w:val="1F2328"/>
+        </w:rPr>
+        <w:t xml:space="preserve"> dark mossy-green floors, purple aprons covered with tombstones, cobwebs, bats and pumpkins, orange keys and bone-white lines. At center court there's a jack-o'-lantern under the moon, and "THE MONSTER MASH" runs along the baselines in dripping slime letters. The rims are orange, and the nets are pale as old bones.</w:t>
+      </w:r>
+    </w:p>
+    <w:p>
+      <w:pPr>
+        <w:pStyle w:val="ListParagraph"/>
+        <w:numPr>
+          <w:ilvl w:val="0"/>
+          <w:numId w:val="2"/>
+        </w:numPr>
+        <w:spacing w:after="80" w:line="276"/>
+      </w:pPr>
+      <w:r>
+        <w:rPr>
+          <w:rFonts w:ascii="Calibri" w:cs="Calibri" w:eastAsia="Calibri" w:hAnsi="Calibri"/>
+          <w:b/>
+          <w:bCs/>
+          <w:color w:val="1F2328"/>
+        </w:rPr>
+        <w:t xml:space="preserve">The town:</w:t>
+      </w:r>
+    </w:p>
+    <w:p>
+      <w:pPr>
+        <w:pStyle w:val="ListParagraph"/>
+        <w:numPr>
+          <w:ilvl w:val="1"/>
+          <w:numId w:val="2"/>
+        </w:numPr>
+        <w:spacing w:after="80" w:line="276"/>
+      </w:pPr>
+      <w:r>
+        <w:rPr>
+          <w:rFonts w:ascii="Calibri" w:cs="Calibri" w:eastAsia="Calibri" w:hAnsi="Calibri"/>
+          <w:b/>
+          <w:bCs/>
+          <w:color w:val="1F2328"/>
+        </w:rPr>
+        <w:t xml:space="preserve">Hollow Hill Cemetery:</w:t>
+      </w:r>
+      <w:r>
+        <w:rPr>
+          <w:rFonts w:ascii="Calibri" w:cs="Calibri" w:eastAsia="Calibri" w:hAnsi="Calibri"/>
+          <w:color w:val="1F2328"/>
+        </w:rPr>
+        <w:t xml:space="preserve"> an iron fence and an arched gate, rows of headstones, open graves, candles, and a mausoleum with a green light glowing in its door.</w:t>
+      </w:r>
+    </w:p>
+    <w:p>
+      <w:pPr>
+        <w:pStyle w:val="ListParagraph"/>
+        <w:numPr>
+          <w:ilvl w:val="1"/>
+          <w:numId w:val="2"/>
+        </w:numPr>
+        <w:spacing w:after="80" w:line="276"/>
+      </w:pPr>
+      <w:r>
+        <w:rPr>
+          <w:rFonts w:ascii="Calibri" w:cs="Calibri" w:eastAsia="Calibri" w:hAnsi="Calibri"/>
+          <w:b/>
+          <w:bCs/>
+          <w:color w:val="1F2328"/>
+        </w:rPr>
+        <w:t xml:space="preserve">On the hills:</w:t>
+      </w:r>
+      <w:r>
+        <w:rPr>
+          <w:rFonts w:ascii="Calibri" w:cs="Calibri" w:eastAsia="Calibri" w:hAnsi="Calibri"/>
+          <w:color w:val="1F2328"/>
+        </w:rPr>
+        <w:t xml:space="preserve"> the haunted mansion against the moon, its windows lit, with shadows passing behind them. There's also an old church with a bell tower (bats live in the belfry) and a broken stone tower.</w:t>
+      </w:r>
+    </w:p>
+    <w:p>
+      <w:pPr>
+        <w:pStyle w:val="ListParagraph"/>
+        <w:numPr>
+          <w:ilvl w:val="1"/>
+          <w:numId w:val="2"/>
+        </w:numPr>
+        <w:spacing w:after="80" w:line="276"/>
+      </w:pPr>
+      <w:r>
+        <w:rPr>
+          <w:rFonts w:ascii="Calibri" w:cs="Calibri" w:eastAsia="Calibri" w:hAnsi="Calibri"/>
+          <w:b/>
+          <w:bCs/>
+          <w:color w:val="1F2328"/>
+        </w:rPr>
+        <w:t xml:space="preserve">The carnival:</w:t>
+      </w:r>
+      <w:r>
+        <w:rPr>
+          <w:rFonts w:ascii="Calibri" w:cs="Calibri" w:eastAsia="Calibri" w:hAnsi="Calibri"/>
+          <w:color w:val="1F2328"/>
+        </w:rPr>
+        <w:t xml:space="preserve"> a turning Ferris wheel, a carousel, and a HAUNTED HOUSE ride with glowing eyes over the doors.</w:t>
+      </w:r>
+    </w:p>
+    <w:p>
+      <w:pPr>
+        <w:pStyle w:val="ListParagraph"/>
+        <w:numPr>
+          <w:ilvl w:val="1"/>
+          <w:numId w:val="2"/>
+        </w:numPr>
+        <w:spacing w:after="80" w:line="276"/>
+      </w:pPr>
+      <w:r>
+        <w:rPr>
+          <w:rFonts w:ascii="Calibri" w:cs="Calibri" w:eastAsia="Calibri" w:hAnsi="Calibri"/>
+          <w:b/>
+          <w:bCs/>
+          <w:color w:val="1F2328"/>
+        </w:rPr>
+        <w:t xml:space="preserve">Around the edges:</w:t>
+      </w:r>
+      <w:r>
+        <w:rPr>
+          <w:rFonts w:ascii="Calibri" w:cs="Calibri" w:eastAsia="Calibri" w:hAnsi="Calibri"/>
+          <w:color w:val="1F2328"/>
+        </w:rPr>
+        <w:t xml:space="preserve"> a pumpkin patch with scarecrows and the edge of a corn maze. A street of houses decorated for Halloween, with string lights, a funeral home and a hearse parked out front. A foggy swamp with cypress trees, will-o'-wisps, a dock and a rowboat, and a witch's cottage with a bubbling cauldron.</w:t>
+      </w:r>
+    </w:p>
+    <w:p>
+      <w:pPr>
+        <w:pStyle w:val="ListParagraph"/>
+        <w:numPr>
+          <w:ilvl w:val="1"/>
+          <w:numId w:val="2"/>
+        </w:numPr>
+        <w:spacing w:after="80" w:line="276"/>
+      </w:pPr>
+      <w:r>
+        <w:rPr>
+          <w:rFonts w:ascii="Calibri" w:cs="Calibri" w:eastAsia="Calibri" w:hAnsi="Calibri"/>
+          <w:color w:val="1F2328"/>
+        </w:rPr>
+        <w:t xml:space="preserve">Dead trees everywhere, green fire braziers, and piles of jack-o'-lanterns round the park, all kept clear of the courts and the cameras. The park's mural is a new monster mural.</w:t>
+      </w:r>
+    </w:p>
+    <w:p>
+      <w:pPr>
+        <w:pStyle w:val="ListParagraph"/>
+        <w:numPr>
+          <w:ilvl w:val="0"/>
+          <w:numId w:val="2"/>
+        </w:numPr>
+        <w:spacing w:after="80" w:line="276"/>
+      </w:pPr>
+      <w:r>
+        <w:rPr>
+          <w:rFonts w:ascii="Calibri" w:cs="Calibri" w:eastAsia="Calibri" w:hAnsi="Calibri"/>
+          <w:b/>
+          <w:bCs/>
+          <w:color w:val="1F2328"/>
+        </w:rPr>
+        <w:t xml:space="preserve">Who's out tonight:</w:t>
+      </w:r>
+      <w:r>
+        <w:rPr>
+          <w:rFonts w:ascii="Calibri" w:cs="Calibri" w:eastAsia="Calibri" w:hAnsi="Calibri"/>
+          <w:color w:val="1F2328"/>
+        </w:rPr>
+        <w:t xml:space="preserve"> zombies shambling about, a vampire, a werewolf who howls at the moon, mummies, dancing skeletons, ghosts, black cats, bats circling the floodlights, and two groups of trick-or-treaters going door to door. The Lantern Man (a pumpkin head in a top hat) walks the town, and a slasher in a yellow raincoat and a sack mask stalks the block. Everything is spooky fun: no gore.</w:t>
+      </w:r>
+    </w:p>
+    <w:p>
+      <w:pPr>
+        <w:pStyle w:val="ListParagraph"/>
+        <w:numPr>
+          <w:ilvl w:val="0"/>
+          <w:numId w:val="2"/>
+        </w:numPr>
+        <w:spacing w:after="80" w:line="276"/>
+      </w:pPr>
+      <w:r>
+        <w:rPr>
+          <w:rFonts w:ascii="Calibri" w:cs="Calibri" w:eastAsia="Calibri" w:hAnsi="Calibri"/>
+          <w:b/>
+          <w:bCs/>
+          <w:color w:val="1F2328"/>
+        </w:rPr>
+        <w:t xml:space="preserve">Random events</w:t>
+      </w:r>
+      <w:r>
+        <w:rPr>
+          <w:rFonts w:ascii="Calibri" w:cs="Calibri" w:eastAsia="Calibri" w:hAnsi="Calibri"/>
+          <w:color w:val="1F2328"/>
+        </w:rPr>
+        <w:t xml:space="preserve"> (one every half minute or so):</w:t>
+      </w:r>
+    </w:p>
+    <w:p>
+      <w:pPr>
+        <w:pStyle w:val="ListParagraph"/>
+        <w:numPr>
+          <w:ilvl w:val="1"/>
+          <w:numId w:val="2"/>
+        </w:numPr>
+        <w:spacing w:after="80" w:line="276"/>
+      </w:pPr>
+      <w:r>
+        <w:rPr>
+          <w:rFonts w:ascii="Calibri" w:cs="Calibri" w:eastAsia="Calibri" w:hAnsi="Calibri"/>
+          <w:color w:val="1F2328"/>
+        </w:rPr>
+        <w:t xml:space="preserve">a thunderstorm, with lightning and thunder;</w:t>
+      </w:r>
+    </w:p>
+    <w:p>
+      <w:pPr>
+        <w:pStyle w:val="ListParagraph"/>
+        <w:numPr>
+          <w:ilvl w:val="1"/>
+          <w:numId w:val="2"/>
+        </w:numPr>
+        <w:spacing w:after="80" w:line="276"/>
+      </w:pPr>
+      <w:r>
+        <w:rPr>
+          <w:rFonts w:ascii="Calibri" w:cs="Calibri" w:eastAsia="Calibri" w:hAnsi="Calibri"/>
+          <w:color w:val="1F2328"/>
+        </w:rPr>
+        <w:t xml:space="preserve">the dead rising from their graves;</w:t>
+      </w:r>
+    </w:p>
+    <w:p>
+      <w:pPr>
+        <w:pStyle w:val="ListParagraph"/>
+        <w:numPr>
+          <w:ilvl w:val="1"/>
+          <w:numId w:val="2"/>
+        </w:numPr>
+        <w:spacing w:after="80" w:line="276"/>
+      </w:pPr>
+      <w:r>
+        <w:rPr>
+          <w:rFonts w:ascii="Calibri" w:cs="Calibri" w:eastAsia="Calibri" w:hAnsi="Calibri"/>
+          <w:color w:val="1F2328"/>
+        </w:rPr>
+        <w:t xml:space="preserve">a zombie dance troupe doing a routine under a stage light;</w:t>
+      </w:r>
+    </w:p>
+    <w:p>
+      <w:pPr>
+        <w:pStyle w:val="ListParagraph"/>
+        <w:numPr>
+          <w:ilvl w:val="1"/>
+          <w:numId w:val="2"/>
+        </w:numPr>
+        <w:spacing w:after="80" w:line="276"/>
+      </w:pPr>
+      <w:r>
+        <w:rPr>
+          <w:rFonts w:ascii="Calibri" w:cs="Calibri" w:eastAsia="Calibri" w:hAnsi="Calibri"/>
+          <w:color w:val="1F2328"/>
+        </w:rPr>
+        <w:t xml:space="preserve">the slasher chasing a group of screaming teenagers (one of them trips);</w:t>
+      </w:r>
+    </w:p>
+    <w:p>
+      <w:pPr>
+        <w:pStyle w:val="ListParagraph"/>
+        <w:numPr>
+          <w:ilvl w:val="1"/>
+          <w:numId w:val="2"/>
+        </w:numPr>
+        <w:spacing w:after="80" w:line="276"/>
+      </w:pPr>
+      <w:r>
+        <w:rPr>
+          <w:rFonts w:ascii="Calibri" w:cs="Calibri" w:eastAsia="Calibri" w:hAnsi="Calibri"/>
+          <w:color w:val="1F2328"/>
+        </w:rPr>
+        <w:t xml:space="preserve">a witch flying across the moon;</w:t>
+      </w:r>
+    </w:p>
+    <w:p>
+      <w:pPr>
+        <w:pStyle w:val="ListParagraph"/>
+        <w:numPr>
+          <w:ilvl w:val="1"/>
+          <w:numId w:val="2"/>
+        </w:numPr>
+        <w:spacing w:after="80" w:line="276"/>
+      </w:pPr>
+      <w:r>
+        <w:rPr>
+          <w:rFonts w:ascii="Calibri" w:cs="Calibri" w:eastAsia="Calibri" w:hAnsi="Calibri"/>
+          <w:color w:val="1F2328"/>
+        </w:rPr>
+        <w:t xml:space="preserve">bats bursting out of the church belfry;</w:t>
+      </w:r>
+    </w:p>
+    <w:p>
+      <w:pPr>
+        <w:pStyle w:val="ListParagraph"/>
+        <w:numPr>
+          <w:ilvl w:val="1"/>
+          <w:numId w:val="2"/>
+        </w:numPr>
+        <w:spacing w:after="80" w:line="276"/>
+      </w:pPr>
+      <w:r>
+        <w:rPr>
+          <w:rFonts w:ascii="Calibri" w:cs="Calibri" w:eastAsia="Calibri" w:hAnsi="Calibri"/>
+          <w:color w:val="1F2328"/>
+        </w:rPr>
+        <w:t xml:space="preserve">a ghost parade;</w:t>
+      </w:r>
+    </w:p>
+    <w:p>
+      <w:pPr>
+        <w:pStyle w:val="ListParagraph"/>
+        <w:numPr>
+          <w:ilvl w:val="1"/>
+          <w:numId w:val="2"/>
+        </w:numPr>
+        <w:spacing w:after="80" w:line="276"/>
+      </w:pPr>
+      <w:r>
+        <w:rPr>
+          <w:rFonts w:ascii="Calibri" w:cs="Calibri" w:eastAsia="Calibri" w:hAnsi="Calibri"/>
+          <w:color w:val="1F2328"/>
+        </w:rPr>
+        <w:t xml:space="preserve">the werewolf transforming on top of the broken tower;</w:t>
+      </w:r>
+    </w:p>
+    <w:p>
+      <w:pPr>
+        <w:pStyle w:val="ListParagraph"/>
+        <w:numPr>
+          <w:ilvl w:val="1"/>
+          <w:numId w:val="2"/>
+        </w:numPr>
+        <w:spacing w:after="80" w:line="276"/>
+      </w:pPr>
+      <w:r>
+        <w:rPr>
+          <w:rFonts w:ascii="Calibri" w:cs="Calibri" w:eastAsia="Calibri" w:hAnsi="Calibri"/>
+          <w:color w:val="1F2328"/>
+        </w:rPr>
+        <w:t xml:space="preserve">the HAUNTED HOUSE ride's doors bursting open;</w:t>
+      </w:r>
+    </w:p>
+    <w:p>
+      <w:pPr>
+        <w:pStyle w:val="ListParagraph"/>
+        <w:numPr>
+          <w:ilvl w:val="1"/>
+          <w:numId w:val="2"/>
+        </w:numPr>
+        <w:spacing w:after="80" w:line="276"/>
+      </w:pPr>
+      <w:r>
+        <w:rPr>
+          <w:rFonts w:ascii="Calibri" w:cs="Calibri" w:eastAsia="Calibri" w:hAnsi="Calibri"/>
+          <w:color w:val="1F2328"/>
+        </w:rPr>
+        <w:t xml:space="preserve">orange and green fireworks;</w:t>
+      </w:r>
+    </w:p>
+    <w:p>
+      <w:pPr>
+        <w:pStyle w:val="ListParagraph"/>
+        <w:numPr>
+          <w:ilvl w:val="1"/>
+          <w:numId w:val="2"/>
+        </w:numPr>
+        <w:spacing w:after="80" w:line="276"/>
+      </w:pPr>
+      <w:r>
+        <w:rPr>
+          <w:rFonts w:ascii="Calibri" w:cs="Calibri" w:eastAsia="Calibri" w:hAnsi="Calibri"/>
+          <w:color w:val="1F2328"/>
+        </w:rPr>
+        <w:t xml:space="preserve">the hearse driving by.</w:t>
+      </w:r>
+    </w:p>
+    <w:p>
+      <w:pPr>
+        <w:pStyle w:val="ListParagraph"/>
+        <w:numPr>
+          <w:ilvl w:val="0"/>
+          <w:numId w:val="2"/>
+        </w:numPr>
+        <w:spacing w:after="80" w:line="276"/>
+      </w:pPr>
+      <w:r>
+        <w:rPr>
+          <w:rFonts w:ascii="Calibri" w:cs="Calibri" w:eastAsia="Calibri" w:hAnsi="Calibri"/>
+          <w:b/>
+          <w:bCs/>
+          <w:color w:val="1F2328"/>
+        </w:rPr>
+        <w:t xml:space="preserve">Its own sounds:</w:t>
+      </w:r>
+      <w:r>
+        <w:rPr>
+          <w:rFonts w:ascii="Calibri" w:cs="Calibri" w:eastAsia="Calibri" w:hAnsi="Calibri"/>
+          <w:color w:val="1F2328"/>
+        </w:rPr>
+        <w:t xml:space="preserve"> thunder, a wolf's howl, an owl, the cemetery gate creaking, the church bell, a ghost's moan, distant screams, an organ chord, a witch's cackle and the zombie troupe's groove. They are quiet and rare so they never get in the way of the game, and they follow your sound-effects volume.</w:t>
+      </w:r>
+    </w:p>
+    <w:p>
+      <w:pPr>
+        <w:pStyle w:val="ListParagraph"/>
+        <w:numPr>
+          <w:ilvl w:val="0"/>
+          <w:numId w:val="2"/>
+        </w:numPr>
+        <w:spacing w:after="80" w:line="276"/>
+      </w:pPr>
+      <w:r>
+        <w:rPr>
+          <w:rFonts w:ascii="Calibri" w:cs="Calibri" w:eastAsia="Calibri" w:hAnsi="Calibri"/>
+          <w:b/>
+          <w:bCs/>
+          <w:color w:val="1F2328"/>
+        </w:rPr>
+        <w:t xml:space="preserve">On a win streak the court gets haunted:</w:t>
+      </w:r>
+    </w:p>
+    <w:p>
+      <w:pPr>
+        <w:pStyle w:val="ListParagraph"/>
+        <w:numPr>
+          <w:ilvl w:val="1"/>
+          <w:numId w:val="2"/>
+        </w:numPr>
+        <w:spacing w:after="80" w:line="276"/>
+      </w:pPr>
+      <w:r>
+        <w:rPr>
+          <w:rFonts w:ascii="Calibri" w:cs="Calibri" w:eastAsia="Calibri" w:hAnsi="Calibri"/>
+          <w:b/>
+          <w:bCs/>
+          <w:color w:val="1F2328"/>
+        </w:rPr>
+        <w:t xml:space="preserve">3 wins:</w:t>
+      </w:r>
+      <w:r>
+        <w:rPr>
+          <w:rFonts w:ascii="Calibri" w:cs="Calibri" w:eastAsia="Calibri" w:hAnsi="Calibri"/>
+          <w:color w:val="1F2328"/>
+        </w:rPr>
+        <w:t xml:space="preserve"> green ghost-fire flickers up all round the court.</w:t>
+      </w:r>
+    </w:p>
+    <w:p>
+      <w:pPr>
+        <w:pStyle w:val="ListParagraph"/>
+        <w:numPr>
+          <w:ilvl w:val="1"/>
+          <w:numId w:val="2"/>
+        </w:numPr>
+        <w:spacing w:after="80" w:line="276"/>
+      </w:pPr>
+      <w:r>
+        <w:rPr>
+          <w:rFonts w:ascii="Calibri" w:cs="Calibri" w:eastAsia="Calibri" w:hAnsi="Calibri"/>
+          <w:b/>
+          <w:bCs/>
+          <w:color w:val="1F2328"/>
+        </w:rPr>
+        <w:t xml:space="preserve">6 wins:</w:t>
+      </w:r>
+      <w:r>
+        <w:rPr>
+          <w:rFonts w:ascii="Calibri" w:cs="Calibri" w:eastAsia="Calibri" w:hAnsi="Calibri"/>
+          <w:color w:val="1F2328"/>
+        </w:rPr>
+        <w:t xml:space="preserve"> skeleton hands reach up out of the apron, fog creeps over the floor, and the court's floodlights flicker green.</w:t>
+      </w:r>
+    </w:p>
+    <w:p>
+      <w:pPr>
+        <w:pStyle w:val="ListParagraph"/>
+        <w:numPr>
+          <w:ilvl w:val="1"/>
+          <w:numId w:val="2"/>
+        </w:numPr>
+        <w:spacing w:after="80" w:line="276"/>
+      </w:pPr>
+      <w:r>
+        <w:rPr>
+          <w:rFonts w:ascii="Calibri" w:cs="Calibri" w:eastAsia="Calibri" w:hAnsi="Calibri"/>
+          <w:b/>
+          <w:bCs/>
+          <w:color w:val="1F2328"/>
+        </w:rPr>
+        <w:t xml:space="preserve">9 wins:</w:t>
+      </w:r>
+      <w:r>
+        <w:rPr>
+          <w:rFonts w:ascii="Calibri" w:cs="Calibri" w:eastAsia="Calibri" w:hAnsi="Calibri"/>
+          <w:color w:val="1F2328"/>
+        </w:rPr>
+        <w:t xml:space="preserve"> a ring of ghosts circles the court.</w:t>
+      </w:r>
+    </w:p>
+    <w:p>
+      <w:pPr>
+        <w:pStyle w:val="ListParagraph"/>
+        <w:numPr>
+          <w:ilvl w:val="1"/>
+          <w:numId w:val="2"/>
+        </w:numPr>
+        <w:spacing w:after="80" w:line="276"/>
+      </w:pPr>
+      <w:r>
+        <w:rPr>
+          <w:rFonts w:ascii="Calibri" w:cs="Calibri" w:eastAsia="Calibri" w:hAnsi="Calibri"/>
+          <w:b/>
+          <w:bCs/>
+          <w:color w:val="1F2328"/>
+        </w:rPr>
+        <w:t xml:space="preserve">12 wins:</w:t>
+      </w:r>
+      <w:r>
+        <w:rPr>
+          <w:rFonts w:ascii="Calibri" w:cs="Calibri" w:eastAsia="Calibri" w:hAnsi="Calibri"/>
+          <w:color w:val="1F2328"/>
+        </w:rPr>
+        <w:t xml:space="preserve"> the full haunting, with will-o'-wisps spiralling up into the sky, a giant skull whose jaw opens and shuts, and lightning striking round the court.</w:t>
+      </w:r>
+    </w:p>
+    <w:p>
+      <w:pPr>
+        <w:pStyle w:val="ListParagraph"/>
+        <w:numPr>
+          <w:ilvl w:val="1"/>
+          <w:numId w:val="2"/>
+        </w:numPr>
+        <w:spacing w:after="80" w:line="276"/>
+      </w:pPr>
+      <w:r>
+        <w:rPr>
+          <w:rFonts w:ascii="Calibri" w:cs="Calibri" w:eastAsia="Calibri" w:hAnsi="Calibri"/>
+          <w:color w:val="1F2328"/>
+        </w:rPr>
+        <w:t xml:space="preserve">The Got Next spots stay clear, the court stays readable even at 12, and the floodlights go back to normal when the streak ends.</w:t>
+      </w:r>
+    </w:p>
+    <w:p>
+      <w:pPr>
+        <w:pStyle w:val="ListParagraph"/>
+        <w:numPr>
+          <w:ilvl w:val="0"/>
+          <w:numId w:val="2"/>
+        </w:numPr>
+        <w:spacing w:after="80" w:line="276"/>
+      </w:pPr>
+      <w:r>
+        <w:rPr>
+          <w:rFonts w:ascii="Calibri" w:cs="Calibri" w:eastAsia="Calibri" w:hAnsi="Calibri"/>
+          <w:color w:val="1F2328"/>
+        </w:rPr>
+        <w:t xml:space="preserve">The event's leaderboard stands in the park on a tombstone with a green neon outline, a skull with glowing eyes on top and jack-o'-lanterns at its feet.</w:t>
+      </w:r>
+    </w:p>
+    <w:p>
+      <w:pPr>
+        <w:pStyle w:val="ListParagraph"/>
+        <w:numPr>
+          <w:ilvl w:val="0"/>
+          <w:numId w:val="2"/>
+        </w:numPr>
+        <w:spacing w:after="80" w:line="276"/>
+      </w:pPr>
+      <w:r>
+        <w:rPr>
+          <w:rFonts w:ascii="Calibri" w:cs="Calibri" w:eastAsia="Calibri" w:hAnsi="Calibri"/>
+          <w:b/>
+          <w:bCs/>
+          <w:color w:val="1F2328"/>
+        </w:rPr>
+        <w:t xml:space="preserve">Music:</w:t>
+      </w:r>
+      <w:r>
+        <w:rPr>
+          <w:rFonts w:ascii="Calibri" w:cs="Calibri" w:eastAsia="Calibri" w:hAnsi="Calibri"/>
+          <w:color w:val="1F2328"/>
+        </w:rPr>
+        <w:t xml:space="preserve"> the main soundtrack plays at the Monster Mash. No mix came with this event, so unlike the Beat it has no soundtrack of its own. Send one and it can get one the same way.</w:t>
+      </w:r>
+    </w:p>
+    <w:p>
+      <w:pPr>
+        <w:pStyle w:val="Heading2"/>
+        <w:spacing w:after="80" w:before="200"/>
+      </w:pPr>
+      <w:r>
+        <w:rPr>
+          <w:rFonts w:ascii="Calibri" w:cs="Calibri" w:eastAsia="Calibri" w:hAnsi="Calibri"/>
+          <w:b/>
+          <w:bCs/>
+          <w:color w:val="1F2328"/>
+          <w:sz w:val="26"/>
+          <w:szCs w:val="26"/>
+        </w:rPr>
+        <w:t xml:space="preserve">Rewards</w:t>
+      </w:r>
+    </w:p>
+    <w:p>
+      <w:pPr>
+        <w:spacing w:after="140" w:line="288"/>
+      </w:pPr>
+      <w:r>
+        <w:rPr>
+          <w:rFonts w:ascii="Calibri" w:cs="Calibri" w:eastAsia="Calibri" w:hAnsi="Calibri"/>
+          <w:color w:val="1F2328"/>
+        </w:rPr>
+        <w:t xml:space="preserve">The same tiers and prizes per place as every park event before it, with all-new items. None of them can be bought.</w:t>
+      </w:r>
+    </w:p>
+    <w:tbl>
+      <w:tblPr>
+        <w:tblW w:type="dxa" w:w="9360"/>
+        <w:tblBorders>
+          <w:top w:val="single" w:color="auto" w:sz="4"/>
+          <w:left w:val="single" w:color="auto" w:sz="4"/>
+          <w:bottom w:val="single" w:color="auto" w:sz="4"/>
+          <w:right w:val="single" w:color="auto" w:sz="4"/>
+          <w:insideH w:val="single" w:color="auto" w:sz="4"/>
+          <w:insideV w:val="single" w:color="auto" w:sz="4"/>
+        </w:tblBorders>
+      </w:tblPr>
+      <w:tblGrid>
+        <w:gridCol w:w="1446"/>
+        <w:gridCol w:w="1106"/>
+        <w:gridCol w:w="6808"/>
+      </w:tblGrid>
+      <w:tr>
+        <w:trPr>
+          <w:cantSplit/>
+          <w:tblHeader/>
+        </w:trPr>
+        <w:tc>
+          <w:tcPr>
+            <w:tcW w:type="dxa" w:w="1446"/>
+            <w:tcBorders>
+              <w:top w:val="single" w:color="D0D7DE" w:sz="4"/>
+              <w:left w:val="single" w:color="D0D7DE" w:sz="4"/>
+              <w:bottom w:val="single" w:color="D0D7DE" w:sz="4"/>
+              <w:right w:val="single" w:color="D0D7DE" w:sz="4"/>
+            </w:tcBorders>
+            <w:shd w:fill="F3E3E6" w:color="auto" w:val="clear"/>
+            <w:tcMar>
+              <w:top w:type="dxa" w:w="60"/>
+              <w:left w:type="dxa" w:w="100"/>
+              <w:bottom w:type="dxa" w:w="60"/>
+              <w:right w:type="dxa" w:w="100"/>
+            </w:tcMar>
+          </w:tcPr>
+          <w:p>
+            <w:pPr>
+              <w:jc w:val="left"/>
+            </w:pPr>
+            <w:r>
+              <w:rPr>
+                <w:rFonts w:ascii="Calibri" w:cs="Calibri" w:eastAsia="Calibri" w:hAnsi="Calibri"/>
+                <w:b/>
+                <w:bCs/>
+                <w:color w:val="1F2328"/>
+              </w:rPr>
+              <w:t xml:space="preserve">Place</w:t>
+            </w:r>
+          </w:p>
+        </w:tc>
+        <w:tc>
+          <w:tcPr>
+            <w:tcW w:type="dxa" w:w="1106"/>
+            <w:tcBorders>
+              <w:top w:val="single" w:color="D0D7DE" w:sz="4"/>
+              <w:left w:val="single" w:color="D0D7DE" w:sz="4"/>
+              <w:bottom w:val="single" w:color="D0D7DE" w:sz="4"/>
+              <w:right w:val="single" w:color="D0D7DE" w:sz="4"/>
+            </w:tcBorders>
+            <w:shd w:fill="F3E3E6" w:color="auto" w:val="clear"/>
+            <w:tcMar>
+              <w:top w:type="dxa" w:w="60"/>
+              <w:left w:type="dxa" w:w="100"/>
+              <w:bottom w:type="dxa" w:w="60"/>
+              <w:right w:type="dxa" w:w="100"/>
+            </w:tcMar>
+          </w:tcPr>
+          <w:p>
+            <w:pPr>
+              <w:jc w:val="center"/>
+            </w:pPr>
+            <w:r>
+              <w:rPr>
+                <w:rFonts w:ascii="Calibri" w:cs="Calibri" w:eastAsia="Calibri" w:hAnsi="Calibri"/>
+                <w:b/>
+                <w:bCs/>
+                <w:color w:val="1F2328"/>
+              </w:rPr>
+              <w:t xml:space="preserve">VC</w:t>
+            </w:r>
+          </w:p>
+        </w:tc>
+        <w:tc>
+          <w:tcPr>
+            <w:tcW w:type="dxa" w:w="6808"/>
+            <w:tcBorders>
+              <w:top w:val="single" w:color="D0D7DE" w:sz="4"/>
+              <w:left w:val="single" w:color="D0D7DE" w:sz="4"/>
+              <w:bottom w:val="single" w:color="D0D7DE" w:sz="4"/>
+              <w:right w:val="single" w:color="D0D7DE" w:sz="4"/>
+            </w:tcBorders>
+            <w:shd w:fill="F3E3E6" w:color="auto" w:val="clear"/>
+            <w:tcMar>
+              <w:top w:type="dxa" w:w="60"/>
+              <w:left w:type="dxa" w:w="100"/>
+              <w:bottom w:type="dxa" w:w="60"/>
+              <w:right w:type="dxa" w:w="100"/>
+            </w:tcMar>
+          </w:tcPr>
+          <w:p>
+            <w:pPr>
+              <w:jc w:val="left"/>
+            </w:pPr>
+            <w:r>
+              <w:rPr>
+                <w:rFonts w:ascii="Calibri" w:cs="Calibri" w:eastAsia="Calibri" w:hAnsi="Calibri"/>
+                <w:b/>
+                <w:bCs/>
+                <w:color w:val="1F2328"/>
+              </w:rPr>
+              <w:t xml:space="preserve">Items</w:t>
+            </w:r>
+          </w:p>
+        </w:tc>
+      </w:tr>
+      <w:tr>
+        <w:trPr>
+          <w:cantSplit/>
+          <w:tblHeader w:val="false"/>
+        </w:trPr>
+        <w:tc>
+          <w:tcPr>
+            <w:tcW w:type="dxa" w:w="1446"/>
+            <w:tcBorders>
+              <w:top w:val="single" w:color="D0D7DE" w:sz="4"/>
+              <w:left w:val="single" w:color="D0D7DE" w:sz="4"/>
+              <w:bottom w:val="single" w:color="D0D7DE" w:sz="4"/>
+              <w:right w:val="single" w:color="D0D7DE" w:sz="4"/>
+            </w:tcBorders>
+            <w:tcMar>
+              <w:top w:type="dxa" w:w="60"/>
+              <w:left w:type="dxa" w:w="100"/>
+              <w:bottom w:type="dxa" w:w="60"/>
+              <w:right w:type="dxa" w:w="100"/>
+            </w:tcMar>
+          </w:tcPr>
+          <w:p>
+            <w:pPr>
+              <w:jc w:val="left"/>
+            </w:pPr>
+            <w:r>
+              <w:rPr>
+                <w:rFonts w:ascii="Calibri" w:cs="Calibri" w:eastAsia="Calibri" w:hAnsi="Calibri"/>
+                <w:color w:val="1F2328"/>
+              </w:rPr>
+              <w:t xml:space="preserve">1st</w:t>
+            </w:r>
+          </w:p>
+        </w:tc>
+        <w:tc>
+          <w:tcPr>
+            <w:tcW w:type="dxa" w:w="1106"/>
+            <w:tcBorders>
+              <w:top w:val="single" w:color="D0D7DE" w:sz="4"/>
+              <w:left w:val="single" w:color="D0D7DE" w:sz="4"/>
+              <w:bottom w:val="single" w:color="D0D7DE" w:sz="4"/>
+              <w:right w:val="single" w:color="D0D7DE" w:sz="4"/>
+            </w:tcBorders>
+            <w:tcMar>
+              <w:top w:type="dxa" w:w="60"/>
+              <w:left w:type="dxa" w:w="100"/>
+              <w:bottom w:type="dxa" w:w="60"/>
+              <w:right w:type="dxa" w:w="100"/>
+            </w:tcMar>
+          </w:tcPr>
+          <w:p>
+            <w:pPr>
+              <w:jc w:val="center"/>
+            </w:pPr>
+            <w:r>
+              <w:rPr>
+                <w:rFonts w:ascii="Calibri" w:cs="Calibri" w:eastAsia="Calibri" w:hAnsi="Calibri"/>
+                <w:color w:val="1F2328"/>
+              </w:rPr>
+              <w:t xml:space="preserve">150,000</w:t>
+            </w:r>
+          </w:p>
+        </w:tc>
+        <w:tc>
+          <w:tcPr>
+            <w:tcW w:type="dxa" w:w="6808"/>
+            <w:tcBorders>
+              <w:top w:val="single" w:color="D0D7DE" w:sz="4"/>
+              <w:left w:val="single" w:color="D0D7DE" w:sz="4"/>
+              <w:bottom w:val="single" w:color="D0D7DE" w:sz="4"/>
+              <w:right w:val="single" w:color="D0D7DE" w:sz="4"/>
+            </w:tcBorders>
+            <w:tcMar>
+              <w:top w:type="dxa" w:w="60"/>
+              <w:left w:type="dxa" w:w="100"/>
+              <w:bottom w:type="dxa" w:w="60"/>
+              <w:right w:type="dxa" w:w="100"/>
+            </w:tcMar>
+          </w:tcPr>
+          <w:p>
+            <w:pPr>
+              <w:jc w:val="left"/>
+            </w:pPr>
+            <w:r>
+              <w:rPr>
+                <w:rFonts w:ascii="Calibri" w:cs="Calibri" w:eastAsia="Calibri" w:hAnsi="Calibri"/>
+                <w:color w:val="1F2328"/>
+              </w:rPr>
+              <w:t xml:space="preserve">the Bone Suit (top and tights), Coffin Hi / Graveyard, Zombie Shuffle, Jack-o'-Lantern Headband, Jack-o'-Lantern, Haunted Organ</w:t>
+            </w:r>
+          </w:p>
+        </w:tc>
+      </w:tr>
+      <w:tr>
+        <w:trPr>
+          <w:cantSplit/>
+          <w:tblHeader w:val="false"/>
+        </w:trPr>
+        <w:tc>
+          <w:tcPr>
+            <w:tcW w:type="dxa" w:w="1446"/>
+            <w:tcBorders>
+              <w:top w:val="single" w:color="D0D7DE" w:sz="4"/>
+              <w:left w:val="single" w:color="D0D7DE" w:sz="4"/>
+              <w:bottom w:val="single" w:color="D0D7DE" w:sz="4"/>
+              <w:right w:val="single" w:color="D0D7DE" w:sz="4"/>
+            </w:tcBorders>
+            <w:tcMar>
+              <w:top w:type="dxa" w:w="60"/>
+              <w:left w:type="dxa" w:w="100"/>
+              <w:bottom w:type="dxa" w:w="60"/>
+              <w:right w:type="dxa" w:w="100"/>
+            </w:tcMar>
+          </w:tcPr>
+          <w:p>
+            <w:pPr>
+              <w:jc w:val="left"/>
+            </w:pPr>
+            <w:r>
+              <w:rPr>
+                <w:rFonts w:ascii="Calibri" w:cs="Calibri" w:eastAsia="Calibri" w:hAnsi="Calibri"/>
+                <w:color w:val="1F2328"/>
+              </w:rPr>
+              <w:t xml:space="preserve">Top 3</w:t>
+            </w:r>
+          </w:p>
+        </w:tc>
+        <w:tc>
+          <w:tcPr>
+            <w:tcW w:type="dxa" w:w="1106"/>
+            <w:tcBorders>
+              <w:top w:val="single" w:color="D0D7DE" w:sz="4"/>
+              <w:left w:val="single" w:color="D0D7DE" w:sz="4"/>
+              <w:bottom w:val="single" w:color="D0D7DE" w:sz="4"/>
+              <w:right w:val="single" w:color="D0D7DE" w:sz="4"/>
+            </w:tcBorders>
+            <w:tcMar>
+              <w:top w:type="dxa" w:w="60"/>
+              <w:left w:type="dxa" w:w="100"/>
+              <w:bottom w:type="dxa" w:w="60"/>
+              <w:right w:type="dxa" w:w="100"/>
+            </w:tcMar>
+          </w:tcPr>
+          <w:p>
+            <w:pPr>
+              <w:jc w:val="center"/>
+            </w:pPr>
+            <w:r>
+              <w:rPr>
+                <w:rFonts w:ascii="Calibri" w:cs="Calibri" w:eastAsia="Calibri" w:hAnsi="Calibri"/>
+                <w:color w:val="1F2328"/>
+              </w:rPr>
+              <w:t xml:space="preserve">60,000</w:t>
+            </w:r>
+          </w:p>
+        </w:tc>
+        <w:tc>
+          <w:tcPr>
+            <w:tcW w:type="dxa" w:w="6808"/>
+            <w:tcBorders>
+              <w:top w:val="single" w:color="D0D7DE" w:sz="4"/>
+              <w:left w:val="single" w:color="D0D7DE" w:sz="4"/>
+              <w:bottom w:val="single" w:color="D0D7DE" w:sz="4"/>
+              <w:right w:val="single" w:color="D0D7DE" w:sz="4"/>
+            </w:tcBorders>
+            <w:tcMar>
+              <w:top w:type="dxa" w:w="60"/>
+              <w:left w:type="dxa" w:w="100"/>
+              <w:bottom w:type="dxa" w:w="60"/>
+              <w:right w:type="dxa" w:w="100"/>
+            </w:tcMar>
+          </w:tcPr>
+          <w:p>
+            <w:pPr>
+              <w:jc w:val="left"/>
+            </w:pPr>
+            <w:r>
+              <w:rPr>
+                <w:rFonts w:ascii="Calibri" w:cs="Calibri" w:eastAsia="Calibri" w:hAnsi="Calibri"/>
+                <w:color w:val="1F2328"/>
+              </w:rPr>
+              <w:t xml:space="preserve">Coffin Hi / Graveyard, Zombie Shuffle, Jack-o'-Lantern Headband, Jack-o'-Lantern, Haunted Organ</w:t>
+            </w:r>
+          </w:p>
+        </w:tc>
+      </w:tr>
+      <w:tr>
+        <w:trPr>
+          <w:cantSplit/>
+          <w:tblHeader w:val="false"/>
+        </w:trPr>
+        <w:tc>
+          <w:tcPr>
+            <w:tcW w:type="dxa" w:w="1446"/>
+            <w:tcBorders>
+              <w:top w:val="single" w:color="D0D7DE" w:sz="4"/>
+              <w:left w:val="single" w:color="D0D7DE" w:sz="4"/>
+              <w:bottom w:val="single" w:color="D0D7DE" w:sz="4"/>
+              <w:right w:val="single" w:color="D0D7DE" w:sz="4"/>
+            </w:tcBorders>
+            <w:tcMar>
+              <w:top w:type="dxa" w:w="60"/>
+              <w:left w:type="dxa" w:w="100"/>
+              <w:bottom w:type="dxa" w:w="60"/>
+              <w:right w:type="dxa" w:w="100"/>
+            </w:tcMar>
+          </w:tcPr>
+          <w:p>
+            <w:pPr>
+              <w:jc w:val="left"/>
+            </w:pPr>
+            <w:r>
+              <w:rPr>
+                <w:rFonts w:ascii="Calibri" w:cs="Calibri" w:eastAsia="Calibri" w:hAnsi="Calibri"/>
+                <w:color w:val="1F2328"/>
+              </w:rPr>
+              <w:t xml:space="preserve">Top 10</w:t>
+            </w:r>
+          </w:p>
+        </w:tc>
+        <w:tc>
+          <w:tcPr>
+            <w:tcW w:type="dxa" w:w="1106"/>
+            <w:tcBorders>
+              <w:top w:val="single" w:color="D0D7DE" w:sz="4"/>
+              <w:left w:val="single" w:color="D0D7DE" w:sz="4"/>
+              <w:bottom w:val="single" w:color="D0D7DE" w:sz="4"/>
+              <w:right w:val="single" w:color="D0D7DE" w:sz="4"/>
+            </w:tcBorders>
+            <w:tcMar>
+              <w:top w:type="dxa" w:w="60"/>
+              <w:left w:type="dxa" w:w="100"/>
+              <w:bottom w:type="dxa" w:w="60"/>
+              <w:right w:type="dxa" w:w="100"/>
+            </w:tcMar>
+          </w:tcPr>
+          <w:p>
+            <w:pPr>
+              <w:jc w:val="center"/>
+            </w:pPr>
+            <w:r>
+              <w:rPr>
+                <w:rFonts w:ascii="Calibri" w:cs="Calibri" w:eastAsia="Calibri" w:hAnsi="Calibri"/>
+                <w:color w:val="1F2328"/>
+              </w:rPr>
+              <w:t xml:space="preserve">25,000</w:t>
+            </w:r>
+          </w:p>
+        </w:tc>
+        <w:tc>
+          <w:tcPr>
+            <w:tcW w:type="dxa" w:w="6808"/>
+            <w:tcBorders>
+              <w:top w:val="single" w:color="D0D7DE" w:sz="4"/>
+              <w:left w:val="single" w:color="D0D7DE" w:sz="4"/>
+              <w:bottom w:val="single" w:color="D0D7DE" w:sz="4"/>
+              <w:right w:val="single" w:color="D0D7DE" w:sz="4"/>
+            </w:tcBorders>
+            <w:tcMar>
+              <w:top w:type="dxa" w:w="60"/>
+              <w:left w:type="dxa" w:w="100"/>
+              <w:bottom w:type="dxa" w:w="60"/>
+              <w:right w:type="dxa" w:w="100"/>
+            </w:tcMar>
+          </w:tcPr>
+          <w:p>
+            <w:pPr>
+              <w:jc w:val="left"/>
+            </w:pPr>
+            <w:r>
+              <w:rPr>
+                <w:rFonts w:ascii="Calibri" w:cs="Calibri" w:eastAsia="Calibri" w:hAnsi="Calibri"/>
+                <w:color w:val="1F2328"/>
+              </w:rPr>
+              <w:t xml:space="preserve">Zombie Shuffle, Jack-o'-Lantern Headband, Haunted Organ</w:t>
+            </w:r>
+          </w:p>
+        </w:tc>
+      </w:tr>
+      <w:tr>
+        <w:trPr>
+          <w:cantSplit/>
+          <w:tblHeader w:val="false"/>
+        </w:trPr>
+        <w:tc>
+          <w:tcPr>
+            <w:tcW w:type="dxa" w:w="1446"/>
+            <w:tcBorders>
+              <w:top w:val="single" w:color="D0D7DE" w:sz="4"/>
+              <w:left w:val="single" w:color="D0D7DE" w:sz="4"/>
+              <w:bottom w:val="single" w:color="D0D7DE" w:sz="4"/>
+              <w:right w:val="single" w:color="D0D7DE" w:sz="4"/>
+            </w:tcBorders>
+            <w:tcMar>
+              <w:top w:type="dxa" w:w="60"/>
+              <w:left w:type="dxa" w:w="100"/>
+              <w:bottom w:type="dxa" w:w="60"/>
+              <w:right w:type="dxa" w:w="100"/>
+            </w:tcMar>
+          </w:tcPr>
+          <w:p>
+            <w:pPr>
+              <w:jc w:val="left"/>
+            </w:pPr>
+            <w:r>
+              <w:rPr>
+                <w:rFonts w:ascii="Calibri" w:cs="Calibri" w:eastAsia="Calibri" w:hAnsi="Calibri"/>
+                <w:color w:val="1F2328"/>
+              </w:rPr>
+              <w:t xml:space="preserve">Top 25</w:t>
+            </w:r>
+          </w:p>
+        </w:tc>
+        <w:tc>
+          <w:tcPr>
+            <w:tcW w:type="dxa" w:w="1106"/>
+            <w:tcBorders>
+              <w:top w:val="single" w:color="D0D7DE" w:sz="4"/>
+              <w:left w:val="single" w:color="D0D7DE" w:sz="4"/>
+              <w:bottom w:val="single" w:color="D0D7DE" w:sz="4"/>
+              <w:right w:val="single" w:color="D0D7DE" w:sz="4"/>
+            </w:tcBorders>
+            <w:tcMar>
+              <w:top w:type="dxa" w:w="60"/>
+              <w:left w:type="dxa" w:w="100"/>
+              <w:bottom w:type="dxa" w:w="60"/>
+              <w:right w:type="dxa" w:w="100"/>
+            </w:tcMar>
+          </w:tcPr>
+          <w:p>
+            <w:pPr>
+              <w:jc w:val="center"/>
+            </w:pPr>
+            <w:r>
+              <w:rPr>
+                <w:rFonts w:ascii="Calibri" w:cs="Calibri" w:eastAsia="Calibri" w:hAnsi="Calibri"/>
+                <w:color w:val="1F2328"/>
+              </w:rPr>
+              <w:t xml:space="preserve">10,000</w:t>
+            </w:r>
+          </w:p>
+        </w:tc>
+        <w:tc>
+          <w:tcPr>
+            <w:tcW w:type="dxa" w:w="6808"/>
+            <w:tcBorders>
+              <w:top w:val="single" w:color="D0D7DE" w:sz="4"/>
+              <w:left w:val="single" w:color="D0D7DE" w:sz="4"/>
+              <w:bottom w:val="single" w:color="D0D7DE" w:sz="4"/>
+              <w:right w:val="single" w:color="D0D7DE" w:sz="4"/>
+            </w:tcBorders>
+            <w:tcMar>
+              <w:top w:type="dxa" w:w="60"/>
+              <w:left w:type="dxa" w:w="100"/>
+              <w:bottom w:type="dxa" w:w="60"/>
+              <w:right w:type="dxa" w:w="100"/>
+            </w:tcMar>
+          </w:tcPr>
+          <w:p>
+            <w:pPr>
+              <w:jc w:val="left"/>
+            </w:pPr>
+            <w:r>
+              <w:rPr>
+                <w:rFonts w:ascii="Calibri" w:cs="Calibri" w:eastAsia="Calibri" w:hAnsi="Calibri"/>
+                <w:color w:val="1F2328"/>
+              </w:rPr>
+              <w:t xml:space="preserve">Jack-o'-Lantern Headband</w:t>
+            </w:r>
+          </w:p>
+        </w:tc>
+      </w:tr>
+      <w:tr>
+        <w:trPr>
+          <w:cantSplit/>
+          <w:tblHeader w:val="false"/>
+        </w:trPr>
+        <w:tc>
+          <w:tcPr>
+            <w:tcW w:type="dxa" w:w="1446"/>
+            <w:tcBorders>
+              <w:top w:val="single" w:color="D0D7DE" w:sz="4"/>
+              <w:left w:val="single" w:color="D0D7DE" w:sz="4"/>
+              <w:bottom w:val="single" w:color="D0D7DE" w:sz="4"/>
+              <w:right w:val="single" w:color="D0D7DE" w:sz="4"/>
+            </w:tcBorders>
+            <w:tcMar>
+              <w:top w:type="dxa" w:w="60"/>
+              <w:left w:type="dxa" w:w="100"/>
+              <w:bottom w:type="dxa" w:w="60"/>
+              <w:right w:type="dxa" w:w="100"/>
+            </w:tcMar>
+          </w:tcPr>
+          <w:p>
+            <w:pPr>
+              <w:jc w:val="left"/>
+            </w:pPr>
+            <w:r>
+              <w:rPr>
+                <w:rFonts w:ascii="Calibri" w:cs="Calibri" w:eastAsia="Calibri" w:hAnsi="Calibri"/>
+                <w:color w:val="1F2328"/>
+              </w:rPr>
+              <w:t xml:space="preserve">Top half / played</w:t>
+            </w:r>
+          </w:p>
+        </w:tc>
+        <w:tc>
+          <w:tcPr>
+            <w:tcW w:type="dxa" w:w="1106"/>
+            <w:tcBorders>
+              <w:top w:val="single" w:color="D0D7DE" w:sz="4"/>
+              <w:left w:val="single" w:color="D0D7DE" w:sz="4"/>
+              <w:bottom w:val="single" w:color="D0D7DE" w:sz="4"/>
+              <w:right w:val="single" w:color="D0D7DE" w:sz="4"/>
+            </w:tcBorders>
+            <w:tcMar>
+              <w:top w:type="dxa" w:w="60"/>
+              <w:left w:type="dxa" w:w="100"/>
+              <w:bottom w:type="dxa" w:w="60"/>
+              <w:right w:type="dxa" w:w="100"/>
+            </w:tcMar>
+          </w:tcPr>
+          <w:p>
+            <w:pPr>
+              <w:jc w:val="center"/>
+            </w:pPr>
+            <w:r>
+              <w:rPr>
+                <w:rFonts w:ascii="Calibri" w:cs="Calibri" w:eastAsia="Calibri" w:hAnsi="Calibri"/>
+                <w:color w:val="1F2328"/>
+              </w:rPr>
+              <w:t xml:space="preserve">3,000 / 1,000</w:t>
+            </w:r>
+          </w:p>
+        </w:tc>
+        <w:tc>
+          <w:tcPr>
+            <w:tcW w:type="dxa" w:w="6808"/>
+            <w:tcBorders>
+              <w:top w:val="single" w:color="D0D7DE" w:sz="4"/>
+              <w:left w:val="single" w:color="D0D7DE" w:sz="4"/>
+              <w:bottom w:val="single" w:color="D0D7DE" w:sz="4"/>
+              <w:right w:val="single" w:color="D0D7DE" w:sz="4"/>
+            </w:tcBorders>
+            <w:tcMar>
+              <w:top w:type="dxa" w:w="60"/>
+              <w:left w:type="dxa" w:w="100"/>
+              <w:bottom w:type="dxa" w:w="60"/>
+              <w:right w:type="dxa" w:w="100"/>
+            </w:tcMar>
+          </w:tcPr>
+          <w:p>
+            <w:pPr>
+              <w:jc w:val="left"/>
+            </w:pPr>
+          </w:p>
+        </w:tc>
+      </w:tr>
+    </w:tbl>
+    <w:p>
+      <w:pPr>
+        <w:spacing w:after="80"/>
+      </w:pPr>
+    </w:p>
+    <w:p>
+      <w:pPr>
+        <w:pStyle w:val="ListParagraph"/>
+        <w:numPr>
+          <w:ilvl w:val="0"/>
+          <w:numId w:val="2"/>
+        </w:numPr>
+        <w:spacing w:after="80" w:line="276"/>
+      </w:pPr>
+      <w:r>
+        <w:rPr>
+          <w:rFonts w:ascii="Calibri" w:cs="Calibri" w:eastAsia="Calibri" w:hAnsi="Calibri"/>
+          <w:b/>
+          <w:bCs/>
+          <w:color w:val="1F2328"/>
+        </w:rPr>
+        <w:t xml:space="preserve">The Bone Suit</w:t>
+      </w:r>
+      <w:r>
+        <w:rPr>
+          <w:rFonts w:ascii="Calibri" w:cs="Calibri" w:eastAsia="Calibri" w:hAnsi="Calibri"/>
+          <w:color w:val="1F2328"/>
+        </w:rPr>
+        <w:t xml:space="preserve"> (grand prize, unique to this event): a skin-tight black bodysuit with a skeleton on it that glows in the dark. The front has the collarbones, the sternum and the ribcage, the back has the spine and the shoulder blades, and the bones of the arms run down the sleeves. It comes with gloves that show every finger bone. The matching tights have the pelvis, the thigh bones, the kneecaps and the shin bones. The bones are bone-white in the light and glow ghost-green at night.</w:t>
+      </w:r>
+    </w:p>
+    <w:p>
+      <w:pPr>
+        <w:pStyle w:val="ListParagraph"/>
+        <w:numPr>
+          <w:ilvl w:val="0"/>
+          <w:numId w:val="2"/>
+        </w:numPr>
+        <w:spacing w:after="80" w:line="276"/>
+      </w:pPr>
+      <w:r>
+        <w:rPr>
+          <w:rFonts w:ascii="Calibri" w:cs="Calibri" w:eastAsia="Calibri" w:hAnsi="Calibri"/>
+          <w:b/>
+          <w:bCs/>
+          <w:color w:val="1F2328"/>
+        </w:rPr>
+        <w:t xml:space="preserve">Coffin Hi / Graveyard</w:t>
+      </w:r>
+      <w:r>
+        <w:rPr>
+          <w:rFonts w:ascii="Calibri" w:cs="Calibri" w:eastAsia="Calibri" w:hAnsi="Calibri"/>
+          <w:color w:val="1F2328"/>
+        </w:rPr>
+        <w:t xml:space="preserve"> (top 3): a black high-top with a deep purple coffin on each side, a skull and crossbones on the coffin, bone-white laces and stitching, and slime-green drips glowing round the sole. A little skull charm with glowing eyes hangs on the laces.</w:t>
+      </w:r>
+    </w:p>
+    <w:p>
+      <w:pPr>
+        <w:pStyle w:val="ListParagraph"/>
+        <w:numPr>
+          <w:ilvl w:val="0"/>
+          <w:numId w:val="2"/>
+        </w:numPr>
+        <w:spacing w:after="80" w:line="276"/>
+      </w:pPr>
+      <w:r>
+        <w:rPr>
+          <w:rFonts w:ascii="Calibri" w:cs="Calibri" w:eastAsia="Calibri" w:hAnsi="Calibri"/>
+          <w:b/>
+          <w:bCs/>
+          <w:color w:val="1F2328"/>
+        </w:rPr>
+        <w:t xml:space="preserve">Jack-o'-Lantern Headband</w:t>
+      </w:r>
+      <w:r>
+        <w:rPr>
+          <w:rFonts w:ascii="Calibri" w:cs="Calibri" w:eastAsia="Calibri" w:hAnsi="Calibri"/>
+          <w:color w:val="1F2328"/>
+        </w:rPr>
+        <w:t xml:space="preserve"> (top 25): a pumpkin-orange band with a small carved pumpkin on the forehead, lit from inside by a flickering candle.</w:t>
+      </w:r>
+    </w:p>
+    <w:p>
+      <w:pPr>
+        <w:pStyle w:val="ListParagraph"/>
+        <w:numPr>
+          <w:ilvl w:val="0"/>
+          <w:numId w:val="2"/>
+        </w:numPr>
+        <w:spacing w:after="80" w:line="276"/>
+      </w:pPr>
+      <w:r>
+        <w:rPr>
+          <w:rFonts w:ascii="Calibri" w:cs="Calibri" w:eastAsia="Calibri" w:hAnsi="Calibri"/>
+          <w:b/>
+          <w:bCs/>
+          <w:color w:val="1F2328"/>
+        </w:rPr>
+        <w:t xml:space="preserve">Celebration: Zombie Shuffle</w:t>
+      </w:r>
+      <w:r>
+        <w:rPr>
+          <w:rFonts w:ascii="Calibri" w:cs="Calibri" w:eastAsia="Calibri" w:hAnsi="Calibri"/>
+          <w:color w:val="1F2328"/>
+        </w:rPr>
+        <w:t xml:space="preserve"> (top 10): arms locked straight out in front and the head lolling to one side. You drag one foot forward and back, twitch twice, then lunge forward with a snarl.</w:t>
+      </w:r>
+    </w:p>
+    <w:p>
+      <w:pPr>
+        <w:pStyle w:val="ListParagraph"/>
+        <w:numPr>
+          <w:ilvl w:val="0"/>
+          <w:numId w:val="2"/>
+        </w:numPr>
+        <w:spacing w:after="80" w:line="276"/>
+      </w:pPr>
+      <w:r>
+        <w:rPr>
+          <w:rFonts w:ascii="Calibri" w:cs="Calibri" w:eastAsia="Calibri" w:hAnsi="Calibri"/>
+          <w:b/>
+          <w:bCs/>
+          <w:color w:val="1F2328"/>
+        </w:rPr>
+        <w:t xml:space="preserve">Jack-o'-Lantern</w:t>
+      </w:r>
+      <w:r>
+        <w:rPr>
+          <w:rFonts w:ascii="Calibri" w:cs="Calibri" w:eastAsia="Calibri" w:hAnsi="Calibri"/>
+          <w:color w:val="1F2328"/>
+        </w:rPr>
+        <w:t xml:space="preserve"> (green FX, top 3): a dark pumpkin rises over your head on the release and swells as its candle catches and its face lights up. The moment the shot drops it bursts open, and a swarm of bats flies out in every direction in a puff of ghost-green smoke.</w:t>
+      </w:r>
+    </w:p>
+    <w:p>
+      <w:pPr>
+        <w:pStyle w:val="ListParagraph"/>
+        <w:numPr>
+          <w:ilvl w:val="0"/>
+          <w:numId w:val="2"/>
+        </w:numPr>
+        <w:spacing w:after="80" w:line="276"/>
+      </w:pPr>
+      <w:r>
+        <w:rPr>
+          <w:rFonts w:ascii="Calibri" w:cs="Calibri" w:eastAsia="Calibri" w:hAnsi="Calibri"/>
+          <w:b/>
+          <w:bCs/>
+          <w:color w:val="1F2328"/>
+        </w:rPr>
+        <w:t xml:space="preserve">Haunted Organ</w:t>
+      </w:r>
+      <w:r>
+        <w:rPr>
+          <w:rFonts w:ascii="Calibri" w:cs="Calibri" w:eastAsia="Calibri" w:hAnsi="Calibri"/>
+          <w:color w:val="1F2328"/>
+        </w:rPr>
+        <w:t xml:space="preserve"> (green sound, top 10): a haunted pipe organ hits a big minor chord over a crack of thunder. Then a graveyard gate creaks open, a chain rattles, and a ghostly theremin rises out of it all.</w:t>
+      </w:r>
+    </w:p>
+    <w:p>
+      <w:pPr>
+        <w:pStyle w:val="ListParagraph"/>
+        <w:numPr>
+          <w:ilvl w:val="0"/>
+          <w:numId w:val="2"/>
+        </w:numPr>
+        <w:spacing w:after="80" w:line="276"/>
+      </w:pPr>
+      <w:r>
+        <w:rPr>
+          <w:rFonts w:ascii="Calibri" w:cs="Calibri" w:eastAsia="Calibri" w:hAnsi="Calibri"/>
+          <w:color w:val="1F2328"/>
+        </w:rPr>
+        <w:t xml:space="preserve">The store lists them with ★ MONSTER MASH, like the other event items.</w:t>
+      </w:r>
+    </w:p>
+    <w:p>
+      <w:pPr>
+        <w:pBdr>
+          <w:bottom w:val="single" w:color="D0D7DE" w:sz="4" w:space="1"/>
+        </w:pBdr>
+        <w:spacing w:after="160" w:before="80"/>
+      </w:pPr>
+    </w:p>
+    <w:p>
+      <w:pPr>
         <w:spacing w:after="140" w:line="288"/>
       </w:pPr>
       <w:r>
@@ -5170,7 +6681,7 @@
           <w:sz w:val="19"/>
           <w:szCs w:val="19"/>
         </w:rPr>
-        <w:t xml:space="preserve">(Tests: 110 Python and 294 node tests, plus browser checks of every park, the Pro-Am rank card and results, the Park screen's locks, the Inventory's locks, the Sharp Eye hop and pop-up, an off-ball screen in a Pro-Am game and the results countdown. For the quick patch: the event park in every direction, its events and streak effect; the rewards on a player and in a game, with the green sound measured against the other green sounds; and the schedule handover, the event soundtrack and the store labels.)</w:t>
+        <w:t xml:space="preserve">(Tests: 115 Python and 315 node tests, plus browser checks of every park, the Pro-Am rank card and results, the Park screen's locks, the Inventory's locks, the Sharp Eye hop and pop-up, an off-ball screen in a Pro-Am game and the results countdown. For the quick patches: each event park in every direction, its events and streak effect; the rewards on a player and in a game, with the green sounds measured against the other green sounds; and each schedule handover, the event soundtrack and the store labels.)</w:t>
       </w:r>
     </w:p>
     <w:sectPr>

--- a/PATCH_NOTES_v0.4.8.5.docx
+++ b/PATCH_NOTES_v0.4.8.5.docx
@@ -5872,7 +5872,7 @@
           <w:rFonts w:ascii="Calibri" w:cs="Calibri" w:eastAsia="Calibri" w:hAnsi="Calibri"/>
           <w:color w:val="1F2328"/>
         </w:rPr>
-        <w:t xml:space="preserve"> the main soundtrack plays at the Monster Mash. No mix came with this event, so unlike the Beat it has no soundtrack of its own. Send one and it can get one the same way.</w:t>
+        <w:t xml:space="preserve"> it has its own soundtrack since quick patch 3 (below), from the Halloween party mix you sent.</w:t>
       </w:r>
     </w:p>
     <w:p>
@@ -6670,6 +6670,1455 @@
     </w:p>
     <w:p>
       <w:pPr>
+        <w:pStyle w:val="Heading1"/>
+        <w:spacing w:after="120" w:before="280"/>
+      </w:pPr>
+      <w:r>
+        <w:rPr>
+          <w:rFonts w:ascii="Calibri" w:cs="Calibri" w:eastAsia="Calibri" w:hAnsi="Calibri"/>
+          <w:b/>
+          <w:bCs/>
+          <w:color w:val="C8102E"/>
+          <w:sz w:val="32"/>
+          <w:szCs w:val="32"/>
+        </w:rPr>
+        <w:t xml:space="preserve">Quick patch 3 (Oct 16): ICON status, Open Arms, the Mash's soundtrack</w:t>
+      </w:r>
+    </w:p>
+    <w:p>
+      <w:pPr>
+        <w:pStyle w:val="Heading2"/>
+        <w:spacing w:after="80" w:before="200"/>
+      </w:pPr>
+      <w:r>
+        <w:rPr>
+          <w:rFonts w:ascii="Calibri" w:cs="Calibri" w:eastAsia="Calibri" w:hAnsi="Calibri"/>
+          <w:b/>
+          <w:bCs/>
+          <w:color w:val="1F2328"/>
+          <w:sz w:val="26"/>
+          <w:szCs w:val="26"/>
+        </w:rPr>
+        <w:t xml:space="preserve">ICON status: the endgame</w:t>
+      </w:r>
+    </w:p>
+    <w:p>
+      <w:pPr>
+        <w:spacing w:after="140" w:line="288"/>
+      </w:pPr>
+      <w:r>
+        <w:rPr>
+          <w:rFonts w:ascii="Calibri" w:cs="Calibri" w:eastAsia="Calibri" w:hAnsi="Calibri"/>
+          <w:color w:val="1F2328"/>
+        </w:rPr>
+        <w:t xml:space="preserve">A build becomes an </w:t>
+      </w:r>
+      <w:r>
+        <w:rPr>
+          <w:rFonts w:ascii="Calibri" w:cs="Calibri" w:eastAsia="Calibri" w:hAnsi="Calibri"/>
+          <w:b/>
+          <w:bCs/>
+          <w:color w:val="1F2328"/>
+        </w:rPr>
+        <w:t xml:space="preserve">ICON</w:t>
+      </w:r>
+      <w:r>
+        <w:rPr>
+          <w:rFonts w:ascii="Calibri" w:cs="Calibri" w:eastAsia="Calibri" w:hAnsi="Calibri"/>
+          <w:color w:val="1F2328"/>
+        </w:rPr>
+        <w:t xml:space="preserve"> once it has done everything a build can do:</w:t>
+      </w:r>
+    </w:p>
+    <w:p>
+      <w:pPr>
+        <w:pStyle w:val="ListParagraph"/>
+        <w:numPr>
+          <w:ilvl w:val="0"/>
+          <w:numId w:val="2"/>
+        </w:numPr>
+        <w:spacing w:after="80" w:line="276"/>
+      </w:pPr>
+      <w:r>
+        <w:rPr>
+          <w:rFonts w:ascii="Calibri" w:cs="Calibri" w:eastAsia="Calibri" w:hAnsi="Calibri"/>
+          <w:b/>
+          <w:bCs/>
+          <w:color w:val="1F2328"/>
+        </w:rPr>
+        <w:t xml:space="preserve">Every cap breaker unlocked.</w:t>
+      </w:r>
+      <w:r>
+        <w:rPr>
+          <w:rFonts w:ascii="Calibri" w:cs="Calibri" w:eastAsia="Calibri" w:hAnsi="Calibri"/>
+          <w:color w:val="1F2328"/>
+        </w:rPr>
+        <w:t xml:space="preserve"> Cap breakers open at 90 max OVR, and the first 5 Hall of Fame badges bring 5 each, so 25 on most builds (fewer on a build that can't reach 5 Hall of Fames).</w:t>
+      </w:r>
+    </w:p>
+    <w:p>
+      <w:pPr>
+        <w:pStyle w:val="ListParagraph"/>
+        <w:numPr>
+          <w:ilvl w:val="0"/>
+          <w:numId w:val="2"/>
+        </w:numPr>
+        <w:spacing w:after="80" w:line="276"/>
+      </w:pPr>
+      <w:r>
+        <w:rPr>
+          <w:rFonts w:ascii="Calibri" w:cs="Calibri" w:eastAsia="Calibri" w:hAnsi="Calibri"/>
+          <w:b/>
+          <w:bCs/>
+          <w:color w:val="1F2328"/>
+        </w:rPr>
+        <w:t xml:space="preserve">Every badge maxed</w:t>
+      </w:r>
+      <w:r>
+        <w:rPr>
+          <w:rFonts w:ascii="Calibri" w:cs="Calibri" w:eastAsia="Calibri" w:hAnsi="Calibri"/>
+          <w:color w:val="1F2328"/>
+        </w:rPr>
+        <w:t xml:space="preserve"> as far as this build can take it: each badge at its cap, all 7 Hall of Fame slots filled (or as many as the build can reach), and the rest at Gold.</w:t>
+      </w:r>
+    </w:p>
+    <w:p>
+      <w:pPr>
+        <w:pStyle w:val="ListParagraph"/>
+        <w:numPr>
+          <w:ilvl w:val="0"/>
+          <w:numId w:val="2"/>
+        </w:numPr>
+        <w:spacing w:after="80" w:line="276"/>
+      </w:pPr>
+      <w:r>
+        <w:rPr>
+          <w:rFonts w:ascii="Calibri" w:cs="Calibri" w:eastAsia="Calibri" w:hAnsi="Calibri"/>
+          <w:b/>
+          <w:bCs/>
+          <w:color w:val="1F2328"/>
+        </w:rPr>
+        <w:t xml:space="preserve">99 overall.</w:t>
+      </w:r>
+    </w:p>
+    <w:p>
+      <w:pPr>
+        <w:spacing w:after="140" w:line="288"/>
+      </w:pPr>
+      <w:r>
+        <w:rPr>
+          <w:rFonts w:ascii="Calibri" w:cs="Calibri" w:eastAsia="Calibri" w:hAnsi="Calibri"/>
+          <w:color w:val="1F2328"/>
+        </w:rPr>
+        <w:t xml:space="preserve">What it brings:</w:t>
+      </w:r>
+    </w:p>
+    <w:p>
+      <w:pPr>
+        <w:pStyle w:val="ListParagraph"/>
+        <w:numPr>
+          <w:ilvl w:val="0"/>
+          <w:numId w:val="2"/>
+        </w:numPr>
+        <w:spacing w:after="80" w:line="276"/>
+      </w:pPr>
+      <w:r>
+        <w:rPr>
+          <w:rFonts w:ascii="Calibri" w:cs="Calibri" w:eastAsia="Calibri" w:hAnsi="Calibri"/>
+          <w:b/>
+          <w:bCs/>
+          <w:color w:val="1F2328"/>
+        </w:rPr>
+        <w:t xml:space="preserve">ICON goes in front of the archetype everywhere</w:t>
+      </w:r>
+      <w:r>
+        <w:rPr>
+          <w:rFonts w:ascii="Calibri" w:cs="Calibri" w:eastAsia="Calibri" w:hAnsi="Calibri"/>
+          <w:color w:val="1F2328"/>
+        </w:rPr>
+        <w:t xml:space="preserve"> the archetype shows: MyPlayer, the player list, the home screen, Stats, the social phone, rosters and the team intros. It's written in the same moving spectrum colours as the Icon badges ("ICON Stretch Big").</w:t>
+      </w:r>
+    </w:p>
+    <w:p>
+      <w:pPr>
+        <w:pStyle w:val="ListParagraph"/>
+        <w:numPr>
+          <w:ilvl w:val="0"/>
+          <w:numId w:val="2"/>
+        </w:numPr>
+        <w:spacing w:after="80" w:line="276"/>
+      </w:pPr>
+      <w:r>
+        <w:rPr>
+          <w:rFonts w:ascii="Calibri" w:cs="Calibri" w:eastAsia="Calibri" w:hAnsi="Calibri"/>
+          <w:b/>
+          <w:bCs/>
+          <w:color w:val="1F2328"/>
+        </w:rPr>
+        <w:t xml:space="preserve">The Icon badge replaces the ring under you in every mode:</w:t>
+      </w:r>
+      <w:r>
+        <w:rPr>
+          <w:rFonts w:ascii="Calibri" w:cs="Calibri" w:eastAsia="Calibri" w:hAnsi="Calibri"/>
+          <w:color w:val="1F2328"/>
+        </w:rPr>
+        <w:t xml:space="preserve"> the park, event parks, Pro-Am, the Pro Run, the Crew HQ and online games, for every ICON player (you, teammates, opponents). It's your build's own Icon badge, with a spectrum rim that turns and a glow that pulses, plus a thin ring in your team colour (gold for you, blue for teammates, red for opponents online). Being hot or cold still takes its place while it lasts.</w:t>
+      </w:r>
+    </w:p>
+    <w:p>
+      <w:pPr>
+        <w:pStyle w:val="ListParagraph"/>
+        <w:numPr>
+          <w:ilvl w:val="0"/>
+          <w:numId w:val="2"/>
+        </w:numPr>
+        <w:spacing w:after="80" w:line="276"/>
+      </w:pPr>
+      <w:r>
+        <w:rPr>
+          <w:rFonts w:ascii="Calibri" w:cs="Calibri" w:eastAsia="Calibri" w:hAnsi="Calibri"/>
+          <w:b/>
+          <w:bCs/>
+          <w:color w:val="1F2328"/>
+        </w:rPr>
+        <w:t xml:space="preserve">A dark aura.</w:t>
+      </w:r>
+      <w:r>
+        <w:rPr>
+          <w:rFonts w:ascii="Calibri" w:cs="Calibri" w:eastAsia="Calibri" w:hAnsi="Calibri"/>
+          <w:color w:val="1F2328"/>
+        </w:rPr>
+        <w:t xml:space="preserve"> It's a black and deep-violet flame aura that wraps the player and licks upward, with a faint purple edge so it reads on bright courts and at night. It follows him as he moves, crouches and jumps. It grows with the build's win streak, which counts wins in every mode together. A loss, a forfeit or leaving a game ends the streak.</w:t>
+      </w:r>
+    </w:p>
+    <w:tbl>
+      <w:tblPr>
+        <w:tblW w:type="dxa" w:w="9360"/>
+        <w:tblBorders>
+          <w:top w:val="single" w:color="auto" w:sz="4"/>
+          <w:left w:val="single" w:color="auto" w:sz="4"/>
+          <w:bottom w:val="single" w:color="auto" w:sz="4"/>
+          <w:right w:val="single" w:color="auto" w:sz="4"/>
+          <w:insideH w:val="single" w:color="auto" w:sz="4"/>
+          <w:insideV w:val="single" w:color="auto" w:sz="4"/>
+        </w:tblBorders>
+      </w:tblPr>
+      <w:tblGrid>
+        <w:gridCol w:w="1040"/>
+        <w:gridCol w:w="8320"/>
+      </w:tblGrid>
+      <w:tr>
+        <w:trPr>
+          <w:cantSplit/>
+          <w:tblHeader/>
+        </w:trPr>
+        <w:tc>
+          <w:tcPr>
+            <w:tcW w:type="dxa" w:w="1040"/>
+            <w:tcBorders>
+              <w:top w:val="single" w:color="D0D7DE" w:sz="4"/>
+              <w:left w:val="single" w:color="D0D7DE" w:sz="4"/>
+              <w:bottom w:val="single" w:color="D0D7DE" w:sz="4"/>
+              <w:right w:val="single" w:color="D0D7DE" w:sz="4"/>
+            </w:tcBorders>
+            <w:shd w:fill="F3E3E6" w:color="auto" w:val="clear"/>
+            <w:tcMar>
+              <w:top w:type="dxa" w:w="60"/>
+              <w:left w:type="dxa" w:w="100"/>
+              <w:bottom w:type="dxa" w:w="60"/>
+              <w:right w:type="dxa" w:w="100"/>
+            </w:tcMar>
+          </w:tcPr>
+          <w:p>
+            <w:pPr>
+              <w:jc w:val="left"/>
+            </w:pPr>
+            <w:r>
+              <w:rPr>
+                <w:rFonts w:ascii="Calibri" w:cs="Calibri" w:eastAsia="Calibri" w:hAnsi="Calibri"/>
+                <w:b/>
+                <w:bCs/>
+                <w:color w:val="1F2328"/>
+              </w:rPr>
+              <w:t xml:space="preserve">Win streak</w:t>
+            </w:r>
+          </w:p>
+        </w:tc>
+        <w:tc>
+          <w:tcPr>
+            <w:tcW w:type="dxa" w:w="8320"/>
+            <w:tcBorders>
+              <w:top w:val="single" w:color="D0D7DE" w:sz="4"/>
+              <w:left w:val="single" w:color="D0D7DE" w:sz="4"/>
+              <w:bottom w:val="single" w:color="D0D7DE" w:sz="4"/>
+              <w:right w:val="single" w:color="D0D7DE" w:sz="4"/>
+            </w:tcBorders>
+            <w:shd w:fill="F3E3E6" w:color="auto" w:val="clear"/>
+            <w:tcMar>
+              <w:top w:type="dxa" w:w="60"/>
+              <w:left w:type="dxa" w:w="100"/>
+              <w:bottom w:type="dxa" w:w="60"/>
+              <w:right w:type="dxa" w:w="100"/>
+            </w:tcMar>
+          </w:tcPr>
+          <w:p>
+            <w:pPr>
+              <w:jc w:val="left"/>
+            </w:pPr>
+            <w:r>
+              <w:rPr>
+                <w:rFonts w:ascii="Calibri" w:cs="Calibri" w:eastAsia="Calibri" w:hAnsi="Calibri"/>
+                <w:b/>
+                <w:bCs/>
+                <w:color w:val="1F2328"/>
+              </w:rPr>
+              <w:t xml:space="preserve">Aura</w:t>
+            </w:r>
+          </w:p>
+        </w:tc>
+      </w:tr>
+      <w:tr>
+        <w:trPr>
+          <w:cantSplit/>
+          <w:tblHeader w:val="false"/>
+        </w:trPr>
+        <w:tc>
+          <w:tcPr>
+            <w:tcW w:type="dxa" w:w="1040"/>
+            <w:tcBorders>
+              <w:top w:val="single" w:color="D0D7DE" w:sz="4"/>
+              <w:left w:val="single" w:color="D0D7DE" w:sz="4"/>
+              <w:bottom w:val="single" w:color="D0D7DE" w:sz="4"/>
+              <w:right w:val="single" w:color="D0D7DE" w:sz="4"/>
+            </w:tcBorders>
+            <w:tcMar>
+              <w:top w:type="dxa" w:w="60"/>
+              <w:left w:type="dxa" w:w="100"/>
+              <w:bottom w:type="dxa" w:w="60"/>
+              <w:right w:type="dxa" w:w="100"/>
+            </w:tcMar>
+          </w:tcPr>
+          <w:p>
+            <w:pPr>
+              <w:jc w:val="left"/>
+            </w:pPr>
+            <w:r>
+              <w:rPr>
+                <w:rFonts w:ascii="Calibri" w:cs="Calibri" w:eastAsia="Calibri" w:hAnsi="Calibri"/>
+                <w:color w:val="1F2328"/>
+              </w:rPr>
+              <w:t xml:space="preserve">0–2</w:t>
+            </w:r>
+          </w:p>
+        </w:tc>
+        <w:tc>
+          <w:tcPr>
+            <w:tcW w:type="dxa" w:w="8320"/>
+            <w:tcBorders>
+              <w:top w:val="single" w:color="D0D7DE" w:sz="4"/>
+              <w:left w:val="single" w:color="D0D7DE" w:sz="4"/>
+              <w:bottom w:val="single" w:color="D0D7DE" w:sz="4"/>
+              <w:right w:val="single" w:color="D0D7DE" w:sz="4"/>
+            </w:tcBorders>
+            <w:tcMar>
+              <w:top w:type="dxa" w:w="60"/>
+              <w:left w:type="dxa" w:w="100"/>
+              <w:bottom w:type="dxa" w:w="60"/>
+              <w:right w:type="dxa" w:w="100"/>
+            </w:tcMar>
+          </w:tcPr>
+          <w:p>
+            <w:pPr>
+              <w:jc w:val="left"/>
+            </w:pPr>
+            <w:r>
+              <w:rPr>
+                <w:rFonts w:ascii="Calibri" w:cs="Calibri" w:eastAsia="Calibri" w:hAnsi="Calibri"/>
+                <w:color w:val="1F2328"/>
+              </w:rPr>
+              <w:t xml:space="preserve">Hidden</w:t>
+            </w:r>
+          </w:p>
+        </w:tc>
+      </w:tr>
+      <w:tr>
+        <w:trPr>
+          <w:cantSplit/>
+          <w:tblHeader w:val="false"/>
+        </w:trPr>
+        <w:tc>
+          <w:tcPr>
+            <w:tcW w:type="dxa" w:w="1040"/>
+            <w:tcBorders>
+              <w:top w:val="single" w:color="D0D7DE" w:sz="4"/>
+              <w:left w:val="single" w:color="D0D7DE" w:sz="4"/>
+              <w:bottom w:val="single" w:color="D0D7DE" w:sz="4"/>
+              <w:right w:val="single" w:color="D0D7DE" w:sz="4"/>
+            </w:tcBorders>
+            <w:tcMar>
+              <w:top w:type="dxa" w:w="60"/>
+              <w:left w:type="dxa" w:w="100"/>
+              <w:bottom w:type="dxa" w:w="60"/>
+              <w:right w:type="dxa" w:w="100"/>
+            </w:tcMar>
+          </w:tcPr>
+          <w:p>
+            <w:pPr>
+              <w:jc w:val="left"/>
+            </w:pPr>
+            <w:r>
+              <w:rPr>
+                <w:rFonts w:ascii="Calibri" w:cs="Calibri" w:eastAsia="Calibri" w:hAnsi="Calibri"/>
+                <w:color w:val="1F2328"/>
+              </w:rPr>
+              <w:t xml:space="preserve">3–5</w:t>
+            </w:r>
+          </w:p>
+        </w:tc>
+        <w:tc>
+          <w:tcPr>
+            <w:tcW w:type="dxa" w:w="8320"/>
+            <w:tcBorders>
+              <w:top w:val="single" w:color="D0D7DE" w:sz="4"/>
+              <w:left w:val="single" w:color="D0D7DE" w:sz="4"/>
+              <w:bottom w:val="single" w:color="D0D7DE" w:sz="4"/>
+              <w:right w:val="single" w:color="D0D7DE" w:sz="4"/>
+            </w:tcBorders>
+            <w:tcMar>
+              <w:top w:type="dxa" w:w="60"/>
+              <w:left w:type="dxa" w:w="100"/>
+              <w:bottom w:type="dxa" w:w="60"/>
+              <w:right w:type="dxa" w:w="100"/>
+            </w:tcMar>
+          </w:tcPr>
+          <w:p>
+            <w:pPr>
+              <w:jc w:val="left"/>
+            </w:pPr>
+            <w:r>
+              <w:rPr>
+                <w:rFonts w:ascii="Calibri" w:cs="Calibri" w:eastAsia="Calibri" w:hAnsi="Calibri"/>
+                <w:color w:val="1F2328"/>
+              </w:rPr>
+              <w:t xml:space="preserve">Level 1: low dark wisps</w:t>
+            </w:r>
+          </w:p>
+        </w:tc>
+      </w:tr>
+      <w:tr>
+        <w:trPr>
+          <w:cantSplit/>
+          <w:tblHeader w:val="false"/>
+        </w:trPr>
+        <w:tc>
+          <w:tcPr>
+            <w:tcW w:type="dxa" w:w="1040"/>
+            <w:tcBorders>
+              <w:top w:val="single" w:color="D0D7DE" w:sz="4"/>
+              <w:left w:val="single" w:color="D0D7DE" w:sz="4"/>
+              <w:bottom w:val="single" w:color="D0D7DE" w:sz="4"/>
+              <w:right w:val="single" w:color="D0D7DE" w:sz="4"/>
+            </w:tcBorders>
+            <w:tcMar>
+              <w:top w:type="dxa" w:w="60"/>
+              <w:left w:type="dxa" w:w="100"/>
+              <w:bottom w:type="dxa" w:w="60"/>
+              <w:right w:type="dxa" w:w="100"/>
+            </w:tcMar>
+          </w:tcPr>
+          <w:p>
+            <w:pPr>
+              <w:jc w:val="left"/>
+            </w:pPr>
+            <w:r>
+              <w:rPr>
+                <w:rFonts w:ascii="Calibri" w:cs="Calibri" w:eastAsia="Calibri" w:hAnsi="Calibri"/>
+                <w:color w:val="1F2328"/>
+              </w:rPr>
+              <w:t xml:space="preserve">6–8</w:t>
+            </w:r>
+          </w:p>
+        </w:tc>
+        <w:tc>
+          <w:tcPr>
+            <w:tcW w:type="dxa" w:w="8320"/>
+            <w:tcBorders>
+              <w:top w:val="single" w:color="D0D7DE" w:sz="4"/>
+              <w:left w:val="single" w:color="D0D7DE" w:sz="4"/>
+              <w:bottom w:val="single" w:color="D0D7DE" w:sz="4"/>
+              <w:right w:val="single" w:color="D0D7DE" w:sz="4"/>
+            </w:tcBorders>
+            <w:tcMar>
+              <w:top w:type="dxa" w:w="60"/>
+              <w:left w:type="dxa" w:w="100"/>
+              <w:bottom w:type="dxa" w:w="60"/>
+              <w:right w:type="dxa" w:w="100"/>
+            </w:tcMar>
+          </w:tcPr>
+          <w:p>
+            <w:pPr>
+              <w:jc w:val="left"/>
+            </w:pPr>
+            <w:r>
+              <w:rPr>
+                <w:rFonts w:ascii="Calibri" w:cs="Calibri" w:eastAsia="Calibri" w:hAnsi="Calibri"/>
+                <w:color w:val="1F2328"/>
+              </w:rPr>
+              <w:t xml:space="preserve">Level 2: fuller, with embers rising</w:t>
+            </w:r>
+          </w:p>
+        </w:tc>
+      </w:tr>
+      <w:tr>
+        <w:trPr>
+          <w:cantSplit/>
+          <w:tblHeader w:val="false"/>
+        </w:trPr>
+        <w:tc>
+          <w:tcPr>
+            <w:tcW w:type="dxa" w:w="1040"/>
+            <w:tcBorders>
+              <w:top w:val="single" w:color="D0D7DE" w:sz="4"/>
+              <w:left w:val="single" w:color="D0D7DE" w:sz="4"/>
+              <w:bottom w:val="single" w:color="D0D7DE" w:sz="4"/>
+              <w:right w:val="single" w:color="D0D7DE" w:sz="4"/>
+            </w:tcBorders>
+            <w:tcMar>
+              <w:top w:type="dxa" w:w="60"/>
+              <w:left w:type="dxa" w:w="100"/>
+              <w:bottom w:type="dxa" w:w="60"/>
+              <w:right w:type="dxa" w:w="100"/>
+            </w:tcMar>
+          </w:tcPr>
+          <w:p>
+            <w:pPr>
+              <w:jc w:val="left"/>
+            </w:pPr>
+            <w:r>
+              <w:rPr>
+                <w:rFonts w:ascii="Calibri" w:cs="Calibri" w:eastAsia="Calibri" w:hAnsi="Calibri"/>
+                <w:color w:val="1F2328"/>
+              </w:rPr>
+              <w:t xml:space="preserve">9–11</w:t>
+            </w:r>
+          </w:p>
+        </w:tc>
+        <w:tc>
+          <w:tcPr>
+            <w:tcW w:type="dxa" w:w="8320"/>
+            <w:tcBorders>
+              <w:top w:val="single" w:color="D0D7DE" w:sz="4"/>
+              <w:left w:val="single" w:color="D0D7DE" w:sz="4"/>
+              <w:bottom w:val="single" w:color="D0D7DE" w:sz="4"/>
+              <w:right w:val="single" w:color="D0D7DE" w:sz="4"/>
+            </w:tcBorders>
+            <w:tcMar>
+              <w:top w:type="dxa" w:w="60"/>
+              <w:left w:type="dxa" w:w="100"/>
+              <w:bottom w:type="dxa" w:w="60"/>
+              <w:right w:type="dxa" w:w="100"/>
+            </w:tcMar>
+          </w:tcPr>
+          <w:p>
+            <w:pPr>
+              <w:jc w:val="left"/>
+            </w:pPr>
+            <w:r>
+              <w:rPr>
+                <w:rFonts w:ascii="Calibri" w:cs="Calibri" w:eastAsia="Calibri" w:hAnsi="Calibri"/>
+                <w:color w:val="1F2328"/>
+              </w:rPr>
+              <w:t xml:space="preserve">Level 3: bigger, a wide dark haze behind him and black crackles</w:t>
+            </w:r>
+          </w:p>
+        </w:tc>
+      </w:tr>
+      <w:tr>
+        <w:trPr>
+          <w:cantSplit/>
+          <w:tblHeader w:val="false"/>
+        </w:trPr>
+        <w:tc>
+          <w:tcPr>
+            <w:tcW w:type="dxa" w:w="1040"/>
+            <w:tcBorders>
+              <w:top w:val="single" w:color="D0D7DE" w:sz="4"/>
+              <w:left w:val="single" w:color="D0D7DE" w:sz="4"/>
+              <w:bottom w:val="single" w:color="D0D7DE" w:sz="4"/>
+              <w:right w:val="single" w:color="D0D7DE" w:sz="4"/>
+            </w:tcBorders>
+            <w:tcMar>
+              <w:top w:type="dxa" w:w="60"/>
+              <w:left w:type="dxa" w:w="100"/>
+              <w:bottom w:type="dxa" w:w="60"/>
+              <w:right w:type="dxa" w:w="100"/>
+            </w:tcMar>
+          </w:tcPr>
+          <w:p>
+            <w:pPr>
+              <w:jc w:val="left"/>
+            </w:pPr>
+            <w:r>
+              <w:rPr>
+                <w:rFonts w:ascii="Calibri" w:cs="Calibri" w:eastAsia="Calibri" w:hAnsi="Calibri"/>
+                <w:color w:val="1F2328"/>
+              </w:rPr>
+              <w:t xml:space="preserve">12+</w:t>
+            </w:r>
+          </w:p>
+        </w:tc>
+        <w:tc>
+          <w:tcPr>
+            <w:tcW w:type="dxa" w:w="8320"/>
+            <w:tcBorders>
+              <w:top w:val="single" w:color="D0D7DE" w:sz="4"/>
+              <w:left w:val="single" w:color="D0D7DE" w:sz="4"/>
+              <w:bottom w:val="single" w:color="D0D7DE" w:sz="4"/>
+              <w:right w:val="single" w:color="D0D7DE" w:sz="4"/>
+            </w:tcBorders>
+            <w:tcMar>
+              <w:top w:type="dxa" w:w="60"/>
+              <w:left w:type="dxa" w:w="100"/>
+              <w:bottom w:type="dxa" w:w="60"/>
+              <w:right w:type="dxa" w:w="100"/>
+            </w:tcMar>
+          </w:tcPr>
+          <w:p>
+            <w:pPr>
+              <w:jc w:val="left"/>
+            </w:pPr>
+            <w:r>
+              <w:rPr>
+                <w:rFonts w:ascii="Calibri" w:cs="Calibri" w:eastAsia="Calibri" w:hAnsi="Calibri"/>
+                <w:color w:val="1F2328"/>
+              </w:rPr>
+              <w:t xml:space="preserve">Level 4 (ultimate): about 2 m of roaring flame over his head, constant crackles and a dark shockwave rolling across the floor</w:t>
+            </w:r>
+          </w:p>
+        </w:tc>
+      </w:tr>
+    </w:tbl>
+    <w:p>
+      <w:pPr>
+        <w:spacing w:after="80"/>
+      </w:pPr>
+    </w:p>
+    <w:p>
+      <w:pPr>
+        <w:pStyle w:val="ListParagraph"/>
+        <w:numPr>
+          <w:ilvl w:val="0"/>
+          <w:numId w:val="2"/>
+        </w:numPr>
+        <w:spacing w:after="80" w:line="276"/>
+      </w:pPr>
+      <w:r>
+        <w:rPr>
+          <w:rFonts w:ascii="Calibri" w:cs="Calibri" w:eastAsia="Calibri" w:hAnsi="Calibri"/>
+          <w:color w:val="1F2328"/>
+        </w:rPr>
+        <w:t xml:space="preserve">In a game the aura uses the streak you brought into it. In the park it updates as soon as a game ends, and other people see your new level too.</w:t>
+      </w:r>
+    </w:p>
+    <w:p>
+      <w:pPr>
+        <w:pStyle w:val="ListParagraph"/>
+        <w:numPr>
+          <w:ilvl w:val="0"/>
+          <w:numId w:val="2"/>
+        </w:numPr>
+        <w:spacing w:after="80" w:line="276"/>
+      </w:pPr>
+      <w:r>
+        <w:rPr>
+          <w:rFonts w:ascii="Calibri" w:cs="Calibri" w:eastAsia="Calibri" w:hAnsi="Calibri"/>
+          <w:b/>
+          <w:bCs/>
+          <w:color w:val="1F2328"/>
+        </w:rPr>
+        <w:t xml:space="preserve">MyPlayer → Badges</w:t>
+      </w:r>
+      <w:r>
+        <w:rPr>
+          <w:rFonts w:ascii="Calibri" w:cs="Calibri" w:eastAsia="Calibri" w:hAnsi="Calibri"/>
+          <w:color w:val="1F2328"/>
+        </w:rPr>
+        <w:t xml:space="preserve"> has a new ICON status card. It shows what's left before you get there (cap breakers, badges, overall). Once you're an ICON, it shows your aura level and how many wins it takes to reach the next one.</w:t>
+      </w:r>
+    </w:p>
+    <w:p>
+      <w:pPr>
+        <w:pStyle w:val="Heading2"/>
+        <w:spacing w:after="80" w:before="200"/>
+      </w:pPr>
+      <w:r>
+        <w:rPr>
+          <w:rFonts w:ascii="Calibri" w:cs="Calibri" w:eastAsia="Calibri" w:hAnsi="Calibri"/>
+          <w:b/>
+          <w:bCs/>
+          <w:color w:val="1F2328"/>
+          <w:sz w:val="26"/>
+          <w:szCs w:val="26"/>
+        </w:rPr>
+        <w:t xml:space="preserve">Open Arms, fixed</w:t>
+      </w:r>
+    </w:p>
+    <w:p>
+      <w:pPr>
+        <w:spacing w:after="140" w:line="288"/>
+      </w:pPr>
+      <w:r>
+        <w:rPr>
+          <w:rFonts w:ascii="Calibri" w:cs="Calibri" w:eastAsia="Calibri" w:hAnsi="Calibri"/>
+          <w:b/>
+          <w:bCs/>
+          <w:color w:val="1F2328"/>
+        </w:rPr>
+        <w:t xml:space="preserve">Open Arms</w:t>
+      </w:r>
+      <w:r>
+        <w:rPr>
+          <w:rFonts w:ascii="Calibri" w:cs="Calibri" w:eastAsia="Calibri" w:hAnsi="Calibri"/>
+          <w:color w:val="1F2328"/>
+        </w:rPr>
+        <w:t xml:space="preserve"> (the Stretch Big Icon badge) now does exactly what it says: "+3% to every shooting and defense attribute (can pass 99). Unlocks exclusive ultra-flashy rebound snags."</w:t>
+      </w:r>
+    </w:p>
+    <w:p>
+      <w:pPr>
+        <w:pStyle w:val="ListParagraph"/>
+        <w:numPr>
+          <w:ilvl w:val="0"/>
+          <w:numId w:val="2"/>
+        </w:numPr>
+        <w:spacing w:after="80" w:line="276"/>
+      </w:pPr>
+      <w:r>
+        <w:rPr>
+          <w:rFonts w:ascii="Calibri" w:cs="Calibri" w:eastAsia="Calibri" w:hAnsi="Calibri"/>
+          <w:b/>
+          <w:bCs/>
+          <w:color w:val="1F2328"/>
+        </w:rPr>
+        <w:t xml:space="preserve">The +3%</w:t>
+      </w:r>
+      <w:r>
+        <w:rPr>
+          <w:rFonts w:ascii="Calibri" w:cs="Calibri" w:eastAsia="Calibri" w:hAnsi="Calibri"/>
+          <w:color w:val="1F2328"/>
+        </w:rPr>
+        <w:t xml:space="preserve"> was already applied in every mode, to all eight shooting and defense attributes. One spot capped it: post defense held Interior D at 99. That's fixed, so it now passes 99 everywhere. The Attributes screen shows a small "+3%" next to each boosted rating (for every Icon badge's boosts).</w:t>
+      </w:r>
+    </w:p>
+    <w:p>
+      <w:pPr>
+        <w:pStyle w:val="ListParagraph"/>
+        <w:numPr>
+          <w:ilvl w:val="0"/>
+          <w:numId w:val="2"/>
+        </w:numPr>
+        <w:spacing w:after="80" w:line="276"/>
+      </w:pPr>
+      <w:r>
+        <w:rPr>
+          <w:rFonts w:ascii="Calibri" w:cs="Calibri" w:eastAsia="Calibri" w:hAnsi="Calibri"/>
+          <w:b/>
+          <w:bCs/>
+          <w:color w:val="1F2328"/>
+        </w:rPr>
+        <w:t xml:space="preserve">The rebound snags almost never showed.</w:t>
+      </w:r>
+      <w:r>
+        <w:rPr>
+          <w:rFonts w:ascii="Calibri" w:cs="Calibri" w:eastAsia="Calibri" w:hAnsi="Calibri"/>
+          <w:color w:val="1F2328"/>
+        </w:rPr>
+        <w:t xml:space="preserve"> Before, the snag only played when the jump had started as a rebound jump while the ball was in the air: in a test, 30 of 68 boards. Floor grabs and boards out of a block jump got the plain catch. Even then the ball jumped to his chest in one frame, so the rip was never seen.</w:t>
+      </w:r>
+    </w:p>
+    <w:p>
+      <w:pPr>
+        <w:pStyle w:val="ListParagraph"/>
+        <w:numPr>
+          <w:ilvl w:val="0"/>
+          <w:numId w:val="2"/>
+        </w:numPr>
+        <w:spacing w:after="80" w:line="276"/>
+      </w:pPr>
+      <w:r>
+        <w:rPr>
+          <w:rFonts w:ascii="Calibri" w:cs="Calibri" w:eastAsia="Calibri" w:hAnsi="Calibri"/>
+          <w:b/>
+          <w:bCs/>
+          <w:color w:val="1F2328"/>
+        </w:rPr>
+        <w:t xml:space="preserve">Now every board an Open Arms holder secures off a shot is a snag:</w:t>
+      </w:r>
+      <w:r>
+        <w:rPr>
+          <w:rFonts w:ascii="Calibri" w:cs="Calibri" w:eastAsia="Calibri" w:hAnsi="Calibri"/>
+          <w:color w:val="1F2328"/>
+        </w:rPr>
+        <w:t xml:space="preserve"> offensive or defensive, on the floor or in the air, user or AI, online too (every screen plays the same snag). The ball stays in his hands through the whole move.</w:t>
+      </w:r>
+    </w:p>
+    <w:p>
+      <w:pPr>
+        <w:pStyle w:val="ListParagraph"/>
+        <w:numPr>
+          <w:ilvl w:val="0"/>
+          <w:numId w:val="2"/>
+        </w:numPr>
+        <w:spacing w:after="80" w:line="276"/>
+      </w:pPr>
+      <w:r>
+        <w:rPr>
+          <w:rFonts w:ascii="Calibri" w:cs="Calibri" w:eastAsia="Calibri" w:hAnsi="Calibri"/>
+          <w:b/>
+          <w:bCs/>
+          <w:color w:val="1F2328"/>
+        </w:rPr>
+        <w:t xml:space="preserve">The landing gesture lasts at most half a second,</w:t>
+      </w:r>
+      <w:r>
+        <w:rPr>
+          <w:rFonts w:ascii="Calibri" w:cs="Calibri" w:eastAsia="Calibri" w:hAnsi="Calibri"/>
+          <w:color w:val="1F2328"/>
+        </w:rPr>
+        <w:t xml:space="preserve"> and moving, dribbling, passing, shooting or jumping cuts it short.</w:t>
+      </w:r>
+    </w:p>
+    <w:p>
+      <w:pPr>
+        <w:pStyle w:val="Heading2"/>
+        <w:spacing w:after="80" w:before="200"/>
+      </w:pPr>
+      <w:r>
+        <w:rPr>
+          <w:rFonts w:ascii="Calibri" w:cs="Calibri" w:eastAsia="Calibri" w:hAnsi="Calibri"/>
+          <w:b/>
+          <w:bCs/>
+          <w:color w:val="1F2328"/>
+          <w:sz w:val="26"/>
+          <w:szCs w:val="26"/>
+        </w:rPr>
+        <w:t xml:space="preserve">Rebound Package: Open Arms</w:t>
+      </w:r>
+    </w:p>
+    <w:p>
+      <w:pPr>
+        <w:spacing w:after="140" w:line="288"/>
+      </w:pPr>
+      <w:r>
+        <w:rPr>
+          <w:rFonts w:ascii="Calibri" w:cs="Calibri" w:eastAsia="Calibri" w:hAnsi="Calibri"/>
+          <w:color w:val="1F2328"/>
+        </w:rPr>
+        <w:t xml:space="preserve">A new animation category, </w:t>
+      </w:r>
+      <w:r>
+        <w:rPr>
+          <w:rFonts w:ascii="Calibri" w:cs="Calibri" w:eastAsia="Calibri" w:hAnsi="Calibri"/>
+          <w:b/>
+          <w:bCs/>
+          <w:color w:val="1F2328"/>
+        </w:rPr>
+        <w:t xml:space="preserve">Rebounds</w:t>
+      </w:r>
+      <w:r>
+        <w:rPr>
+          <w:rFonts w:ascii="Calibri" w:cs="Calibri" w:eastAsia="Calibri" w:hAnsi="Calibri"/>
+          <w:color w:val="1F2328"/>
+        </w:rPr>
+        <w:t xml:space="preserve">, for Stretch Bigs who have unlocked Open Arms, and for nobody else. It's never in the store, it doesn't show in anyone else's Inventory, and the game refuses to equip it on anyone else ("Requires the Open Arms Icon badge"). It comes with the badge and is put on for you, including builds that already held Open Arms. It shows in the Inventory's Rebounds tab and as "Rebound package" under MyPlayer → Animations, where you can preview it.</w:t>
+      </w:r>
+    </w:p>
+    <w:p>
+      <w:pPr>
+        <w:spacing w:after="140" w:line="288"/>
+      </w:pPr>
+      <w:r>
+        <w:rPr>
+          <w:rFonts w:ascii="Calibri" w:cs="Calibri" w:eastAsia="Calibri" w:hAnsi="Calibri"/>
+          <w:color w:val="1F2328"/>
+        </w:rPr>
+        <w:t xml:space="preserve">Six all-new streetball snags, a different one on each board:</w:t>
+      </w:r>
+    </w:p>
+    <w:p>
+      <w:pPr>
+        <w:pStyle w:val="ListParagraph"/>
+        <w:numPr>
+          <w:ilvl w:val="0"/>
+          <w:numId w:val="2"/>
+        </w:numPr>
+        <w:spacing w:after="80" w:line="276"/>
+      </w:pPr>
+      <w:r>
+        <w:rPr>
+          <w:rFonts w:ascii="Calibri" w:cs="Calibri" w:eastAsia="Calibri" w:hAnsi="Calibri"/>
+          <w:b/>
+          <w:bCs/>
+          <w:color w:val="1F2328"/>
+        </w:rPr>
+        <w:t xml:space="preserve">Chin Check:</w:t>
+      </w:r>
+      <w:r>
+        <w:rPr>
+          <w:rFonts w:ascii="Calibri" w:cs="Calibri" w:eastAsia="Calibri" w:hAnsi="Calibri"/>
+          <w:color w:val="1F2328"/>
+        </w:rPr>
+        <w:t xml:space="preserve"> ripped down to the chin, elbows swung hard both ways, then he throws his head back and screams.</w:t>
+      </w:r>
+    </w:p>
+    <w:p>
+      <w:pPr>
+        <w:pStyle w:val="ListParagraph"/>
+        <w:numPr>
+          <w:ilvl w:val="0"/>
+          <w:numId w:val="2"/>
+        </w:numPr>
+        <w:spacing w:after="80" w:line="276"/>
+      </w:pPr>
+      <w:r>
+        <w:rPr>
+          <w:rFonts w:ascii="Calibri" w:cs="Calibri" w:eastAsia="Calibri" w:hAnsi="Calibri"/>
+          <w:b/>
+          <w:bCs/>
+          <w:color w:val="1F2328"/>
+        </w:rPr>
+        <w:t xml:space="preserve">Cuff &amp; Holster:</w:t>
+      </w:r>
+      <w:r>
+        <w:rPr>
+          <w:rFonts w:ascii="Calibri" w:cs="Calibri" w:eastAsia="Calibri" w:hAnsi="Calibri"/>
+          <w:color w:val="1F2328"/>
+        </w:rPr>
+        <w:t xml:space="preserve"> cuffed one-handed at the top and swung straight-armed down to the hip, the other arm flung out; he lands pointing at the floor twice.</w:t>
+      </w:r>
+    </w:p>
+    <w:p>
+      <w:pPr>
+        <w:pStyle w:val="ListParagraph"/>
+        <w:numPr>
+          <w:ilvl w:val="0"/>
+          <w:numId w:val="2"/>
+        </w:numPr>
+        <w:spacing w:after="80" w:line="276"/>
+      </w:pPr>
+      <w:r>
+        <w:rPr>
+          <w:rFonts w:ascii="Calibri" w:cs="Calibri" w:eastAsia="Calibri" w:hAnsi="Calibri"/>
+          <w:b/>
+          <w:bCs/>
+          <w:color w:val="1F2328"/>
+        </w:rPr>
+        <w:t xml:space="preserve">Pterodactyl:</w:t>
+      </w:r>
+      <w:r>
+        <w:rPr>
+          <w:rFonts w:ascii="Calibri" w:cs="Calibri" w:eastAsia="Calibri" w:hAnsi="Calibri"/>
+          <w:color w:val="1F2328"/>
+        </w:rPr>
+        <w:t xml:space="preserve"> legs split wide, the ball swung out to arm's length as both arms spread like wings; he lands holding the wings and gives them a flap.</w:t>
+      </w:r>
+    </w:p>
+    <w:p>
+      <w:pPr>
+        <w:pStyle w:val="ListParagraph"/>
+        <w:numPr>
+          <w:ilvl w:val="0"/>
+          <w:numId w:val="2"/>
+        </w:numPr>
+        <w:spacing w:after="80" w:line="276"/>
+      </w:pPr>
+      <w:r>
+        <w:rPr>
+          <w:rFonts w:ascii="Calibri" w:cs="Calibri" w:eastAsia="Calibri" w:hAnsi="Calibri"/>
+          <w:b/>
+          <w:bCs/>
+          <w:color w:val="1F2328"/>
+        </w:rPr>
+        <w:t xml:space="preserve">360 Rip-Through:</w:t>
+      </w:r>
+      <w:r>
+        <w:rPr>
+          <w:rFonts w:ascii="Calibri" w:cs="Calibri" w:eastAsia="Calibri" w:hAnsi="Calibri"/>
+          <w:color w:val="1F2328"/>
+        </w:rPr>
+        <w:t xml:space="preserve"> a full turn in the air with the ball low through the hips, knees tucked; he lands in a crouch swinging it knee to knee.</w:t>
+      </w:r>
+    </w:p>
+    <w:p>
+      <w:pPr>
+        <w:pStyle w:val="ListParagraph"/>
+        <w:numPr>
+          <w:ilvl w:val="0"/>
+          <w:numId w:val="2"/>
+        </w:numPr>
+        <w:spacing w:after="80" w:line="276"/>
+      </w:pPr>
+      <w:r>
+        <w:rPr>
+          <w:rFonts w:ascii="Calibri" w:cs="Calibri" w:eastAsia="Calibri" w:hAnsi="Calibri"/>
+          <w:b/>
+          <w:bCs/>
+          <w:color w:val="1F2328"/>
+        </w:rPr>
+        <w:t xml:space="preserve">Tomahawk Yank:</w:t>
+      </w:r>
+      <w:r>
+        <w:rPr>
+          <w:rFonts w:ascii="Calibri" w:cs="Calibri" w:eastAsia="Calibri" w:hAnsi="Calibri"/>
+          <w:color w:val="1F2328"/>
+        </w:rPr>
+        <w:t xml:space="preserve"> yanked behind the head with the opposite knee up, then whipped down; he lands bent over it, barking.</w:t>
+      </w:r>
+    </w:p>
+    <w:p>
+      <w:pPr>
+        <w:pStyle w:val="ListParagraph"/>
+        <w:numPr>
+          <w:ilvl w:val="0"/>
+          <w:numId w:val="2"/>
+        </w:numPr>
+        <w:spacing w:after="80" w:line="276"/>
+      </w:pPr>
+      <w:r>
+        <w:rPr>
+          <w:rFonts w:ascii="Calibri" w:cs="Calibri" w:eastAsia="Calibri" w:hAnsi="Calibri"/>
+          <w:b/>
+          <w:bCs/>
+          <w:color w:val="1F2328"/>
+        </w:rPr>
+        <w:t xml:space="preserve">Hammer Down:</w:t>
+      </w:r>
+      <w:r>
+        <w:rPr>
+          <w:rFonts w:ascii="Calibri" w:cs="Calibri" w:eastAsia="Calibri" w:hAnsi="Calibri"/>
+          <w:color w:val="1F2328"/>
+        </w:rPr>
+        <w:t xml:space="preserve"> lifted overhead, hammered down on the landing and pounded twice, then a bicep flex with the ball on the hip.</w:t>
+      </w:r>
+    </w:p>
+    <w:p>
+      <w:pPr>
+        <w:spacing w:after="140" w:line="288"/>
+      </w:pPr>
+      <w:r>
+        <w:rPr>
+          <w:rFonts w:ascii="Calibri" w:cs="Calibri" w:eastAsia="Calibri" w:hAnsi="Calibri"/>
+          <w:color w:val="1F2328"/>
+        </w:rPr>
+        <w:t xml:space="preserve">With the package off, an Open Arms holder still gets a basic snag, the Open Arms Rip.</w:t>
+      </w:r>
+    </w:p>
+    <w:p>
+      <w:pPr>
+        <w:pStyle w:val="Heading2"/>
+        <w:spacing w:after="80" w:before="200"/>
+      </w:pPr>
+      <w:r>
+        <w:rPr>
+          <w:rFonts w:ascii="Calibri" w:cs="Calibri" w:eastAsia="Calibri" w:hAnsi="Calibri"/>
+          <w:b/>
+          <w:bCs/>
+          <w:color w:val="1F2328"/>
+          <w:sz w:val="26"/>
+          <w:szCs w:val="26"/>
+        </w:rPr>
+        <w:t xml:space="preserve">Sharp Eye: the release matches the hop</w:t>
+      </w:r>
+    </w:p>
+    <w:p>
+      <w:pPr>
+        <w:spacing w:after="140" w:line="288"/>
+      </w:pPr>
+      <w:r>
+        <w:rPr>
+          <w:rFonts w:ascii="Calibri" w:cs="Calibri" w:eastAsia="Calibri" w:hAnsi="Calibri"/>
+          <w:color w:val="1F2328"/>
+        </w:rPr>
+        <w:t xml:space="preserve">The Sharp Eye base hops twice as high since v0.4.8.5. Now </w:t>
+      </w:r>
+      <w:r>
+        <w:rPr>
+          <w:rFonts w:ascii="Calibri" w:cs="Calibri" w:eastAsia="Calibri" w:hAnsi="Calibri"/>
+          <w:b/>
+          <w:bCs/>
+          <w:color w:val="1F2328"/>
+        </w:rPr>
+        <w:t xml:space="preserve">the ball leaves at the top of that doubled hop, twice as high above his standing release point as on the old hop.</w:t>
+      </w:r>
+      <w:r>
+        <w:rPr>
+          <w:rFonts w:ascii="Calibri" w:cs="Calibri" w:eastAsia="Calibri" w:hAnsi="Calibri"/>
+          <w:color w:val="1F2328"/>
+        </w:rPr>
+        <w:t xml:space="preserve"> Before:</w:t>
+      </w:r>
+    </w:p>
+    <w:p>
+      <w:pPr>
+        <w:pStyle w:val="ListParagraph"/>
+        <w:numPr>
+          <w:ilvl w:val="0"/>
+          <w:numId w:val="2"/>
+        </w:numPr>
+        <w:spacing w:after="80" w:line="276"/>
+      </w:pPr>
+      <w:r>
+        <w:rPr>
+          <w:rFonts w:ascii="Calibri" w:cs="Calibri" w:eastAsia="Calibri" w:hAnsi="Calibri"/>
+          <w:b/>
+          <w:bCs/>
+          <w:color w:val="1F2328"/>
+        </w:rPr>
+        <w:t xml:space="preserve">Quick shots let go early.</w:t>
+      </w:r>
+      <w:r>
+        <w:rPr>
+          <w:rFonts w:ascii="Calibri" w:cs="Calibri" w:eastAsia="Calibri" w:hAnsi="Calibri"/>
+          <w:color w:val="1F2328"/>
+        </w:rPr>
+        <w:t xml:space="preserve"> Pull-ups and moving shots let go up to 67 ms before the top. They now go at the top.</w:t>
+      </w:r>
+    </w:p>
+    <w:p>
+      <w:pPr>
+        <w:pStyle w:val="ListParagraph"/>
+        <w:numPr>
+          <w:ilvl w:val="0"/>
+          <w:numId w:val="2"/>
+        </w:numPr>
+        <w:spacing w:after="80" w:line="276"/>
+      </w:pPr>
+      <w:r>
+        <w:rPr>
+          <w:rFonts w:ascii="Calibri" w:cs="Calibri" w:eastAsia="Calibri" w:hAnsi="Calibri"/>
+          <w:b/>
+          <w:bCs/>
+          <w:color w:val="1F2328"/>
+        </w:rPr>
+        <w:t xml:space="preserve">The store and MyPlayer preview</w:t>
+      </w:r>
+      <w:r>
+        <w:rPr>
+          <w:rFonts w:ascii="Calibri" w:cs="Calibri" w:eastAsia="Calibri" w:hAnsi="Calibri"/>
+          <w:color w:val="1F2328"/>
+        </w:rPr>
+        <w:t xml:space="preserve"> used its own timing and released up to 105 ms early. It now matches the game exactly. A Sharp Eye holder trying on another base in the store now sees that base, not his Sharp Eye jumper.</w:t>
+      </w:r>
+    </w:p>
+    <w:p>
+      <w:pPr>
+        <w:pStyle w:val="ListParagraph"/>
+        <w:numPr>
+          <w:ilvl w:val="0"/>
+          <w:numId w:val="2"/>
+        </w:numPr>
+        <w:spacing w:after="80" w:line="276"/>
+      </w:pPr>
+      <w:r>
+        <w:rPr>
+          <w:rFonts w:ascii="Calibri" w:cs="Calibri" w:eastAsia="Calibri" w:hAnsi="Calibri"/>
+          <w:b/>
+          <w:bCs/>
+          <w:color w:val="1F2328"/>
+        </w:rPr>
+        <w:t xml:space="preserve">The heels floated</w:t>
+      </w:r>
+      <w:r>
+        <w:rPr>
+          <w:rFonts w:ascii="Calibri" w:cs="Calibri" w:eastAsia="Calibri" w:hAnsi="Calibri"/>
+          <w:color w:val="1F2328"/>
+        </w:rPr>
+        <w:t xml:space="preserve"> on the old hop's timing. They now peak at the top of the doubled hop.</w:t>
+      </w:r>
+    </w:p>
+    <w:p>
+      <w:pPr>
+        <w:pStyle w:val="ListParagraph"/>
+        <w:numPr>
+          <w:ilvl w:val="0"/>
+          <w:numId w:val="2"/>
+        </w:numPr>
+        <w:spacing w:after="80" w:line="276"/>
+      </w:pPr>
+      <w:r>
+        <w:rPr>
+          <w:rFonts w:ascii="Calibri" w:cs="Calibri" w:eastAsia="Calibri" w:hAnsi="Calibri"/>
+          <w:b/>
+          <w:bCs/>
+          <w:color w:val="1F2328"/>
+        </w:rPr>
+        <w:t xml:space="preserve">AI Sharp Eye holders</w:t>
+      </w:r>
+      <w:r>
+        <w:rPr>
+          <w:rFonts w:ascii="Calibri" w:cs="Calibri" w:eastAsia="Calibri" w:hAnsi="Calibri"/>
+          <w:color w:val="1F2328"/>
+        </w:rPr>
+        <w:t xml:space="preserve"> now judge contests the way the defense measures them.</w:t>
+      </w:r>
+    </w:p>
+    <w:p>
+      <w:pPr>
+        <w:spacing w:after="140" w:line="288"/>
+      </w:pPr>
+      <w:r>
+        <w:rPr>
+          <w:rFonts w:ascii="Calibri" w:cs="Calibri" w:eastAsia="Calibri" w:hAnsi="Calibri"/>
+          <w:color w:val="1F2328"/>
+        </w:rPr>
+        <w:t xml:space="preserve">The green window, the release timing and the rule that the defense measures you as if from the old hop height are unchanged. Taking off a little sooner shortens the pump-fake window on quick Sharp Eye shots.</w:t>
+      </w:r>
+    </w:p>
+    <w:p>
+      <w:pPr>
+        <w:pStyle w:val="Heading2"/>
+        <w:spacing w:after="80" w:before="200"/>
+      </w:pPr>
+      <w:r>
+        <w:rPr>
+          <w:rFonts w:ascii="Calibri" w:cs="Calibri" w:eastAsia="Calibri" w:hAnsi="Calibri"/>
+          <w:b/>
+          <w:bCs/>
+          <w:color w:val="1F2328"/>
+          <w:sz w:val="26"/>
+          <w:szCs w:val="26"/>
+        </w:rPr>
+        <w:t xml:space="preserve">Gameplay</w:t>
+      </w:r>
+    </w:p>
+    <w:p>
+      <w:pPr>
+        <w:pStyle w:val="ListParagraph"/>
+        <w:numPr>
+          <w:ilvl w:val="0"/>
+          <w:numId w:val="2"/>
+        </w:numPr>
+        <w:spacing w:after="80" w:line="276"/>
+      </w:pPr>
+      <w:r>
+        <w:rPr>
+          <w:rFonts w:ascii="Calibri" w:cs="Calibri" w:eastAsia="Calibri" w:hAnsi="Calibri"/>
+          <w:b/>
+          <w:bCs/>
+          <w:color w:val="1F2328"/>
+        </w:rPr>
+        <w:t xml:space="preserve">Y / Triangle jumps for a rebound off the ball on offense.</w:t>
+      </w:r>
+      <w:r>
+        <w:rPr>
+          <w:rFonts w:ascii="Calibri" w:cs="Calibri" w:eastAsia="Calibri" w:hAnsi="Calibri"/>
+          <w:color w:val="1F2328"/>
+        </w:rPr>
+        <w:t xml:space="preserve"> It's the block / rebound button, so it now jumps for the board on offense too. It's only ever a jump: with a pass on its way to you, it won't turn into a catch-and-shoot the way the shoot button does. With the ball, Y is still the lob pass; on defense, still the block.</w:t>
+      </w:r>
+    </w:p>
+    <w:p>
+      <w:pPr>
+        <w:pStyle w:val="ListParagraph"/>
+        <w:numPr>
+          <w:ilvl w:val="0"/>
+          <w:numId w:val="2"/>
+        </w:numPr>
+        <w:spacing w:after="80" w:line="276"/>
+      </w:pPr>
+      <w:r>
+        <w:rPr>
+          <w:rFonts w:ascii="Calibri" w:cs="Calibri" w:eastAsia="Calibri" w:hAnsi="Calibri"/>
+          <w:b/>
+          <w:bCs/>
+          <w:color w:val="1F2328"/>
+        </w:rPr>
+        <w:t xml:space="preserve">Half as many fouls in the park.</w:t>
+      </w:r>
+      <w:r>
+        <w:rPr>
+          <w:rFonts w:ascii="Calibri" w:cs="Calibri" w:eastAsia="Calibri" w:hAnsi="Calibri"/>
+          <w:color w:val="1F2328"/>
+        </w:rPr>
+        <w:t xml:space="preserve"> Shooting fouls and reach-ins are called half as often as before (0.375 of the Pro-Am rate, was 0.75). Pro-Am and the Pro Run are unchanged.</w:t>
+      </w:r>
+    </w:p>
+    <w:p>
+      <w:pPr>
+        <w:pStyle w:val="Heading2"/>
+        <w:spacing w:after="80" w:before="200"/>
+      </w:pPr>
+      <w:r>
+        <w:rPr>
+          <w:rFonts w:ascii="Calibri" w:cs="Calibri" w:eastAsia="Calibri" w:hAnsi="Calibri"/>
+          <w:b/>
+          <w:bCs/>
+          <w:color w:val="1F2328"/>
+          <w:sz w:val="26"/>
+          <w:szCs w:val="26"/>
+        </w:rPr>
+        <w:t xml:space="preserve">The Monster Mash gets its own soundtrack</w:t>
+      </w:r>
+    </w:p>
+    <w:p>
+      <w:pPr>
+        <w:spacing w:after="140" w:line="288"/>
+      </w:pPr>
+      <w:r>
+        <w:rPr>
+          <w:rFonts w:ascii="Calibri" w:cs="Calibri" w:eastAsia="Calibri" w:hAnsi="Calibri"/>
+          <w:color w:val="1F2328"/>
+        </w:rPr>
+        <w:t xml:space="preserve">The Monster Mash went live on schedule on October 16 at 00:00 UTC. It now has its own soundtrack, like the Beat:</w:t>
+      </w:r>
+    </w:p>
+    <w:p>
+      <w:pPr>
+        <w:pStyle w:val="ListParagraph"/>
+        <w:numPr>
+          <w:ilvl w:val="0"/>
+          <w:numId w:val="2"/>
+        </w:numPr>
+        <w:spacing w:after="80" w:line="276"/>
+      </w:pPr>
+      <w:r>
+        <w:rPr>
+          <w:rFonts w:ascii="Calibri" w:cs="Calibri" w:eastAsia="Calibri" w:hAnsi="Calibri"/>
+          <w:b/>
+          <w:bCs/>
+          <w:color w:val="1F2328"/>
+        </w:rPr>
+        <w:t xml:space="preserve">27 tracks</w:t>
+      </w:r>
+      <w:r>
+        <w:rPr>
+          <w:rFonts w:ascii="Calibri" w:cs="Calibri" w:eastAsia="Calibri" w:hAnsi="Calibri"/>
+          <w:color w:val="1F2328"/>
+        </w:rPr>
+        <w:t xml:space="preserve"> cut from the Halloween party mix you sent (horror movie themes and Halloween remixes, 77½ minutes).</w:t>
+      </w:r>
+    </w:p>
+    <w:p>
+      <w:pPr>
+        <w:pStyle w:val="ListParagraph"/>
+        <w:numPr>
+          <w:ilvl w:val="0"/>
+          <w:numId w:val="2"/>
+        </w:numPr>
+        <w:spacing w:after="80" w:line="276"/>
+      </w:pPr>
+      <w:r>
+        <w:rPr>
+          <w:rFonts w:ascii="Calibri" w:cs="Calibri" w:eastAsia="Calibri" w:hAnsi="Calibri"/>
+          <w:b/>
+          <w:bCs/>
+          <w:color w:val="1F2328"/>
+        </w:rPr>
+        <w:t xml:space="preserve">They play only at the Monster Mash park,</w:t>
+      </w:r>
+      <w:r>
+        <w:rPr>
+          <w:rFonts w:ascii="Calibri" w:cs="Calibri" w:eastAsia="Calibri" w:hAnsi="Calibri"/>
+          <w:color w:val="1F2328"/>
+        </w:rPr>
+        <w:t xml:space="preserve"> park games included, in a new shuffle every time you arrive. The main soundtrack picks up where it left off when you leave, and the Beat's tracks and the Mash's never mix.</w:t>
+      </w:r>
+    </w:p>
+    <w:p>
+      <w:pPr>
+        <w:pStyle w:val="ListParagraph"/>
+        <w:numPr>
+          <w:ilvl w:val="0"/>
+          <w:numId w:val="2"/>
+        </w:numPr>
+        <w:spacing w:after="80" w:line="276"/>
+      </w:pPr>
+      <w:r>
+        <w:rPr>
+          <w:rFonts w:ascii="Calibri" w:cs="Calibri" w:eastAsia="Calibri" w:hAnsi="Calibri"/>
+          <w:b/>
+          <w:bCs/>
+          <w:color w:val="1F2328"/>
+        </w:rPr>
+        <w:t xml:space="preserve">How the split was made:</w:t>
+      </w:r>
+      <w:r>
+        <w:rPr>
+          <w:rFonts w:ascii="Calibri" w:cs="Calibri" w:eastAsia="Calibri" w:hAnsi="Calibri"/>
+          <w:color w:val="1F2328"/>
+        </w:rPr>
+        <w:t xml:space="preserve"> the mix is almost continuous and beat-matched at about 129 bpm. The cuts are at its one real silence, at four near-silent breaks, and elsewhere where one song hands over to the next. A song's own verse and chorus changes don't count as a cut. Some cuts may still land in the middle of a blend.</w:t>
+      </w:r>
+    </w:p>
+    <w:p>
+      <w:pPr>
+        <w:pStyle w:val="ListParagraph"/>
+        <w:numPr>
+          <w:ilvl w:val="0"/>
+          <w:numId w:val="2"/>
+        </w:numPr>
+        <w:spacing w:after="80" w:line="276"/>
+      </w:pPr>
+      <w:r>
+        <w:rPr>
+          <w:rFonts w:ascii="Calibri" w:cs="Calibri" w:eastAsia="Calibri" w:hAnsi="Calibri"/>
+          <w:b/>
+          <w:bCs/>
+          <w:color w:val="1F2328"/>
+        </w:rPr>
+        <w:t xml:space="preserve">The ticker</w:t>
+      </w:r>
+      <w:r>
+        <w:rPr>
+          <w:rFonts w:ascii="Calibri" w:cs="Calibri" w:eastAsia="Calibri" w:hAnsi="Calibri"/>
+          <w:color w:val="1F2328"/>
+        </w:rPr>
+        <w:t xml:space="preserve"> shows the tracks as "Halloween Party Mix · Cut 1 of 27" and so on, since the mix doesn't name its songs. To put song names on them, edit </w:t>
+      </w:r>
+      <w:r>
+        <w:rPr>
+          <w:rFonts w:ascii="Consolas" w:cs="Consolas" w:eastAsia="Consolas" w:hAnsi="Consolas"/>
+          <w:color w:val="0B5394"/>
+          <w:sz w:val="19"/>
+          <w:szCs w:val="19"/>
+        </w:rPr>
+        <w:t xml:space="preserve">client/audio/monster/tracks.json</w:t>
+      </w:r>
+      <w:r>
+        <w:rPr>
+          <w:rFonts w:ascii="Calibri" w:cs="Calibri" w:eastAsia="Calibri" w:hAnsi="Calibri"/>
+          <w:color w:val="1F2328"/>
+        </w:rPr>
+        <w:t xml:space="preserve">.</w:t>
+      </w:r>
+    </w:p>
+    <w:p>
+      <w:pPr>
+        <w:pStyle w:val="ListParagraph"/>
+        <w:numPr>
+          <w:ilvl w:val="0"/>
+          <w:numId w:val="2"/>
+        </w:numPr>
+        <w:spacing w:after="80" w:line="276"/>
+      </w:pPr>
+      <w:r>
+        <w:rPr>
+          <w:rFonts w:ascii="Calibri" w:cs="Calibri" w:eastAsia="Calibri" w:hAnsi="Calibri"/>
+          <w:color w:val="1F2328"/>
+        </w:rPr>
+        <w:t xml:space="preserve">The last 41 seconds of the file are pure silence, so they were left off.</w:t>
+      </w:r>
+    </w:p>
+    <w:p>
+      <w:pPr>
+        <w:pBdr>
+          <w:bottom w:val="single" w:color="D0D7DE" w:sz="4" w:space="1"/>
+        </w:pBdr>
+        <w:spacing w:after="160" w:before="80"/>
+      </w:pPr>
+    </w:p>
+    <w:p>
+      <w:pPr>
         <w:spacing w:after="140" w:line="288"/>
       </w:pPr>
       <w:r>
@@ -6681,7 +8130,7 @@
           <w:sz w:val="19"/>
           <w:szCs w:val="19"/>
         </w:rPr>
-        <w:t xml:space="preserve">(Tests: 115 Python and 315 node tests, plus browser checks of every park, the Pro-Am rank card and results, the Park screen's locks, the Inventory's locks, the Sharp Eye hop and pop-up, an off-ball screen in a Pro-Am game and the results countdown. For the quick patches: each event park in every direction, its events and streak effect; the rewards on a player and in a game, with the green sounds measured against the other green sounds; and each schedule handover, the event soundtrack and the store labels.)</w:t>
+        <w:t xml:space="preserve">(Tests: 128 Python and 346 node tests, plus browser checks of every park, the Pro-Am rank card and results, the Park screen's locks, the Inventory's locks, the Sharp Eye hop and pop-up, an off-ball screen in a Pro-Am game and the results countdown. For the quick patches: each event park in every direction, its events and streak effect; the rewards on a player and in a game, with the green sounds measured against the other green sounds; each schedule handover, the event soundtracks and the store labels; the ICON cursor and aura at every level in the park, a park game and practice, day and night; every Open Arms snag in the showroom and in games; and the Sharp Eye release frame by frame against the old hop.)</w:t>
       </w:r>
     </w:p>
     <w:sectPr>

--- a/PATCH_NOTES_v0.4.8.5.docx
+++ b/PATCH_NOTES_v0.4.8.5.docx
@@ -8119,6 +8119,194 @@
     </w:p>
     <w:p>
       <w:pPr>
+        <w:pStyle w:val="Heading1"/>
+        <w:spacing w:after="120" w:before="280"/>
+      </w:pPr>
+      <w:r>
+        <w:rPr>
+          <w:rFonts w:ascii="Calibri" w:cs="Calibri" w:eastAsia="Calibri" w:hAnsi="Calibri"/>
+          <w:b/>
+          <w:bCs/>
+          <w:color w:val="C8102E"/>
+          <w:sz w:val="32"/>
+          <w:szCs w:val="32"/>
+        </w:rPr>
+        <w:t xml:space="preserve">Quick patch 4 (Oct 16): event parks keep their crowd through a handover</w:t>
+      </w:r>
+    </w:p>
+    <w:p>
+      <w:pPr>
+        <w:spacing w:after="140" w:line="288"/>
+      </w:pPr>
+      <w:r>
+        <w:rPr>
+          <w:rFonts w:ascii="Calibri" w:cs="Calibri" w:eastAsia="Calibri" w:hAnsi="Calibri"/>
+          <w:b/>
+          <w:bCs/>
+          <w:color w:val="1F2328"/>
+        </w:rPr>
+        <w:t xml:space="preserve">The bug:</w:t>
+      </w:r>
+      <w:r>
+        <w:rPr>
+          <w:rFonts w:ascii="Calibri" w:cs="Calibri" w:eastAsia="Calibri" w:hAnsi="Calibri"/>
+          <w:color w:val="1F2328"/>
+        </w:rPr>
+        <w:t xml:space="preserve"> online players found And The Beat Goes On empty right after it took over from The Jungle Ballers at 5 pm Pacific, when the park should have been busy. The game decided which event was on </w:t>
+      </w:r>
+      <w:r>
+        <w:rPr>
+          <w:rFonts w:ascii="Calibri" w:cs="Calibri" w:eastAsia="Calibri" w:hAnsi="Calibri"/>
+          <w:b/>
+          <w:bCs/>
+          <w:color w:val="1F2328"/>
+        </w:rPr>
+        <w:t xml:space="preserve">once, when it was started.</w:t>
+      </w:r>
+      <w:r>
+        <w:rPr>
+          <w:rFonts w:ascii="Calibri" w:cs="Calibri" w:eastAsia="Calibri" w:hAnsi="Calibri"/>
+          <w:color w:val="1F2328"/>
+        </w:rPr>
+        <w:t xml:space="preserve"> Anyone who had the game open through the switch kept sending the event's AI players to the park that had just closed. The Park screen did move on to the Beat, but its AI world still sent everyone to the Jungle, so the Beat stood empty. That lasted until the game was restarted. A game started after 5 pm was fine.</w:t>
+      </w:r>
+    </w:p>
+    <w:p>
+      <w:pPr>
+        <w:pStyle w:val="ListParagraph"/>
+        <w:numPr>
+          <w:ilvl w:val="0"/>
+          <w:numId w:val="2"/>
+        </w:numPr>
+        <w:spacing w:after="80" w:line="276"/>
+      </w:pPr>
+      <w:r>
+        <w:rPr>
+          <w:rFonts w:ascii="Calibri" w:cs="Calibri" w:eastAsia="Calibri" w:hAnsi="Calibri"/>
+          <w:color w:val="1F2328"/>
+        </w:rPr>
+        <w:t xml:space="preserve">Measured on the evening of the switch: with the event set right, about 30–35 AI players were at the Beat from 5 pm on (busy, as the schedule rules intend). With the stale setting there were none.</w:t>
+      </w:r>
+    </w:p>
+    <w:p>
+      <w:pPr>
+        <w:spacing w:after="140" w:line="288"/>
+      </w:pPr>
+      <w:r>
+        <w:rPr>
+          <w:rFonts w:ascii="Calibri" w:cs="Calibri" w:eastAsia="Calibri" w:hAnsi="Calibri"/>
+          <w:b/>
+          <w:bCs/>
+          <w:color w:val="1F2328"/>
+        </w:rPr>
+        <w:t xml:space="preserve">The fix:</w:t>
+      </w:r>
+    </w:p>
+    <w:p>
+      <w:pPr>
+        <w:pStyle w:val="ListParagraph"/>
+        <w:numPr>
+          <w:ilvl w:val="0"/>
+          <w:numId w:val="2"/>
+        </w:numPr>
+        <w:spacing w:after="80" w:line="276"/>
+      </w:pPr>
+      <w:r>
+        <w:rPr>
+          <w:rFonts w:ascii="Calibri" w:cs="Calibri" w:eastAsia="Calibri" w:hAnsi="Calibri"/>
+          <w:b/>
+          <w:bCs/>
+          <w:color w:val="1F2328"/>
+        </w:rPr>
+        <w:t xml:space="preserve">The game now knows the whole event schedule,</w:t>
+      </w:r>
+      <w:r>
+        <w:rPr>
+          <w:rFonts w:ascii="Calibri" w:cs="Calibri" w:eastAsia="Calibri" w:hAnsi="Calibri"/>
+          <w:color w:val="1F2328"/>
+        </w:rPr>
+        <w:t xml:space="preserve"> not just the event that was on when it started. The AI world follows it to the second: the moment one event hands over to the next, the entrants go to the new park and the closed one empties.</w:t>
+      </w:r>
+    </w:p>
+    <w:p>
+      <w:pPr>
+        <w:pStyle w:val="ListParagraph"/>
+        <w:numPr>
+          <w:ilvl w:val="0"/>
+          <w:numId w:val="2"/>
+        </w:numPr>
+        <w:spacing w:after="80" w:line="276"/>
+      </w:pPr>
+      <w:r>
+        <w:rPr>
+          <w:rFonts w:ascii="Calibri" w:cs="Calibri" w:eastAsia="Calibri" w:hAnsi="Calibri"/>
+          <w:b/>
+          <w:bCs/>
+          <w:color w:val="1F2328"/>
+        </w:rPr>
+        <w:t xml:space="preserve">The Park screen, its event card and the leaderboard switch on their own</w:t>
+      </w:r>
+      <w:r>
+        <w:rPr>
+          <w:rFonts w:ascii="Calibri" w:cs="Calibri" w:eastAsia="Calibri" w:hAnsi="Calibri"/>
+          <w:color w:val="1F2328"/>
+        </w:rPr>
+        <w:t xml:space="preserve"> within a few seconds of a handover, and the game tells you ("And The Beat Goes On is live now"). If you're standing in the park that just closed, it says so ("The Jungle Ballers has closed: its leaderboard is final").</w:t>
+      </w:r>
+    </w:p>
+    <w:p>
+      <w:pPr>
+        <w:pStyle w:val="ListParagraph"/>
+        <w:numPr>
+          <w:ilvl w:val="0"/>
+          <w:numId w:val="2"/>
+        </w:numPr>
+        <w:spacing w:after="80" w:line="276"/>
+      </w:pPr>
+      <w:r>
+        <w:rPr>
+          <w:rFonts w:ascii="Calibri" w:cs="Calibri" w:eastAsia="Calibri" w:hAnsi="Calibri"/>
+          <w:b/>
+          <w:bCs/>
+          <w:color w:val="1F2328"/>
+        </w:rPr>
+        <w:t xml:space="preserve">The handover uses the server's clock,</w:t>
+      </w:r>
+      <w:r>
+        <w:rPr>
+          <w:rFonts w:ascii="Calibri" w:cs="Calibri" w:eastAsia="Calibri" w:hAnsi="Calibri"/>
+          <w:color w:val="1F2328"/>
+        </w:rPr>
+        <w:t xml:space="preserve"> so a PC clock that's a few minutes off still switches at the right moment. The server has the last word if the schedule is ever edited while people are playing.</w:t>
+      </w:r>
+    </w:p>
+    <w:p>
+      <w:pPr>
+        <w:pStyle w:val="ListParagraph"/>
+        <w:numPr>
+          <w:ilvl w:val="0"/>
+          <w:numId w:val="2"/>
+        </w:numPr>
+        <w:spacing w:after="80" w:line="276"/>
+      </w:pPr>
+      <w:r>
+        <w:rPr>
+          <w:rFonts w:ascii="Calibri" w:cs="Calibri" w:eastAsia="Calibri" w:hAnsi="Calibri"/>
+          <w:color w:val="1F2328"/>
+        </w:rPr>
+        <w:t xml:space="preserve">Tested live: a game started before a handover switched 8 seconds after it. The new event park then had 35 AI players online, all 6 courts in play and people walking around, and the old park had none.</w:t>
+      </w:r>
+    </w:p>
+    <w:p>
+      <w:pPr>
+        <w:pBdr>
+          <w:bottom w:val="single" w:color="D0D7DE" w:sz="4" w:space="1"/>
+        </w:pBdr>
+        <w:spacing w:after="160" w:before="80"/>
+      </w:pPr>
+    </w:p>
+    <w:p>
+      <w:pPr>
         <w:spacing w:after="140" w:line="288"/>
       </w:pPr>
       <w:r>
@@ -8130,7 +8318,7 @@
           <w:sz w:val="19"/>
           <w:szCs w:val="19"/>
         </w:rPr>
-        <w:t xml:space="preserve">(Tests: 128 Python and 346 node tests, plus browser checks of every park, the Pro-Am rank card and results, the Park screen's locks, the Inventory's locks, the Sharp Eye hop and pop-up, an off-ball screen in a Pro-Am game and the results countdown. For the quick patches: each event park in every direction, its events and streak effect; the rewards on a player and in a game, with the green sounds measured against the other green sounds; each schedule handover, the event soundtracks and the store labels; the ICON cursor and aura at every level in the park, a park game and practice, day and night; every Open Arms snag in the showroom and in games; and the Sharp Eye release frame by frame against the old hop.)</w:t>
+        <w:t xml:space="preserve">(Tests: 130 Python and 351 node tests, plus browser checks of every park, the Pro-Am rank card and results, the Park screen's locks, the Inventory's locks, the Sharp Eye hop and pop-up, an off-ball screen in a Pro-Am game and the results countdown. For the quick patches: each event park in every direction, its events and streak effect; the rewards on a player and in a game, with the green sounds measured against the other green sounds; each schedule handover, the event soundtracks and the store labels; the ICON cursor and aura at every level in the park, a park game and practice, day and night; every Open Arms snag in the showroom and in games; the Sharp Eye release frame by frame against the old hop; and a live event handover with the game left running.)</w:t>
       </w:r>
     </w:p>
     <w:sectPr>

--- a/PATCH_NOTES_v0.4.8.5.docx
+++ b/PATCH_NOTES_v0.4.8.5.docx
@@ -8307,6 +8307,1518 @@
     </w:p>
     <w:p>
       <w:pPr>
+        <w:pStyle w:val="Heading1"/>
+        <w:spacing w:after="120" w:before="280"/>
+      </w:pPr>
+      <w:r>
+        <w:rPr>
+          <w:rFonts w:ascii="Calibri" w:cs="Calibri" w:eastAsia="Calibri" w:hAnsi="Calibri"/>
+          <w:b/>
+          <w:bCs/>
+          <w:color w:val="C8102E"/>
+          <w:sz w:val="32"/>
+          <w:szCs w:val="32"/>
+        </w:rPr>
+        <w:t xml:space="preserve">Quick patch 5 (Oct 17): every Icon badge does what it says, and ICONs burn purple</w:t>
+      </w:r>
+    </w:p>
+    <w:p>
+      <w:pPr>
+        <w:spacing w:after="140" w:line="288"/>
+      </w:pPr>
+      <w:r>
+        <w:rPr>
+          <w:rFonts w:ascii="Calibri" w:cs="Calibri" w:eastAsia="Calibri" w:hAnsi="Calibri"/>
+          <w:color w:val="1F2328"/>
+        </w:rPr>
+        <w:t xml:space="preserve">The Icon badge audit found five badges that didn't live up to their descriptions. All five are fixed. Hash-Slinging, Sharp Eye and Open Arms were already right and are untouched.</w:t>
+      </w:r>
+    </w:p>
+    <w:p>
+      <w:pPr>
+        <w:pStyle w:val="Heading2"/>
+        <w:spacing w:after="80" w:before="200"/>
+      </w:pPr>
+      <w:r>
+        <w:rPr>
+          <w:rFonts w:ascii="Calibri" w:cs="Calibri" w:eastAsia="Calibri" w:hAnsi="Calibri"/>
+          <w:b/>
+          <w:bCs/>
+          <w:color w:val="1F2328"/>
+          <w:sz w:val="26"/>
+          <w:szCs w:val="26"/>
+        </w:rPr>
+        <w:t xml:space="preserve">Big Brother: a real Block Package</w:t>
+      </w:r>
+    </w:p>
+    <w:p>
+      <w:pPr>
+        <w:spacing w:after="140" w:line="288"/>
+      </w:pPr>
+      <w:r>
+        <w:rPr>
+          <w:rFonts w:ascii="Calibri" w:cs="Calibri" w:eastAsia="Calibri" w:hAnsi="Calibri"/>
+          <w:color w:val="1F2328"/>
+        </w:rPr>
+        <w:t xml:space="preserve">Before, Big Brother's "ultra-flashy block animations" were one fixed pose that didn't follow the ball. It also switched off his own block styles and any Block Package he owned, so the badge made his blocks worse. Now:</w:t>
+      </w:r>
+    </w:p>
+    <w:p>
+      <w:pPr>
+        <w:pStyle w:val="ListParagraph"/>
+        <w:numPr>
+          <w:ilvl w:val="0"/>
+          <w:numId w:val="2"/>
+        </w:numPr>
+        <w:spacing w:after="80" w:line="276"/>
+      </w:pPr>
+      <w:r>
+        <w:rPr>
+          <w:rFonts w:ascii="Calibri" w:cs="Calibri" w:eastAsia="Calibri" w:hAnsi="Calibri"/>
+          <w:b/>
+          <w:bCs/>
+          <w:color w:val="1F2328"/>
+        </w:rPr>
+        <w:t xml:space="preserve">Block Package: Big Brother</w:t>
+      </w:r>
+      <w:r>
+        <w:rPr>
+          <w:rFonts w:ascii="Calibri" w:cs="Calibri" w:eastAsia="Calibri" w:hAnsi="Calibri"/>
+          <w:color w:val="1F2328"/>
+        </w:rPr>
+        <w:t xml:space="preserve"> comes with the badge and is put on for you, including builds that already have it. It's never in the store, and only a Glass Cleaner who has unlocked Big Brother can wear it.</w:t>
+      </w:r>
+    </w:p>
+    <w:p>
+      <w:pPr>
+        <w:pStyle w:val="ListParagraph"/>
+        <w:numPr>
+          <w:ilvl w:val="0"/>
+          <w:numId w:val="2"/>
+        </w:numPr>
+        <w:spacing w:after="80" w:line="276"/>
+      </w:pPr>
+      <w:r>
+        <w:rPr>
+          <w:rFonts w:ascii="Calibri" w:cs="Calibri" w:eastAsia="Calibri" w:hAnsi="Calibri"/>
+          <w:b/>
+          <w:bCs/>
+          <w:color w:val="1F2328"/>
+        </w:rPr>
+        <w:t xml:space="preserve">Seven new blocks</w:t>
+      </w:r>
+      <w:r>
+        <w:rPr>
+          <w:rFonts w:ascii="Calibri" w:cs="Calibri" w:eastAsia="Calibri" w:hAnsi="Calibri"/>
+          <w:color w:val="1F2328"/>
+        </w:rPr>
+        <w:t xml:space="preserve">, each with its own swat, landing gesture and callout:</w:t>
+      </w:r>
+    </w:p>
+    <w:p>
+      <w:pPr>
+        <w:pStyle w:val="ListParagraph"/>
+        <w:numPr>
+          <w:ilvl w:val="1"/>
+          <w:numId w:val="2"/>
+        </w:numPr>
+        <w:spacing w:after="80" w:line="276"/>
+      </w:pPr>
+      <w:r>
+        <w:rPr>
+          <w:rFonts w:ascii="Calibri" w:cs="Calibri" w:eastAsia="Calibri" w:hAnsi="Calibri"/>
+          <w:b/>
+          <w:bCs/>
+          <w:color w:val="1F2328"/>
+        </w:rPr>
+        <w:t xml:space="preserve">Tomahawk Swat</w:t>
+      </w:r>
+      <w:r>
+        <w:rPr>
+          <w:rFonts w:ascii="Calibri" w:cs="Calibri" w:eastAsia="Calibri" w:hAnsi="Calibri"/>
+          <w:color w:val="1F2328"/>
+        </w:rPr>
+        <w:t xml:space="preserve"> ("NOT IN MY HOUSE!"): arm cocked behind the head, knee up, whipped over the top and down; lands thumping his chest, then roars.</w:t>
+      </w:r>
+    </w:p>
+    <w:p>
+      <w:pPr>
+        <w:pStyle w:val="ListParagraph"/>
+        <w:numPr>
+          <w:ilvl w:val="1"/>
+          <w:numId w:val="2"/>
+        </w:numPr>
+        <w:spacing w:after="80" w:line="276"/>
+      </w:pPr>
+      <w:r>
+        <w:rPr>
+          <w:rFonts w:ascii="Calibri" w:cs="Calibri" w:eastAsia="Calibri" w:hAnsi="Calibri"/>
+          <w:b/>
+          <w:bCs/>
+          <w:color w:val="1F2328"/>
+        </w:rPr>
+        <w:t xml:space="preserve">Volley Spike</w:t>
+      </w:r>
+      <w:r>
+        <w:rPr>
+          <w:rFonts w:ascii="Calibri" w:cs="Calibri" w:eastAsia="Calibri" w:hAnsi="Calibri"/>
+          <w:color w:val="1F2328"/>
+        </w:rPr>
+        <w:t xml:space="preserve"> ("GET THAT OUTTA HERE!"): a two-hand spike from behind the head, heels kicked up; lands with a two-palm shove-away.</w:t>
+      </w:r>
+    </w:p>
+    <w:p>
+      <w:pPr>
+        <w:pStyle w:val="ListParagraph"/>
+        <w:numPr>
+          <w:ilvl w:val="1"/>
+          <w:numId w:val="2"/>
+        </w:numPr>
+        <w:spacing w:after="80" w:line="276"/>
+      </w:pPr>
+      <w:r>
+        <w:rPr>
+          <w:rFonts w:ascii="Calibri" w:cs="Calibri" w:eastAsia="Calibri" w:hAnsi="Calibri"/>
+          <w:b/>
+          <w:bCs/>
+          <w:color w:val="1F2328"/>
+        </w:rPr>
+        <w:t xml:space="preserve">Glass Eater</w:t>
+      </w:r>
+      <w:r>
+        <w:rPr>
+          <w:rFonts w:ascii="Calibri" w:cs="Calibri" w:eastAsia="Calibri" w:hAnsi="Calibri"/>
+          <w:color w:val="1F2328"/>
+        </w:rPr>
+        <w:t xml:space="preserve"> ("BIG BROTHER IS WATCHING!"): full extension, the ball pinned and held; lands pointing two fingers at his eyes, then at the shooter.</w:t>
+      </w:r>
+    </w:p>
+    <w:p>
+      <w:pPr>
+        <w:pStyle w:val="ListParagraph"/>
+        <w:numPr>
+          <w:ilvl w:val="1"/>
+          <w:numId w:val="2"/>
+        </w:numPr>
+        <w:spacing w:after="80" w:line="276"/>
+      </w:pPr>
+      <w:r>
+        <w:rPr>
+          <w:rFonts w:ascii="Calibri" w:cs="Calibri" w:eastAsia="Calibri" w:hAnsi="Calibri"/>
+          <w:b/>
+          <w:bCs/>
+          <w:color w:val="1F2328"/>
+        </w:rPr>
+        <w:t xml:space="preserve">Spin Swat</w:t>
+      </w:r>
+      <w:r>
+        <w:rPr>
+          <w:rFonts w:ascii="Calibri" w:cs="Calibri" w:eastAsia="Calibri" w:hAnsi="Calibri"/>
+          <w:color w:val="1F2328"/>
+        </w:rPr>
+        <w:t xml:space="preserve"> ("SHHH!"): swatted across his body with a half turn in the air; lands with a finger to his lips.</w:t>
+      </w:r>
+    </w:p>
+    <w:p>
+      <w:pPr>
+        <w:pStyle w:val="ListParagraph"/>
+        <w:numPr>
+          <w:ilvl w:val="1"/>
+          <w:numId w:val="2"/>
+        </w:numPr>
+        <w:spacing w:after="80" w:line="276"/>
+      </w:pPr>
+      <w:r>
+        <w:rPr>
+          <w:rFonts w:ascii="Calibri" w:cs="Calibri" w:eastAsia="Calibri" w:hAnsi="Calibri"/>
+          <w:b/>
+          <w:bCs/>
+          <w:color w:val="1F2328"/>
+        </w:rPr>
+        <w:t xml:space="preserve">Chase-Down Cannon</w:t>
+      </w:r>
+      <w:r>
+        <w:rPr>
+          <w:rFonts w:ascii="Calibri" w:cs="Calibri" w:eastAsia="Calibri" w:hAnsi="Calibri"/>
+          <w:color w:val="1F2328"/>
+        </w:rPr>
+        <w:t xml:space="preserve"> ("RETURN TO SENDER!"): body flattened, arm fired forward, legs split; lands standing over the spot, staring down.</w:t>
+      </w:r>
+    </w:p>
+    <w:p>
+      <w:pPr>
+        <w:pStyle w:val="ListParagraph"/>
+        <w:numPr>
+          <w:ilvl w:val="1"/>
+          <w:numId w:val="2"/>
+        </w:numPr>
+        <w:spacing w:after="80" w:line="276"/>
+      </w:pPr>
+      <w:r>
+        <w:rPr>
+          <w:rFonts w:ascii="Calibri" w:cs="Calibri" w:eastAsia="Calibri" w:hAnsi="Calibri"/>
+          <w:b/>
+          <w:bCs/>
+          <w:color w:val="1F2328"/>
+        </w:rPr>
+        <w:t xml:space="preserve">Sledgehammer</w:t>
+      </w:r>
+      <w:r>
+        <w:rPr>
+          <w:rFonts w:ascii="Calibri" w:cs="Calibri" w:eastAsia="Calibri" w:hAnsi="Calibri"/>
+          <w:color w:val="1F2328"/>
+        </w:rPr>
+        <w:t xml:space="preserve"> ("SMASHED!"): clasped fists swung down from behind the head; lands in a crab flex.</w:t>
+      </w:r>
+    </w:p>
+    <w:p>
+      <w:pPr>
+        <w:pStyle w:val="ListParagraph"/>
+        <w:numPr>
+          <w:ilvl w:val="1"/>
+          <w:numId w:val="2"/>
+        </w:numPr>
+        <w:spacing w:after="80" w:line="276"/>
+      </w:pPr>
+      <w:r>
+        <w:rPr>
+          <w:rFonts w:ascii="Calibri" w:cs="Calibri" w:eastAsia="Calibri" w:hAnsi="Calibri"/>
+          <w:b/>
+          <w:bCs/>
+          <w:color w:val="1F2328"/>
+        </w:rPr>
+        <w:t xml:space="preserve">Backhand Swat</w:t>
+      </w:r>
+      <w:r>
+        <w:rPr>
+          <w:rFonts w:ascii="Calibri" w:cs="Calibri" w:eastAsia="Calibri" w:hAnsi="Calibri"/>
+          <w:color w:val="1F2328"/>
+        </w:rPr>
+        <w:t xml:space="preserve"> ("BLOCK PARTY!"): back of the hand whipped away, legs split wide; lands raising the roof.</w:t>
+      </w:r>
+    </w:p>
+    <w:p>
+      <w:pPr>
+        <w:pStyle w:val="ListParagraph"/>
+        <w:numPr>
+          <w:ilvl w:val="0"/>
+          <w:numId w:val="2"/>
+        </w:numPr>
+        <w:spacing w:after="80" w:line="276"/>
+      </w:pPr>
+      <w:r>
+        <w:rPr>
+          <w:rFonts w:ascii="Calibri" w:cs="Calibri" w:eastAsia="Calibri" w:hAnsi="Calibri"/>
+          <w:b/>
+          <w:bCs/>
+          <w:color w:val="1F2328"/>
+        </w:rPr>
+        <w:t xml:space="preserve">His hand meets the ball:</w:t>
+      </w:r>
+      <w:r>
+        <w:rPr>
+          <w:rFonts w:ascii="Calibri" w:cs="Calibri" w:eastAsia="Calibri" w:hAnsi="Calibri"/>
+          <w:color w:val="1F2328"/>
+        </w:rPr>
+        <w:t xml:space="preserve"> at contact his hand is now nearer the ball than the same build without the badge, about 31 cm against 48 cm (it was 76 cm with the old pose).</w:t>
+      </w:r>
+    </w:p>
+    <w:p>
+      <w:pPr>
+        <w:pStyle w:val="ListParagraph"/>
+        <w:numPr>
+          <w:ilvl w:val="0"/>
+          <w:numId w:val="2"/>
+        </w:numPr>
+        <w:spacing w:after="80" w:line="276"/>
+      </w:pPr>
+      <w:r>
+        <w:rPr>
+          <w:rFonts w:ascii="Calibri" w:cs="Calibri" w:eastAsia="Calibri" w:hAnsi="Calibri"/>
+          <w:b/>
+          <w:bCs/>
+          <w:color w:val="1F2328"/>
+        </w:rPr>
+        <w:t xml:space="preserve">In any other Block Package,</w:t>
+      </w:r>
+      <w:r>
+        <w:rPr>
+          <w:rFonts w:ascii="Calibri" w:cs="Calibri" w:eastAsia="Calibri" w:hAnsi="Calibri"/>
+          <w:color w:val="1F2328"/>
+        </w:rPr>
+        <w:t xml:space="preserve"> or none, he blocks exactly as anyone else would.</w:t>
+      </w:r>
+    </w:p>
+    <w:p>
+      <w:pPr>
+        <w:pStyle w:val="Heading2"/>
+        <w:spacing w:after="80" w:before="200"/>
+      </w:pPr>
+      <w:r>
+        <w:rPr>
+          <w:rFonts w:ascii="Calibri" w:cs="Calibri" w:eastAsia="Calibri" w:hAnsi="Calibri"/>
+          <w:b/>
+          <w:bCs/>
+          <w:color w:val="1F2328"/>
+          <w:sz w:val="26"/>
+          <w:szCs w:val="26"/>
+        </w:rPr>
+        <w:t xml:space="preserve">The Clamp: steal animations for every kind of steal</w:t>
+      </w:r>
+    </w:p>
+    <w:p>
+      <w:pPr>
+        <w:spacing w:after="140" w:line="288"/>
+      </w:pPr>
+      <w:r>
+        <w:rPr>
+          <w:rFonts w:ascii="Calibri" w:cs="Calibri" w:eastAsia="Calibri" w:hAnsi="Calibri"/>
+          <w:color w:val="1F2328"/>
+        </w:rPr>
+        <w:t xml:space="preserve">Before, he had one pose, and 41% of his steals (picked-off passes and bump strips) didn't use it. Now every steal he makes has a Clamp animation, and nobody else ever gets them:</w:t>
+      </w:r>
+    </w:p>
+    <w:p>
+      <w:pPr>
+        <w:pStyle w:val="ListParagraph"/>
+        <w:numPr>
+          <w:ilvl w:val="0"/>
+          <w:numId w:val="2"/>
+        </w:numPr>
+        <w:spacing w:after="80" w:line="276"/>
+      </w:pPr>
+      <w:r>
+        <w:rPr>
+          <w:rFonts w:ascii="Calibri" w:cs="Calibri" w:eastAsia="Calibri" w:hAnsi="Calibri"/>
+          <w:b/>
+          <w:bCs/>
+          <w:color w:val="1F2328"/>
+        </w:rPr>
+        <w:t xml:space="preserve">Six reaches,</w:t>
+      </w:r>
+      <w:r>
+        <w:rPr>
+          <w:rFonts w:ascii="Calibri" w:cs="Calibri" w:eastAsia="Calibri" w:hAnsi="Calibri"/>
+          <w:color w:val="1F2328"/>
+        </w:rPr>
+        <w:t xml:space="preserve"> picked by the situation: the </w:t>
+      </w:r>
+      <w:r>
+        <w:rPr>
+          <w:rFonts w:ascii="Calibri" w:cs="Calibri" w:eastAsia="Calibri" w:hAnsi="Calibri"/>
+          <w:b/>
+          <w:bCs/>
+          <w:color w:val="1F2328"/>
+        </w:rPr>
+        <w:t xml:space="preserve">Slap-Down</w:t>
+      </w:r>
+      <w:r>
+        <w:rPr>
+          <w:rFonts w:ascii="Calibri" w:cs="Calibri" w:eastAsia="Calibri" w:hAnsi="Calibri"/>
+          <w:color w:val="1F2328"/>
+        </w:rPr>
+        <w:t xml:space="preserve"> (across the body), the </w:t>
+      </w:r>
+      <w:r>
+        <w:rPr>
+          <w:rFonts w:ascii="Calibri" w:cs="Calibri" w:eastAsia="Calibri" w:hAnsi="Calibri"/>
+          <w:b/>
+          <w:bCs/>
+          <w:color w:val="1F2328"/>
+        </w:rPr>
+        <w:t xml:space="preserve">Dig</w:t>
+      </w:r>
+      <w:r>
+        <w:rPr>
+          <w:rFonts w:ascii="Calibri" w:cs="Calibri" w:eastAsia="Calibri" w:hAnsi="Calibri"/>
+          <w:color w:val="1F2328"/>
+        </w:rPr>
+        <w:t xml:space="preserve"> and </w:t>
+      </w:r>
+      <w:r>
+        <w:rPr>
+          <w:rFonts w:ascii="Calibri" w:cs="Calibri" w:eastAsia="Calibri" w:hAnsi="Calibri"/>
+          <w:b/>
+          <w:bCs/>
+          <w:color w:val="1F2328"/>
+        </w:rPr>
+        <w:t xml:space="preserve">Swipe &amp; Spin</w:t>
+      </w:r>
+      <w:r>
+        <w:rPr>
+          <w:rFonts w:ascii="Calibri" w:cs="Calibri" w:eastAsia="Calibri" w:hAnsi="Calibri"/>
+          <w:color w:val="1F2328"/>
+        </w:rPr>
+        <w:t xml:space="preserve"> (low), the </w:t>
+      </w:r>
+      <w:r>
+        <w:rPr>
+          <w:rFonts w:ascii="Calibri" w:cs="Calibri" w:eastAsia="Calibri" w:hAnsi="Calibri"/>
+          <w:b/>
+          <w:bCs/>
+          <w:color w:val="1F2328"/>
+        </w:rPr>
+        <w:t xml:space="preserve">Hip Rip</w:t>
+      </w:r>
+      <w:r>
+        <w:rPr>
+          <w:rFonts w:ascii="Calibri" w:cs="Calibri" w:eastAsia="Calibri" w:hAnsi="Calibri"/>
+          <w:color w:val="1F2328"/>
+        </w:rPr>
+        <w:t xml:space="preserve"> and </w:t>
+      </w:r>
+      <w:r>
+        <w:rPr>
+          <w:rFonts w:ascii="Calibri" w:cs="Calibri" w:eastAsia="Calibri" w:hAnsi="Calibri"/>
+          <w:b/>
+          <w:bCs/>
+          <w:color w:val="1F2328"/>
+        </w:rPr>
+        <w:t xml:space="preserve">Double Tap</w:t>
+      </w:r>
+      <w:r>
+        <w:rPr>
+          <w:rFonts w:ascii="Calibri" w:cs="Calibri" w:eastAsia="Calibri" w:hAnsi="Calibri"/>
+          <w:color w:val="1F2328"/>
+        </w:rPr>
+        <w:t xml:space="preserve"> (ball held or high), and </w:t>
+      </w:r>
+      <w:r>
+        <w:rPr>
+          <w:rFonts w:ascii="Calibri" w:cs="Calibri" w:eastAsia="Calibri" w:hAnsi="Calibri"/>
+          <w:b/>
+          <w:bCs/>
+          <w:color w:val="1F2328"/>
+        </w:rPr>
+        <w:t xml:space="preserve">The Vise</w:t>
+      </w:r>
+      <w:r>
+        <w:rPr>
+          <w:rFonts w:ascii="Calibri" w:cs="Calibri" w:eastAsia="Calibri" w:hAnsi="Calibri"/>
+          <w:color w:val="1F2328"/>
+        </w:rPr>
+        <w:t xml:space="preserve"> (the old two-hand clamp, now ripped into the chest).</w:t>
+      </w:r>
+    </w:p>
+    <w:p>
+      <w:pPr>
+        <w:pStyle w:val="ListParagraph"/>
+        <w:numPr>
+          <w:ilvl w:val="0"/>
+          <w:numId w:val="2"/>
+        </w:numPr>
+        <w:spacing w:after="80" w:line="276"/>
+      </w:pPr>
+      <w:r>
+        <w:rPr>
+          <w:rFonts w:ascii="Calibri" w:cs="Calibri" w:eastAsia="Calibri" w:hAnsi="Calibri"/>
+          <w:b/>
+          <w:bCs/>
+          <w:color w:val="1F2328"/>
+        </w:rPr>
+        <w:t xml:space="preserve">Three pick-offs</w:t>
+      </w:r>
+      <w:r>
+        <w:rPr>
+          <w:rFonts w:ascii="Calibri" w:cs="Calibri" w:eastAsia="Calibri" w:hAnsi="Calibri"/>
+          <w:color w:val="1F2328"/>
+        </w:rPr>
+        <w:t xml:space="preserve"> for intercepted passes: the </w:t>
+      </w:r>
+      <w:r>
+        <w:rPr>
+          <w:rFonts w:ascii="Calibri" w:cs="Calibri" w:eastAsia="Calibri" w:hAnsi="Calibri"/>
+          <w:b/>
+          <w:bCs/>
+          <w:color w:val="1F2328"/>
+        </w:rPr>
+        <w:t xml:space="preserve">Lane Dive</w:t>
+      </w:r>
+      <w:r>
+        <w:rPr>
+          <w:rFonts w:ascii="Calibri" w:cs="Calibri" w:eastAsia="Calibri" w:hAnsi="Calibri"/>
+          <w:color w:val="1F2328"/>
+        </w:rPr>
+        <w:t xml:space="preserve">, </w:t>
+      </w:r>
+      <w:r>
+        <w:rPr>
+          <w:rFonts w:ascii="Calibri" w:cs="Calibri" w:eastAsia="Calibri" w:hAnsi="Calibri"/>
+          <w:b/>
+          <w:bCs/>
+          <w:color w:val="1F2328"/>
+        </w:rPr>
+        <w:t xml:space="preserve">Tip to Himself</w:t>
+      </w:r>
+      <w:r>
+        <w:rPr>
+          <w:rFonts w:ascii="Calibri" w:cs="Calibri" w:eastAsia="Calibri" w:hAnsi="Calibri"/>
+          <w:color w:val="1F2328"/>
+        </w:rPr>
+        <w:t xml:space="preserve"> and </w:t>
+      </w:r>
+      <w:r>
+        <w:rPr>
+          <w:rFonts w:ascii="Calibri" w:cs="Calibri" w:eastAsia="Calibri" w:hAnsi="Calibri"/>
+          <w:b/>
+          <w:bCs/>
+          <w:color w:val="1F2328"/>
+        </w:rPr>
+        <w:t xml:space="preserve">Pick &amp; Go</w:t>
+      </w:r>
+      <w:r>
+        <w:rPr>
+          <w:rFonts w:ascii="Calibri" w:cs="Calibri" w:eastAsia="Calibri" w:hAnsi="Calibri"/>
+          <w:color w:val="1F2328"/>
+        </w:rPr>
+        <w:t xml:space="preserve">.</w:t>
+      </w:r>
+    </w:p>
+    <w:p>
+      <w:pPr>
+        <w:pStyle w:val="ListParagraph"/>
+        <w:numPr>
+          <w:ilvl w:val="0"/>
+          <w:numId w:val="2"/>
+        </w:numPr>
+        <w:spacing w:after="80" w:line="276"/>
+      </w:pPr>
+      <w:r>
+        <w:rPr>
+          <w:rFonts w:ascii="Calibri" w:cs="Calibri" w:eastAsia="Calibri" w:hAnsi="Calibri"/>
+          <w:b/>
+          <w:bCs/>
+          <w:color w:val="1F2328"/>
+        </w:rPr>
+        <w:t xml:space="preserve">One strip</w:t>
+      </w:r>
+      <w:r>
+        <w:rPr>
+          <w:rFonts w:ascii="Calibri" w:cs="Calibri" w:eastAsia="Calibri" w:hAnsi="Calibri"/>
+          <w:color w:val="1F2328"/>
+        </w:rPr>
+        <w:t xml:space="preserve"> for bump steals: the </w:t>
+      </w:r>
+      <w:r>
+        <w:rPr>
+          <w:rFonts w:ascii="Calibri" w:cs="Calibri" w:eastAsia="Calibri" w:hAnsi="Calibri"/>
+          <w:b/>
+          <w:bCs/>
+          <w:color w:val="1F2328"/>
+        </w:rPr>
+        <w:t xml:space="preserve">Chest-Up Strip</w:t>
+      </w:r>
+      <w:r>
+        <w:rPr>
+          <w:rFonts w:ascii="Calibri" w:cs="Calibri" w:eastAsia="Calibri" w:hAnsi="Calibri"/>
+          <w:color w:val="1F2328"/>
+        </w:rPr>
+        <w:t xml:space="preserve">.</w:t>
+      </w:r>
+    </w:p>
+    <w:p>
+      <w:pPr>
+        <w:spacing w:after="140" w:line="288"/>
+      </w:pPr>
+      <w:r>
+        <w:rPr>
+          <w:rFonts w:ascii="Calibri" w:cs="Calibri" w:eastAsia="Calibri" w:hAnsi="Calibri"/>
+          <w:color w:val="1F2328"/>
+        </w:rPr>
+        <w:t xml:space="preserve">His steal chances are exactly what they were.</w:t>
+      </w:r>
+    </w:p>
+    <w:p>
+      <w:pPr>
+        <w:pStyle w:val="Heading2"/>
+        <w:spacing w:after="80" w:before="200"/>
+      </w:pPr>
+      <w:r>
+        <w:rPr>
+          <w:rFonts w:ascii="Calibri" w:cs="Calibri" w:eastAsia="Calibri" w:hAnsi="Calibri"/>
+          <w:b/>
+          <w:bCs/>
+          <w:color w:val="1F2328"/>
+          <w:sz w:val="26"/>
+          <w:szCs w:val="26"/>
+        </w:rPr>
+        <w:t xml:space="preserve">Oprah: nine flashy passes</w:t>
+      </w:r>
+    </w:p>
+    <w:p>
+      <w:pPr>
+        <w:spacing w:after="140" w:line="288"/>
+      </w:pPr>
+      <w:r>
+        <w:rPr>
+          <w:rFonts w:ascii="Calibri" w:cs="Calibri" w:eastAsia="Calibri" w:hAnsi="Calibri"/>
+          <w:color w:val="1F2328"/>
+        </w:rPr>
+        <w:t xml:space="preserve">Before, it was one modest follow-through on every pass. Now Oprah throws nine passes of his own, each used where it fits:</w:t>
+      </w:r>
+    </w:p>
+    <w:p>
+      <w:pPr>
+        <w:pStyle w:val="ListParagraph"/>
+        <w:numPr>
+          <w:ilvl w:val="0"/>
+          <w:numId w:val="2"/>
+        </w:numPr>
+        <w:spacing w:after="80" w:line="276"/>
+      </w:pPr>
+      <w:r>
+        <w:rPr>
+          <w:rFonts w:ascii="Calibri" w:cs="Calibri" w:eastAsia="Calibri" w:hAnsi="Calibri"/>
+          <w:b/>
+          <w:bCs/>
+          <w:color w:val="1F2328"/>
+        </w:rPr>
+        <w:t xml:space="preserve">Behind the Back</w:t>
+      </w:r>
+      <w:r>
+        <w:rPr>
+          <w:rFonts w:ascii="Calibri" w:cs="Calibri" w:eastAsia="Calibri" w:hAnsi="Calibri"/>
+          <w:color w:val="1F2328"/>
+        </w:rPr>
+        <w:t xml:space="preserve"> and </w:t>
+      </w:r>
+      <w:r>
+        <w:rPr>
+          <w:rFonts w:ascii="Calibri" w:cs="Calibri" w:eastAsia="Calibri" w:hAnsi="Calibri"/>
+          <w:b/>
+          <w:bCs/>
+          <w:color w:val="1F2328"/>
+        </w:rPr>
+        <w:t xml:space="preserve">Elbow Pass:</w:t>
+      </w:r>
+      <w:r>
+        <w:rPr>
+          <w:rFonts w:ascii="Calibri" w:cs="Calibri" w:eastAsia="Calibri" w:hAnsi="Calibri"/>
+          <w:color w:val="1F2328"/>
+        </w:rPr>
+        <w:t xml:space="preserve"> when the man is off to his off-hand side.</w:t>
+      </w:r>
+    </w:p>
+    <w:p>
+      <w:pPr>
+        <w:pStyle w:val="ListParagraph"/>
+        <w:numPr>
+          <w:ilvl w:val="0"/>
+          <w:numId w:val="2"/>
+        </w:numPr>
+        <w:spacing w:after="80" w:line="276"/>
+      </w:pPr>
+      <w:r>
+        <w:rPr>
+          <w:rFonts w:ascii="Calibri" w:cs="Calibri" w:eastAsia="Calibri" w:hAnsi="Calibri"/>
+          <w:b/>
+          <w:bCs/>
+          <w:color w:val="1F2328"/>
+        </w:rPr>
+        <w:t xml:space="preserve">No-Look:</w:t>
+      </w:r>
+      <w:r>
+        <w:rPr>
+          <w:rFonts w:ascii="Calibri" w:cs="Calibri" w:eastAsia="Calibri" w:hAnsi="Calibri"/>
+          <w:color w:val="1F2328"/>
+        </w:rPr>
+        <w:t xml:space="preserve"> on any pass, head and chest turned away.</w:t>
+      </w:r>
+    </w:p>
+    <w:p>
+      <w:pPr>
+        <w:pStyle w:val="ListParagraph"/>
+        <w:numPr>
+          <w:ilvl w:val="0"/>
+          <w:numId w:val="2"/>
+        </w:numPr>
+        <w:spacing w:after="80" w:line="276"/>
+      </w:pPr>
+      <w:r>
+        <w:rPr>
+          <w:rFonts w:ascii="Calibri" w:cs="Calibri" w:eastAsia="Calibri" w:hAnsi="Calibri"/>
+          <w:b/>
+          <w:bCs/>
+          <w:color w:val="1F2328"/>
+        </w:rPr>
+        <w:t xml:space="preserve">Wraparound:</w:t>
+      </w:r>
+      <w:r>
+        <w:rPr>
+          <w:rFonts w:ascii="Calibri" w:cs="Calibri" w:eastAsia="Calibri" w:hAnsi="Calibri"/>
+          <w:color w:val="1F2328"/>
+        </w:rPr>
+        <w:t xml:space="preserve"> around the defender's hip and bounced in.</w:t>
+      </w:r>
+    </w:p>
+    <w:p>
+      <w:pPr>
+        <w:pStyle w:val="ListParagraph"/>
+        <w:numPr>
+          <w:ilvl w:val="0"/>
+          <w:numId w:val="2"/>
+        </w:numPr>
+        <w:spacing w:after="80" w:line="276"/>
+      </w:pPr>
+      <w:r>
+        <w:rPr>
+          <w:rFonts w:ascii="Calibri" w:cs="Calibri" w:eastAsia="Calibri" w:hAnsi="Calibri"/>
+          <w:b/>
+          <w:bCs/>
+          <w:color w:val="1F2328"/>
+        </w:rPr>
+        <w:t xml:space="preserve">Between the Legs</w:t>
+      </w:r>
+      <w:r>
+        <w:rPr>
+          <w:rFonts w:ascii="Calibri" w:cs="Calibri" w:eastAsia="Calibri" w:hAnsi="Calibri"/>
+          <w:color w:val="1F2328"/>
+        </w:rPr>
+        <w:t xml:space="preserve"> and </w:t>
+      </w:r>
+      <w:r>
+        <w:rPr>
+          <w:rFonts w:ascii="Calibri" w:cs="Calibri" w:eastAsia="Calibri" w:hAnsi="Calibri"/>
+          <w:b/>
+          <w:bCs/>
+          <w:color w:val="1F2328"/>
+        </w:rPr>
+        <w:t xml:space="preserve">Over the Shoulder:</w:t>
+      </w:r>
+      <w:r>
+        <w:rPr>
+          <w:rFonts w:ascii="Calibri" w:cs="Calibri" w:eastAsia="Calibri" w:hAnsi="Calibri"/>
+          <w:color w:val="1F2328"/>
+        </w:rPr>
+        <w:t xml:space="preserve"> to a man behind him.</w:t>
+      </w:r>
+    </w:p>
+    <w:p>
+      <w:pPr>
+        <w:pStyle w:val="ListParagraph"/>
+        <w:numPr>
+          <w:ilvl w:val="0"/>
+          <w:numId w:val="2"/>
+        </w:numPr>
+        <w:spacing w:after="80" w:line="276"/>
+      </w:pPr>
+      <w:r>
+        <w:rPr>
+          <w:rFonts w:ascii="Calibri" w:cs="Calibri" w:eastAsia="Calibri" w:hAnsi="Calibri"/>
+          <w:b/>
+          <w:bCs/>
+          <w:color w:val="1F2328"/>
+        </w:rPr>
+        <w:t xml:space="preserve">Spin Dish:</w:t>
+      </w:r>
+      <w:r>
+        <w:rPr>
+          <w:rFonts w:ascii="Calibri" w:cs="Calibri" w:eastAsia="Calibri" w:hAnsi="Calibri"/>
+          <w:color w:val="1F2328"/>
+        </w:rPr>
+        <w:t xml:space="preserve"> slung out on the move, with a full spin after.</w:t>
+      </w:r>
+    </w:p>
+    <w:p>
+      <w:pPr>
+        <w:pStyle w:val="ListParagraph"/>
+        <w:numPr>
+          <w:ilvl w:val="0"/>
+          <w:numId w:val="2"/>
+        </w:numPr>
+        <w:spacing w:after="80" w:line="276"/>
+      </w:pPr>
+      <w:r>
+        <w:rPr>
+          <w:rFonts w:ascii="Calibri" w:cs="Calibri" w:eastAsia="Calibri" w:hAnsi="Calibri"/>
+          <w:b/>
+          <w:bCs/>
+          <w:color w:val="1F2328"/>
+        </w:rPr>
+        <w:t xml:space="preserve">Dribble Bullet:</w:t>
+      </w:r>
+      <w:r>
+        <w:rPr>
+          <w:rFonts w:ascii="Calibri" w:cs="Calibri" w:eastAsia="Calibri" w:hAnsi="Calibri"/>
+          <w:color w:val="1F2328"/>
+        </w:rPr>
+        <w:t xml:space="preserve"> straight off the bounce.</w:t>
+      </w:r>
+    </w:p>
+    <w:p>
+      <w:pPr>
+        <w:pStyle w:val="ListParagraph"/>
+        <w:numPr>
+          <w:ilvl w:val="0"/>
+          <w:numId w:val="2"/>
+        </w:numPr>
+        <w:spacing w:after="80" w:line="276"/>
+      </w:pPr>
+      <w:r>
+        <w:rPr>
+          <w:rFonts w:ascii="Calibri" w:cs="Calibri" w:eastAsia="Calibri" w:hAnsi="Calibri"/>
+          <w:b/>
+          <w:bCs/>
+          <w:color w:val="1F2328"/>
+        </w:rPr>
+        <w:t xml:space="preserve">Behind the Head:</w:t>
+      </w:r>
+      <w:r>
+        <w:rPr>
+          <w:rFonts w:ascii="Calibri" w:cs="Calibri" w:eastAsia="Calibri" w:hAnsi="Calibri"/>
+          <w:color w:val="1F2328"/>
+        </w:rPr>
+        <w:t xml:space="preserve"> mostly for lobs and alley-oops.</w:t>
+      </w:r>
+    </w:p>
+    <w:p>
+      <w:pPr>
+        <w:spacing w:after="140" w:line="288"/>
+      </w:pPr>
+      <w:r>
+        <w:rPr>
+          <w:rFonts w:ascii="Calibri" w:cs="Calibri" w:eastAsia="Calibri" w:hAnsi="Calibri"/>
+          <w:color w:val="1F2328"/>
+        </w:rPr>
+        <w:t xml:space="preserve">The ball really leaves from behind his back, between his legs, over his shoulder and so on. Every screen online sees the same pass, and the pass itself (timing, speed, accuracy) is exactly what the game decides.</w:t>
+      </w:r>
+    </w:p>
+    <w:p>
+      <w:pPr>
+        <w:spacing w:after="140" w:line="288"/>
+      </w:pPr>
+      <w:r>
+        <w:rPr>
+          <w:rFonts w:ascii="Calibri" w:cs="Calibri" w:eastAsia="Calibri" w:hAnsi="Calibri"/>
+          <w:color w:val="1F2328"/>
+        </w:rPr>
+        <w:t xml:space="preserve">Oprah's numbers now count too:</w:t>
+      </w:r>
+    </w:p>
+    <w:p>
+      <w:pPr>
+        <w:pStyle w:val="ListParagraph"/>
+        <w:numPr>
+          <w:ilvl w:val="0"/>
+          <w:numId w:val="2"/>
+        </w:numPr>
+        <w:spacing w:after="80" w:line="276"/>
+      </w:pPr>
+      <w:r>
+        <w:rPr>
+          <w:rFonts w:ascii="Calibri" w:cs="Calibri" w:eastAsia="Calibri" w:hAnsi="Calibri"/>
+          <w:b/>
+          <w:bCs/>
+          <w:color w:val="1F2328"/>
+        </w:rPr>
+        <w:t xml:space="preserve">Speed with Ball</w:t>
+      </w:r>
+      <w:r>
+        <w:rPr>
+          <w:rFonts w:ascii="Calibri" w:cs="Calibri" w:eastAsia="Calibri" w:hAnsi="Calibri"/>
+          <w:color w:val="1F2328"/>
+        </w:rPr>
+        <w:t xml:space="preserve"> now raises his top speed with the ball: 8.20 → 8.41 m/s at 99.</w:t>
+      </w:r>
+    </w:p>
+    <w:p>
+      <w:pPr>
+        <w:pStyle w:val="ListParagraph"/>
+        <w:numPr>
+          <w:ilvl w:val="0"/>
+          <w:numId w:val="2"/>
+        </w:numPr>
+        <w:spacing w:after="80" w:line="276"/>
+      </w:pPr>
+      <w:r>
+        <w:rPr>
+          <w:rFonts w:ascii="Calibri" w:cs="Calibri" w:eastAsia="Calibri" w:hAnsi="Calibri"/>
+          <w:b/>
+          <w:bCs/>
+          <w:color w:val="1F2328"/>
+        </w:rPr>
+        <w:t xml:space="preserve">Ball Handle and Pass Accuracy above 99 keep helping:</w:t>
+      </w:r>
+      <w:r>
+        <w:rPr>
+          <w:rFonts w:ascii="Calibri" w:cs="Calibri" w:eastAsia="Calibri" w:hAnsi="Calibri"/>
+          <w:color w:val="1F2328"/>
+        </w:rPr>
+        <w:t xml:space="preserve"> quicker dribble moves that chain sooner, and faster, more accurate passes.</w:t>
+      </w:r>
+    </w:p>
+    <w:p>
+      <w:pPr>
+        <w:pStyle w:val="Heading2"/>
+        <w:spacing w:after="80" w:before="200"/>
+      </w:pPr>
+      <w:r>
+        <w:rPr>
+          <w:rFonts w:ascii="Calibri" w:cs="Calibri" w:eastAsia="Calibri" w:hAnsi="Calibri"/>
+          <w:b/>
+          <w:bCs/>
+          <w:color w:val="1F2328"/>
+          <w:sz w:val="26"/>
+          <w:szCs w:val="26"/>
+        </w:rPr>
+        <w:t xml:space="preserve">The General: his own salute and the full +2.5%</w:t>
+      </w:r>
+    </w:p>
+    <w:p>
+      <w:pPr>
+        <w:pStyle w:val="ListParagraph"/>
+        <w:numPr>
+          <w:ilvl w:val="0"/>
+          <w:numId w:val="2"/>
+        </w:numPr>
+        <w:spacing w:after="80" w:line="276"/>
+      </w:pPr>
+      <w:r>
+        <w:rPr>
+          <w:rFonts w:ascii="Calibri" w:cs="Calibri" w:eastAsia="Calibri" w:hAnsi="Calibri"/>
+          <w:b/>
+          <w:bCs/>
+          <w:color w:val="1F2328"/>
+        </w:rPr>
+        <w:t xml:space="preserve">The General's Salute</w:t>
+      </w:r>
+      <w:r>
+        <w:rPr>
+          <w:rFonts w:ascii="Calibri" w:cs="Calibri" w:eastAsia="Calibri" w:hAnsi="Calibri"/>
+          <w:color w:val="1F2328"/>
+        </w:rPr>
+        <w:t xml:space="preserve"> is now its own celebration, clearly different from the store Salute. He snaps to attention with a stamp, salutes wide and then to the brow, and holds it while turning to the crowd. Then he cuts it and gives a "forward, march" upcourt.</w:t>
+      </w:r>
+    </w:p>
+    <w:p>
+      <w:pPr>
+        <w:pStyle w:val="ListParagraph"/>
+        <w:numPr>
+          <w:ilvl w:val="0"/>
+          <w:numId w:val="2"/>
+        </w:numPr>
+        <w:spacing w:after="80" w:line="276"/>
+      </w:pPr>
+      <w:r>
+        <w:rPr>
+          <w:rFonts w:ascii="Calibri" w:cs="Calibri" w:eastAsia="Calibri" w:hAnsi="Calibri"/>
+          <w:b/>
+          <w:bCs/>
+          <w:color w:val="1F2328"/>
+        </w:rPr>
+        <w:t xml:space="preserve">The salute is now an item:</w:t>
+      </w:r>
+      <w:r>
+        <w:rPr>
+          <w:rFonts w:ascii="Calibri" w:cs="Calibri" w:eastAsia="Calibri" w:hAnsi="Calibri"/>
+          <w:color w:val="1F2328"/>
+        </w:rPr>
+        <w:t xml:space="preserve"> it comes with the badge and is put on for you. It shows in your Celebration slot with a preview.</w:t>
+      </w:r>
+    </w:p>
+    <w:p>
+      <w:pPr>
+        <w:pStyle w:val="ListParagraph"/>
+        <w:numPr>
+          <w:ilvl w:val="0"/>
+          <w:numId w:val="2"/>
+        </w:numPr>
+        <w:spacing w:after="80" w:line="276"/>
+      </w:pPr>
+      <w:r>
+        <w:rPr>
+          <w:rFonts w:ascii="Calibri" w:cs="Calibri" w:eastAsia="Calibri" w:hAnsi="Calibri"/>
+          <w:b/>
+          <w:bCs/>
+          <w:color w:val="1F2328"/>
+        </w:rPr>
+        <w:t xml:space="preserve">His celebration is his choice:</w:t>
+      </w:r>
+      <w:r>
+        <w:rPr>
+          <w:rFonts w:ascii="Calibri" w:cs="Calibri" w:eastAsia="Calibri" w:hAnsi="Calibri"/>
+          <w:color w:val="1F2328"/>
+        </w:rPr>
+        <w:t xml:space="preserve"> the badge no longer overrides whatever celebration he equips.</w:t>
+      </w:r>
+    </w:p>
+    <w:p>
+      <w:pPr>
+        <w:pStyle w:val="ListParagraph"/>
+        <w:numPr>
+          <w:ilvl w:val="0"/>
+          <w:numId w:val="2"/>
+        </w:numPr>
+        <w:spacing w:after="80" w:line="276"/>
+      </w:pPr>
+      <w:r>
+        <w:rPr>
+          <w:rFonts w:ascii="Calibri" w:cs="Calibri" w:eastAsia="Calibri" w:hAnsi="Calibri"/>
+          <w:b/>
+          <w:bCs/>
+          <w:color w:val="1F2328"/>
+        </w:rPr>
+        <w:t xml:space="preserve">The +2.5% now reaches his body,</w:t>
+      </w:r>
+      <w:r>
+        <w:rPr>
+          <w:rFonts w:ascii="Calibri" w:cs="Calibri" w:eastAsia="Calibri" w:hAnsi="Calibri"/>
+          <w:color w:val="1F2328"/>
+        </w:rPr>
+        <w:t xml:space="preserve"> not just his ratings: speed, acceleration, vertical, strength and stamina. All 99: sprint 8.64 → 8.83 m/s, vertical 0.851 → 0.877 m. This now works for every Icon badge's boosts.</w:t>
+      </w:r>
+    </w:p>
+    <w:p>
+      <w:pPr>
+        <w:pStyle w:val="Heading2"/>
+        <w:spacing w:after="80" w:before="200"/>
+      </w:pPr>
+      <w:r>
+        <w:rPr>
+          <w:rFonts w:ascii="Calibri" w:cs="Calibri" w:eastAsia="Calibri" w:hAnsi="Calibri"/>
+          <w:b/>
+          <w:bCs/>
+          <w:color w:val="1F2328"/>
+          <w:sz w:val="26"/>
+          <w:szCs w:val="26"/>
+        </w:rPr>
+        <w:t xml:space="preserve">Sexy Red: a real post package</w:t>
+      </w:r>
+    </w:p>
+    <w:p>
+      <w:pPr>
+        <w:spacing w:after="140" w:line="288"/>
+      </w:pPr>
+      <w:r>
+        <w:rPr>
+          <w:rFonts w:ascii="Calibri" w:cs="Calibri" w:eastAsia="Calibri" w:hAnsi="Calibri"/>
+          <w:color w:val="1F2328"/>
+        </w:rPr>
+        <w:t xml:space="preserve">Before, the "exclusive back-downs" were the store's Bully Ball with a little more head sway, and Post Control above 99 didn't count in the post. Now:</w:t>
+      </w:r>
+    </w:p>
+    <w:p>
+      <w:pPr>
+        <w:pStyle w:val="ListParagraph"/>
+        <w:numPr>
+          <w:ilvl w:val="0"/>
+          <w:numId w:val="2"/>
+        </w:numPr>
+        <w:spacing w:after="80" w:line="276"/>
+      </w:pPr>
+      <w:r>
+        <w:rPr>
+          <w:rFonts w:ascii="Calibri" w:cs="Calibri" w:eastAsia="Calibri" w:hAnsi="Calibri"/>
+          <w:b/>
+          <w:bCs/>
+          <w:color w:val="1F2328"/>
+        </w:rPr>
+        <w:t xml:space="preserve">Post Move Package: Sexy Red</w:t>
+      </w:r>
+      <w:r>
+        <w:rPr>
+          <w:rFonts w:ascii="Calibri" w:cs="Calibri" w:eastAsia="Calibri" w:hAnsi="Calibri"/>
+          <w:color w:val="1F2328"/>
+        </w:rPr>
+        <w:t xml:space="preserve"> comes with the badge and is put on for you, including builds that already have it. Only a Post Scorer who has unlocked Sexy Red can wear it. It's never in the store.</w:t>
+      </w:r>
+    </w:p>
+    <w:p>
+      <w:pPr>
+        <w:pStyle w:val="ListParagraph"/>
+        <w:numPr>
+          <w:ilvl w:val="0"/>
+          <w:numId w:val="2"/>
+        </w:numPr>
+        <w:spacing w:after="80" w:line="276"/>
+      </w:pPr>
+      <w:r>
+        <w:rPr>
+          <w:rFonts w:ascii="Calibri" w:cs="Calibri" w:eastAsia="Calibri" w:hAnsi="Calibri"/>
+          <w:b/>
+          <w:bCs/>
+          <w:color w:val="1F2328"/>
+        </w:rPr>
+        <w:t xml:space="preserve">Five new back-downs,</w:t>
+      </w:r>
+      <w:r>
+        <w:rPr>
+          <w:rFonts w:ascii="Calibri" w:cs="Calibri" w:eastAsia="Calibri" w:hAnsi="Calibri"/>
+          <w:color w:val="1F2328"/>
+        </w:rPr>
+        <w:t xml:space="preserve"> played in turn through a possession, never the same one twice in a row:</w:t>
+      </w:r>
+    </w:p>
+    <w:p>
+      <w:pPr>
+        <w:pStyle w:val="ListParagraph"/>
+        <w:numPr>
+          <w:ilvl w:val="1"/>
+          <w:numId w:val="2"/>
+        </w:numPr>
+        <w:spacing w:after="80" w:line="276"/>
+      </w:pPr>
+      <w:r>
+        <w:rPr>
+          <w:rFonts w:ascii="Calibri" w:cs="Calibri" w:eastAsia="Calibri" w:hAnsi="Calibri"/>
+          <w:b/>
+          <w:bCs/>
+          <w:color w:val="1F2328"/>
+        </w:rPr>
+        <w:t xml:space="preserve">Shimmy Grind:</w:t>
+      </w:r>
+      <w:r>
+        <w:rPr>
+          <w:rFonts w:ascii="Calibri" w:cs="Calibri" w:eastAsia="Calibri" w:hAnsi="Calibri"/>
+          <w:color w:val="1F2328"/>
+        </w:rPr>
+        <w:t xml:space="preserve"> shoulders shimmying, hips grinding round.</w:t>
+      </w:r>
+    </w:p>
+    <w:p>
+      <w:pPr>
+        <w:pStyle w:val="ListParagraph"/>
+        <w:numPr>
+          <w:ilvl w:val="1"/>
+          <w:numId w:val="2"/>
+        </w:numPr>
+        <w:spacing w:after="80" w:line="276"/>
+      </w:pPr>
+      <w:r>
+        <w:rPr>
+          <w:rFonts w:ascii="Calibri" w:cs="Calibri" w:eastAsia="Calibri" w:hAnsi="Calibri"/>
+          <w:b/>
+          <w:bCs/>
+          <w:color w:val="1F2328"/>
+        </w:rPr>
+        <w:t xml:space="preserve">Seal &amp; Sit:</w:t>
+      </w:r>
+      <w:r>
+        <w:rPr>
+          <w:rFonts w:ascii="Calibri" w:cs="Calibri" w:eastAsia="Calibri" w:hAnsi="Calibri"/>
+          <w:color w:val="1F2328"/>
+        </w:rPr>
+        <w:t xml:space="preserve"> two hip-checks with a look back, then he sits on the defender.</w:t>
+      </w:r>
+    </w:p>
+    <w:p>
+      <w:pPr>
+        <w:pStyle w:val="ListParagraph"/>
+        <w:numPr>
+          <w:ilvl w:val="1"/>
+          <w:numId w:val="2"/>
+        </w:numPr>
+        <w:spacing w:after="80" w:line="276"/>
+      </w:pPr>
+      <w:r>
+        <w:rPr>
+          <w:rFonts w:ascii="Calibri" w:cs="Calibri" w:eastAsia="Calibri" w:hAnsi="Calibri"/>
+          <w:b/>
+          <w:bCs/>
+          <w:color w:val="1F2328"/>
+        </w:rPr>
+        <w:t xml:space="preserve">Slow-Walk Two-Step:</w:t>
+      </w:r>
+      <w:r>
+        <w:rPr>
+          <w:rFonts w:ascii="Calibri" w:cs="Calibri" w:eastAsia="Calibri" w:hAnsi="Calibri"/>
+          <w:color w:val="1F2328"/>
+        </w:rPr>
+        <w:t xml:space="preserve"> big knee-high steps back, with head fakes.</w:t>
+      </w:r>
+    </w:p>
+    <w:p>
+      <w:pPr>
+        <w:pStyle w:val="ListParagraph"/>
+        <w:numPr>
+          <w:ilvl w:val="1"/>
+          <w:numId w:val="2"/>
+        </w:numPr>
+        <w:spacing w:after="80" w:line="276"/>
+      </w:pPr>
+      <w:r>
+        <w:rPr>
+          <w:rFonts w:ascii="Calibri" w:cs="Calibri" w:eastAsia="Calibri" w:hAnsi="Calibri"/>
+          <w:b/>
+          <w:bCs/>
+          <w:color w:val="1F2328"/>
+        </w:rPr>
+        <w:t xml:space="preserve">Rim Peek:</w:t>
+      </w:r>
+      <w:r>
+        <w:rPr>
+          <w:rFonts w:ascii="Calibri" w:cs="Calibri" w:eastAsia="Calibri" w:hAnsi="Calibri"/>
+          <w:color w:val="1F2328"/>
+        </w:rPr>
+        <w:t xml:space="preserve"> a look over one shoulder at the rim, then the other.</w:t>
+      </w:r>
+    </w:p>
+    <w:p>
+      <w:pPr>
+        <w:pStyle w:val="ListParagraph"/>
+        <w:numPr>
+          <w:ilvl w:val="1"/>
+          <w:numId w:val="2"/>
+        </w:numPr>
+        <w:spacing w:after="80" w:line="276"/>
+      </w:pPr>
+      <w:r>
+        <w:rPr>
+          <w:rFonts w:ascii="Calibri" w:cs="Calibri" w:eastAsia="Calibri" w:hAnsi="Calibri"/>
+          <w:b/>
+          <w:bCs/>
+          <w:color w:val="1F2328"/>
+        </w:rPr>
+        <w:t xml:space="preserve">Spin-Fake Re-Seal:</w:t>
+      </w:r>
+      <w:r>
+        <w:rPr>
+          <w:rFonts w:ascii="Calibri" w:cs="Calibri" w:eastAsia="Calibri" w:hAnsi="Calibri"/>
+          <w:color w:val="1F2328"/>
+        </w:rPr>
+        <w:t xml:space="preserve"> starts a spin, snaps back into the seal, then a cocky nod.</w:t>
+      </w:r>
+    </w:p>
+    <w:p>
+      <w:pPr>
+        <w:pStyle w:val="ListParagraph"/>
+        <w:numPr>
+          <w:ilvl w:val="0"/>
+          <w:numId w:val="2"/>
+        </w:numPr>
+        <w:spacing w:after="80" w:line="276"/>
+      </w:pPr>
+      <w:r>
+        <w:rPr>
+          <w:rFonts w:ascii="Calibri" w:cs="Calibri" w:eastAsia="Calibri" w:hAnsi="Calibri"/>
+          <w:b/>
+          <w:bCs/>
+          <w:color w:val="1F2328"/>
+        </w:rPr>
+        <w:t xml:space="preserve">Two signature finishes:</w:t>
+      </w:r>
+      <w:r>
+        <w:rPr>
+          <w:rFonts w:ascii="Calibri" w:cs="Calibri" w:eastAsia="Calibri" w:hAnsi="Calibri"/>
+          <w:color w:val="1F2328"/>
+        </w:rPr>
+        <w:t xml:space="preserve"> the </w:t>
+      </w:r>
+      <w:r>
+        <w:rPr>
+          <w:rFonts w:ascii="Calibri" w:cs="Calibri" w:eastAsia="Calibri" w:hAnsi="Calibri"/>
+          <w:b/>
+          <w:bCs/>
+          <w:color w:val="1F2328"/>
+        </w:rPr>
+        <w:t xml:space="preserve">Shimmy Turnaround</w:t>
+      </w:r>
+      <w:r>
+        <w:rPr>
+          <w:rFonts w:ascii="Calibri" w:cs="Calibri" w:eastAsia="Calibri" w:hAnsi="Calibri"/>
+          <w:color w:val="1F2328"/>
+        </w:rPr>
+        <w:t xml:space="preserve"> and the </w:t>
+      </w:r>
+      <w:r>
+        <w:rPr>
+          <w:rFonts w:ascii="Calibri" w:cs="Calibri" w:eastAsia="Calibri" w:hAnsi="Calibri"/>
+          <w:b/>
+          <w:bCs/>
+          <w:color w:val="1F2328"/>
+        </w:rPr>
+        <w:t xml:space="preserve">Leaning Hook</w:t>
+      </w:r>
+      <w:r>
+        <w:rPr>
+          <w:rFonts w:ascii="Calibri" w:cs="Calibri" w:eastAsia="Calibri" w:hAnsi="Calibri"/>
+          <w:color w:val="1F2328"/>
+        </w:rPr>
+        <w:t xml:space="preserve">.</w:t>
+      </w:r>
+    </w:p>
+    <w:p>
+      <w:pPr>
+        <w:pStyle w:val="ListParagraph"/>
+        <w:numPr>
+          <w:ilvl w:val="0"/>
+          <w:numId w:val="2"/>
+        </w:numPr>
+        <w:spacing w:after="80" w:line="276"/>
+      </w:pPr>
+      <w:r>
+        <w:rPr>
+          <w:rFonts w:ascii="Calibri" w:cs="Calibri" w:eastAsia="Calibri" w:hAnsi="Calibri"/>
+          <w:b/>
+          <w:bCs/>
+          <w:color w:val="1F2328"/>
+        </w:rPr>
+        <w:t xml:space="preserve">His chosen package plays as chosen:</w:t>
+      </w:r>
+      <w:r>
+        <w:rPr>
+          <w:rFonts w:ascii="Calibri" w:cs="Calibri" w:eastAsia="Calibri" w:hAnsi="Calibri"/>
+          <w:color w:val="1F2328"/>
+        </w:rPr>
+        <w:t xml:space="preserve"> the badge no longer forces the Bully Ball body on him in other packages.</w:t>
+      </w:r>
+    </w:p>
+    <w:p>
+      <w:pPr>
+        <w:pStyle w:val="ListParagraph"/>
+        <w:numPr>
+          <w:ilvl w:val="0"/>
+          <w:numId w:val="2"/>
+        </w:numPr>
+        <w:spacing w:after="80" w:line="276"/>
+      </w:pPr>
+      <w:r>
+        <w:rPr>
+          <w:rFonts w:ascii="Calibri" w:cs="Calibri" w:eastAsia="Calibri" w:hAnsi="Calibri"/>
+          <w:b/>
+          <w:bCs/>
+          <w:color w:val="1F2328"/>
+        </w:rPr>
+        <w:t xml:space="preserve">Post Control above 99 now counts in back-downs and post moves:</w:t>
+      </w:r>
+      <w:r>
+        <w:rPr>
+          <w:rFonts w:ascii="Calibri" w:cs="Calibri" w:eastAsia="Calibri" w:hAnsi="Calibri"/>
+          <w:color w:val="1F2328"/>
+        </w:rPr>
+        <w:t xml:space="preserve"> at 99 × 1.05 his post power is 4% higher than at 99. It was the same before.</w:t>
+      </w:r>
+    </w:p>
+    <w:p>
+      <w:pPr>
+        <w:pStyle w:val="Heading2"/>
+        <w:spacing w:after="80" w:before="200"/>
+      </w:pPr>
+      <w:r>
+        <w:rPr>
+          <w:rFonts w:ascii="Calibri" w:cs="Calibri" w:eastAsia="Calibri" w:hAnsi="Calibri"/>
+          <w:b/>
+          <w:bCs/>
+          <w:color w:val="1F2328"/>
+          <w:sz w:val="26"/>
+          <w:szCs w:val="26"/>
+        </w:rPr>
+        <w:t xml:space="preserve">ICONs burn purple</w:t>
+      </w:r>
+    </w:p>
+    <w:p>
+      <w:pPr>
+        <w:spacing w:after="140" w:line="288"/>
+      </w:pPr>
+      <w:r>
+        <w:rPr>
+          <w:rFonts w:ascii="Calibri" w:cs="Calibri" w:eastAsia="Calibri" w:hAnsi="Calibri"/>
+          <w:color w:val="1F2328"/>
+        </w:rPr>
+        <w:t xml:space="preserve">When an </w:t>
+      </w:r>
+      <w:r>
+        <w:rPr>
+          <w:rFonts w:ascii="Calibri" w:cs="Calibri" w:eastAsia="Calibri" w:hAnsi="Calibri"/>
+          <w:b/>
+          <w:bCs/>
+          <w:color w:val="1F2328"/>
+        </w:rPr>
+        <w:t xml:space="preserve">ICON</w:t>
+      </w:r>
+      <w:r>
+        <w:rPr>
+          <w:rFonts w:ascii="Calibri" w:cs="Calibri" w:eastAsia="Calibri" w:hAnsi="Calibri"/>
+          <w:color w:val="1F2328"/>
+        </w:rPr>
+        <w:t xml:space="preserve"> build is on fire, his Icon badge stays under his feet with a </w:t>
+      </w:r>
+      <w:r>
+        <w:rPr>
+          <w:rFonts w:ascii="Calibri" w:cs="Calibri" w:eastAsia="Calibri" w:hAnsi="Calibri"/>
+          <w:b/>
+          <w:bCs/>
+          <w:color w:val="1F2328"/>
+        </w:rPr>
+        <w:t xml:space="preserve">ring of purple flames burning around it</w:t>
+      </w:r>
+      <w:r>
+        <w:rPr>
+          <w:rFonts w:ascii="Calibri" w:cs="Calibri" w:eastAsia="Calibri" w:hAnsi="Calibri"/>
+          <w:color w:val="1F2328"/>
+        </w:rPr>
+        <w:t xml:space="preserve">. He doesn't get the regular On-Fire icon. Regular players keep the normal On-Fire icon, and cold looks the same as before for everyone.</w:t>
+      </w:r>
+    </w:p>
+    <w:p>
+      <w:pPr>
+        <w:pStyle w:val="Heading2"/>
+        <w:spacing w:after="80" w:before="200"/>
+      </w:pPr>
+      <w:r>
+        <w:rPr>
+          <w:rFonts w:ascii="Calibri" w:cs="Calibri" w:eastAsia="Calibri" w:hAnsi="Calibri"/>
+          <w:b/>
+          <w:bCs/>
+          <w:color w:val="1F2328"/>
+          <w:sz w:val="26"/>
+          <w:szCs w:val="26"/>
+        </w:rPr>
+        <w:t xml:space="preserve">Also fixed, for everyone</w:t>
+      </w:r>
+    </w:p>
+    <w:p>
+      <w:pPr>
+        <w:pStyle w:val="ListParagraph"/>
+        <w:numPr>
+          <w:ilvl w:val="0"/>
+          <w:numId w:val="2"/>
+        </w:numPr>
+        <w:spacing w:after="80" w:line="276"/>
+      </w:pPr>
+      <w:r>
+        <w:rPr>
+          <w:rFonts w:ascii="Calibri" w:cs="Calibri" w:eastAsia="Calibri" w:hAnsi="Calibri"/>
+          <w:b/>
+          <w:bCs/>
+          <w:color w:val="1F2328"/>
+        </w:rPr>
+        <w:t xml:space="preserve">Passing accuracy above 96:</w:t>
+      </w:r>
+      <w:r>
+        <w:rPr>
+          <w:rFonts w:ascii="Calibri" w:cs="Calibri" w:eastAsia="Calibri" w:hAnsi="Calibri"/>
+          <w:color w:val="1F2328"/>
+        </w:rPr>
+        <w:t xml:space="preserve"> pass aim got slightly </w:t>
+      </w:r>
+      <w:r>
+        <w:rPr>
+          <w:rFonts w:ascii="Calibri" w:cs="Calibri" w:eastAsia="Calibri" w:hAnsi="Calibri"/>
+          <w:i/>
+          <w:iCs/>
+          <w:color w:val="1F2328"/>
+        </w:rPr>
+        <w:t xml:space="preserve">worse</w:t>
+      </w:r>
+      <w:r>
+        <w:rPr>
+          <w:rFonts w:ascii="Calibri" w:cs="Calibri" w:eastAsia="Calibri" w:hAnsi="Calibri"/>
+          <w:color w:val="1F2328"/>
+        </w:rPr>
+        <w:t xml:space="preserve"> above about 96 Pass Accuracy (a sign error in the aim). It now keeps getting better up to perfect. Nothing at or below 96 changed.</w:t>
+      </w:r>
+    </w:p>
+    <w:p>
+      <w:pPr>
+        <w:pBdr>
+          <w:bottom w:val="single" w:color="D0D7DE" w:sz="4" w:space="1"/>
+        </w:pBdr>
+        <w:spacing w:after="160" w:before="80"/>
+      </w:pPr>
+    </w:p>
+    <w:p>
+      <w:pPr>
         <w:spacing w:after="140" w:line="288"/>
       </w:pPr>
       <w:r>
@@ -8318,7 +9830,7 @@
           <w:sz w:val="19"/>
           <w:szCs w:val="19"/>
         </w:rPr>
-        <w:t xml:space="preserve">(Tests: 130 Python and 351 node tests, plus browser checks of every park, the Pro-Am rank card and results, the Park screen's locks, the Inventory's locks, the Sharp Eye hop and pop-up, an off-ball screen in a Pro-Am game and the results countdown. For the quick patches: each event park in every direction, its events and streak effect; the rewards on a player and in a game, with the green sounds measured against the other green sounds; each schedule handover, the event soundtracks and the store labels; the ICON cursor and aura at every level in the park, a park game and practice, day and night; every Open Arms snag in the showroom and in games; the Sharp Eye release frame by frame against the old hop; and a live event handover with the game left running.)</w:t>
+        <w:t xml:space="preserve">(Tests: 145 Python and 403 node tests, plus browser checks of every park, the Pro-Am rank card and results, the Park screen's locks, the Inventory's locks, the Sharp Eye hop and pop-up, an off-ball screen in a Pro-Am game and the results countdown. For the quick patches: each event park in every direction, its events and streak effect; the rewards on a player and in a game, with the green sounds measured against the other green sounds; each schedule handover, the event soundtracks and the store labels; the ICON cursor and aura at every level in the park, a park game and practice, day and night; every Open Arms snag in the showroom and in games; the Sharp Eye release frame by frame against the old hop; a live event handover with the game left running; and every new Icon animation frame by frame in the showroom and at the game camera, with Big Brother's hand-to-ball measured over 40 games.)</w:t>
       </w:r>
     </w:p>
     <w:sectPr>

--- a/PATCH_NOTES_v0.4.8.5.docx
+++ b/PATCH_NOTES_v0.4.8.5.docx
@@ -9819,6 +9819,1013 @@
     </w:p>
     <w:p>
       <w:pPr>
+        <w:pStyle w:val="Heading1"/>
+        <w:spacing w:after="120" w:before="280"/>
+      </w:pPr>
+      <w:r>
+        <w:rPr>
+          <w:rFonts w:ascii="Calibri" w:cs="Calibri" w:eastAsia="Calibri" w:hAnsi="Calibri"/>
+          <w:b/>
+          <w:bCs/>
+          <w:color w:val="C8102E"/>
+          <w:sz w:val="32"/>
+          <w:szCs w:val="32"/>
+        </w:rPr>
+        <w:t xml:space="preserve">Quick patch 6 (Oct 17): Sexy Red hits harder, The Clamp gets its own Steals slot</w:t>
+      </w:r>
+    </w:p>
+    <w:p>
+      <w:pPr>
+        <w:pStyle w:val="Heading2"/>
+        <w:spacing w:after="80" w:before="200"/>
+      </w:pPr>
+      <w:r>
+        <w:rPr>
+          <w:rFonts w:ascii="Calibri" w:cs="Calibri" w:eastAsia="Calibri" w:hAnsi="Calibri"/>
+          <w:b/>
+          <w:bCs/>
+          <w:color w:val="1F2328"/>
+          <w:sz w:val="26"/>
+          <w:szCs w:val="26"/>
+        </w:rPr>
+        <w:t xml:space="preserve">Sexy Red's package hits a little harder than the best in the store</w:t>
+      </w:r>
+    </w:p>
+    <w:p>
+      <w:pPr>
+        <w:spacing w:after="140" w:line="288"/>
+      </w:pPr>
+      <w:r>
+        <w:rPr>
+          <w:rFonts w:ascii="Calibri" w:cs="Calibri" w:eastAsia="Calibri" w:hAnsi="Calibri"/>
+          <w:b/>
+          <w:bCs/>
+          <w:color w:val="1F2328"/>
+        </w:rPr>
+        <w:t xml:space="preserve">Post Move Package: Sexy Red</w:t>
+      </w:r>
+      <w:r>
+        <w:rPr>
+          <w:rFonts w:ascii="Calibri" w:cs="Calibri" w:eastAsia="Calibri" w:hAnsi="Calibri"/>
+          <w:color w:val="1F2328"/>
+        </w:rPr>
+        <w:t xml:space="preserve"> now bites a little harder than Low Post Legend and Backboard Bully, the best packages in the store: about 7% more post power for the same player (1.6 against 1.5). On a 6'10" Post Scorer with Sexy Red (Post Control 99 × 1.05) against an elite post defender:</w:t>
+      </w:r>
+    </w:p>
+    <w:p>
+      <w:pPr>
+        <w:pStyle w:val="ListParagraph"/>
+        <w:numPr>
+          <w:ilvl w:val="0"/>
+          <w:numId w:val="2"/>
+        </w:numPr>
+        <w:spacing w:after="80" w:line="276"/>
+      </w:pPr>
+      <w:r>
+        <w:rPr>
+          <w:rFonts w:ascii="Calibri" w:cs="Calibri" w:eastAsia="Calibri" w:hAnsi="Calibri"/>
+          <w:b/>
+          <w:bCs/>
+          <w:color w:val="1F2328"/>
+        </w:rPr>
+        <w:t xml:space="preserve">Back-down:</w:t>
+      </w:r>
+      <w:r>
+        <w:rPr>
+          <w:rFonts w:ascii="Calibri" w:cs="Calibri" w:eastAsia="Calibri" w:hAnsi="Calibri"/>
+          <w:color w:val="1F2328"/>
+        </w:rPr>
+        <w:t xml:space="preserve"> 1.133 m/s, against 1.115 in Backboard Bully.</w:t>
+      </w:r>
+    </w:p>
+    <w:p>
+      <w:pPr>
+        <w:pStyle w:val="ListParagraph"/>
+        <w:numPr>
+          <w:ilvl w:val="0"/>
+          <w:numId w:val="2"/>
+        </w:numPr>
+        <w:spacing w:after="80" w:line="276"/>
+      </w:pPr>
+      <w:r>
+        <w:rPr>
+          <w:rFonts w:ascii="Calibri" w:cs="Calibri" w:eastAsia="Calibri" w:hAnsi="Calibri"/>
+          <w:b/>
+          <w:bCs/>
+          <w:color w:val="1F2328"/>
+        </w:rPr>
+        <w:t xml:space="preserve">Drop-step beat chance:</w:t>
+      </w:r>
+      <w:r>
+        <w:rPr>
+          <w:rFonts w:ascii="Calibri" w:cs="Calibri" w:eastAsia="Calibri" w:hAnsi="Calibri"/>
+          <w:color w:val="1F2328"/>
+        </w:rPr>
+        <w:t xml:space="preserve"> 77%, against 69%.</w:t>
+      </w:r>
+    </w:p>
+    <w:p>
+      <w:pPr>
+        <w:pStyle w:val="ListParagraph"/>
+        <w:numPr>
+          <w:ilvl w:val="0"/>
+          <w:numId w:val="2"/>
+        </w:numPr>
+        <w:spacing w:after="80" w:line="276"/>
+      </w:pPr>
+      <w:r>
+        <w:rPr>
+          <w:rFonts w:ascii="Calibri" w:cs="Calibri" w:eastAsia="Calibri" w:hAnsi="Calibri"/>
+          <w:b/>
+          <w:bCs/>
+          <w:color w:val="1F2328"/>
+        </w:rPr>
+        <w:t xml:space="preserve">Turnaround and hook bonus:</w:t>
+      </w:r>
+      <w:r>
+        <w:rPr>
+          <w:rFonts w:ascii="Calibri" w:cs="Calibri" w:eastAsia="Calibri" w:hAnsi="Calibri"/>
+          <w:color w:val="1F2328"/>
+        </w:rPr>
+        <w:t xml:space="preserve"> +0.239, against +0.224.</w:t>
+      </w:r>
+    </w:p>
+    <w:p>
+      <w:pPr>
+        <w:spacing w:after="140" w:line="288"/>
+      </w:pPr>
+      <w:r>
+        <w:rPr>
+          <w:rFonts w:ascii="Calibri" w:cs="Calibri" w:eastAsia="Calibri" w:hAnsi="Calibri"/>
+          <w:color w:val="1F2328"/>
+        </w:rPr>
+        <w:t xml:space="preserve">Against weaker defenders both packages already reach the game's ceiling on beat chances, so the gap shows most against the best defenders.</w:t>
+      </w:r>
+    </w:p>
+    <w:p>
+      <w:pPr>
+        <w:pStyle w:val="Heading2"/>
+        <w:spacing w:after="80" w:before="200"/>
+      </w:pPr>
+      <w:r>
+        <w:rPr>
+          <w:rFonts w:ascii="Calibri" w:cs="Calibri" w:eastAsia="Calibri" w:hAnsi="Calibri"/>
+          <w:b/>
+          <w:bCs/>
+          <w:color w:val="1F2328"/>
+          <w:sz w:val="26"/>
+          <w:szCs w:val="26"/>
+        </w:rPr>
+        <w:t xml:space="preserve">The Clamp's Steals slot</w:t>
+      </w:r>
+    </w:p>
+    <w:p>
+      <w:pPr>
+        <w:spacing w:after="140" w:line="288"/>
+      </w:pPr>
+      <w:r>
+        <w:rPr>
+          <w:rFonts w:ascii="Calibri" w:cs="Calibri" w:eastAsia="Calibri" w:hAnsi="Calibri"/>
+          <w:color w:val="1F2328"/>
+        </w:rPr>
+        <w:t xml:space="preserve">The Clamp's steal animations are now an item you can see and choose, just like Open Arms' Rebound Package:</w:t>
+      </w:r>
+    </w:p>
+    <w:p>
+      <w:pPr>
+        <w:pStyle w:val="ListParagraph"/>
+        <w:numPr>
+          <w:ilvl w:val="0"/>
+          <w:numId w:val="2"/>
+        </w:numPr>
+        <w:spacing w:after="80" w:line="276"/>
+      </w:pPr>
+      <w:r>
+        <w:rPr>
+          <w:rFonts w:ascii="Calibri" w:cs="Calibri" w:eastAsia="Calibri" w:hAnsi="Calibri"/>
+          <w:b/>
+          <w:bCs/>
+          <w:color w:val="1F2328"/>
+        </w:rPr>
+        <w:t xml:space="preserve">Steal Package: The Clamp</w:t>
+      </w:r>
+      <w:r>
+        <w:rPr>
+          <w:rFonts w:ascii="Calibri" w:cs="Calibri" w:eastAsia="Calibri" w:hAnsi="Calibri"/>
+          <w:color w:val="1F2328"/>
+        </w:rPr>
+        <w:t xml:space="preserve"> sits in a new </w:t>
+      </w:r>
+      <w:r>
+        <w:rPr>
+          <w:rFonts w:ascii="Calibri" w:cs="Calibri" w:eastAsia="Calibri" w:hAnsi="Calibri"/>
+          <w:b/>
+          <w:bCs/>
+          <w:color w:val="1F2328"/>
+        </w:rPr>
+        <w:t xml:space="preserve">Steals</w:t>
+      </w:r>
+      <w:r>
+        <w:rPr>
+          <w:rFonts w:ascii="Calibri" w:cs="Calibri" w:eastAsia="Calibri" w:hAnsi="Calibri"/>
+          <w:color w:val="1F2328"/>
+        </w:rPr>
+        <w:t xml:space="preserve"> tab in your Inventory (Animations) and a </w:t>
+      </w:r>
+      <w:r>
+        <w:rPr>
+          <w:rFonts w:ascii="Calibri" w:cs="Calibri" w:eastAsia="Calibri" w:hAnsi="Calibri"/>
+          <w:b/>
+          <w:bCs/>
+          <w:color w:val="1F2328"/>
+        </w:rPr>
+        <w:t xml:space="preserve">Steal package</w:t>
+      </w:r>
+      <w:r>
+        <w:rPr>
+          <w:rFonts w:ascii="Calibri" w:cs="Calibri" w:eastAsia="Calibri" w:hAnsi="Calibri"/>
+          <w:color w:val="1F2328"/>
+        </w:rPr>
+        <w:t xml:space="preserve"> row in MyPlayer → Animations, with a preview of all ten.</w:t>
+      </w:r>
+    </w:p>
+    <w:p>
+      <w:pPr>
+        <w:pStyle w:val="ListParagraph"/>
+        <w:numPr>
+          <w:ilvl w:val="0"/>
+          <w:numId w:val="2"/>
+        </w:numPr>
+        <w:spacing w:after="80" w:line="276"/>
+      </w:pPr>
+      <w:r>
+        <w:rPr>
+          <w:rFonts w:ascii="Calibri" w:cs="Calibri" w:eastAsia="Calibri" w:hAnsi="Calibri"/>
+          <w:b/>
+          <w:bCs/>
+          <w:color w:val="1F2328"/>
+        </w:rPr>
+        <w:t xml:space="preserve">Only for a Lockdown who has unlocked The Clamp.</w:t>
+      </w:r>
+      <w:r>
+        <w:rPr>
+          <w:rFonts w:ascii="Calibri" w:cs="Calibri" w:eastAsia="Calibri" w:hAnsi="Calibri"/>
+          <w:color w:val="1F2328"/>
+        </w:rPr>
+        <w:t xml:space="preserve"> For everyone else the tab and the row don't exist. It's never in the store, and the game refuses to equip it on anyone else ("Requires The Clamp Icon badge").</w:t>
+      </w:r>
+    </w:p>
+    <w:p>
+      <w:pPr>
+        <w:pStyle w:val="ListParagraph"/>
+        <w:numPr>
+          <w:ilvl w:val="0"/>
+          <w:numId w:val="2"/>
+        </w:numPr>
+        <w:spacing w:after="80" w:line="276"/>
+      </w:pPr>
+      <w:r>
+        <w:rPr>
+          <w:rFonts w:ascii="Calibri" w:cs="Calibri" w:eastAsia="Calibri" w:hAnsi="Calibri"/>
+          <w:b/>
+          <w:bCs/>
+          <w:color w:val="1F2328"/>
+        </w:rPr>
+        <w:t xml:space="preserve">Put on for you</w:t>
+      </w:r>
+      <w:r>
+        <w:rPr>
+          <w:rFonts w:ascii="Calibri" w:cs="Calibri" w:eastAsia="Calibri" w:hAnsi="Calibri"/>
+          <w:color w:val="1F2328"/>
+        </w:rPr>
+        <w:t xml:space="preserve"> when you unlock the badge, and once for builds that already have it. Taking it off sticks.</w:t>
+      </w:r>
+    </w:p>
+    <w:p>
+      <w:pPr>
+        <w:pStyle w:val="ListParagraph"/>
+        <w:numPr>
+          <w:ilvl w:val="0"/>
+          <w:numId w:val="2"/>
+        </w:numPr>
+        <w:spacing w:after="80" w:line="276"/>
+      </w:pPr>
+      <w:r>
+        <w:rPr>
+          <w:rFonts w:ascii="Calibri" w:cs="Calibri" w:eastAsia="Calibri" w:hAnsi="Calibri"/>
+          <w:b/>
+          <w:bCs/>
+          <w:color w:val="1F2328"/>
+        </w:rPr>
+        <w:t xml:space="preserve">With the package on:</w:t>
+      </w:r>
+      <w:r>
+        <w:rPr>
+          <w:rFonts w:ascii="Calibri" w:cs="Calibri" w:eastAsia="Calibri" w:hAnsi="Calibri"/>
+          <w:color w:val="1F2328"/>
+        </w:rPr>
+        <w:t xml:space="preserve"> all ten animations, as before (six reaches picked for the moment, three pick-offs and the Chest-Up Strip).</w:t>
+      </w:r>
+    </w:p>
+    <w:p>
+      <w:pPr>
+        <w:pStyle w:val="ListParagraph"/>
+        <w:numPr>
+          <w:ilvl w:val="0"/>
+          <w:numId w:val="2"/>
+        </w:numPr>
+        <w:spacing w:after="80" w:line="276"/>
+      </w:pPr>
+      <w:r>
+        <w:rPr>
+          <w:rFonts w:ascii="Calibri" w:cs="Calibri" w:eastAsia="Calibri" w:hAnsi="Calibri"/>
+          <w:b/>
+          <w:bCs/>
+          <w:color w:val="1F2328"/>
+        </w:rPr>
+        <w:t xml:space="preserve">With the slot empty</w:t>
+      </w:r>
+      <w:r>
+        <w:rPr>
+          <w:rFonts w:ascii="Calibri" w:cs="Calibri" w:eastAsia="Calibri" w:hAnsi="Calibri"/>
+          <w:color w:val="1F2328"/>
+        </w:rPr>
+        <w:t xml:space="preserve"> (the </w:t>
+      </w:r>
+      <w:r>
+        <w:rPr>
+          <w:rFonts w:ascii="Calibri" w:cs="Calibri" w:eastAsia="Calibri" w:hAnsi="Calibri"/>
+          <w:b/>
+          <w:bCs/>
+          <w:color w:val="1F2328"/>
+        </w:rPr>
+        <w:t xml:space="preserve">Basic Vise</w:t>
+      </w:r>
+      <w:r>
+        <w:rPr>
+          <w:rFonts w:ascii="Calibri" w:cs="Calibri" w:eastAsia="Calibri" w:hAnsi="Calibri"/>
+          <w:color w:val="1F2328"/>
+        </w:rPr>
+        <w:t xml:space="preserve"> chip): The Vise on every reach, like Open Arms' Basic Rip.</w:t>
+      </w:r>
+    </w:p>
+    <w:p>
+      <w:pPr>
+        <w:pStyle w:val="ListParagraph"/>
+        <w:numPr>
+          <w:ilvl w:val="0"/>
+          <w:numId w:val="2"/>
+        </w:numPr>
+        <w:spacing w:after="80" w:line="276"/>
+      </w:pPr>
+      <w:r>
+        <w:rPr>
+          <w:rFonts w:ascii="Calibri" w:cs="Calibri" w:eastAsia="Calibri" w:hAnsi="Calibri"/>
+          <w:color w:val="1F2328"/>
+        </w:rPr>
+        <w:t xml:space="preserve">Your steal chances are the same either way.</w:t>
+      </w:r>
+    </w:p>
+    <w:p>
+      <w:pPr>
+        <w:pBdr>
+          <w:bottom w:val="single" w:color="D0D7DE" w:sz="4" w:space="1"/>
+        </w:pBdr>
+        <w:spacing w:after="160" w:before="80"/>
+      </w:pPr>
+    </w:p>
+    <w:p>
+      <w:pPr>
+        <w:pStyle w:val="Heading1"/>
+        <w:spacing w:after="120" w:before="280"/>
+      </w:pPr>
+      <w:r>
+        <w:rPr>
+          <w:rFonts w:ascii="Calibri" w:cs="Calibri" w:eastAsia="Calibri" w:hAnsi="Calibri"/>
+          <w:b/>
+          <w:bCs/>
+          <w:color w:val="C8102E"/>
+          <w:sz w:val="32"/>
+          <w:szCs w:val="32"/>
+        </w:rPr>
+        <w:t xml:space="preserve">Quick patch 7 (Oct 17): the AI wear what they've earned, and ICONs open build slots</w:t>
+      </w:r>
+    </w:p>
+    <w:p>
+      <w:pPr>
+        <w:pStyle w:val="Heading2"/>
+        <w:spacing w:after="80" w:before="200"/>
+      </w:pPr>
+      <w:r>
+        <w:rPr>
+          <w:rFonts w:ascii="Calibri" w:cs="Calibri" w:eastAsia="Calibri" w:hAnsi="Calibri"/>
+          <w:b/>
+          <w:bCs/>
+          <w:color w:val="1F2328"/>
+          <w:sz w:val="26"/>
+          <w:szCs w:val="26"/>
+        </w:rPr>
+        <w:t xml:space="preserve">The AI unlock exclusives, and wear them</w:t>
+      </w:r>
+    </w:p>
+    <w:p>
+      <w:pPr>
+        <w:spacing w:after="140" w:line="288"/>
+      </w:pPr>
+      <w:r>
+        <w:rPr>
+          <w:rFonts w:ascii="Calibri" w:cs="Calibri" w:eastAsia="Calibri" w:hAnsi="Calibri"/>
+          <w:color w:val="1F2328"/>
+        </w:rPr>
+        <w:t xml:space="preserve">The AI in your world keep playing whether you're there or not, and now they unlock things the way you do.</w:t>
+      </w:r>
+    </w:p>
+    <w:p>
+      <w:pPr>
+        <w:pStyle w:val="ListParagraph"/>
+        <w:numPr>
+          <w:ilvl w:val="0"/>
+          <w:numId w:val="2"/>
+        </w:numPr>
+        <w:spacing w:after="80" w:line="276"/>
+      </w:pPr>
+      <w:r>
+        <w:rPr>
+          <w:rFonts w:ascii="Calibri" w:cs="Calibri" w:eastAsia="Calibri" w:hAnsi="Calibri"/>
+          <w:b/>
+          <w:bCs/>
+          <w:color w:val="1F2328"/>
+        </w:rPr>
+        <w:t xml:space="preserve">Icon badges.</w:t>
+      </w:r>
+      <w:r>
+        <w:rPr>
+          <w:rFonts w:ascii="Calibri" w:cs="Calibri" w:eastAsia="Calibri" w:hAnsi="Calibri"/>
+          <w:color w:val="1F2328"/>
+        </w:rPr>
+        <w:t xml:space="preserve"> A Park Legend, or an Elite who's good enough, gets his archetype's Icon badge once he's played enough games. That counts the games you've seen him play plus about three a day he plays while you're away. His badges go up to their caps and his Icon's package goes on:</w:t>
+      </w:r>
+    </w:p>
+    <w:p>
+      <w:pPr>
+        <w:pStyle w:val="ListParagraph"/>
+        <w:numPr>
+          <w:ilvl w:val="1"/>
+          <w:numId w:val="2"/>
+        </w:numPr>
+        <w:spacing w:after="80" w:line="276"/>
+      </w:pPr>
+      <w:r>
+        <w:rPr>
+          <w:rFonts w:ascii="Calibri" w:cs="Calibri" w:eastAsia="Calibri" w:hAnsi="Calibri"/>
+          <w:color w:val="1F2328"/>
+        </w:rPr>
+        <w:t xml:space="preserve">a Big Brother Icon blocks with the Big Brother package;</w:t>
+      </w:r>
+    </w:p>
+    <w:p>
+      <w:pPr>
+        <w:pStyle w:val="ListParagraph"/>
+        <w:numPr>
+          <w:ilvl w:val="1"/>
+          <w:numId w:val="2"/>
+        </w:numPr>
+        <w:spacing w:after="80" w:line="276"/>
+      </w:pPr>
+      <w:r>
+        <w:rPr>
+          <w:rFonts w:ascii="Calibri" w:cs="Calibri" w:eastAsia="Calibri" w:hAnsi="Calibri"/>
+          <w:color w:val="1F2328"/>
+        </w:rPr>
+        <w:t xml:space="preserve">a Clamp holder gets the full Steal Package, not just The Vise;</w:t>
+      </w:r>
+    </w:p>
+    <w:p>
+      <w:pPr>
+        <w:pStyle w:val="ListParagraph"/>
+        <w:numPr>
+          <w:ilvl w:val="1"/>
+          <w:numId w:val="2"/>
+        </w:numPr>
+        <w:spacing w:after="80" w:line="276"/>
+      </w:pPr>
+      <w:r>
+        <w:rPr>
+          <w:rFonts w:ascii="Calibri" w:cs="Calibri" w:eastAsia="Calibri" w:hAnsi="Calibri"/>
+          <w:color w:val="1F2328"/>
+        </w:rPr>
+        <w:t xml:space="preserve">a Sharp Eye holder shoots the Sharp Eye jumpshot, and so on.</w:t>
+      </w:r>
+    </w:p>
+    <w:p>
+      <w:pPr>
+        <w:spacing w:after="140" w:line="288"/>
+      </w:pPr>
+      <w:r>
+        <w:rPr>
+          <w:rFonts w:ascii="Calibri" w:cs="Calibri" w:eastAsia="Calibri" w:hAnsi="Calibri"/>
+          <w:color w:val="1F2328"/>
+        </w:rPr>
+        <w:t xml:space="preserve">Once he has it, he keeps it. The AI stay at 90 OVR, so they never get ICON status.</w:t>
+      </w:r>
+    </w:p>
+    <w:p>
+      <w:pPr>
+        <w:pStyle w:val="ListParagraph"/>
+        <w:numPr>
+          <w:ilvl w:val="0"/>
+          <w:numId w:val="2"/>
+        </w:numPr>
+        <w:spacing w:after="80" w:line="276"/>
+      </w:pPr>
+      <w:r>
+        <w:rPr>
+          <w:rFonts w:ascii="Calibri" w:cs="Calibri" w:eastAsia="Calibri" w:hAnsi="Calibri"/>
+          <w:b/>
+          <w:bCs/>
+          <w:color w:val="1F2328"/>
+        </w:rPr>
+        <w:t xml:space="preserve">How many AI Icons:</w:t>
+      </w:r>
+      <w:r>
+        <w:rPr>
+          <w:rFonts w:ascii="Calibri" w:cs="Calibri" w:eastAsia="Calibri" w:hAnsi="Calibri"/>
+          <w:color w:val="1F2328"/>
+        </w:rPr>
+        <w:t xml:space="preserve"> about 5–10 in a world two months old, about 40 at six months (nearly every Park Legend) and about 80 after a year.</w:t>
+      </w:r>
+    </w:p>
+    <w:p>
+      <w:pPr>
+        <w:pStyle w:val="ListParagraph"/>
+        <w:numPr>
+          <w:ilvl w:val="0"/>
+          <w:numId w:val="2"/>
+        </w:numPr>
+        <w:spacing w:after="80" w:line="276"/>
+      </w:pPr>
+      <w:r>
+        <w:rPr>
+          <w:rFonts w:ascii="Calibri" w:cs="Calibri" w:eastAsia="Calibri" w:hAnsi="Calibri"/>
+          <w:b/>
+          <w:bCs/>
+          <w:color w:val="1F2328"/>
+        </w:rPr>
+        <w:t xml:space="preserve">Daily Spin.</w:t>
+      </w:r>
+      <w:r>
+        <w:rPr>
+          <w:rFonts w:ascii="Calibri" w:cs="Calibri" w:eastAsia="Calibri" w:hAnsi="Calibri"/>
+          <w:color w:val="1F2328"/>
+        </w:rPr>
+        <w:t xml:space="preserve"> Every day he plays, he may spin the wheel at the same odds you get (12% gear, 9.8% animation). Each time it lands on an item, he wins a wheel item he doesn't have yet.</w:t>
+      </w:r>
+    </w:p>
+    <w:p>
+      <w:pPr>
+        <w:pStyle w:val="ListParagraph"/>
+        <w:numPr>
+          <w:ilvl w:val="0"/>
+          <w:numId w:val="2"/>
+        </w:numPr>
+        <w:spacing w:after="80" w:line="276"/>
+      </w:pPr>
+      <w:r>
+        <w:rPr>
+          <w:rFonts w:ascii="Calibri" w:cs="Calibri" w:eastAsia="Calibri" w:hAnsi="Calibri"/>
+          <w:b/>
+          <w:bCs/>
+          <w:color w:val="1F2328"/>
+        </w:rPr>
+        <w:t xml:space="preserve">Event prizes.</w:t>
+      </w:r>
+      <w:r>
+        <w:rPr>
+          <w:rFonts w:ascii="Calibri" w:cs="Calibri" w:eastAsia="Calibri" w:hAnsi="Calibri"/>
+          <w:color w:val="1F2328"/>
+        </w:rPr>
+        <w:t xml:space="preserve"> Every AI who finished in the top 25 of a closed event leaderboard since your world began has that place's prizes, from the same table you play for. This covers the King Tut Cup, The Jungle Ballers, And The Beat Goes On and The Monster Mash. If you beat an AI for 1st, he gets the Top 3 prizes instead. The Monster Mash prizes reach the AI when its leaderboard closes (Oct 18, 00:00 UTC).</w:t>
+      </w:r>
+    </w:p>
+    <w:p>
+      <w:pPr>
+        <w:pStyle w:val="ListParagraph"/>
+        <w:numPr>
+          <w:ilvl w:val="0"/>
+          <w:numId w:val="2"/>
+        </w:numPr>
+        <w:spacing w:after="80" w:line="276"/>
+      </w:pPr>
+      <w:r>
+        <w:rPr>
+          <w:rFonts w:ascii="Calibri" w:cs="Calibri" w:eastAsia="Calibri" w:hAnsi="Calibri"/>
+          <w:b/>
+          <w:bCs/>
+          <w:color w:val="1F2328"/>
+        </w:rPr>
+        <w:t xml:space="preserve">What they wear:</w:t>
+      </w:r>
+    </w:p>
+    <w:p>
+      <w:pPr>
+        <w:pStyle w:val="ListParagraph"/>
+        <w:numPr>
+          <w:ilvl w:val="1"/>
+          <w:numId w:val="2"/>
+        </w:numPr>
+        <w:spacing w:after="80" w:line="276"/>
+      </w:pPr>
+      <w:r>
+        <w:rPr>
+          <w:rFonts w:ascii="Calibri" w:cs="Calibri" w:eastAsia="Calibri" w:hAnsi="Calibri"/>
+          <w:b/>
+          <w:bCs/>
+          <w:color w:val="1F2328"/>
+        </w:rPr>
+        <w:t xml:space="preserve">Icon packages</w:t>
+      </w:r>
+      <w:r>
+        <w:rPr>
+          <w:rFonts w:ascii="Calibri" w:cs="Calibri" w:eastAsia="Calibri" w:hAnsi="Calibri"/>
+          <w:color w:val="1F2328"/>
+        </w:rPr>
+        <w:t xml:space="preserve"> are always on.</w:t>
+      </w:r>
+    </w:p>
+    <w:p>
+      <w:pPr>
+        <w:pStyle w:val="ListParagraph"/>
+        <w:numPr>
+          <w:ilvl w:val="1"/>
+          <w:numId w:val="2"/>
+        </w:numPr>
+        <w:spacing w:after="80" w:line="276"/>
+      </w:pPr>
+      <w:r>
+        <w:rPr>
+          <w:rFonts w:ascii="Calibri" w:cs="Calibri" w:eastAsia="Calibri" w:hAnsi="Calibri"/>
+          <w:b/>
+          <w:bCs/>
+          <w:color w:val="1F2328"/>
+        </w:rPr>
+        <w:t xml:space="preserve">Everything else</w:t>
+      </w:r>
+      <w:r>
+        <w:rPr>
+          <w:rFonts w:ascii="Calibri" w:cs="Calibri" w:eastAsia="Calibri" w:hAnsi="Calibri"/>
+          <w:color w:val="1F2328"/>
+        </w:rPr>
+        <w:t xml:space="preserve"> depends on the player. Some like to show off: about 3% of casuals, up to 45% of Park Legends. Those wear their unlocks in most slots, and matching sets go on together: the King Tut mo-cap suit, the gorilla suit, the tracksuit, the Bone Suit, and the Aurora and Solstice sets.</w:t>
+      </w:r>
+    </w:p>
+    <w:p>
+      <w:pPr>
+        <w:pStyle w:val="ListParagraph"/>
+        <w:numPr>
+          <w:ilvl w:val="1"/>
+          <w:numId w:val="2"/>
+        </w:numPr>
+        <w:spacing w:after="80" w:line="276"/>
+      </w:pPr>
+      <w:r>
+        <w:rPr>
+          <w:rFonts w:ascii="Calibri" w:cs="Calibri" w:eastAsia="Calibri" w:hAnsi="Calibri"/>
+          <w:b/>
+          <w:bCs/>
+          <w:color w:val="1F2328"/>
+        </w:rPr>
+        <w:t xml:space="preserve">At a busy park,</w:t>
+      </w:r>
+      <w:r>
+        <w:rPr>
+          <w:rFonts w:ascii="Calibri" w:cs="Calibri" w:eastAsia="Calibri" w:hAnsi="Calibri"/>
+          <w:color w:val="1F2328"/>
+        </w:rPr>
+        <w:t xml:space="preserve"> about 15–19% of the AI wear something they've unlocked. Counting the wheel items some already had before this patch, it's about 30–36%. That's most Park Legends, a third of Elites and very few casuals.</w:t>
+      </w:r>
+    </w:p>
+    <w:p>
+      <w:pPr>
+        <w:pStyle w:val="ListParagraph"/>
+        <w:numPr>
+          <w:ilvl w:val="1"/>
+          <w:numId w:val="2"/>
+        </w:numPr>
+        <w:spacing w:after="80" w:line="276"/>
+      </w:pPr>
+      <w:r>
+        <w:rPr>
+          <w:rFonts w:ascii="Calibri" w:cs="Calibri" w:eastAsia="Calibri" w:hAnsi="Calibri"/>
+          <w:color w:val="1F2328"/>
+        </w:rPr>
+        <w:t xml:space="preserve">A Park Legend who shows off can wear 6–12 exclusives at once.</w:t>
+      </w:r>
+    </w:p>
+    <w:p>
+      <w:pPr>
+        <w:pStyle w:val="ListParagraph"/>
+        <w:numPr>
+          <w:ilvl w:val="0"/>
+          <w:numId w:val="2"/>
+        </w:numPr>
+        <w:spacing w:after="80" w:line="276"/>
+      </w:pPr>
+      <w:r>
+        <w:rPr>
+          <w:rFonts w:ascii="Calibri" w:cs="Calibri" w:eastAsia="Calibri" w:hAnsi="Calibri"/>
+          <w:b/>
+          <w:bCs/>
+          <w:color w:val="1F2328"/>
+        </w:rPr>
+        <w:t xml:space="preserve">Nothing else changes.</w:t>
+      </w:r>
+      <w:r>
+        <w:rPr>
+          <w:rFonts w:ascii="Calibri" w:cs="Calibri" w:eastAsia="Calibri" w:hAnsi="Calibri"/>
+          <w:color w:val="1F2328"/>
+        </w:rPr>
+        <w:t xml:space="preserve"> An AI who hasn't unlocked anything is exactly who he was, with the same name, body, look and gear.</w:t>
+      </w:r>
+    </w:p>
+    <w:p>
+      <w:pPr>
+        <w:pStyle w:val="ListParagraph"/>
+        <w:numPr>
+          <w:ilvl w:val="0"/>
+          <w:numId w:val="2"/>
+        </w:numPr>
+        <w:spacing w:after="80" w:line="276"/>
+      </w:pPr>
+      <w:r>
+        <w:rPr>
+          <w:rFonts w:ascii="Calibri" w:cs="Calibri" w:eastAsia="Calibri" w:hAnsi="Calibri"/>
+          <w:b/>
+          <w:bCs/>
+          <w:color w:val="1F2328"/>
+        </w:rPr>
+        <w:t xml:space="preserve">On the phone,</w:t>
+      </w:r>
+      <w:r>
+        <w:rPr>
+          <w:rFonts w:ascii="Calibri" w:cs="Calibri" w:eastAsia="Calibri" w:hAnsi="Calibri"/>
+          <w:color w:val="1F2328"/>
+        </w:rPr>
+        <w:t xml:space="preserve"> an AI Icon's profile shows his Icon badge first, plus an "Unlocked" line, for example "Icon badge · 9 Daily Spin items · 6 event prizes".</w:t>
+      </w:r>
+    </w:p>
+    <w:p>
+      <w:pPr>
+        <w:pStyle w:val="ListParagraph"/>
+        <w:numPr>
+          <w:ilvl w:val="0"/>
+          <w:numId w:val="2"/>
+        </w:numPr>
+        <w:spacing w:after="80" w:line="276"/>
+      </w:pPr>
+      <w:r>
+        <w:rPr>
+          <w:rFonts w:ascii="Calibri" w:cs="Calibri" w:eastAsia="Calibri" w:hAnsi="Calibri"/>
+          <w:b/>
+          <w:bCs/>
+          <w:color w:val="1F2328"/>
+        </w:rPr>
+        <w:t xml:space="preserve">Online,</w:t>
+      </w:r>
+      <w:r>
+        <w:rPr>
+          <w:rFonts w:ascii="Calibri" w:cs="Calibri" w:eastAsia="Calibri" w:hAnsi="Calibri"/>
+          <w:color w:val="1F2328"/>
+        </w:rPr>
+        <w:t xml:space="preserve"> your AI squad mates bring their gear and Icon into hosted games, so everyone sees the same thing.</w:t>
+      </w:r>
+    </w:p>
+    <w:p>
+      <w:pPr>
+        <w:pStyle w:val="Heading2"/>
+        <w:spacing w:after="80" w:before="200"/>
+      </w:pPr>
+      <w:r>
+        <w:rPr>
+          <w:rFonts w:ascii="Calibri" w:cs="Calibri" w:eastAsia="Calibri" w:hAnsi="Calibri"/>
+          <w:b/>
+          <w:bCs/>
+          <w:color w:val="1F2328"/>
+          <w:sz w:val="26"/>
+          <w:szCs w:val="26"/>
+        </w:rPr>
+        <w:t xml:space="preserve">ICON builds open more build slots</w:t>
+      </w:r>
+    </w:p>
+    <w:p>
+      <w:pPr>
+        <w:pStyle w:val="ListParagraph"/>
+        <w:numPr>
+          <w:ilvl w:val="0"/>
+          <w:numId w:val="2"/>
+        </w:numPr>
+        <w:spacing w:after="80" w:line="276"/>
+      </w:pPr>
+      <w:r>
+        <w:rPr>
+          <w:rFonts w:ascii="Calibri" w:cs="Calibri" w:eastAsia="Calibri" w:hAnsi="Calibri"/>
+          <w:b/>
+          <w:bCs/>
+          <w:color w:val="1F2328"/>
+        </w:rPr>
+        <w:t xml:space="preserve">Every ICON build opens one more slot.</w:t>
+      </w:r>
+      <w:r>
+        <w:rPr>
+          <w:rFonts w:ascii="Calibri" w:cs="Calibri" w:eastAsia="Calibri" w:hAnsi="Calibri"/>
+          <w:color w:val="1F2328"/>
+        </w:rPr>
+        <w:t xml:space="preserve"> An account starts with 4 build slots and can have up to 8. Four ICONs open all 8; ICONs after that don't add any.</w:t>
+      </w:r>
+    </w:p>
+    <w:p>
+      <w:pPr>
+        <w:pStyle w:val="ListParagraph"/>
+        <w:numPr>
+          <w:ilvl w:val="0"/>
+          <w:numId w:val="2"/>
+        </w:numPr>
+        <w:spacing w:after="80" w:line="276"/>
+      </w:pPr>
+      <w:r>
+        <w:rPr>
+          <w:rFonts w:ascii="Calibri" w:cs="Calibri" w:eastAsia="Calibri" w:hAnsi="Calibri"/>
+          <w:b/>
+          <w:bCs/>
+          <w:color w:val="1F2328"/>
+        </w:rPr>
+        <w:t xml:space="preserve">The slot is yours for good.</w:t>
+      </w:r>
+      <w:r>
+        <w:rPr>
+          <w:rFonts w:ascii="Calibri" w:cs="Calibri" w:eastAsia="Calibri" w:hAnsi="Calibri"/>
+          <w:color w:val="1F2328"/>
+        </w:rPr>
+        <w:t xml:space="preserve"> Once a build has been an ICON, its slot stays open, even if a later update adds a badge that build hasn't maxed yet.</w:t>
+      </w:r>
+    </w:p>
+    <w:p>
+      <w:pPr>
+        <w:pStyle w:val="ListParagraph"/>
+        <w:numPr>
+          <w:ilvl w:val="0"/>
+          <w:numId w:val="2"/>
+        </w:numPr>
+        <w:spacing w:after="80" w:line="276"/>
+      </w:pPr>
+      <w:r>
+        <w:rPr>
+          <w:rFonts w:ascii="Calibri" w:cs="Calibri" w:eastAsia="Calibri" w:hAnsi="Calibri"/>
+          <w:b/>
+          <w:bCs/>
+          <w:color w:val="1F2328"/>
+        </w:rPr>
+        <w:t xml:space="preserve">MyPlayer → Players</w:t>
+      </w:r>
+      <w:r>
+        <w:rPr>
+          <w:rFonts w:ascii="Calibri" w:cs="Calibri" w:eastAsia="Calibri" w:hAnsi="Calibri"/>
+          <w:color w:val="1F2328"/>
+        </w:rPr>
+        <w:t xml:space="preserve"> shows your slots, e.g. "Build slots: 5 of 8 open — 4 base + 1 ICON". You get the Create button while a slot is free. Under 8, you also see the next locked slot and what opens it. The ICON status card mentions it too.</w:t>
+      </w:r>
+    </w:p>
+    <w:p>
+      <w:pPr>
+        <w:pStyle w:val="ListParagraph"/>
+        <w:numPr>
+          <w:ilvl w:val="0"/>
+          <w:numId w:val="2"/>
+        </w:numPr>
+        <w:spacing w:after="80" w:line="276"/>
+      </w:pPr>
+      <w:r>
+        <w:rPr>
+          <w:rFonts w:ascii="Calibri" w:cs="Calibri" w:eastAsia="Calibri" w:hAnsi="Calibri"/>
+          <w:b/>
+          <w:bCs/>
+          <w:color w:val="1F2328"/>
+        </w:rPr>
+        <w:t xml:space="preserve">When it happens:</w:t>
+      </w:r>
+    </w:p>
+    <w:p>
+      <w:pPr>
+        <w:pStyle w:val="ListParagraph"/>
+        <w:numPr>
+          <w:ilvl w:val="1"/>
+          <w:numId w:val="2"/>
+        </w:numPr>
+        <w:spacing w:after="80" w:line="276"/>
+      </w:pPr>
+      <w:r>
+        <w:rPr>
+          <w:rFonts w:ascii="Calibri" w:cs="Calibri" w:eastAsia="Calibri" w:hAnsi="Calibri"/>
+          <w:color w:val="1F2328"/>
+        </w:rPr>
+        <w:t xml:space="preserve">A toast tells you: "ICON status: your account opened build slot 5 of 8." It comes after the game, upgrade or cap breakers that made the build an ICON.</w:t>
+      </w:r>
+    </w:p>
+    <w:p>
+      <w:pPr>
+        <w:pStyle w:val="ListParagraph"/>
+        <w:numPr>
+          <w:ilvl w:val="1"/>
+          <w:numId w:val="2"/>
+        </w:numPr>
+        <w:spacing w:after="80" w:line="276"/>
+      </w:pPr>
+      <w:r>
+        <w:rPr>
+          <w:rFonts w:ascii="Calibri" w:cs="Calibri" w:eastAsia="Calibri" w:hAnsi="Calibri"/>
+          <w:color w:val="1F2328"/>
+        </w:rPr>
+        <w:t xml:space="preserve">The results screen shows the new slot. When a game opens one, that screen waits for you instead of moving on after 10 seconds.</w:t>
+      </w:r>
+    </w:p>
+    <w:p>
+      <w:pPr>
+        <w:pStyle w:val="ListParagraph"/>
+        <w:numPr>
+          <w:ilvl w:val="1"/>
+          <w:numId w:val="2"/>
+        </w:numPr>
+        <w:spacing w:after="80" w:line="276"/>
+      </w:pPr>
+      <w:r>
+        <w:rPr>
+          <w:rFonts w:ascii="Calibri" w:cs="Calibri" w:eastAsia="Calibri" w:hAnsi="Calibri"/>
+          <w:color w:val="1F2328"/>
+        </w:rPr>
+        <w:t xml:space="preserve">If you already have ICON builds, you get their slots, with a one-time note, the next time you log in.</w:t>
+      </w:r>
+    </w:p>
+    <w:p>
+      <w:pPr>
+        <w:pStyle w:val="ListParagraph"/>
+        <w:numPr>
+          <w:ilvl w:val="0"/>
+          <w:numId w:val="2"/>
+        </w:numPr>
+        <w:spacing w:after="80" w:line="276"/>
+      </w:pPr>
+      <w:r>
+        <w:rPr>
+          <w:rFonts w:ascii="Calibri" w:cs="Calibri" w:eastAsia="Calibri" w:hAnsi="Calibri"/>
+          <w:b/>
+          <w:bCs/>
+          <w:color w:val="1F2328"/>
+        </w:rPr>
+        <w:t xml:space="preserve">At the cap,</w:t>
+      </w:r>
+      <w:r>
+        <w:rPr>
+          <w:rFonts w:ascii="Calibri" w:cs="Calibri" w:eastAsia="Calibri" w:hAnsi="Calibri"/>
+          <w:color w:val="1F2328"/>
+        </w:rPr>
+        <w:t xml:space="preserve"> the player creator shows the rule and won't let you start a player you can't save.</w:t>
+      </w:r>
+    </w:p>
+    <w:p>
+      <w:pPr>
+        <w:pStyle w:val="ListParagraph"/>
+        <w:numPr>
+          <w:ilvl w:val="0"/>
+          <w:numId w:val="2"/>
+        </w:numPr>
+        <w:spacing w:after="80" w:line="276"/>
+      </w:pPr>
+      <w:r>
+        <w:rPr>
+          <w:rFonts w:ascii="Calibri" w:cs="Calibri" w:eastAsia="Calibri" w:hAnsi="Calibri"/>
+          <w:b/>
+          <w:bCs/>
+          <w:color w:val="1F2328"/>
+        </w:rPr>
+        <w:t xml:space="preserve">Also fixed:</w:t>
+      </w:r>
+      <w:r>
+        <w:rPr>
+          <w:rFonts w:ascii="Calibri" w:cs="Calibri" w:eastAsia="Calibri" w:hAnsi="Calibri"/>
+          <w:color w:val="1F2328"/>
+        </w:rPr>
+        <w:t xml:space="preserve"> the ICON tag on a player card no longer drops onto a line of its own.</w:t>
+      </w:r>
+    </w:p>
+    <w:p>
+      <w:pPr>
+        <w:pBdr>
+          <w:bottom w:val="single" w:color="D0D7DE" w:sz="4" w:space="1"/>
+        </w:pBdr>
+        <w:spacing w:after="160" w:before="80"/>
+      </w:pPr>
+    </w:p>
+    <w:p>
+      <w:pPr>
         <w:spacing w:after="140" w:line="288"/>
       </w:pPr>
       <w:r>
@@ -9830,7 +10837,7 @@
           <w:sz w:val="19"/>
           <w:szCs w:val="19"/>
         </w:rPr>
-        <w:t xml:space="preserve">(Tests: 145 Python and 403 node tests, plus browser checks of every park, the Pro-Am rank card and results, the Park screen's locks, the Inventory's locks, the Sharp Eye hop and pop-up, an off-ball screen in a Pro-Am game and the results countdown. For the quick patches: each event park in every direction, its events and streak effect; the rewards on a player and in a game, with the green sounds measured against the other green sounds; each schedule handover, the event soundtracks and the store labels; the ICON cursor and aura at every level in the park, a park game and practice, day and night; every Open Arms snag in the showroom and in games; the Sharp Eye release frame by frame against the old hop; a live event handover with the game left running; and every new Icon animation frame by frame in the showroom and at the game camera, with Big Brother's hand-to-ball measured over 40 games.)</w:t>
+        <w:t xml:space="preserve">(Tests: 166 Python and 424 node tests, plus browser checks of every park, the Pro-Am rank card and results, the Park screen's locks, the Inventory's locks, the Sharp Eye hop and pop-up, an off-ball screen in a Pro-Am game and the results countdown. For the quick patches: each event park in every direction, its events and streak effect; the rewards on a player and in a game, with the green sounds measured against the other green sounds; each schedule handover, the event soundtracks and the store labels; the ICON cursor and aura at every level in the park, a park game and practice, day and night; every Open Arms snag in the showroom and in games; the Sharp Eye release frame by frame against the old hop; a live event handover with the game left running; and every new Icon animation frame by frame in the showroom and at the game camera, with Big Brother's hand-to-ball measured over 40 games; a park full of AI in their unlocks and an AI Icon's phone profile, with every AI entry checked unchanged for three worlds where nothing is unlocked; and MyPlayer's Players tab at 4, 5 and 8 slots, the creator at the cap and a real game that opens slot 6.)</w:t>
       </w:r>
     </w:p>
     <w:sectPr>

--- a/PATCH_NOTES_v0.4.8.5.docx
+++ b/PATCH_NOTES_v0.4.8.5.docx
@@ -10826,6 +10826,929 @@
     </w:p>
     <w:p>
       <w:pPr>
+        <w:pStyle w:val="Heading1"/>
+        <w:spacing w:after="120" w:before="280"/>
+      </w:pPr>
+      <w:r>
+        <w:rPr>
+          <w:rFonts w:ascii="Calibri" w:cs="Calibri" w:eastAsia="Calibri" w:hAnsi="Calibri"/>
+          <w:b/>
+          <w:bCs/>
+          <w:color w:val="C8102E"/>
+          <w:sz w:val="32"/>
+          <w:szCs w:val="32"/>
+        </w:rPr>
+        <w:t xml:space="preserve">Quick patch 8 (Oct 18): the AI climb to 99, delete a build, results that move on, and-ones fixed</w:t>
+      </w:r>
+    </w:p>
+    <w:p>
+      <w:pPr>
+        <w:pStyle w:val="Heading2"/>
+        <w:spacing w:after="80" w:before="200"/>
+      </w:pPr>
+      <w:r>
+        <w:rPr>
+          <w:rFonts w:ascii="Calibri" w:cs="Calibri" w:eastAsia="Calibri" w:hAnsi="Calibri"/>
+          <w:b/>
+          <w:bCs/>
+          <w:color w:val="1F2328"/>
+          <w:sz w:val="26"/>
+          <w:szCs w:val="26"/>
+        </w:rPr>
+        <w:t xml:space="preserve">The AI climb past 90, by your rules</w:t>
+      </w:r>
+    </w:p>
+    <w:p>
+      <w:pPr>
+        <w:pStyle w:val="ListParagraph"/>
+        <w:numPr>
+          <w:ilvl w:val="0"/>
+          <w:numId w:val="2"/>
+        </w:numPr>
+        <w:spacing w:after="80" w:line="276"/>
+      </w:pPr>
+      <w:r>
+        <w:rPr>
+          <w:rFonts w:ascii="Calibri" w:cs="Calibri" w:eastAsia="Calibri" w:hAnsi="Calibri"/>
+          <w:b/>
+          <w:bCs/>
+          <w:color w:val="1F2328"/>
+        </w:rPr>
+        <w:t xml:space="preserve">The same ladder as you.</w:t>
+      </w:r>
+      <w:r>
+        <w:rPr>
+          <w:rFonts w:ascii="Calibri" w:cs="Calibri" w:eastAsia="Calibri" w:hAnsi="Calibri"/>
+          <w:color w:val="1F2328"/>
+        </w:rPr>
+        <w:t xml:space="preserve"> The AI get to a full 90 max OVR, then earn Hall of Fame badges. The first five bring five cap breakers each, the 7th brings the Icon badge, and from there Icon Legend adds +1 OVR every 2 Pro Run games, up to 99. Their builds carry the same cap breakers, badges and Legend progress as yours, and the same rules decide every step, including who is an ICON.</w:t>
+      </w:r>
+    </w:p>
+    <w:p>
+      <w:pPr>
+        <w:pStyle w:val="ListParagraph"/>
+        <w:numPr>
+          <w:ilvl w:val="0"/>
+          <w:numId w:val="2"/>
+        </w:numPr>
+        <w:spacing w:after="80" w:line="276"/>
+      </w:pPr>
+      <w:r>
+        <w:rPr>
+          <w:rFonts w:ascii="Calibri" w:cs="Calibri" w:eastAsia="Calibri" w:hAnsi="Calibri"/>
+          <w:b/>
+          <w:bCs/>
+          <w:color w:val="1F2328"/>
+        </w:rPr>
+        <w:t xml:space="preserve">The only ICONs are 99s.</w:t>
+      </w:r>
+    </w:p>
+    <w:p>
+      <w:pPr>
+        <w:pStyle w:val="ListParagraph"/>
+        <w:numPr>
+          <w:ilvl w:val="1"/>
+          <w:numId w:val="2"/>
+        </w:numPr>
+        <w:spacing w:after="80" w:line="276"/>
+      </w:pPr>
+      <w:r>
+        <w:rPr>
+          <w:rFonts w:ascii="Calibri" w:cs="Calibri" w:eastAsia="Calibri" w:hAnsi="Calibri"/>
+          <w:color w:val="1F2328"/>
+        </w:rPr>
+        <w:t xml:space="preserve">An AI is an ICON only at 99, with every cap breaker and every badge maxed, and every AI ICON is exactly 99.</w:t>
+      </w:r>
+    </w:p>
+    <w:p>
+      <w:pPr>
+        <w:pStyle w:val="ListParagraph"/>
+        <w:numPr>
+          <w:ilvl w:val="1"/>
+          <w:numId w:val="2"/>
+        </w:numPr>
+        <w:spacing w:after="80" w:line="276"/>
+      </w:pPr>
+      <w:r>
+        <w:rPr>
+          <w:rFonts w:ascii="Calibri" w:cs="Calibri" w:eastAsia="Calibri" w:hAnsi="Calibri"/>
+          <w:color w:val="1F2328"/>
+        </w:rPr>
+        <w:t xml:space="preserve">They get what an ICON gets: ICON in front of the archetype; the Icon badge under them in games (blue with you, red against you, white on courts you're only watching); the aura once a king's win streak reaches 3; and the purple flame when on fire.</w:t>
+      </w:r>
+    </w:p>
+    <w:p>
+      <w:pPr>
+        <w:pStyle w:val="ListParagraph"/>
+        <w:numPr>
+          <w:ilvl w:val="0"/>
+          <w:numId w:val="2"/>
+        </w:numPr>
+        <w:spacing w:after="80" w:line="276"/>
+      </w:pPr>
+      <w:r>
+        <w:rPr>
+          <w:rFonts w:ascii="Calibri" w:cs="Calibri" w:eastAsia="Calibri" w:hAnsi="Calibri"/>
+          <w:b/>
+          <w:bCs/>
+          <w:color w:val="1F2328"/>
+        </w:rPr>
+        <w:t xml:space="preserve">How many 99 ICONs:</w:t>
+      </w:r>
+      <w:r>
+        <w:rPr>
+          <w:rFonts w:ascii="Calibri" w:cs="Calibri" w:eastAsia="Calibri" w:hAnsi="Calibri"/>
+          <w:color w:val="1F2328"/>
+        </w:rPr>
+        <w:t xml:space="preserve"> about 6–9 in a world two months old, 43–45 at six months and 76–87 after a year.</w:t>
+      </w:r>
+    </w:p>
+    <w:p>
+      <w:pPr>
+        <w:pStyle w:val="ListParagraph"/>
+        <w:numPr>
+          <w:ilvl w:val="0"/>
+          <w:numId w:val="2"/>
+        </w:numPr>
+        <w:spacing w:after="80" w:line="276"/>
+      </w:pPr>
+      <w:r>
+        <w:rPr>
+          <w:rFonts w:ascii="Calibri" w:cs="Calibri" w:eastAsia="Calibri" w:hAnsi="Calibri"/>
+          <w:b/>
+          <w:bCs/>
+          <w:color w:val="1F2328"/>
+        </w:rPr>
+        <w:t xml:space="preserve">Rarer the higher you go.</w:t>
+      </w:r>
+    </w:p>
+    <w:p>
+      <w:pPr>
+        <w:pStyle w:val="ListParagraph"/>
+        <w:numPr>
+          <w:ilvl w:val="1"/>
+          <w:numId w:val="2"/>
+        </w:numPr>
+        <w:spacing w:after="80" w:line="276"/>
+      </w:pPr>
+      <w:r>
+        <w:rPr>
+          <w:rFonts w:ascii="Calibri" w:cs="Calibri" w:eastAsia="Calibri" w:hAnsi="Calibri"/>
+          <w:color w:val="1F2328"/>
+        </w:rPr>
+        <w:t xml:space="preserve">At every age, fewer AI are above 90 than at 90 or under, and fewer are 96–99 than 91–95.</w:t>
+      </w:r>
+    </w:p>
+    <w:p>
+      <w:pPr>
+        <w:pStyle w:val="ListParagraph"/>
+        <w:numPr>
+          <w:ilvl w:val="1"/>
+          <w:numId w:val="2"/>
+        </w:numPr>
+        <w:spacing w:after="80" w:line="276"/>
+      </w:pPr>
+      <w:r>
+        <w:rPr>
+          <w:rFonts w:ascii="Calibri" w:cs="Calibri" w:eastAsia="Calibri" w:hAnsi="Calibri"/>
+          <w:color w:val="1F2328"/>
+        </w:rPr>
+        <w:t xml:space="preserve">At six months, for example: about 660–680 AI are at 90 or under, 180–200 at 91–95 and about 43 at 99.</w:t>
+      </w:r>
+    </w:p>
+    <w:p>
+      <w:pPr>
+        <w:pStyle w:val="ListParagraph"/>
+        <w:numPr>
+          <w:ilvl w:val="1"/>
+          <w:numId w:val="2"/>
+        </w:numPr>
+        <w:spacing w:after="80" w:line="276"/>
+      </w:pPr>
+      <w:r>
+        <w:rPr>
+          <w:rFonts w:ascii="Calibri" w:cs="Calibri" w:eastAsia="Calibri" w:hAnsi="Calibri"/>
+          <w:color w:val="1F2328"/>
+        </w:rPr>
+        <w:t xml:space="preserve">96–98 stays thin, because the Legend climb from about 92 to 99 goes quickly.</w:t>
+      </w:r>
+    </w:p>
+    <w:p>
+      <w:pPr>
+        <w:pStyle w:val="ListParagraph"/>
+        <w:numPr>
+          <w:ilvl w:val="1"/>
+          <w:numId w:val="2"/>
+        </w:numPr>
+        <w:spacing w:after="80" w:line="276"/>
+      </w:pPr>
+      <w:r>
+        <w:rPr>
+          <w:rFonts w:ascii="Calibri" w:cs="Calibri" w:eastAsia="Calibri" w:hAnsi="Calibri"/>
+          <w:color w:val="1F2328"/>
+        </w:rPr>
+        <w:t xml:space="preserve">Park Legends and the better Elites can go all the way. The other Elites and the best Hoopers stop around 91–93.</w:t>
+      </w:r>
+    </w:p>
+    <w:p>
+      <w:pPr>
+        <w:pStyle w:val="ListParagraph"/>
+        <w:numPr>
+          <w:ilvl w:val="0"/>
+          <w:numId w:val="2"/>
+        </w:numPr>
+        <w:spacing w:after="80" w:line="276"/>
+      </w:pPr>
+      <w:r>
+        <w:rPr>
+          <w:rFonts w:ascii="Calibri" w:cs="Calibri" w:eastAsia="Calibri" w:hAnsi="Calibri"/>
+          <w:b/>
+          <w:bCs/>
+          <w:color w:val="1F2328"/>
+        </w:rPr>
+        <w:t xml:space="preserve">They play like it.</w:t>
+      </w:r>
+    </w:p>
+    <w:p>
+      <w:pPr>
+        <w:pStyle w:val="ListParagraph"/>
+        <w:numPr>
+          <w:ilvl w:val="1"/>
+          <w:numId w:val="2"/>
+        </w:numPr>
+        <w:spacing w:after="80" w:line="276"/>
+      </w:pPr>
+      <w:r>
+        <w:rPr>
+          <w:rFonts w:ascii="Calibri" w:cs="Calibri" w:eastAsia="Calibri" w:hAnsi="Calibri"/>
+          <w:color w:val="1F2328"/>
+        </w:rPr>
+        <w:t xml:space="preserve">A 99 has about +6 on every attribute over the same player at 90, or about +8.7 with his Icon boost and full badge set.</w:t>
+      </w:r>
+    </w:p>
+    <w:p>
+      <w:pPr>
+        <w:pStyle w:val="ListParagraph"/>
+        <w:numPr>
+          <w:ilvl w:val="1"/>
+          <w:numId w:val="2"/>
+        </w:numPr>
+        <w:spacing w:after="80" w:line="276"/>
+      </w:pPr>
+      <w:r>
+        <w:rPr>
+          <w:rFonts w:ascii="Calibri" w:cs="Calibri" w:eastAsia="Calibri" w:hAnsi="Calibri"/>
+          <w:color w:val="1F2328"/>
+        </w:rPr>
+        <w:t xml:space="preserve">In testing, three AI 99s beat the same three at 90 in 24 of 24 games.</w:t>
+      </w:r>
+    </w:p>
+    <w:p>
+      <w:pPr>
+        <w:pStyle w:val="ListParagraph"/>
+        <w:numPr>
+          <w:ilvl w:val="1"/>
+          <w:numId w:val="2"/>
+        </w:numPr>
+        <w:spacing w:after="80" w:line="276"/>
+      </w:pPr>
+      <w:r>
+        <w:rPr>
+          <w:rFonts w:ascii="Calibri" w:cs="Calibri" w:eastAsia="Calibri" w:hAnsi="Calibri"/>
+          <w:color w:val="1F2328"/>
+        </w:rPr>
+        <w:t xml:space="preserve">Expect ICON kings to be very hard to beat with a 90 build.</w:t>
+      </w:r>
+    </w:p>
+    <w:p>
+      <w:pPr>
+        <w:pStyle w:val="ListParagraph"/>
+        <w:numPr>
+          <w:ilvl w:val="0"/>
+          <w:numId w:val="2"/>
+        </w:numPr>
+        <w:spacing w:after="80" w:line="276"/>
+      </w:pPr>
+      <w:r>
+        <w:rPr>
+          <w:rFonts w:ascii="Calibri" w:cs="Calibri" w:eastAsia="Calibri" w:hAnsi="Calibri"/>
+          <w:b/>
+          <w:bCs/>
+          <w:color w:val="1F2328"/>
+        </w:rPr>
+        <w:t xml:space="preserve">Icon badges</w:t>
+      </w:r>
+      <w:r>
+        <w:rPr>
+          <w:rFonts w:ascii="Calibri" w:cs="Calibri" w:eastAsia="Calibri" w:hAnsi="Calibri"/>
+          <w:color w:val="1F2328"/>
+        </w:rPr>
+        <w:t xml:space="preserve"> still come with the 7th Hall of Fame badge, before 99, as yours do, so at any time a few more AI hold an Icon badge than are ICONs.</w:t>
+      </w:r>
+    </w:p>
+    <w:p>
+      <w:pPr>
+        <w:pStyle w:val="ListParagraph"/>
+        <w:numPr>
+          <w:ilvl w:val="0"/>
+          <w:numId w:val="2"/>
+        </w:numPr>
+        <w:spacing w:after="80" w:line="276"/>
+      </w:pPr>
+      <w:r>
+        <w:rPr>
+          <w:rFonts w:ascii="Calibri" w:cs="Calibri" w:eastAsia="Calibri" w:hAnsi="Calibri"/>
+          <w:b/>
+          <w:bCs/>
+          <w:color w:val="1F2328"/>
+        </w:rPr>
+        <w:t xml:space="preserve">A world started today</w:t>
+      </w:r>
+      <w:r>
+        <w:rPr>
+          <w:rFonts w:ascii="Calibri" w:cs="Calibri" w:eastAsia="Calibri" w:hAnsi="Calibri"/>
+          <w:color w:val="1F2328"/>
+        </w:rPr>
+        <w:t xml:space="preserve"> is unchanged: nobody climbs until they've played.</w:t>
+      </w:r>
+    </w:p>
+    <w:p>
+      <w:pPr>
+        <w:pStyle w:val="ListParagraph"/>
+        <w:numPr>
+          <w:ilvl w:val="0"/>
+          <w:numId w:val="2"/>
+        </w:numPr>
+        <w:spacing w:after="80" w:line="276"/>
+      </w:pPr>
+      <w:r>
+        <w:rPr>
+          <w:rFonts w:ascii="Calibri" w:cs="Calibri" w:eastAsia="Calibri" w:hAnsi="Calibri"/>
+          <w:b/>
+          <w:bCs/>
+          <w:color w:val="1F2328"/>
+        </w:rPr>
+        <w:t xml:space="preserve">On the phone,</w:t>
+      </w:r>
+      <w:r>
+        <w:rPr>
+          <w:rFonts w:ascii="Calibri" w:cs="Calibri" w:eastAsia="Calibri" w:hAnsi="Calibri"/>
+          <w:color w:val="1F2328"/>
+        </w:rPr>
+        <w:t xml:space="preserve"> an AI's profile shows how far up the climb he is ("↑ climbing: N Hall of Fame badges · Icon Legend +N").</w:t>
+      </w:r>
+    </w:p>
+    <w:p>
+      <w:pPr>
+        <w:pStyle w:val="Heading2"/>
+        <w:spacing w:after="80" w:before="200"/>
+      </w:pPr>
+      <w:r>
+        <w:rPr>
+          <w:rFonts w:ascii="Calibri" w:cs="Calibri" w:eastAsia="Calibri" w:hAnsi="Calibri"/>
+          <w:b/>
+          <w:bCs/>
+          <w:color w:val="1F2328"/>
+          <w:sz w:val="26"/>
+          <w:szCs w:val="26"/>
+        </w:rPr>
+        <w:t xml:space="preserve">Delete a build</w:t>
+      </w:r>
+    </w:p>
+    <w:p>
+      <w:pPr>
+        <w:pStyle w:val="ListParagraph"/>
+        <w:numPr>
+          <w:ilvl w:val="0"/>
+          <w:numId w:val="2"/>
+        </w:numPr>
+        <w:spacing w:after="80" w:line="276"/>
+      </w:pPr>
+      <w:r>
+        <w:rPr>
+          <w:rFonts w:ascii="Calibri" w:cs="Calibri" w:eastAsia="Calibri" w:hAnsi="Calibri"/>
+          <w:b/>
+          <w:bCs/>
+          <w:color w:val="1F2328"/>
+        </w:rPr>
+        <w:t xml:space="preserve">Delete</w:t>
+      </w:r>
+      <w:r>
+        <w:rPr>
+          <w:rFonts w:ascii="Calibri" w:cs="Calibri" w:eastAsia="Calibri" w:hAnsi="Calibri"/>
+          <w:color w:val="1F2328"/>
+        </w:rPr>
+        <w:t xml:space="preserve"> sits next to each build's name in MyPlayer → Players.</w:t>
+      </w:r>
+    </w:p>
+    <w:p>
+      <w:pPr>
+        <w:pStyle w:val="ListParagraph"/>
+        <w:numPr>
+          <w:ilvl w:val="0"/>
+          <w:numId w:val="2"/>
+        </w:numPr>
+        <w:spacing w:after="80" w:line="276"/>
+      </w:pPr>
+      <w:r>
+        <w:rPr>
+          <w:rFonts w:ascii="Calibri" w:cs="Calibri" w:eastAsia="Calibri" w:hAnsi="Calibri"/>
+          <w:b/>
+          <w:bCs/>
+          <w:color w:val="1F2328"/>
+        </w:rPr>
+        <w:t xml:space="preserve">A confirmation screen</w:t>
+      </w:r>
+      <w:r>
+        <w:rPr>
+          <w:rFonts w:ascii="Calibri" w:cs="Calibri" w:eastAsia="Calibri" w:hAnsi="Calibri"/>
+          <w:color w:val="1F2328"/>
+        </w:rPr>
+        <w:t xml:space="preserve"> shows the build and spells out:</w:t>
+      </w:r>
+    </w:p>
+    <w:p>
+      <w:pPr>
+        <w:pStyle w:val="ListParagraph"/>
+        <w:numPr>
+          <w:ilvl w:val="1"/>
+          <w:numId w:val="2"/>
+        </w:numPr>
+        <w:spacing w:after="80" w:line="276"/>
+      </w:pPr>
+      <w:r>
+        <w:rPr>
+          <w:rFonts w:ascii="Calibri" w:cs="Calibri" w:eastAsia="Calibri" w:hAnsi="Calibri"/>
+          <w:b/>
+          <w:bCs/>
+          <w:color w:val="1F2328"/>
+        </w:rPr>
+        <w:t xml:space="preserve">what goes:</w:t>
+      </w:r>
+      <w:r>
+        <w:rPr>
+          <w:rFonts w:ascii="Calibri" w:cs="Calibri" w:eastAsia="Calibri" w:hAnsi="Calibri"/>
+          <w:color w:val="1F2328"/>
+        </w:rPr>
+        <w:t xml:space="preserve"> attributes and cap breakers, badges and the Icon badge, games and record, win streaks and Rep, Pro-Am rank, the Pro Run career, and lifetime stats and game history;</w:t>
+      </w:r>
+    </w:p>
+    <w:p>
+      <w:pPr>
+        <w:pStyle w:val="ListParagraph"/>
+        <w:numPr>
+          <w:ilvl w:val="1"/>
+          <w:numId w:val="2"/>
+        </w:numPr>
+        <w:spacing w:after="80" w:line="276"/>
+      </w:pPr>
+      <w:r>
+        <w:rPr>
+          <w:rFonts w:ascii="Calibri" w:cs="Calibri" w:eastAsia="Calibri" w:hAnsi="Calibri"/>
+          <w:b/>
+          <w:bCs/>
+          <w:color w:val="1F2328"/>
+        </w:rPr>
+        <w:t xml:space="preserve">what your account keeps:</w:t>
+      </w:r>
+      <w:r>
+        <w:rPr>
+          <w:rFonts w:ascii="Calibri" w:cs="Calibri" w:eastAsia="Calibri" w:hAnsi="Calibri"/>
+          <w:color w:val="1F2328"/>
+        </w:rPr>
+        <w:t xml:space="preserve"> your VC and your locker.</w:t>
+      </w:r>
+    </w:p>
+    <w:p>
+      <w:pPr>
+        <w:pStyle w:val="ListParagraph"/>
+        <w:numPr>
+          <w:ilvl w:val="0"/>
+          <w:numId w:val="2"/>
+        </w:numPr>
+        <w:spacing w:after="80" w:line="276"/>
+      </w:pPr>
+      <w:r>
+        <w:rPr>
+          <w:rFonts w:ascii="Calibri" w:cs="Calibri" w:eastAsia="Calibri" w:hAnsi="Calibri"/>
+          <w:b/>
+          <w:bCs/>
+          <w:color w:val="1F2328"/>
+        </w:rPr>
+        <w:t xml:space="preserve">To delete it, hold ✕ (PlayStation) or A (Xbox) for 5 seconds.</w:t>
+      </w:r>
+      <w:r>
+        <w:rPr>
+          <w:rFonts w:ascii="Calibri" w:cs="Calibri" w:eastAsia="Calibri" w:hAnsi="Calibri"/>
+          <w:color w:val="1F2328"/>
+        </w:rPr>
+        <w:t xml:space="preserve"> On keyboard, hold Enter or Space; with a mouse, click and hold.</w:t>
+      </w:r>
+    </w:p>
+    <w:p>
+      <w:pPr>
+        <w:pStyle w:val="ListParagraph"/>
+        <w:numPr>
+          <w:ilvl w:val="1"/>
+          <w:numId w:val="2"/>
+        </w:numPr>
+        <w:spacing w:after="80" w:line="276"/>
+      </w:pPr>
+      <w:r>
+        <w:rPr>
+          <w:rFonts w:ascii="Calibri" w:cs="Calibri" w:eastAsia="Calibri" w:hAnsi="Calibri"/>
+          <w:color w:val="1F2328"/>
+        </w:rPr>
+        <w:t xml:space="preserve">Letting go early resets the bar.</w:t>
+      </w:r>
+    </w:p>
+    <w:p>
+      <w:pPr>
+        <w:pStyle w:val="ListParagraph"/>
+        <w:numPr>
+          <w:ilvl w:val="1"/>
+          <w:numId w:val="2"/>
+        </w:numPr>
+        <w:spacing w:after="80" w:line="276"/>
+      </w:pPr>
+      <w:r>
+        <w:rPr>
+          <w:rFonts w:ascii="Calibri" w:cs="Calibri" w:eastAsia="Calibri" w:hAnsi="Calibri"/>
+          <w:color w:val="1F2328"/>
+        </w:rPr>
+        <w:t xml:space="preserve">A button already held down when the screen opens doesn't count.</w:t>
+      </w:r>
+    </w:p>
+    <w:p>
+      <w:pPr>
+        <w:pStyle w:val="ListParagraph"/>
+        <w:numPr>
+          <w:ilvl w:val="1"/>
+          <w:numId w:val="2"/>
+        </w:numPr>
+        <w:spacing w:after="80" w:line="276"/>
+      </w:pPr>
+      <w:r>
+        <w:rPr>
+          <w:rFonts w:ascii="Calibri" w:cs="Calibri" w:eastAsia="Calibri" w:hAnsi="Calibri"/>
+          <w:color w:val="1F2328"/>
+        </w:rPr>
+        <w:t xml:space="preserve">○/B, Esc or Cancel backs out.</w:t>
+      </w:r>
+    </w:p>
+    <w:p>
+      <w:pPr>
+        <w:pStyle w:val="ListParagraph"/>
+        <w:numPr>
+          <w:ilvl w:val="0"/>
+          <w:numId w:val="2"/>
+        </w:numPr>
+        <w:spacing w:after="80" w:line="276"/>
+      </w:pPr>
+      <w:r>
+        <w:rPr>
+          <w:rFonts w:ascii="Calibri" w:cs="Calibri" w:eastAsia="Calibri" w:hAnsi="Calibri"/>
+          <w:b/>
+          <w:bCs/>
+          <w:color w:val="1F2328"/>
+        </w:rPr>
+        <w:t xml:space="preserve">ICON slots stay.</w:t>
+      </w:r>
+      <w:r>
+        <w:rPr>
+          <w:rFonts w:ascii="Calibri" w:cs="Calibri" w:eastAsia="Calibri" w:hAnsi="Calibri"/>
+          <w:color w:val="1F2328"/>
+        </w:rPr>
+        <w:t xml:space="preserve"> Deleting an ICON build keeps its build slot open for good, so you can have 5 slots and 4 builds.</w:t>
+      </w:r>
+    </w:p>
+    <w:p>
+      <w:pPr>
+        <w:pStyle w:val="ListParagraph"/>
+        <w:numPr>
+          <w:ilvl w:val="0"/>
+          <w:numId w:val="2"/>
+        </w:numPr>
+        <w:spacing w:after="80" w:line="276"/>
+      </w:pPr>
+      <w:r>
+        <w:rPr>
+          <w:rFonts w:ascii="Calibri" w:cs="Calibri" w:eastAsia="Calibri" w:hAnsi="Calibri"/>
+          <w:b/>
+          <w:bCs/>
+          <w:color w:val="1F2328"/>
+        </w:rPr>
+        <w:t xml:space="preserve">Not during a game:</w:t>
+      </w:r>
+      <w:r>
+        <w:rPr>
+          <w:rFonts w:ascii="Calibri" w:cs="Calibri" w:eastAsia="Calibri" w:hAnsi="Calibri"/>
+          <w:color w:val="1F2328"/>
+        </w:rPr>
+        <w:t xml:space="preserve"> a build can't be deleted while it's in a game that's still running. A game left open for more than 4 hours doesn't count.</w:t>
+      </w:r>
+    </w:p>
+    <w:p>
+      <w:pPr>
+        <w:pStyle w:val="ListParagraph"/>
+        <w:numPr>
+          <w:ilvl w:val="0"/>
+          <w:numId w:val="2"/>
+        </w:numPr>
+        <w:spacing w:after="80" w:line="276"/>
+      </w:pPr>
+      <w:r>
+        <w:rPr>
+          <w:rFonts w:ascii="Calibri" w:cs="Calibri" w:eastAsia="Calibri" w:hAnsi="Calibri"/>
+          <w:b/>
+          <w:bCs/>
+          <w:color w:val="1F2328"/>
+        </w:rPr>
+        <w:t xml:space="preserve">Your last build:</w:t>
+      </w:r>
+      <w:r>
+        <w:rPr>
+          <w:rFonts w:ascii="Calibri" w:cs="Calibri" w:eastAsia="Calibri" w:hAnsi="Calibri"/>
+          <w:color w:val="1F2328"/>
+        </w:rPr>
+        <w:t xml:space="preserve"> deleting it takes you to the creator.</w:t>
+      </w:r>
+    </w:p>
+    <w:p>
+      <w:pPr>
+        <w:pStyle w:val="Heading2"/>
+        <w:spacing w:after="80" w:before="200"/>
+      </w:pPr>
+      <w:r>
+        <w:rPr>
+          <w:rFonts w:ascii="Calibri" w:cs="Calibri" w:eastAsia="Calibri" w:hAnsi="Calibri"/>
+          <w:b/>
+          <w:bCs/>
+          <w:color w:val="1F2328"/>
+          <w:sz w:val="26"/>
+          <w:szCs w:val="26"/>
+        </w:rPr>
+        <w:t xml:space="preserve">Results screens move on by themselves</w:t>
+      </w:r>
+    </w:p>
+    <w:p>
+      <w:pPr>
+        <w:pStyle w:val="ListParagraph"/>
+        <w:numPr>
+          <w:ilvl w:val="0"/>
+          <w:numId w:val="2"/>
+        </w:numPr>
+        <w:spacing w:after="80" w:line="276"/>
+      </w:pPr>
+      <w:r>
+        <w:rPr>
+          <w:rFonts w:ascii="Calibri" w:cs="Calibri" w:eastAsia="Calibri" w:hAnsi="Calibri"/>
+          <w:b/>
+          <w:bCs/>
+          <w:color w:val="1F2328"/>
+        </w:rPr>
+        <w:t xml:space="preserve">The regular results screen</w:t>
+      </w:r>
+      <w:r>
+        <w:rPr>
+          <w:rFonts w:ascii="Calibri" w:cs="Calibri" w:eastAsia="Calibri" w:hAnsi="Calibri"/>
+          <w:color w:val="1F2328"/>
+        </w:rPr>
+        <w:t xml:space="preserve"> still moves on after 10 seconds, in every mode.</w:t>
+      </w:r>
+    </w:p>
+    <w:p>
+      <w:pPr>
+        <w:pStyle w:val="ListParagraph"/>
+        <w:numPr>
+          <w:ilvl w:val="0"/>
+          <w:numId w:val="2"/>
+        </w:numPr>
+        <w:spacing w:after="80" w:line="276"/>
+      </w:pPr>
+      <w:r>
+        <w:rPr>
+          <w:rFonts w:ascii="Calibri" w:cs="Calibri" w:eastAsia="Calibri" w:hAnsi="Calibri"/>
+          <w:b/>
+          <w:bCs/>
+          <w:color w:val="1F2328"/>
+        </w:rPr>
+        <w:t xml:space="preserve">Screens with news</w:t>
+      </w:r>
+      <w:r>
+        <w:rPr>
+          <w:rFonts w:ascii="Calibri" w:cs="Calibri" w:eastAsia="Calibri" w:hAnsi="Calibri"/>
+          <w:color w:val="1F2328"/>
+        </w:rPr>
+        <w:t xml:space="preserve"> now move on after </w:t>
+      </w:r>
+      <w:r>
+        <w:rPr>
+          <w:rFonts w:ascii="Calibri" w:cs="Calibri" w:eastAsia="Calibri" w:hAnsi="Calibri"/>
+          <w:b/>
+          <w:bCs/>
+          <w:color w:val="1F2328"/>
+        </w:rPr>
+        <w:t xml:space="preserve">30 seconds</w:t>
+      </w:r>
+      <w:r>
+        <w:rPr>
+          <w:rFonts w:ascii="Calibri" w:cs="Calibri" w:eastAsia="Calibri" w:hAnsi="Calibri"/>
+          <w:color w:val="1F2328"/>
+        </w:rPr>
+        <w:t xml:space="preserve"> instead of waiting for a press:</w:t>
+      </w:r>
+    </w:p>
+    <w:p>
+      <w:pPr>
+        <w:pStyle w:val="ListParagraph"/>
+        <w:numPr>
+          <w:ilvl w:val="1"/>
+          <w:numId w:val="2"/>
+        </w:numPr>
+        <w:spacing w:after="80" w:line="276"/>
+      </w:pPr>
+      <w:r>
+        <w:rPr>
+          <w:rFonts w:ascii="Calibri" w:cs="Calibri" w:eastAsia="Calibri" w:hAnsi="Calibri"/>
+          <w:color w:val="1F2328"/>
+        </w:rPr>
+        <w:t xml:space="preserve">a results screen with news (a build slot opened, or a new Hall of Fame or Icon badge);</w:t>
+      </w:r>
+    </w:p>
+    <w:p>
+      <w:pPr>
+        <w:pStyle w:val="ListParagraph"/>
+        <w:numPr>
+          <w:ilvl w:val="1"/>
+          <w:numId w:val="2"/>
+        </w:numPr>
+        <w:spacing w:after="80" w:line="276"/>
+      </w:pPr>
+      <w:r>
+        <w:rPr>
+          <w:rFonts w:ascii="Calibri" w:cs="Calibri" w:eastAsia="Calibri" w:hAnsi="Calibri"/>
+          <w:color w:val="1F2328"/>
+        </w:rPr>
+        <w:t xml:space="preserve">the OVR increase cards (the Pro Run's +1 max OVR, and an Icon Legend +1 OVR).</w:t>
+      </w:r>
+    </w:p>
+    <w:p>
+      <w:pPr>
+        <w:pStyle w:val="ListParagraph"/>
+        <w:numPr>
+          <w:ilvl w:val="0"/>
+          <w:numId w:val="2"/>
+        </w:numPr>
+        <w:spacing w:after="80" w:line="276"/>
+      </w:pPr>
+      <w:r>
+        <w:rPr>
+          <w:rFonts w:ascii="Calibri" w:cs="Calibri" w:eastAsia="Calibri" w:hAnsi="Calibri"/>
+          <w:b/>
+          <w:bCs/>
+          <w:color w:val="1F2328"/>
+        </w:rPr>
+        <w:t xml:space="preserve">New cap breakers:</w:t>
+      </w:r>
+      <w:r>
+        <w:rPr>
+          <w:rFonts w:ascii="Calibri" w:cs="Calibri" w:eastAsia="Calibri" w:hAnsi="Calibri"/>
+          <w:color w:val="1F2328"/>
+        </w:rPr>
+        <w:t xml:space="preserve"> if the screen moves on by itself, they stay banked in MyPlayer → Attributes → Cap Breakers, and a toast says so; their menu doesn't open over your next game. Pressing the button still opens it.</w:t>
+      </w:r>
+    </w:p>
+    <w:p>
+      <w:pPr>
+        <w:pStyle w:val="Heading2"/>
+        <w:spacing w:after="80" w:before="200"/>
+      </w:pPr>
+      <w:r>
+        <w:rPr>
+          <w:rFonts w:ascii="Calibri" w:cs="Calibri" w:eastAsia="Calibri" w:hAnsi="Calibri"/>
+          <w:b/>
+          <w:bCs/>
+          <w:color w:val="1F2328"/>
+          <w:sz w:val="26"/>
+          <w:szCs w:val="26"/>
+        </w:rPr>
+        <w:t xml:space="preserve">And-ones in the park</w:t>
+      </w:r>
+    </w:p>
+    <w:p>
+      <w:pPr>
+        <w:pStyle w:val="ListParagraph"/>
+        <w:numPr>
+          <w:ilvl w:val="0"/>
+          <w:numId w:val="2"/>
+        </w:numPr>
+        <w:spacing w:after="80" w:line="276"/>
+      </w:pPr>
+      <w:r>
+        <w:rPr>
+          <w:rFonts w:ascii="Calibri" w:cs="Calibri" w:eastAsia="Calibri" w:hAnsi="Calibri"/>
+          <w:b/>
+          <w:bCs/>
+          <w:color w:val="1F2328"/>
+        </w:rPr>
+        <w:t xml:space="preserve">Fixed: "AND ONE!" with no foul.</w:t>
+      </w:r>
+      <w:r>
+        <w:rPr>
+          <w:rFonts w:ascii="Calibri" w:cs="Calibri" w:eastAsia="Calibri" w:hAnsi="Calibri"/>
+          <w:color w:val="1F2328"/>
+        </w:rPr>
+        <w:t xml:space="preserve"> The callout could fire on a basket with no foul behind it, and then the ball went to the other team.</w:t>
+      </w:r>
+    </w:p>
+    <w:p>
+      <w:pPr>
+        <w:pStyle w:val="ListParagraph"/>
+        <w:numPr>
+          <w:ilvl w:val="1"/>
+          <w:numId w:val="2"/>
+        </w:numPr>
+        <w:spacing w:after="80" w:line="276"/>
+      </w:pPr>
+      <w:r>
+        <w:rPr>
+          <w:rFonts w:ascii="Calibri" w:cs="Calibri" w:eastAsia="Calibri" w:hAnsi="Calibri"/>
+          <w:color w:val="1F2328"/>
+        </w:rPr>
+        <w:t xml:space="preserve">The cause: a foul from an earlier shot (one that missed and had already been called, or was blocked) was left pending, and a teammate's next basket set off the callout.</w:t>
+      </w:r>
+    </w:p>
+    <w:p>
+      <w:pPr>
+        <w:pStyle w:val="ListParagraph"/>
+        <w:numPr>
+          <w:ilvl w:val="1"/>
+          <w:numId w:val="2"/>
+        </w:numPr>
+        <w:spacing w:after="80" w:line="276"/>
+      </w:pPr>
+      <w:r>
+        <w:rPr>
+          <w:rFonts w:ascii="Calibri" w:cs="Calibri" w:eastAsia="Calibri" w:hAnsi="Calibri"/>
+          <w:color w:val="1F2328"/>
+        </w:rPr>
+        <w:t xml:space="preserve">Now an and-one is only the foul on that very shot by the player who scored it, and the fouled team always gets the ball: a check in the half-court game, a sideline inbound in full court.</w:t>
+      </w:r>
+    </w:p>
+    <w:p>
+      <w:pPr>
+        <w:pStyle w:val="ListParagraph"/>
+        <w:numPr>
+          <w:ilvl w:val="1"/>
+          <w:numId w:val="2"/>
+        </w:numPr>
+        <w:spacing w:after="80" w:line="276"/>
+      </w:pPr>
+      <w:r>
+        <w:rPr>
+          <w:rFonts w:ascii="Calibri" w:cs="Calibri" w:eastAsia="Calibri" w:hAnsi="Calibri"/>
+          <w:color w:val="1F2328"/>
+        </w:rPr>
+        <w:t xml:space="preserve">In 30 test games at the park's foul rate, 11 of 26 and-one calls had no foul before the fix. After it, every call was a real foul and the fouled team kept the ball every time.</w:t>
+      </w:r>
+    </w:p>
+    <w:p>
+      <w:pPr>
+        <w:pStyle w:val="ListParagraph"/>
+        <w:numPr>
+          <w:ilvl w:val="0"/>
+          <w:numId w:val="2"/>
+        </w:numPr>
+        <w:spacing w:after="80" w:line="276"/>
+      </w:pPr>
+      <w:r>
+        <w:rPr>
+          <w:rFonts w:ascii="Calibri" w:cs="Calibri" w:eastAsia="Calibri" w:hAnsi="Calibri"/>
+          <w:b/>
+          <w:bCs/>
+          <w:color w:val="1F2328"/>
+        </w:rPr>
+        <w:t xml:space="preserve">Also fixed:</w:t>
+      </w:r>
+      <w:r>
+        <w:rPr>
+          <w:rFonts w:ascii="Calibri" w:cs="Calibri" w:eastAsia="Calibri" w:hAnsi="Calibri"/>
+          <w:color w:val="1F2328"/>
+        </w:rPr>
+        <w:t xml:space="preserve"> a missed dunk or layup that was fouled while the ball was still in his hands is now called like a missed jumper: the ball in the park, free throws in Pro-Am. It used to go uncalled.</w:t>
+      </w:r>
+    </w:p>
+    <w:p>
+      <w:pPr>
+        <w:pBdr>
+          <w:bottom w:val="single" w:color="D0D7DE" w:sz="4" w:space="1"/>
+        </w:pBdr>
+        <w:spacing w:after="160" w:before="80"/>
+      </w:pPr>
+    </w:p>
+    <w:p>
+      <w:pPr>
         <w:spacing w:after="140" w:line="288"/>
       </w:pPr>
       <w:r>
@@ -10837,7 +11760,7 @@
           <w:sz w:val="19"/>
           <w:szCs w:val="19"/>
         </w:rPr>
-        <w:t xml:space="preserve">(Tests: 166 Python and 424 node tests, plus browser checks of every park, the Pro-Am rank card and results, the Park screen's locks, the Inventory's locks, the Sharp Eye hop and pop-up, an off-ball screen in a Pro-Am game and the results countdown. For the quick patches: each event park in every direction, its events and streak effect; the rewards on a player and in a game, with the green sounds measured against the other green sounds; each schedule handover, the event soundtracks and the store labels; the ICON cursor and aura at every level in the park, a park game and practice, day and night; every Open Arms snag in the showroom and in games; the Sharp Eye release frame by frame against the old hop; a live event handover with the game left running; and every new Icon animation frame by frame in the showroom and at the game camera, with Big Brother's hand-to-ball measured over 40 games; a park full of AI in their unlocks and an AI Icon's phone profile, with every AI entry checked unchanged for three worlds where nothing is unlocked; and MyPlayer's Players tab at 4, 5 and 8 slots, the creator at the cap and a real game that opens slot 6.)</w:t>
+        <w:t xml:space="preserve">(Tests: 177 Python and 445 node tests, plus browser checks of every park, the Pro-Am rank card and results, the Park screen's locks, the Inventory's locks, the Sharp Eye hop and pop-up, an off-ball screen in a Pro-Am game and the results countdown. For the quick patches: each event park in every direction, its events and streak effect; the rewards on a player and in a game, with the green sounds measured against the other green sounds; each schedule handover, the event soundtracks and the store labels; the ICON cursor and aura at every level in the park, a park game and practice, day and night; every Open Arms snag in the showroom and in games; the Sharp Eye release frame by frame against the old hop; a live event handover with the game left running; and every new Icon animation frame by frame in the showroom and at the game camera, with Big Brother's hand-to-ball measured over 40 games; a park full of AI in their unlocks and an AI Icon's phone profile, with every AI entry checked unchanged for three worlds where nothing is unlocked; MyPlayer's Players tab at 4, 5 and 8 slots, the creator at the cap and a real game that opens slot 6; and three AI 99 ICON kings on a court with their cursors and auras, an ICON's phone profile, the Delete screen mid-hold with a controller, the keyboard and the mouse, the refusal during a game, a deleted ICON's kept slot, the creator after the last build, and a results screen counting down from 30.)</w:t>
       </w:r>
     </w:p>
     <w:sectPr>

--- a/PATCH_NOTES_v0.4.8.5.docx
+++ b/PATCH_NOTES_v0.4.8.5.docx
@@ -11749,6 +11749,980 @@
     </w:p>
     <w:p>
       <w:pPr>
+        <w:pStyle w:val="Heading1"/>
+        <w:spacing w:after="120" w:before="280"/>
+      </w:pPr>
+      <w:r>
+        <w:rPr>
+          <w:rFonts w:ascii="Calibri" w:cs="Calibri" w:eastAsia="Calibri" w:hAnsi="Calibri"/>
+          <w:b/>
+          <w:bCs/>
+          <w:color w:val="C8102E"/>
+          <w:sz w:val="32"/>
+          <w:szCs w:val="32"/>
+        </w:rPr>
+        <w:t xml:space="preserve">Quick patch 9 (Oct 18): Dimer and Brick Wall need 30% less, and the guard stance contests for you</w:t>
+      </w:r>
+    </w:p>
+    <w:p>
+      <w:pPr>
+        <w:pStyle w:val="Heading2"/>
+        <w:spacing w:after="80" w:before="200"/>
+      </w:pPr>
+      <w:r>
+        <w:rPr>
+          <w:rFonts w:ascii="Calibri" w:cs="Calibri" w:eastAsia="Calibri" w:hAnsi="Calibri"/>
+          <w:b/>
+          <w:bCs/>
+          <w:color w:val="1F2328"/>
+          <w:sz w:val="26"/>
+          <w:szCs w:val="26"/>
+        </w:rPr>
+        <w:t xml:space="preserve">Dimer and Brick Wall need 30% less</w:t>
+      </w:r>
+    </w:p>
+    <w:p>
+      <w:pPr>
+        <w:spacing w:after="140" w:line="288"/>
+      </w:pPr>
+      <w:r>
+        <w:rPr>
+          <w:rFonts w:ascii="Calibri" w:cs="Calibri" w:eastAsia="Calibri" w:hAnsi="Calibri"/>
+          <w:color w:val="1F2328"/>
+        </w:rPr>
+        <w:t xml:space="preserve">Every tier of </w:t>
+      </w:r>
+      <w:r>
+        <w:rPr>
+          <w:rFonts w:ascii="Calibri" w:cs="Calibri" w:eastAsia="Calibri" w:hAnsi="Calibri"/>
+          <w:b/>
+          <w:bCs/>
+          <w:color w:val="1F2328"/>
+        </w:rPr>
+        <w:t xml:space="preserve">Dimer</w:t>
+      </w:r>
+      <w:r>
+        <w:rPr>
+          <w:rFonts w:ascii="Calibri" w:cs="Calibri" w:eastAsia="Calibri" w:hAnsi="Calibri"/>
+          <w:color w:val="1F2328"/>
+        </w:rPr>
+        <w:t xml:space="preserve"> and </w:t>
+      </w:r>
+      <w:r>
+        <w:rPr>
+          <w:rFonts w:ascii="Calibri" w:cs="Calibri" w:eastAsia="Calibri" w:hAnsi="Calibri"/>
+          <w:b/>
+          <w:bCs/>
+          <w:color w:val="1F2328"/>
+        </w:rPr>
+        <w:t xml:space="preserve">Brick Wall</w:t>
+      </w:r>
+      <w:r>
+        <w:rPr>
+          <w:rFonts w:ascii="Calibri" w:cs="Calibri" w:eastAsia="Calibri" w:hAnsi="Calibri"/>
+          <w:color w:val="1F2328"/>
+        </w:rPr>
+        <w:t xml:space="preserve"> now needs 30% less (rounded to the nearest whole number):</w:t>
+      </w:r>
+    </w:p>
+    <w:tbl>
+      <w:tblPr>
+        <w:tblW w:type="dxa" w:w="9360"/>
+        <w:tblBorders>
+          <w:top w:val="single" w:color="auto" w:sz="4"/>
+          <w:left w:val="single" w:color="auto" w:sz="4"/>
+          <w:bottom w:val="single" w:color="auto" w:sz="4"/>
+          <w:right w:val="single" w:color="auto" w:sz="4"/>
+          <w:insideH w:val="single" w:color="auto" w:sz="4"/>
+          <w:insideV w:val="single" w:color="auto" w:sz="4"/>
+        </w:tblBorders>
+      </w:tblPr>
+      <w:tblGrid>
+        <w:gridCol w:w="2995"/>
+        <w:gridCol w:w="1273"/>
+        <w:gridCol w:w="1273"/>
+        <w:gridCol w:w="1273"/>
+        <w:gridCol w:w="1273"/>
+        <w:gridCol w:w="1273"/>
+      </w:tblGrid>
+      <w:tr>
+        <w:trPr>
+          <w:cantSplit/>
+          <w:tblHeader/>
+        </w:trPr>
+        <w:tc>
+          <w:tcPr>
+            <w:tcW w:type="dxa" w:w="2995"/>
+            <w:tcBorders>
+              <w:top w:val="single" w:color="D0D7DE" w:sz="4"/>
+              <w:left w:val="single" w:color="D0D7DE" w:sz="4"/>
+              <w:bottom w:val="single" w:color="D0D7DE" w:sz="4"/>
+              <w:right w:val="single" w:color="D0D7DE" w:sz="4"/>
+            </w:tcBorders>
+            <w:shd w:fill="F3E3E6" w:color="auto" w:val="clear"/>
+            <w:tcMar>
+              <w:top w:type="dxa" w:w="60"/>
+              <w:left w:type="dxa" w:w="100"/>
+              <w:bottom w:type="dxa" w:w="60"/>
+              <w:right w:type="dxa" w:w="100"/>
+            </w:tcMar>
+          </w:tcPr>
+          <w:p>
+            <w:pPr>
+              <w:jc w:val="left"/>
+            </w:pPr>
+            <w:r>
+              <w:rPr>
+                <w:rFonts w:ascii="Calibri" w:cs="Calibri" w:eastAsia="Calibri" w:hAnsi="Calibri"/>
+                <w:b/>
+                <w:bCs/>
+                <w:color w:val="1F2328"/>
+              </w:rPr>
+              <w:t xml:space="preserve">Badge</w:t>
+            </w:r>
+          </w:p>
+        </w:tc>
+        <w:tc>
+          <w:tcPr>
+            <w:tcW w:type="dxa" w:w="1273"/>
+            <w:tcBorders>
+              <w:top w:val="single" w:color="D0D7DE" w:sz="4"/>
+              <w:left w:val="single" w:color="D0D7DE" w:sz="4"/>
+              <w:bottom w:val="single" w:color="D0D7DE" w:sz="4"/>
+              <w:right w:val="single" w:color="D0D7DE" w:sz="4"/>
+            </w:tcBorders>
+            <w:shd w:fill="F3E3E6" w:color="auto" w:val="clear"/>
+            <w:tcMar>
+              <w:top w:type="dxa" w:w="60"/>
+              <w:left w:type="dxa" w:w="100"/>
+              <w:bottom w:type="dxa" w:w="60"/>
+              <w:right w:type="dxa" w:w="100"/>
+            </w:tcMar>
+          </w:tcPr>
+          <w:p>
+            <w:pPr>
+              <w:jc w:val="center"/>
+            </w:pPr>
+            <w:r>
+              <w:rPr>
+                <w:rFonts w:ascii="Calibri" w:cs="Calibri" w:eastAsia="Calibri" w:hAnsi="Calibri"/>
+                <w:b/>
+                <w:bCs/>
+                <w:color w:val="1F2328"/>
+              </w:rPr>
+              <w:t xml:space="preserve">Counts</w:t>
+            </w:r>
+          </w:p>
+        </w:tc>
+        <w:tc>
+          <w:tcPr>
+            <w:tcW w:type="dxa" w:w="1273"/>
+            <w:tcBorders>
+              <w:top w:val="single" w:color="D0D7DE" w:sz="4"/>
+              <w:left w:val="single" w:color="D0D7DE" w:sz="4"/>
+              <w:bottom w:val="single" w:color="D0D7DE" w:sz="4"/>
+              <w:right w:val="single" w:color="D0D7DE" w:sz="4"/>
+            </w:tcBorders>
+            <w:shd w:fill="F3E3E6" w:color="auto" w:val="clear"/>
+            <w:tcMar>
+              <w:top w:type="dxa" w:w="60"/>
+              <w:left w:type="dxa" w:w="100"/>
+              <w:bottom w:type="dxa" w:w="60"/>
+              <w:right w:type="dxa" w:w="100"/>
+            </w:tcMar>
+          </w:tcPr>
+          <w:p>
+            <w:pPr>
+              <w:jc w:val="center"/>
+            </w:pPr>
+            <w:r>
+              <w:rPr>
+                <w:rFonts w:ascii="Calibri" w:cs="Calibri" w:eastAsia="Calibri" w:hAnsi="Calibri"/>
+                <w:b/>
+                <w:bCs/>
+                <w:color w:val="1F2328"/>
+              </w:rPr>
+              <w:t xml:space="preserve">Bronze</w:t>
+            </w:r>
+          </w:p>
+        </w:tc>
+        <w:tc>
+          <w:tcPr>
+            <w:tcW w:type="dxa" w:w="1273"/>
+            <w:tcBorders>
+              <w:top w:val="single" w:color="D0D7DE" w:sz="4"/>
+              <w:left w:val="single" w:color="D0D7DE" w:sz="4"/>
+              <w:bottom w:val="single" w:color="D0D7DE" w:sz="4"/>
+              <w:right w:val="single" w:color="D0D7DE" w:sz="4"/>
+            </w:tcBorders>
+            <w:shd w:fill="F3E3E6" w:color="auto" w:val="clear"/>
+            <w:tcMar>
+              <w:top w:type="dxa" w:w="60"/>
+              <w:left w:type="dxa" w:w="100"/>
+              <w:bottom w:type="dxa" w:w="60"/>
+              <w:right w:type="dxa" w:w="100"/>
+            </w:tcMar>
+          </w:tcPr>
+          <w:p>
+            <w:pPr>
+              <w:jc w:val="center"/>
+            </w:pPr>
+            <w:r>
+              <w:rPr>
+                <w:rFonts w:ascii="Calibri" w:cs="Calibri" w:eastAsia="Calibri" w:hAnsi="Calibri"/>
+                <w:b/>
+                <w:bCs/>
+                <w:color w:val="1F2328"/>
+              </w:rPr>
+              <w:t xml:space="preserve">Silver</w:t>
+            </w:r>
+          </w:p>
+        </w:tc>
+        <w:tc>
+          <w:tcPr>
+            <w:tcW w:type="dxa" w:w="1273"/>
+            <w:tcBorders>
+              <w:top w:val="single" w:color="D0D7DE" w:sz="4"/>
+              <w:left w:val="single" w:color="D0D7DE" w:sz="4"/>
+              <w:bottom w:val="single" w:color="D0D7DE" w:sz="4"/>
+              <w:right w:val="single" w:color="D0D7DE" w:sz="4"/>
+            </w:tcBorders>
+            <w:shd w:fill="F3E3E6" w:color="auto" w:val="clear"/>
+            <w:tcMar>
+              <w:top w:type="dxa" w:w="60"/>
+              <w:left w:type="dxa" w:w="100"/>
+              <w:bottom w:type="dxa" w:w="60"/>
+              <w:right w:type="dxa" w:w="100"/>
+            </w:tcMar>
+          </w:tcPr>
+          <w:p>
+            <w:pPr>
+              <w:jc w:val="center"/>
+            </w:pPr>
+            <w:r>
+              <w:rPr>
+                <w:rFonts w:ascii="Calibri" w:cs="Calibri" w:eastAsia="Calibri" w:hAnsi="Calibri"/>
+                <w:b/>
+                <w:bCs/>
+                <w:color w:val="1F2328"/>
+              </w:rPr>
+              <w:t xml:space="preserve">Gold</w:t>
+            </w:r>
+          </w:p>
+        </w:tc>
+        <w:tc>
+          <w:tcPr>
+            <w:tcW w:type="dxa" w:w="1273"/>
+            <w:tcBorders>
+              <w:top w:val="single" w:color="D0D7DE" w:sz="4"/>
+              <w:left w:val="single" w:color="D0D7DE" w:sz="4"/>
+              <w:bottom w:val="single" w:color="D0D7DE" w:sz="4"/>
+              <w:right w:val="single" w:color="D0D7DE" w:sz="4"/>
+            </w:tcBorders>
+            <w:shd w:fill="F3E3E6" w:color="auto" w:val="clear"/>
+            <w:tcMar>
+              <w:top w:type="dxa" w:w="60"/>
+              <w:left w:type="dxa" w:w="100"/>
+              <w:bottom w:type="dxa" w:w="60"/>
+              <w:right w:type="dxa" w:w="100"/>
+            </w:tcMar>
+          </w:tcPr>
+          <w:p>
+            <w:pPr>
+              <w:jc w:val="center"/>
+            </w:pPr>
+            <w:r>
+              <w:rPr>
+                <w:rFonts w:ascii="Calibri" w:cs="Calibri" w:eastAsia="Calibri" w:hAnsi="Calibri"/>
+                <w:b/>
+                <w:bCs/>
+                <w:color w:val="1F2328"/>
+              </w:rPr>
+              <w:t xml:space="preserve">Hall of Fame</w:t>
+            </w:r>
+          </w:p>
+        </w:tc>
+      </w:tr>
+      <w:tr>
+        <w:trPr>
+          <w:cantSplit/>
+          <w:tblHeader w:val="false"/>
+        </w:trPr>
+        <w:tc>
+          <w:tcPr>
+            <w:tcW w:type="dxa" w:w="2995"/>
+            <w:tcBorders>
+              <w:top w:val="single" w:color="D0D7DE" w:sz="4"/>
+              <w:left w:val="single" w:color="D0D7DE" w:sz="4"/>
+              <w:bottom w:val="single" w:color="D0D7DE" w:sz="4"/>
+              <w:right w:val="single" w:color="D0D7DE" w:sz="4"/>
+            </w:tcBorders>
+            <w:tcMar>
+              <w:top w:type="dxa" w:w="60"/>
+              <w:left w:type="dxa" w:w="100"/>
+              <w:bottom w:type="dxa" w:w="60"/>
+              <w:right w:type="dxa" w:w="100"/>
+            </w:tcMar>
+          </w:tcPr>
+          <w:p>
+            <w:pPr>
+              <w:jc w:val="left"/>
+            </w:pPr>
+            <w:r>
+              <w:rPr>
+                <w:rFonts w:ascii="Calibri" w:cs="Calibri" w:eastAsia="Calibri" w:hAnsi="Calibri"/>
+                <w:color w:val="1F2328"/>
+              </w:rPr>
+              <w:t xml:space="preserve">Dimer</w:t>
+            </w:r>
+          </w:p>
+        </w:tc>
+        <w:tc>
+          <w:tcPr>
+            <w:tcW w:type="dxa" w:w="1273"/>
+            <w:tcBorders>
+              <w:top w:val="single" w:color="D0D7DE" w:sz="4"/>
+              <w:left w:val="single" w:color="D0D7DE" w:sz="4"/>
+              <w:bottom w:val="single" w:color="D0D7DE" w:sz="4"/>
+              <w:right w:val="single" w:color="D0D7DE" w:sz="4"/>
+            </w:tcBorders>
+            <w:tcMar>
+              <w:top w:type="dxa" w:w="60"/>
+              <w:left w:type="dxa" w:w="100"/>
+              <w:bottom w:type="dxa" w:w="60"/>
+              <w:right w:type="dxa" w:w="100"/>
+            </w:tcMar>
+          </w:tcPr>
+          <w:p>
+            <w:pPr>
+              <w:jc w:val="center"/>
+            </w:pPr>
+            <w:r>
+              <w:rPr>
+                <w:rFonts w:ascii="Calibri" w:cs="Calibri" w:eastAsia="Calibri" w:hAnsi="Calibri"/>
+                <w:color w:val="1F2328"/>
+              </w:rPr>
+              <w:t xml:space="preserve">assists</w:t>
+            </w:r>
+          </w:p>
+        </w:tc>
+        <w:tc>
+          <w:tcPr>
+            <w:tcW w:type="dxa" w:w="1273"/>
+            <w:tcBorders>
+              <w:top w:val="single" w:color="D0D7DE" w:sz="4"/>
+              <w:left w:val="single" w:color="D0D7DE" w:sz="4"/>
+              <w:bottom w:val="single" w:color="D0D7DE" w:sz="4"/>
+              <w:right w:val="single" w:color="D0D7DE" w:sz="4"/>
+            </w:tcBorders>
+            <w:tcMar>
+              <w:top w:type="dxa" w:w="60"/>
+              <w:left w:type="dxa" w:w="100"/>
+              <w:bottom w:type="dxa" w:w="60"/>
+              <w:right w:type="dxa" w:w="100"/>
+            </w:tcMar>
+          </w:tcPr>
+          <w:p>
+            <w:pPr>
+              <w:jc w:val="center"/>
+            </w:pPr>
+            <w:r>
+              <w:rPr>
+                <w:rFonts w:ascii="Calibri" w:cs="Calibri" w:eastAsia="Calibri" w:hAnsi="Calibri"/>
+                <w:color w:val="1F2328"/>
+              </w:rPr>
+              <w:t xml:space="preserve">9 (was 13)</w:t>
+            </w:r>
+          </w:p>
+        </w:tc>
+        <w:tc>
+          <w:tcPr>
+            <w:tcW w:type="dxa" w:w="1273"/>
+            <w:tcBorders>
+              <w:top w:val="single" w:color="D0D7DE" w:sz="4"/>
+              <w:left w:val="single" w:color="D0D7DE" w:sz="4"/>
+              <w:bottom w:val="single" w:color="D0D7DE" w:sz="4"/>
+              <w:right w:val="single" w:color="D0D7DE" w:sz="4"/>
+            </w:tcBorders>
+            <w:tcMar>
+              <w:top w:type="dxa" w:w="60"/>
+              <w:left w:type="dxa" w:w="100"/>
+              <w:bottom w:type="dxa" w:w="60"/>
+              <w:right w:type="dxa" w:w="100"/>
+            </w:tcMar>
+          </w:tcPr>
+          <w:p>
+            <w:pPr>
+              <w:jc w:val="center"/>
+            </w:pPr>
+            <w:r>
+              <w:rPr>
+                <w:rFonts w:ascii="Calibri" w:cs="Calibri" w:eastAsia="Calibri" w:hAnsi="Calibri"/>
+                <w:color w:val="1F2328"/>
+              </w:rPr>
+              <w:t xml:space="preserve">28 (was 40)</w:t>
+            </w:r>
+          </w:p>
+        </w:tc>
+        <w:tc>
+          <w:tcPr>
+            <w:tcW w:type="dxa" w:w="1273"/>
+            <w:tcBorders>
+              <w:top w:val="single" w:color="D0D7DE" w:sz="4"/>
+              <w:left w:val="single" w:color="D0D7DE" w:sz="4"/>
+              <w:bottom w:val="single" w:color="D0D7DE" w:sz="4"/>
+              <w:right w:val="single" w:color="D0D7DE" w:sz="4"/>
+            </w:tcBorders>
+            <w:tcMar>
+              <w:top w:type="dxa" w:w="60"/>
+              <w:left w:type="dxa" w:w="100"/>
+              <w:bottom w:type="dxa" w:w="60"/>
+              <w:right w:type="dxa" w:w="100"/>
+            </w:tcMar>
+          </w:tcPr>
+          <w:p>
+            <w:pPr>
+              <w:jc w:val="center"/>
+            </w:pPr>
+            <w:r>
+              <w:rPr>
+                <w:rFonts w:ascii="Calibri" w:cs="Calibri" w:eastAsia="Calibri" w:hAnsi="Calibri"/>
+                <w:color w:val="1F2328"/>
+              </w:rPr>
+              <w:t xml:space="preserve">70 (was 100)</w:t>
+            </w:r>
+          </w:p>
+        </w:tc>
+        <w:tc>
+          <w:tcPr>
+            <w:tcW w:type="dxa" w:w="1273"/>
+            <w:tcBorders>
+              <w:top w:val="single" w:color="D0D7DE" w:sz="4"/>
+              <w:left w:val="single" w:color="D0D7DE" w:sz="4"/>
+              <w:bottom w:val="single" w:color="D0D7DE" w:sz="4"/>
+              <w:right w:val="single" w:color="D0D7DE" w:sz="4"/>
+            </w:tcBorders>
+            <w:tcMar>
+              <w:top w:type="dxa" w:w="60"/>
+              <w:left w:type="dxa" w:w="100"/>
+              <w:bottom w:type="dxa" w:w="60"/>
+              <w:right w:type="dxa" w:w="100"/>
+            </w:tcMar>
+          </w:tcPr>
+          <w:p>
+            <w:pPr>
+              <w:jc w:val="center"/>
+            </w:pPr>
+            <w:r>
+              <w:rPr>
+                <w:rFonts w:ascii="Calibri" w:cs="Calibri" w:eastAsia="Calibri" w:hAnsi="Calibri"/>
+                <w:color w:val="1F2328"/>
+              </w:rPr>
+              <w:t xml:space="preserve">147 (was 210)</w:t>
+            </w:r>
+          </w:p>
+        </w:tc>
+      </w:tr>
+      <w:tr>
+        <w:trPr>
+          <w:cantSplit/>
+          <w:tblHeader w:val="false"/>
+        </w:trPr>
+        <w:tc>
+          <w:tcPr>
+            <w:tcW w:type="dxa" w:w="2995"/>
+            <w:tcBorders>
+              <w:top w:val="single" w:color="D0D7DE" w:sz="4"/>
+              <w:left w:val="single" w:color="D0D7DE" w:sz="4"/>
+              <w:bottom w:val="single" w:color="D0D7DE" w:sz="4"/>
+              <w:right w:val="single" w:color="D0D7DE" w:sz="4"/>
+            </w:tcBorders>
+            <w:tcMar>
+              <w:top w:type="dxa" w:w="60"/>
+              <w:left w:type="dxa" w:w="100"/>
+              <w:bottom w:type="dxa" w:w="60"/>
+              <w:right w:type="dxa" w:w="100"/>
+            </w:tcMar>
+          </w:tcPr>
+          <w:p>
+            <w:pPr>
+              <w:jc w:val="left"/>
+            </w:pPr>
+            <w:r>
+              <w:rPr>
+                <w:rFonts w:ascii="Calibri" w:cs="Calibri" w:eastAsia="Calibri" w:hAnsi="Calibri"/>
+                <w:color w:val="1F2328"/>
+              </w:rPr>
+              <w:t xml:space="preserve">Brick Wall</w:t>
+            </w:r>
+          </w:p>
+        </w:tc>
+        <w:tc>
+          <w:tcPr>
+            <w:tcW w:type="dxa" w:w="1273"/>
+            <w:tcBorders>
+              <w:top w:val="single" w:color="D0D7DE" w:sz="4"/>
+              <w:left w:val="single" w:color="D0D7DE" w:sz="4"/>
+              <w:bottom w:val="single" w:color="D0D7DE" w:sz="4"/>
+              <w:right w:val="single" w:color="D0D7DE" w:sz="4"/>
+            </w:tcBorders>
+            <w:tcMar>
+              <w:top w:type="dxa" w:w="60"/>
+              <w:left w:type="dxa" w:w="100"/>
+              <w:bottom w:type="dxa" w:w="60"/>
+              <w:right w:type="dxa" w:w="100"/>
+            </w:tcMar>
+          </w:tcPr>
+          <w:p>
+            <w:pPr>
+              <w:jc w:val="center"/>
+            </w:pPr>
+            <w:r>
+              <w:rPr>
+                <w:rFonts w:ascii="Calibri" w:cs="Calibri" w:eastAsia="Calibri" w:hAnsi="Calibri"/>
+                <w:color w:val="1F2328"/>
+              </w:rPr>
+              <w:t xml:space="preserve">successful screens</w:t>
+            </w:r>
+          </w:p>
+        </w:tc>
+        <w:tc>
+          <w:tcPr>
+            <w:tcW w:type="dxa" w:w="1273"/>
+            <w:tcBorders>
+              <w:top w:val="single" w:color="D0D7DE" w:sz="4"/>
+              <w:left w:val="single" w:color="D0D7DE" w:sz="4"/>
+              <w:bottom w:val="single" w:color="D0D7DE" w:sz="4"/>
+              <w:right w:val="single" w:color="D0D7DE" w:sz="4"/>
+            </w:tcBorders>
+            <w:tcMar>
+              <w:top w:type="dxa" w:w="60"/>
+              <w:left w:type="dxa" w:w="100"/>
+              <w:bottom w:type="dxa" w:w="60"/>
+              <w:right w:type="dxa" w:w="100"/>
+            </w:tcMar>
+          </w:tcPr>
+          <w:p>
+            <w:pPr>
+              <w:jc w:val="center"/>
+            </w:pPr>
+            <w:r>
+              <w:rPr>
+                <w:rFonts w:ascii="Calibri" w:cs="Calibri" w:eastAsia="Calibri" w:hAnsi="Calibri"/>
+                <w:color w:val="1F2328"/>
+              </w:rPr>
+              <w:t xml:space="preserve">18 (was 25)</w:t>
+            </w:r>
+          </w:p>
+        </w:tc>
+        <w:tc>
+          <w:tcPr>
+            <w:tcW w:type="dxa" w:w="1273"/>
+            <w:tcBorders>
+              <w:top w:val="single" w:color="D0D7DE" w:sz="4"/>
+              <w:left w:val="single" w:color="D0D7DE" w:sz="4"/>
+              <w:bottom w:val="single" w:color="D0D7DE" w:sz="4"/>
+              <w:right w:val="single" w:color="D0D7DE" w:sz="4"/>
+            </w:tcBorders>
+            <w:tcMar>
+              <w:top w:type="dxa" w:w="60"/>
+              <w:left w:type="dxa" w:w="100"/>
+              <w:bottom w:type="dxa" w:w="60"/>
+              <w:right w:type="dxa" w:w="100"/>
+            </w:tcMar>
+          </w:tcPr>
+          <w:p>
+            <w:pPr>
+              <w:jc w:val="center"/>
+            </w:pPr>
+            <w:r>
+              <w:rPr>
+                <w:rFonts w:ascii="Calibri" w:cs="Calibri" w:eastAsia="Calibri" w:hAnsi="Calibri"/>
+                <w:color w:val="1F2328"/>
+              </w:rPr>
+              <w:t xml:space="preserve">63 (was 90)</w:t>
+            </w:r>
+          </w:p>
+        </w:tc>
+        <w:tc>
+          <w:tcPr>
+            <w:tcW w:type="dxa" w:w="1273"/>
+            <w:tcBorders>
+              <w:top w:val="single" w:color="D0D7DE" w:sz="4"/>
+              <w:left w:val="single" w:color="D0D7DE" w:sz="4"/>
+              <w:bottom w:val="single" w:color="D0D7DE" w:sz="4"/>
+              <w:right w:val="single" w:color="D0D7DE" w:sz="4"/>
+            </w:tcBorders>
+            <w:tcMar>
+              <w:top w:type="dxa" w:w="60"/>
+              <w:left w:type="dxa" w:w="100"/>
+              <w:bottom w:type="dxa" w:w="60"/>
+              <w:right w:type="dxa" w:w="100"/>
+            </w:tcMar>
+          </w:tcPr>
+          <w:p>
+            <w:pPr>
+              <w:jc w:val="center"/>
+            </w:pPr>
+            <w:r>
+              <w:rPr>
+                <w:rFonts w:ascii="Calibri" w:cs="Calibri" w:eastAsia="Calibri" w:hAnsi="Calibri"/>
+                <w:color w:val="1F2328"/>
+              </w:rPr>
+              <w:t xml:space="preserve">154 (was 220)</w:t>
+            </w:r>
+          </w:p>
+        </w:tc>
+        <w:tc>
+          <w:tcPr>
+            <w:tcW w:type="dxa" w:w="1273"/>
+            <w:tcBorders>
+              <w:top w:val="single" w:color="D0D7DE" w:sz="4"/>
+              <w:left w:val="single" w:color="D0D7DE" w:sz="4"/>
+              <w:bottom w:val="single" w:color="D0D7DE" w:sz="4"/>
+              <w:right w:val="single" w:color="D0D7DE" w:sz="4"/>
+            </w:tcBorders>
+            <w:tcMar>
+              <w:top w:type="dxa" w:w="60"/>
+              <w:left w:type="dxa" w:w="100"/>
+              <w:bottom w:type="dxa" w:w="60"/>
+              <w:right w:type="dxa" w:w="100"/>
+            </w:tcMar>
+          </w:tcPr>
+          <w:p>
+            <w:pPr>
+              <w:jc w:val="center"/>
+            </w:pPr>
+            <w:r>
+              <w:rPr>
+                <w:rFonts w:ascii="Calibri" w:cs="Calibri" w:eastAsia="Calibri" w:hAnsi="Calibri"/>
+                <w:color w:val="1F2328"/>
+              </w:rPr>
+              <w:t xml:space="preserve">315 (was 450)</w:t>
+            </w:r>
+          </w:p>
+        </w:tc>
+      </w:tr>
+    </w:tbl>
+    <w:p>
+      <w:pPr>
+        <w:spacing w:after="80"/>
+      </w:pPr>
+    </w:p>
+    <w:p>
+      <w:pPr>
+        <w:pStyle w:val="ListParagraph"/>
+        <w:numPr>
+          <w:ilvl w:val="0"/>
+          <w:numId w:val="2"/>
+        </w:numPr>
+        <w:spacing w:after="80" w:line="276"/>
+      </w:pPr>
+      <w:r>
+        <w:rPr>
+          <w:rFonts w:ascii="Calibri" w:cs="Calibri" w:eastAsia="Calibri" w:hAnsi="Calibri"/>
+          <w:b/>
+          <w:bCs/>
+          <w:color w:val="1F2328"/>
+        </w:rPr>
+        <w:t xml:space="preserve">Progress you've already made counts.</w:t>
+      </w:r>
+      <w:r>
+        <w:rPr>
+          <w:rFonts w:ascii="Calibri" w:cs="Calibri" w:eastAsia="Calibri" w:hAnsi="Calibri"/>
+          <w:color w:val="1F2328"/>
+        </w:rPr>
+        <w:t xml:space="preserve"> A badge whose progress already meets a new mark moves up the moment you log in, not a game later. Your build's badge caps and the Hall of Fame limit apply as usual.</w:t>
+      </w:r>
+    </w:p>
+    <w:p>
+      <w:pPr>
+        <w:pStyle w:val="Heading2"/>
+        <w:spacing w:after="80" w:before="200"/>
+      </w:pPr>
+      <w:r>
+        <w:rPr>
+          <w:rFonts w:ascii="Calibri" w:cs="Calibri" w:eastAsia="Calibri" w:hAnsi="Calibri"/>
+          <w:b/>
+          <w:bCs/>
+          <w:color w:val="1F2328"/>
+          <w:sz w:val="26"/>
+          <w:szCs w:val="26"/>
+        </w:rPr>
+        <w:t xml:space="preserve">The guard stance contests for you</w:t>
+      </w:r>
+    </w:p>
+    <w:p>
+      <w:pPr>
+        <w:spacing w:after="140" w:line="288"/>
+      </w:pPr>
+      <w:r>
+        <w:rPr>
+          <w:rFonts w:ascii="Calibri" w:cs="Calibri" w:eastAsia="Calibri" w:hAnsi="Calibri"/>
+          <w:color w:val="1F2328"/>
+        </w:rPr>
+        <w:t xml:space="preserve">Hold the guard stance (</w:t>
+      </w:r>
+      <w:r>
+        <w:rPr>
+          <w:rFonts w:ascii="Calibri" w:cs="Calibri" w:eastAsia="Calibri" w:hAnsi="Calibri"/>
+          <w:b/>
+          <w:bCs/>
+          <w:color w:val="1F2328"/>
+        </w:rPr>
+        <w:t xml:space="preserve">L2 / LT</w:t>
+      </w:r>
+      <w:r>
+        <w:rPr>
+          <w:rFonts w:ascii="Calibri" w:cs="Calibri" w:eastAsia="Calibri" w:hAnsi="Calibri"/>
+          <w:color w:val="1F2328"/>
+        </w:rPr>
+        <w:t xml:space="preserve">) and press nothing else. If the man you're on goes up for a shot while you're in position, your player contests it by himself:</w:t>
+      </w:r>
+    </w:p>
+    <w:p>
+      <w:pPr>
+        <w:pStyle w:val="ListParagraph"/>
+        <w:numPr>
+          <w:ilvl w:val="0"/>
+          <w:numId w:val="2"/>
+        </w:numPr>
+        <w:spacing w:after="80" w:line="276"/>
+      </w:pPr>
+      <w:r>
+        <w:rPr>
+          <w:rFonts w:ascii="Calibri" w:cs="Calibri" w:eastAsia="Calibri" w:hAnsi="Calibri"/>
+          <w:b/>
+          <w:bCs/>
+          <w:color w:val="1F2328"/>
+        </w:rPr>
+        <w:t xml:space="preserve">A hand goes up</w:t>
+      </w:r>
+      <w:r>
+        <w:rPr>
+          <w:rFonts w:ascii="Calibri" w:cs="Calibri" w:eastAsia="Calibri" w:hAnsi="Calibri"/>
+          <w:color w:val="1F2328"/>
+        </w:rPr>
+        <w:t xml:space="preserve">, straight up on the side of the shooter's shooting hand. It counts as a hand up in the contest, the same as putting your hands up yourself.</w:t>
+      </w:r>
+    </w:p>
+    <w:p>
+      <w:pPr>
+        <w:pStyle w:val="ListParagraph"/>
+        <w:numPr>
+          <w:ilvl w:val="0"/>
+          <w:numId w:val="2"/>
+        </w:numPr>
+        <w:spacing w:after="80" w:line="276"/>
+      </w:pPr>
+      <w:r>
+        <w:rPr>
+          <w:rFonts w:ascii="Calibri" w:cs="Calibri" w:eastAsia="Calibri" w:hAnsi="Calibri"/>
+          <w:b/>
+          <w:bCs/>
+          <w:color w:val="1F2328"/>
+        </w:rPr>
+        <w:t xml:space="preserve">He steps in toward the shooter</w:t>
+      </w:r>
+      <w:r>
+        <w:rPr>
+          <w:rFonts w:ascii="Calibri" w:cs="Calibri" w:eastAsia="Calibri" w:hAnsi="Calibri"/>
+          <w:color w:val="1F2328"/>
+        </w:rPr>
+        <w:t xml:space="preserve"> until the ball is out, at a gentle pace (about half your slide speed), stopping a stride short of his body.</w:t>
+      </w:r>
+    </w:p>
+    <w:p>
+      <w:pPr>
+        <w:pStyle w:val="ListParagraph"/>
+        <w:numPr>
+          <w:ilvl w:val="1"/>
+          <w:numId w:val="2"/>
+        </w:numPr>
+        <w:spacing w:after="80" w:line="276"/>
+      </w:pPr>
+      <w:r>
+        <w:rPr>
+          <w:rFonts w:ascii="Calibri" w:cs="Calibri" w:eastAsia="Calibri" w:hAnsi="Calibri"/>
+          <w:color w:val="1F2328"/>
+        </w:rPr>
+        <w:t xml:space="preserve">From 2 m away, he closes about 0.7 m before the release. Pushing the stick at the shooter yourself covers about 1.5 m.</w:t>
+      </w:r>
+    </w:p>
+    <w:p>
+      <w:pPr>
+        <w:pStyle w:val="ListParagraph"/>
+        <w:numPr>
+          <w:ilvl w:val="0"/>
+          <w:numId w:val="2"/>
+        </w:numPr>
+        <w:spacing w:after="80" w:line="276"/>
+      </w:pPr>
+      <w:r>
+        <w:rPr>
+          <w:rFonts w:ascii="Calibri" w:cs="Calibri" w:eastAsia="Calibri" w:hAnsi="Calibri"/>
+          <w:b/>
+          <w:bCs/>
+          <w:color w:val="1F2328"/>
+        </w:rPr>
+        <w:t xml:space="preserve">Only when you're already in position.</w:t>
+      </w:r>
+      <w:r>
+        <w:rPr>
+          <w:rFonts w:ascii="Calibri" w:cs="Calibri" w:eastAsia="Calibri" w:hAnsi="Calibri"/>
+          <w:color w:val="1F2328"/>
+        </w:rPr>
+        <w:t xml:space="preserve"> You need to be within contest range and not trailing behind the shooter when he goes up. That's decided the moment the shot starts:</w:t>
+      </w:r>
+    </w:p>
+    <w:p>
+      <w:pPr>
+        <w:pStyle w:val="ListParagraph"/>
+        <w:numPr>
+          <w:ilvl w:val="1"/>
+          <w:numId w:val="2"/>
+        </w:numPr>
+        <w:spacing w:after="80" w:line="276"/>
+      </w:pPr>
+      <w:r>
+        <w:rPr>
+          <w:rFonts w:ascii="Calibri" w:cs="Calibri" w:eastAsia="Calibri" w:hAnsi="Calibri"/>
+          <w:color w:val="1F2328"/>
+        </w:rPr>
+        <w:t xml:space="preserve">from further away you get nothing, even if you walk in during the shot, so it never closes out for you;</w:t>
+      </w:r>
+    </w:p>
+    <w:p>
+      <w:pPr>
+        <w:pStyle w:val="ListParagraph"/>
+        <w:numPr>
+          <w:ilvl w:val="1"/>
+          <w:numId w:val="2"/>
+        </w:numPr>
+        <w:spacing w:after="80" w:line="276"/>
+      </w:pPr>
+      <w:r>
+        <w:rPr>
+          <w:rFonts w:ascii="Calibri" w:cs="Calibri" w:eastAsia="Calibri" w:hAnsi="Calibri"/>
+          <w:color w:val="1F2328"/>
+        </w:rPr>
+        <w:t xml:space="preserve">from behind him you get nothing either.</w:t>
+      </w:r>
+    </w:p>
+    <w:p>
+      <w:pPr>
+        <w:pStyle w:val="ListParagraph"/>
+        <w:numPr>
+          <w:ilvl w:val="0"/>
+          <w:numId w:val="2"/>
+        </w:numPr>
+        <w:spacing w:after="80" w:line="276"/>
+      </w:pPr>
+      <w:r>
+        <w:rPr>
+          <w:rFonts w:ascii="Calibri" w:cs="Calibri" w:eastAsia="Calibri" w:hAnsi="Calibri"/>
+          <w:b/>
+          <w:bCs/>
+          <w:color w:val="1F2328"/>
+        </w:rPr>
+        <w:t xml:space="preserve">Your input always wins.</w:t>
+      </w:r>
+      <w:r>
+        <w:rPr>
+          <w:rFonts w:ascii="Calibri" w:cs="Calibri" w:eastAsia="Calibri" w:hAnsi="Calibri"/>
+          <w:color w:val="1F2328"/>
+        </w:rPr>
+        <w:t xml:space="preserve"> Moving the stick, using the hands on the right stick, jumping or going for a steal turns it off for that moment.</w:t>
+      </w:r>
+    </w:p>
+    <w:p>
+      <w:pPr>
+        <w:pStyle w:val="ListParagraph"/>
+        <w:numPr>
+          <w:ilvl w:val="0"/>
+          <w:numId w:val="2"/>
+        </w:numPr>
+        <w:spacing w:after="80" w:line="276"/>
+      </w:pPr>
+      <w:r>
+        <w:rPr>
+          <w:rFonts w:ascii="Calibri" w:cs="Calibri" w:eastAsia="Calibri" w:hAnsi="Calibri"/>
+          <w:b/>
+          <w:bCs/>
+          <w:color w:val="1F2328"/>
+        </w:rPr>
+        <w:t xml:space="preserve">It never jumps for you.</w:t>
+      </w:r>
+      <w:r>
+        <w:rPr>
+          <w:rFonts w:ascii="Calibri" w:cs="Calibri" w:eastAsia="Calibri" w:hAnsi="Calibri"/>
+          <w:color w:val="1F2328"/>
+        </w:rPr>
+        <w:t xml:space="preserve"> Blocks are still yours to time.</w:t>
+      </w:r>
+    </w:p>
+    <w:p>
+      <w:pPr>
+        <w:pStyle w:val="ListParagraph"/>
+        <w:numPr>
+          <w:ilvl w:val="0"/>
+          <w:numId w:val="2"/>
+        </w:numPr>
+        <w:spacing w:after="80" w:line="276"/>
+      </w:pPr>
+      <w:r>
+        <w:rPr>
+          <w:rFonts w:ascii="Calibri" w:cs="Calibri" w:eastAsia="Calibri" w:hAnsi="Calibri"/>
+          <w:b/>
+          <w:bCs/>
+          <w:color w:val="1F2328"/>
+        </w:rPr>
+        <w:t xml:space="preserve">How much it helps</w:t>
+      </w:r>
+      <w:r>
+        <w:rPr>
+          <w:rFonts w:ascii="Calibri" w:cs="Calibri" w:eastAsia="Calibri" w:hAnsi="Calibri"/>
+          <w:color w:val="1F2328"/>
+        </w:rPr>
+        <w:t xml:space="preserve"> (on a jumper from the top of the key): from 1.2 m the contest goes from 0.21 to 0.57; from 2 m, from 0.02 to 0.42. That's a solid contest, short of a well-timed jump.</w:t>
+      </w:r>
+    </w:p>
+    <w:p>
+      <w:pPr>
+        <w:pStyle w:val="ListParagraph"/>
+        <w:numPr>
+          <w:ilvl w:val="0"/>
+          <w:numId w:val="2"/>
+        </w:numPr>
+        <w:spacing w:after="80" w:line="276"/>
+      </w:pPr>
+      <w:r>
+        <w:rPr>
+          <w:rFonts w:ascii="Calibri" w:cs="Calibri" w:eastAsia="Calibri" w:hAnsi="Calibri"/>
+          <w:b/>
+          <w:bCs/>
+          <w:color w:val="1F2328"/>
+        </w:rPr>
+        <w:t xml:space="preserve">Who it works for:</w:t>
+      </w:r>
+      <w:r>
+        <w:rPr>
+          <w:rFonts w:ascii="Calibri" w:cs="Calibri" w:eastAsia="Calibri" w:hAnsi="Calibri"/>
+          <w:color w:val="1F2328"/>
+        </w:rPr>
+        <w:t xml:space="preserve"> the defender you control, in every mode. It never applies to the AI, and online everyone's game sees the same contest.</w:t>
+      </w:r>
+    </w:p>
+    <w:p>
+      <w:pPr>
+        <w:pBdr>
+          <w:bottom w:val="single" w:color="D0D7DE" w:sz="4" w:space="1"/>
+        </w:pBdr>
+        <w:spacing w:after="160" w:before="80"/>
+      </w:pPr>
+    </w:p>
+    <w:p>
+      <w:pPr>
         <w:spacing w:after="140" w:line="288"/>
       </w:pPr>
       <w:r>
@@ -11760,7 +12734,7 @@
           <w:sz w:val="19"/>
           <w:szCs w:val="19"/>
         </w:rPr>
-        <w:t xml:space="preserve">(Tests: 177 Python and 445 node tests, plus browser checks of every park, the Pro-Am rank card and results, the Park screen's locks, the Inventory's locks, the Sharp Eye hop and pop-up, an off-ball screen in a Pro-Am game and the results countdown. For the quick patches: each event park in every direction, its events and streak effect; the rewards on a player and in a game, with the green sounds measured against the other green sounds; each schedule handover, the event soundtracks and the store labels; the ICON cursor and aura at every level in the park, a park game and practice, day and night; every Open Arms snag in the showroom and in games; the Sharp Eye release frame by frame against the old hop; a live event handover with the game left running; and every new Icon animation frame by frame in the showroom and at the game camera, with Big Brother's hand-to-ball measured over 40 games; a park full of AI in their unlocks and an AI Icon's phone profile, with every AI entry checked unchanged for three worlds where nothing is unlocked; MyPlayer's Players tab at 4, 5 and 8 slots, the creator at the cap and a real game that opens slot 6; and three AI 99 ICON kings on a court with their cursors and auras, an ICON's phone profile, the Delete screen mid-hold with a controller, the keyboard and the mouse, the refusal during a game, a deleted ICON's kept slot, the creator after the last build, and a results screen counting down from 30.)</w:t>
+        <w:t xml:space="preserve">(Tests: 179 Python and 450 node tests, plus browser checks of every park, the Pro-Am rank card and results, the Park screen's locks, the Inventory's locks, the Sharp Eye hop and pop-up, an off-ball screen in a Pro-Am game and the results countdown. For the quick patches: each event park in every direction, its events and streak effect; the rewards on a player and in a game, with the green sounds measured against the other green sounds; each schedule handover, the event soundtracks and the store labels; the ICON cursor and aura at every level in the park, a park game and practice, day and night; every Open Arms snag in the showroom and in games; the Sharp Eye release frame by frame against the old hop; a live event handover with the game left running; and every new Icon animation frame by frame in the showroom and at the game camera, with Big Brother's hand-to-ball measured over 40 games; a park full of AI in their unlocks and an AI Icon's phone profile, with every AI entry checked unchanged for three worlds where nothing is unlocked; MyPlayer's Players tab at 4, 5 and 8 slots, the creator at the cap and a real game that opens slot 6; and three AI 99 ICON kings on a court with their cursors and auras, an ICON's phone profile, the Delete screen mid-hold with a controller, the keyboard and the mouse, the refusal during a game, a deleted ICON's kept slot, the creator after the last build, and a results screen counting down from 30.)</w:t>
       </w:r>
     </w:p>
     <w:sectPr>

--- a/PATCH_NOTES_v0.4.8.5.docx
+++ b/PATCH_NOTES_v0.4.8.5.docx
@@ -18,7 +18,7 @@
           <w:sz w:val="44"/>
           <w:szCs w:val="44"/>
         </w:rPr>
-        <w:t xml:space="preserve">Afterhours 16 — v0.4.8.5 Patch Notes</w:t>
+        <w:t xml:space="preserve">RIMRIFT — v0.4.8.5 Patch Notes</w:t>
       </w:r>
     </w:p>
     <w:p>
